--- a/docs/brief/checker-brief.docx
+++ b/docs/brief/checker-brief.docx
@@ -98,7 +98,7 @@
           <w:b/>
           <w:bCs/>
         </w:rPr>
-        <w:t xml:space="preserve">672</w:t>
+        <w:t xml:space="preserve">673</w:t>
       </w:r>
       <w:r>
         <w:t xml:space="preserve"> </w:t>
@@ -544,7 +544,7 @@
           <w:b/>
           <w:bCs/>
         </w:rPr>
-        <w:t xml:space="preserve">near-daily working sessions with ICJIA’s file accessibility specialist</w:t>
+        <w:t xml:space="preserve">working sessions with ICJIA’s file accessibility specialist</w:t>
       </w:r>
       <w:r>
         <w:t xml:space="preserve"> </w:t>
@@ -691,13 +691,13 @@
       </w:r>
     </w:p>
     <w:bookmarkEnd w:id="14"/>
-    <w:bookmarkStart w:id="15" w:name="six-months.-672-changes.-118-versions."/>
+    <w:bookmarkStart w:id="15" w:name="six-months.-673-changes.-118-versions."/>
     <w:p>
       <w:pPr>
         <w:pStyle w:val="Heading2"/>
       </w:pPr>
       <w:r>
-        <w:t xml:space="preserve">Six months. 672 changes. 118 versions.</w:t>
+        <w:t xml:space="preserve">Six months. 673 changes. 118 versions.</w:t>
       </w:r>
     </w:p>
     <w:p>
@@ -705,7 +705,7 @@
         <w:pStyle w:val="FirstParagraph"/>
       </w:pPr>
       <w:r>
-        <w:t xml:space="preserve">Not a weekend project. Since March it has grown from a single PDF check into a checker for four kinds of files — 232 saved changes in the last 30 days alone, its battery of self-checks grown from about 1,500 in June to 2,915 today. Milestones: adopted WCAG 2.2 AA — everything in the 2.1 version Title II and IITAA name, plus the newest requirements · removed all accounts and identity (nothing stored about who uses it) · covered all 31 industry checkpoints · lost two public arguments and fixed both · made its own grading</w:t>
+        <w:t xml:space="preserve">Not a weekend project. Since March it has grown from a single PDF check into a checker for four kinds of files — 233 saved changes in the last 30 days alone, its battery of self-checks grown from about 1,500 in June to 2,915 today. Milestones: adopted WCAG 2.2 AA — everything in the 2.1 version Title II and IITAA name, plus the newest requirements · removed all accounts and identity (nothing stored about who uses it) · covered all 31 industry checkpoints · lost two public arguments and fixed both · made its own grading</w:t>
       </w:r>
       <w:r>
         <w:t xml:space="preserve"> </w:t>

--- a/docs/brief/checker-brief.docx
+++ b/docs/brief/checker-brief.docx
@@ -98,7 +98,7 @@
           <w:b/>
           <w:bCs/>
         </w:rPr>
-        <w:t xml:space="preserve">673</w:t>
+        <w:t xml:space="preserve">674</w:t>
       </w:r>
       <w:r>
         <w:t xml:space="preserve"> </w:t>
@@ -520,13 +520,13 @@
       </w:r>
     </w:p>
     <w:bookmarkEnd w:id="13"/>
-    <w:bookmarkStart w:id="14" w:name="X5d91ec6eb0bf88b9c84e4848a192cd9104c75fa"/>
+    <w:bookmarkStart w:id="14" w:name="Xc6a005099c994168ac334e599e9423a139edf49"/>
     <w:p>
       <w:pPr>
         <w:pStyle w:val="Heading2"/>
       </w:pPr>
       <w:r>
-        <w:t xml:space="preserve">Honed with the agency’s own file accessibility specialist</w:t>
+        <w:t xml:space="preserve">Honed with internal and external accessibility specialists</w:t>
       </w:r>
     </w:p>
     <w:p>
@@ -534,23 +534,35 @@
         <w:pStyle w:val="FirstParagraph"/>
       </w:pPr>
       <w:r>
-        <w:t xml:space="preserve">The checker is tuned in</w:t>
-      </w:r>
-      <w:r>
-        <w:t xml:space="preserve"> </w:t>
-      </w:r>
-      <w:r>
-        <w:rPr>
-          <w:b/>
-          <w:bCs/>
-        </w:rPr>
-        <w:t xml:space="preserve">working sessions with ICJIA’s file accessibility specialist</w:t>
-      </w:r>
-      <w:r>
-        <w:t xml:space="preserve"> </w:t>
-      </w:r>
-      <w:r>
-        <w:t xml:space="preserve">in the Research &amp; Analysis unit — real documents, real disputes, fixes shipped the same day. Three grade challenges from document experts this week alone, each settled by</w:t>
+        <w:t xml:space="preserve">This is not an internal experiment. The checker is</w:t>
+      </w:r>
+      <w:r>
+        <w:t xml:space="preserve"> </w:t>
+      </w:r>
+      <w:r>
+        <w:rPr>
+          <w:b/>
+          <w:bCs/>
+        </w:rPr>
+        <w:t xml:space="preserve">used every day — by ICJIA and by outside agencies and document specialists</w:t>
+      </w:r>
+      <w:r>
+        <w:t xml:space="preserve"> </w:t>
+      </w:r>
+      <w:r>
+        <w:t xml:space="preserve">— and tuned in working sessions with accessibility specialists inside and outside the agency: real documents, real disputes, fixes shipped the same day. Don’t take the</w:t>
+      </w:r>
+      <w:r>
+        <w:t xml:space="preserve"> </w:t>
+      </w:r>
+      <w:r>
+        <w:t xml:space="preserve">“every day”</w:t>
+      </w:r>
+      <w:r>
+        <w:t xml:space="preserve"> </w:t>
+      </w:r>
+      <w:r>
+        <w:t xml:space="preserve">on faith: the public stats page (audit.icjia.app/status) counts every check-up as it happens. Three grade challenges from document experts this week alone, each settled by</w:t>
       </w:r>
       <w:r>
         <w:t xml:space="preserve"> </w:t>
@@ -691,13 +703,13 @@
       </w:r>
     </w:p>
     <w:bookmarkEnd w:id="14"/>
-    <w:bookmarkStart w:id="15" w:name="six-months.-673-changes.-118-versions."/>
+    <w:bookmarkStart w:id="15" w:name="six-months.-674-changes.-118-versions."/>
     <w:p>
       <w:pPr>
         <w:pStyle w:val="Heading2"/>
       </w:pPr>
       <w:r>
-        <w:t xml:space="preserve">Six months. 673 changes. 118 versions.</w:t>
+        <w:t xml:space="preserve">Six months. 674 changes. 118 versions.</w:t>
       </w:r>
     </w:p>
     <w:p>
@@ -705,7 +717,7 @@
         <w:pStyle w:val="FirstParagraph"/>
       </w:pPr>
       <w:r>
-        <w:t xml:space="preserve">Not a weekend project. Since March it has grown from a single PDF check into a checker for four kinds of files — 233 saved changes in the last 30 days alone, its battery of self-checks grown from about 1,500 in June to 2,915 today. Milestones: adopted WCAG 2.2 AA — everything in the 2.1 version Title II and IITAA name, plus the newest requirements · removed all accounts and identity (nothing stored about who uses it) · covered all 31 industry checkpoints · lost two public arguments and fixed both · made its own grading</w:t>
+        <w:t xml:space="preserve">Not a weekend project. Since March it has grown from a single PDF check into a checker for four kinds of files — 234 saved changes in the last 30 days alone, its battery of self-checks grown from about 1,500 in June to 2,915 today. Milestones: adopted WCAG 2.2 AA — everything in the 2.1 version Title II and IITAA name, plus the newest requirements · removed all accounts and identity (nothing stored about who uses it) · covered all 31 industry checkpoints · lost two public arguments and fixed both · made its own grading</w:t>
       </w:r>
       <w:r>
         <w:t xml:space="preserve"> </w:t>

--- a/docs/brief/checker-brief.docx
+++ b/docs/brief/checker-brief.docx
@@ -66,7 +66,7 @@
           <w:b/>
           <w:bCs/>
         </w:rPr>
-        <w:t xml:space="preserve">2,915</w:t>
+        <w:t xml:space="preserve">2,922</w:t>
       </w:r>
       <w:r>
         <w:t xml:space="preserve"> </w:t>
@@ -98,7 +98,7 @@
           <w:b/>
           <w:bCs/>
         </w:rPr>
-        <w:t xml:space="preserve">674</w:t>
+        <w:t xml:space="preserve">675</w:t>
       </w:r>
       <w:r>
         <w:t xml:space="preserve"> </w:t>
@@ -703,13 +703,13 @@
       </w:r>
     </w:p>
     <w:bookmarkEnd w:id="14"/>
-    <w:bookmarkStart w:id="15" w:name="six-months.-674-changes.-118-versions."/>
+    <w:bookmarkStart w:id="15" w:name="six-months.-675-changes.-119-versions."/>
     <w:p>
       <w:pPr>
         <w:pStyle w:val="Heading2"/>
       </w:pPr>
       <w:r>
-        <w:t xml:space="preserve">Six months. 674 changes. 118 versions.</w:t>
+        <w:t xml:space="preserve">Six months. 675 changes. 119 versions.</w:t>
       </w:r>
     </w:p>
     <w:p>
@@ -717,7 +717,7 @@
         <w:pStyle w:val="FirstParagraph"/>
       </w:pPr>
       <w:r>
-        <w:t xml:space="preserve">Not a weekend project. Since March it has grown from a single PDF check into a checker for four kinds of files — 234 saved changes in the last 30 days alone, its battery of self-checks grown from about 1,500 in June to 2,915 today. Milestones: adopted WCAG 2.2 AA — everything in the 2.1 version Title II and IITAA name, plus the newest requirements · removed all accounts and identity (nothing stored about who uses it) · covered all 31 industry checkpoints · lost two public arguments and fixed both · made its own grading</w:t>
+        <w:t xml:space="preserve">Not a weekend project. Since March it has grown from a single PDF check into a checker for four kinds of files — 235 saved changes in the last 30 days alone, its battery of self-checks grown from about 1,500 in June to 2,922 today. Milestones, newest first: passes its own trap test 39/39 · fixed the outlier that wrongly refused a 246-page annual report — traced to the server, not the file, with proof · made its own grading</w:t>
       </w:r>
       <w:r>
         <w:t xml:space="preserve"> </w:t>
@@ -733,7 +733,7 @@
         <w:t xml:space="preserve"> </w:t>
       </w:r>
       <w:r>
-        <w:t xml:space="preserve">on itself · fixed the outlier that wrongly refused a 246-page annual report — traced to the server, not the file, with proof · passes its own trap test 39/39.</w:t>
+        <w:t xml:space="preserve">on itself · lost two public arguments and fixed both · covered all 31 industry checkpoints · removed all accounts and identity (nothing stored about who uses it) · adopted WCAG 2.2 AA — everything in the 2.1 version Title II and IITAA name, plus the newest requirements.</w:t>
       </w:r>
     </w:p>
     <w:bookmarkEnd w:id="15"/>
@@ -811,7 +811,7 @@
           <w:b/>
           <w:bCs/>
         </w:rPr>
-        <w:t xml:space="preserve">2,915 self-checks.</w:t>
+        <w:t xml:space="preserve">2,922 self-checks.</w:t>
       </w:r>
       <w:r>
         <w:t xml:space="preserve"> </w:t>
@@ -839,7 +839,7 @@
         <w:t xml:space="preserve"> </w:t>
       </w:r>
       <w:r>
-        <w:t xml:space="preserve">118 version notes plus a plain-language security log written for records auditors — mistakes included.</w:t>
+        <w:t xml:space="preserve">119 version notes plus a plain-language security log written for records auditors — mistakes included.</w:t>
       </w:r>
     </w:p>
     <w:p>

--- a/docs/brief/checker-brief.docx
+++ b/docs/brief/checker-brief.docx
@@ -98,7 +98,7 @@
           <w:b/>
           <w:bCs/>
         </w:rPr>
-        <w:t xml:space="preserve">675</w:t>
+        <w:t xml:space="preserve">676</w:t>
       </w:r>
       <w:r>
         <w:t xml:space="preserve"> </w:t>
@@ -413,7 +413,7 @@
         <w:t xml:space="preserve">on every single report</w:t>
       </w:r>
       <w:r>
-        <w:t xml:space="preserve">, as an independent second opinion. If ours were wrong, theirs would say so — in public, on every audit. One precision the experts will appreciate:</w:t>
+        <w:t xml:space="preserve">, as an independent second opinion — so every report carries two verdicts: ours (the 0–100 score, the letter grade, and the fix-it list) and theirs (veraPDF’s independent pass/fail against the PDF/UA rulebook). If ours were wrong, theirs would say so — in public, on every audit. One precision the experts will appreciate:</w:t>
       </w:r>
       <w:r>
         <w:t xml:space="preserve"> </w:t>
@@ -703,13 +703,13 @@
       </w:r>
     </w:p>
     <w:bookmarkEnd w:id="14"/>
-    <w:bookmarkStart w:id="15" w:name="six-months.-675-changes.-119-versions."/>
+    <w:bookmarkStart w:id="15" w:name="six-months.-676-changes.-119-versions."/>
     <w:p>
       <w:pPr>
         <w:pStyle w:val="Heading2"/>
       </w:pPr>
       <w:r>
-        <w:t xml:space="preserve">Six months. 675 changes. 119 versions.</w:t>
+        <w:t xml:space="preserve">Six months. 676 changes. 119 versions.</w:t>
       </w:r>
     </w:p>
     <w:p>
@@ -717,7 +717,7 @@
         <w:pStyle w:val="FirstParagraph"/>
       </w:pPr>
       <w:r>
-        <w:t xml:space="preserve">Not a weekend project. Since March it has grown from a single PDF check into a checker for four kinds of files — 235 saved changes in the last 30 days alone, its battery of self-checks grown from about 1,500 in June to 2,922 today. Milestones, newest first: passes its own trap test 39/39 · fixed the outlier that wrongly refused a 246-page annual report — traced to the server, not the file, with proof · made its own grading</w:t>
+        <w:t xml:space="preserve">Not a weekend project. Since March it has grown from a single PDF check into a checker for four kinds of files — 236 saved changes in the last 30 days alone, its battery of self-checks grown from about 1,500 in June to 2,922 today. Milestones, newest first: passes its own trap test 39/39 · fixed the outlier that wrongly refused a 246-page annual report — traced to the server, not the file, with proof · made its own grading</w:t>
       </w:r>
       <w:r>
         <w:t xml:space="preserve"> </w:t>

--- a/docs/brief/checker-brief.docx
+++ b/docs/brief/checker-brief.docx
@@ -2,7 +2,7 @@
 <file path=word/document.xml><?xml version="1.0" encoding="utf-8"?>
 <w:document xmlns:w="http://schemas.openxmlformats.org/wordprocessingml/2006/main" xmlns:m="http://schemas.openxmlformats.org/officeDocument/2006/math" xmlns:r="http://schemas.openxmlformats.org/officeDocument/2006/relationships" xmlns:o="urn:schemas-microsoft-com:office:office" xmlns:v="urn:schemas-microsoft-com:vml" xmlns:w10="urn:schemas-microsoft-com:office:word" xmlns:a="http://schemas.openxmlformats.org/drawingml/2006/main" xmlns:pic="http://schemas.openxmlformats.org/drawingml/2006/picture" xmlns:wp="http://schemas.openxmlformats.org/drawingml/2006/wordprocessingDrawing">
   <w:body>
-    <w:bookmarkStart w:id="17" w:name="X7a22338d2b18d06935514e1884309842e852ad6"/>
+    <w:bookmarkStart w:id="21" w:name="X7a22338d2b18d06935514e1884309842e852ad6"/>
     <w:p>
       <w:pPr>
         <w:pStyle w:val="Heading1"/>
@@ -56,7 +56,7 @@
         <w:t xml:space="preserve"> </w:t>
       </w:r>
       <w:r>
-        <w:t xml:space="preserve">check-ups run for Illinois agencies — and, as word has spread, outside clients too. 8,164 in the last 30 days alone. ·</w:t>
+        <w:t xml:space="preserve">check-ups run for internal and external agencies — the quick per-file check-up that has caught on beyond ICJIA: easier than SiteImprove, clearer than PAC. 8,162 in the last 30 days alone. ·</w:t>
       </w:r>
       <w:r>
         <w:t xml:space="preserve"> </w:t>
@@ -72,17 +72,17 @@
         <w:t xml:space="preserve"> </w:t>
       </w:r>
       <w:r>
-        <w:t xml:space="preserve">self-checks the software runs on itself before it goes live; one failure blocks any change. ·</w:t>
-      </w:r>
-      <w:r>
-        <w:t xml:space="preserve"> </w:t>
-      </w:r>
-      <w:r>
-        <w:rPr>
-          <w:b/>
-          <w:bCs/>
-        </w:rPr>
-        <w:t xml:space="preserve">39 / 39</w:t>
+        <w:t xml:space="preserve">self-checks the software runs on itself before anything goes live — all must pass, or nothing ships. ·</w:t>
+      </w:r>
+      <w:r>
+        <w:t xml:space="preserve"> </w:t>
+      </w:r>
+      <w:r>
+        <w:rPr>
+          <w:b/>
+          <w:bCs/>
+        </w:rPr>
+        <w:t xml:space="preserve">50 / 50</w:t>
       </w:r>
       <w:r>
         <w:t xml:space="preserve"> </w:t>
@@ -98,7 +98,7 @@
           <w:b/>
           <w:bCs/>
         </w:rPr>
-        <w:t xml:space="preserve">676</w:t>
+        <w:t xml:space="preserve">677</w:t>
       </w:r>
       <w:r>
         <w:t xml:space="preserve"> </w:t>
@@ -359,6 +359,88 @@
         <w:t xml:space="preserve">check — roughly 60–70% of accessibility is human judgment, and the report says so on every grade.</w:t>
       </w:r>
     </w:p>
+    <w:p>
+      <w:pPr>
+        <w:pStyle w:val="BodyText"/>
+      </w:pPr>
+      <w:r>
+        <w:rPr>
+          <w:b/>
+          <w:bCs/>
+        </w:rPr>
+        <w:t xml:space="preserve">The 31-point checklist has a name: the Matterhorn Protocol.</w:t>
+      </w:r>
+      <w:r>
+        <w:t xml:space="preserve"> </w:t>
+      </w:r>
+      <w:r>
+        <w:t xml:space="preserve">Published by the PDF Association — the same industry body that builds the veraPDF referee — it is the test model professional evaluators and tools like PAC work through. How the pieces fit:</w:t>
+      </w:r>
+      <w:r>
+        <w:t xml:space="preserve"> </w:t>
+      </w:r>
+      <w:r>
+        <w:rPr>
+          <w:b/>
+          <w:bCs/>
+        </w:rPr>
+        <w:t xml:space="preserve">Title II and IITAA</w:t>
+      </w:r>
+      <w:r>
+        <w:t xml:space="preserve"> </w:t>
+      </w:r>
+      <w:r>
+        <w:t xml:space="preserve">name the law’s standard,</w:t>
+      </w:r>
+      <w:r>
+        <w:t xml:space="preserve"> </w:t>
+      </w:r>
+      <w:r>
+        <w:rPr>
+          <w:b/>
+          <w:bCs/>
+        </w:rPr>
+        <w:t xml:space="preserve">WCAG</w:t>
+      </w:r>
+      <w:r>
+        <w:t xml:space="preserve"> </w:t>
+      </w:r>
+      <w:r>
+        <w:t xml:space="preserve">— rules for what must be true of</w:t>
+      </w:r>
+      <w:r>
+        <w:t xml:space="preserve"> </w:t>
+      </w:r>
+      <w:r>
+        <w:rPr>
+          <w:i/>
+          <w:iCs/>
+        </w:rPr>
+        <w:t xml:space="preserve">any</w:t>
+      </w:r>
+      <w:r>
+        <w:t xml:space="preserve"> </w:t>
+      </w:r>
+      <w:r>
+        <w:t xml:space="preserve">content;</w:t>
+      </w:r>
+      <w:r>
+        <w:t xml:space="preserve"> </w:t>
+      </w:r>
+      <w:r>
+        <w:rPr>
+          <w:b/>
+          <w:bCs/>
+        </w:rPr>
+        <w:t xml:space="preserve">Matterhorn</w:t>
+      </w:r>
+      <w:r>
+        <w:t xml:space="preserve"> </w:t>
+      </w:r>
+      <w:r>
+        <w:t xml:space="preserve">translates those rules into 31 PDF-specific, testable checkpoints — where inside a PDF to look. The law, our checker, veraPDF, and a human evaluator’s checklist all read from connected pages, and every report maps its findings onto all 31: 01 Real content tagged · 02 Role Mapping · 03 Flicker · 04 Color and Contrast · 05 Sound · 06 Metadata · 07 Dictionary · 08 OCR-generated content · 09 Appropriate Tags · 10 Character Mappings · 11 Declared Natural Language · 12 Stretchable Characters · 13 Graphics · 14 Headings · 15 Tables · 16 Lists · 17 Mathematical Expressions · 18 Page Headers and Footers · 19 Notes and References · 20 Optional Content · 21 Embedded Files · 22 Article Threads · 23 Digital Signatures · 24 Non-Interactive Forms · 25 XFA · 26 Security · 27 Navigation · 28 Annotations · 29 Actions · 30 XObjects · 31 Fonts.</w:t>
+      </w:r>
+    </w:p>
     <w:bookmarkEnd w:id="11"/>
     <w:bookmarkStart w:id="12" w:name="it-doesnt-grade-its-own-homework"/>
     <w:p>
@@ -433,13 +515,13 @@
       </w:r>
     </w:p>
     <w:bookmarkEnd w:id="12"/>
-    <w:bookmarkStart w:id="13" w:name="Xd76d4759f5a57fdbd37297d1e083e0e20b24425"/>
+    <w:bookmarkStart w:id="13" w:name="Xf460768f30da0a02c880e0847209d58453358a5"/>
     <w:p>
       <w:pPr>
         <w:pStyle w:val="Heading2"/>
       </w:pPr>
       <w:r>
-        <w:t xml:space="preserve">We built 39 documents designed to fool it</w:t>
+        <w:t xml:space="preserve">We built 50 documents designed to fool it</w:t>
       </w:r>
     </w:p>
     <w:p>
@@ -494,7 +576,7 @@
           <w:b/>
           <w:bCs/>
         </w:rPr>
-        <w:t xml:space="preserve">All 39 held</w:t>
+        <w:t xml:space="preserve">All 50 held</w:t>
       </w:r>
       <w:r>
         <w:t xml:space="preserve"> </w:t>
@@ -689,27 +771,17 @@
         <w:pStyle w:val="FirstParagraph"/>
       </w:pPr>
       <w:r>
-        <w:t xml:space="preserve">Software that only pretends to work can’t afford to lose an argument in public. This one has — twice — and got better both times. And the loop closes:</w:t>
-      </w:r>
-      <w:r>
-        <w:t xml:space="preserve"> </w:t>
-      </w:r>
-      <w:r>
-        <w:rPr>
-          <w:b/>
-          <w:bCs/>
-        </w:rPr>
-        <w:t xml:space="preserve">33 documents came back re-audited after repairs in the last 30 days; 9 reached an A.</w:t>
+        <w:t xml:space="preserve">Software that only pretends to work can’t afford to lose an argument in public. This one has — twice — and got better both times.</w:t>
       </w:r>
     </w:p>
     <w:bookmarkEnd w:id="14"/>
-    <w:bookmarkStart w:id="15" w:name="six-months.-676-changes.-119-versions."/>
+    <w:bookmarkStart w:id="15" w:name="X876c790b86808f12744c352b9da898fd9f11552"/>
     <w:p>
       <w:pPr>
         <w:pStyle w:val="Heading2"/>
       </w:pPr>
       <w:r>
-        <w:t xml:space="preserve">Six months. 676 changes. 119 versions.</w:t>
+        <w:t xml:space="preserve">Does it actually work? Fail. Fix. Re-check. Pass.</w:t>
       </w:r>
     </w:p>
     <w:p>
@@ -717,7 +789,196 @@
         <w:pStyle w:val="FirstParagraph"/>
       </w:pPr>
       <w:r>
-        <w:t xml:space="preserve">Not a weekend project. Since March it has grown from a single PDF check into a checker for four kinds of files — 236 saved changes in the last 30 days alone, its battery of self-checks grown from about 1,500 in June to 2,922 today. Milestones, newest first: passes its own trap test 39/39 · fixed the outlier that wrongly refused a 246-page annual report — traced to the server, not the file, with proof · made its own grading</w:t>
+        <w:t xml:space="preserve">The strongest evidence is not a promise — it is the same document graded twice. A grade here is a</w:t>
+      </w:r>
+      <w:r>
+        <w:t xml:space="preserve"> </w:t>
+      </w:r>
+      <w:r>
+        <w:rPr>
+          <w:b/>
+          <w:bCs/>
+        </w:rPr>
+        <w:t xml:space="preserve">to-do list, not a verdict</w:t>
+      </w:r>
+      <w:r>
+        <w:t xml:space="preserve">: the first check-up fails the file and names every problem with exact fix-it steps; the author repairs it; the re-check runs the same rules with no memory of the first attempt. In the last 30 days alone,</w:t>
+      </w:r>
+      <w:r>
+        <w:t xml:space="preserve"> </w:t>
+      </w:r>
+      <w:r>
+        <w:rPr>
+          <w:b/>
+          <w:bCs/>
+        </w:rPr>
+        <w:t xml:space="preserve">33 documents came back for a re-check after repairs — and 9 of them climbed all the way to an A</w:t>
+      </w:r>
+      <w:r>
+        <w:t xml:space="preserve">: failed, fixed, and passed under the same rules. This is the question behind every other question, and the answer no sales pitch can fake: the same file, failed and then passed.</w:t>
+      </w:r>
+    </w:p>
+    <w:bookmarkEnd w:id="15"/>
+    <w:bookmarkStart w:id="16" w:name="Xbec6ffe9508c2b1f39f158f2aee9cb3a6c788cf"/>
+    <w:p>
+      <w:pPr>
+        <w:pStyle w:val="Heading2"/>
+      </w:pPr>
+      <w:r>
+        <w:t xml:space="preserve">Different tools, different jobs: SiteImprove and this checker</w:t>
+      </w:r>
+    </w:p>
+    <w:p>
+      <w:pPr>
+        <w:pStyle w:val="FirstParagraph"/>
+      </w:pPr>
+      <w:r>
+        <w:t xml:space="preserve">Many agencies already have SiteImprove, and being honest about both is the fastest way to trust either.</w:t>
+      </w:r>
+      <w:r>
+        <w:t xml:space="preserve"> </w:t>
+      </w:r>
+      <w:r>
+        <w:rPr>
+          <w:b/>
+          <w:bCs/>
+        </w:rPr>
+        <w:t xml:space="preserve">SiteImprove does well:</w:t>
+      </w:r>
+      <w:r>
+        <w:t xml:space="preserve"> </w:t>
+      </w:r>
+      <w:r>
+        <w:t xml:space="preserve">it watches an entire</w:t>
+      </w:r>
+      <w:r>
+        <w:t xml:space="preserve"> </w:t>
+      </w:r>
+      <w:r>
+        <w:rPr>
+          <w:i/>
+          <w:iCs/>
+        </w:rPr>
+        <w:t xml:space="preserve">website</w:t>
+      </w:r>
+      <w:r>
+        <w:t xml:space="preserve"> </w:t>
+      </w:r>
+      <w:r>
+        <w:t xml:space="preserve">— crawling every page on a schedule, tracking trends over months, with dashboards and governance for a whole organization.</w:t>
+      </w:r>
+      <w:r>
+        <w:t xml:space="preserve"> </w:t>
+      </w:r>
+      <w:r>
+        <w:rPr>
+          <w:b/>
+          <w:bCs/>
+        </w:rPr>
+        <w:t xml:space="preserve">What it isn’t built for:</w:t>
+      </w:r>
+      <w:r>
+        <w:t xml:space="preserve"> </w:t>
+      </w:r>
+      <w:r>
+        <w:t xml:space="preserve">the document in your hand right now (single-file answers wait on crawl cycles); its scores mix the legal AA requirements with stricter AAA and best-practice items the law does not name, so a sub-100 is not necessarily a legal problem; and it is a paid enterprise subscription.</w:t>
+      </w:r>
+      <w:r>
+        <w:t xml:space="preserve"> </w:t>
+      </w:r>
+      <w:r>
+        <w:rPr>
+          <w:b/>
+          <w:bCs/>
+        </w:rPr>
+        <w:t xml:space="preserve">This checker does well:</w:t>
+      </w:r>
+      <w:r>
+        <w:t xml:space="preserve"> </w:t>
+      </w:r>
+      <w:r>
+        <w:t xml:space="preserve">one file, answered in about a minute — free, no account, nothing stored; scored against the legal standard with every finding labeled by its rulebook; fix-by-fix instructions and two independent verdicts.</w:t>
+      </w:r>
+      <w:r>
+        <w:t xml:space="preserve"> </w:t>
+      </w:r>
+      <w:r>
+        <w:rPr>
+          <w:b/>
+          <w:bCs/>
+        </w:rPr>
+        <w:t xml:space="preserve">What it isn’t built for:</w:t>
+      </w:r>
+      <w:r>
+        <w:t xml:space="preserve"> </w:t>
+      </w:r>
+      <w:r>
+        <w:t xml:space="preserve">crawling websites, watching trends, or dashboards; and like every automated checker — SiteImprove and Acrobat included — it sees only the 30–40% a machine can judge.</w:t>
+      </w:r>
+      <w:r>
+        <w:t xml:space="preserve"> </w:t>
+      </w:r>
+      <w:r>
+        <w:rPr>
+          <w:b/>
+          <w:bCs/>
+        </w:rPr>
+        <w:t xml:space="preserve">Use SiteImprove to watch the whole site. Use this when a document is in your hand and you need an answer now.</w:t>
+      </w:r>
+      <w:r>
+        <w:t xml:space="preserve"> </w:t>
+      </w:r>
+      <w:r>
+        <w:t xml:space="preserve">The advantage here is simple: it is faster, and it is free.</w:t>
+      </w:r>
+    </w:p>
+    <w:bookmarkEnd w:id="16"/>
+    <w:bookmarkStart w:id="19" w:name="six-months.-677-changes.-120-versions."/>
+    <w:p>
+      <w:pPr>
+        <w:pStyle w:val="Heading2"/>
+      </w:pPr>
+      <w:r>
+        <w:t xml:space="preserve">Six months. 677 changes. 120 versions.</w:t>
+      </w:r>
+    </w:p>
+    <w:p>
+      <w:pPr>
+        <w:pStyle w:val="FirstParagraph"/>
+      </w:pPr>
+      <w:r>
+        <w:t xml:space="preserve">Not a weekend project. Since March it has grown from a single PDF check into a checker for four kinds of files — 237 saved changes in the last 30 days alone, its battery of self-checks grown from about 1,500 in June to 2,922 today. All of it is public, on GitHub:</w:t>
+      </w:r>
+      <w:r>
+        <w:t xml:space="preserve"> </w:t>
+      </w:r>
+      <w:hyperlink r:id="rId17">
+        <w:r>
+          <w:rPr>
+            <w:rStyle w:val="Hyperlink"/>
+          </w:rPr>
+          <w:t xml:space="preserve">the full change log</w:t>
+        </w:r>
+      </w:hyperlink>
+      <w:r>
+        <w:t xml:space="preserve"> </w:t>
+      </w:r>
+      <w:r>
+        <w:t xml:space="preserve">and</w:t>
+      </w:r>
+      <w:r>
+        <w:t xml:space="preserve"> </w:t>
+      </w:r>
+      <w:hyperlink r:id="rId18">
+        <w:r>
+          <w:rPr>
+            <w:rStyle w:val="Hyperlink"/>
+          </w:rPr>
+          <w:t xml:space="preserve">every numbered version</w:t>
+        </w:r>
+      </w:hyperlink>
+      <w:r>
+        <w:t xml:space="preserve">, open for anyone to read. Milestones, newest first: passes its own trap test 50/50 · fixed the outlier that wrongly refused a 246-page annual report — traced to the server, not the file, with proof · made its own grading</w:t>
       </w:r>
       <w:r>
         <w:t xml:space="preserve"> </w:t>
@@ -736,8 +997,8 @@
         <w:t xml:space="preserve">on itself · lost two public arguments and fixed both · covered all 31 industry checkpoints · removed all accounts and identity (nothing stored about who uses it) · adopted WCAG 2.2 AA — everything in the 2.1 version Title II and IITAA name, plus the newest requirements.</w:t>
       </w:r>
     </w:p>
-    <w:bookmarkEnd w:id="15"/>
-    <w:bookmarkStart w:id="16" w:name="but-one-person-built-it."/>
+    <w:bookmarkEnd w:id="19"/>
+    <w:bookmarkStart w:id="20" w:name="but-one-person-built-it."/>
     <w:p>
       <w:pPr>
         <w:pStyle w:val="Heading2"/>
@@ -817,7 +1078,7 @@
         <w:t xml:space="preserve"> </w:t>
       </w:r>
       <w:r>
-        <w:t xml:space="preserve">Before any change goes live, the software re-tests every promise it has ever made.</w:t>
+        <w:t xml:space="preserve">Before anything new goes live, the software re-runs every promise it has ever made — all 2,922 must pass. A single failure stops the release cold: fix it, then run the full battery again from the top. A few of those promises, in plain words: a scanned page with no readable text must score zero (no partial credit for a picture of words); a file with no tables must never be graded on tables; the grade on screen and the grade in the downloaded report must match, digit for digit; an image description made of nothing but blank spaces must be caught as empty; and all 50 trap documents must still be judged correctly, every release.</w:t>
       </w:r>
     </w:p>
     <w:p>
@@ -839,7 +1100,29 @@
         <w:t xml:space="preserve"> </w:t>
       </w:r>
       <w:r>
-        <w:t xml:space="preserve">119 version notes plus a plain-language security log written for records auditors — mistakes included.</w:t>
+        <w:t xml:space="preserve">120 version notes plus a plain-language security log written for records auditors — mistakes included.</w:t>
+      </w:r>
+    </w:p>
+    <w:p>
+      <w:pPr>
+        <w:pStyle w:val="Compact"/>
+        <w:numPr>
+          <w:ilvl w:val="0"/>
+          <w:numId w:val="1002"/>
+        </w:numPr>
+      </w:pPr>
+      <w:r>
+        <w:rPr>
+          <w:b/>
+          <w:bCs/>
+        </w:rPr>
+        <w:t xml:space="preserve">The world’s own tools.</w:t>
+      </w:r>
+      <w:r>
+        <w:t xml:space="preserve"> </w:t>
+      </w:r>
+      <w:r>
+        <w:t xml:space="preserve">Inside it run qpdf, veraPDF, and the Matterhorn Protocol — the same open tools and test model used every day by professional remediators and certified accessibility specialists worldwide. One person assembled them; the world builds and checks them.</w:t>
       </w:r>
     </w:p>
     <w:p>
@@ -847,11 +1130,35 @@
         <w:pStyle w:val="FirstParagraph"/>
       </w:pPr>
       <w:r>
-        <w:rPr>
-          <w:b/>
-          <w:bCs/>
-        </w:rPr>
-        <w:t xml:space="preserve">Microsoft’s checker won’t show you its evidence. This one is made of it.</w:t>
+        <w:t xml:space="preserve">To be precise about the rivals:</w:t>
+      </w:r>
+      <w:r>
+        <w:t xml:space="preserve"> </w:t>
+      </w:r>
+      <w:r>
+        <w:t xml:space="preserve">“Microsoft’s checker”</w:t>
+      </w:r>
+      <w:r>
+        <w:t xml:space="preserve"> </w:t>
+      </w:r>
+      <w:r>
+        <w:t xml:space="preserve">is the Accessibility Checker built into Word, PowerPoint and Excel; Adobe Acrobat Pro has one too — 32 pass/fail rules. Both are respectable, and both are closed: you cannot read their code, their tests, or their history of mistakes. This document</w:t>
+      </w:r>
+      <w:r>
+        <w:t xml:space="preserve"> </w:t>
+      </w:r>
+      <w:r>
+        <w:rPr>
+          <w:i/>
+          <w:iCs/>
+        </w:rPr>
+        <w:t xml:space="preserve">is</w:t>
+      </w:r>
+      <w:r>
+        <w:t xml:space="preserve"> </w:t>
+      </w:r>
+      <w:r>
+        <w:t xml:space="preserve">that reading, for this tool. And rather than asking you to choose, every PDF report here includes an Acrobat-parity panel — the same 32 rules Acrobat runs, shown beside our verdict, so you can compare checkers without leaving the page.</w:t>
       </w:r>
     </w:p>
     <w:p>
@@ -859,11 +1166,23 @@
         <w:pStyle w:val="BodyText"/>
       </w:pPr>
       <w:r>
+        <w:rPr>
+          <w:b/>
+          <w:bCs/>
+        </w:rPr>
+        <w:t xml:space="preserve">The built-in checkers ask for your trust. This one hands you its evidence.</w:t>
+      </w:r>
+    </w:p>
+    <w:p>
+      <w:pPr>
+        <w:pStyle w:val="BodyText"/>
+      </w:pPr>
+      <w:r>
         <w:t xml:space="preserve">Try it: audit.icjia.app · Read the code: github.com/ICJIA/file-accessibility-audit · Live status: audit.icjia.app/status</w:t>
       </w:r>
     </w:p>
-    <w:bookmarkEnd w:id="16"/>
-    <w:bookmarkEnd w:id="17"/>
+    <w:bookmarkEnd w:id="20"/>
+    <w:bookmarkEnd w:id="21"/>
     <w:sectPr>
       <w:footnotePr>
         <w:numRestart w:val="eachSect"/>

--- a/docs/brief/checker-brief.docx
+++ b/docs/brief/checker-brief.docx
@@ -56,7 +56,7 @@
         <w:t xml:space="preserve"> </w:t>
       </w:r>
       <w:r>
-        <w:t xml:space="preserve">check-ups run for internal and external agencies — the quick per-file check-up that has caught on beyond ICJIA: easier than SiteImprove, clearer than PAC. 8,162 in the last 30 days alone. ·</w:t>
+        <w:t xml:space="preserve">check-ups run for internal and external agencies — the quick per-file check-up that has caught on beyond ICJIA: easier than SiteImprove, clearer than PAC. 8,160 in the last 30 days alone. ·</w:t>
       </w:r>
       <w:r>
         <w:t xml:space="preserve"> </w:t>
@@ -98,7 +98,7 @@
           <w:b/>
           <w:bCs/>
         </w:rPr>
-        <w:t xml:space="preserve">677</w:t>
+        <w:t xml:space="preserve">678</w:t>
       </w:r>
       <w:r>
         <w:t xml:space="preserve"> </w:t>
@@ -644,7 +644,7 @@
         <w:t xml:space="preserve"> </w:t>
       </w:r>
       <w:r>
-        <w:t xml:space="preserve">on faith: the public stats page (audit.icjia.app/status) counts every check-up as it happens. Three grade challenges from document experts this week alone, each settled by</w:t>
+        <w:t xml:space="preserve">on faith: the public stats page (audit.icjia.app/status) counts every check-up as it happens. Three grade challenges from document experts in one week alone, each settled by</w:t>
       </w:r>
       <w:r>
         <w:t xml:space="preserve"> </w:t>
@@ -933,13 +933,13 @@
       </w:r>
     </w:p>
     <w:bookmarkEnd w:id="16"/>
-    <w:bookmarkStart w:id="19" w:name="six-months.-677-changes.-120-versions."/>
+    <w:bookmarkStart w:id="19" w:name="six-months.-678-changes.-120-versions."/>
     <w:p>
       <w:pPr>
         <w:pStyle w:val="Heading2"/>
       </w:pPr>
       <w:r>
-        <w:t xml:space="preserve">Six months. 677 changes. 120 versions.</w:t>
+        <w:t xml:space="preserve">Six months. 678 changes. 120 versions.</w:t>
       </w:r>
     </w:p>
     <w:p>
@@ -947,7 +947,7 @@
         <w:pStyle w:val="FirstParagraph"/>
       </w:pPr>
       <w:r>
-        <w:t xml:space="preserve">Not a weekend project. Since March it has grown from a single PDF check into a checker for four kinds of files — 237 saved changes in the last 30 days alone, its battery of self-checks grown from about 1,500 in June to 2,922 today. All of it is public, on GitHub:</w:t>
+        <w:t xml:space="preserve">Not a weekend project. Since March it has grown from a single PDF check into a checker for four kinds of files — 238 saved changes in the last 30 days alone, its battery of self-checks grown from about 1,500 in June to 2,922 today. All of it is public, on GitHub:</w:t>
       </w:r>
       <w:r>
         <w:t xml:space="preserve"> </w:t>

--- a/docs/brief/checker-brief.docx
+++ b/docs/brief/checker-brief.docx
@@ -56,7 +56,7 @@
         <w:t xml:space="preserve"> </w:t>
       </w:r>
       <w:r>
-        <w:t xml:space="preserve">check-ups run for internal and external agencies — the quick per-file check-up that has caught on beyond ICJIA: easier than SiteImprove, clearer than PAC. 8,160 in the last 30 days alone. ·</w:t>
+        <w:t xml:space="preserve">check-ups run for internal and external agencies — the quick per-file check-up that has caught on beyond ICJIA: easier than SiteImprove, clearer than PAC. 8,159 in the last 30 days alone. ·</w:t>
       </w:r>
       <w:r>
         <w:t xml:space="preserve"> </w:t>
@@ -98,7 +98,7 @@
           <w:b/>
           <w:bCs/>
         </w:rPr>
-        <w:t xml:space="preserve">678</w:t>
+        <w:t xml:space="preserve">680</w:t>
       </w:r>
       <w:r>
         <w:t xml:space="preserve"> </w:t>
@@ -933,13 +933,13 @@
       </w:r>
     </w:p>
     <w:bookmarkEnd w:id="16"/>
-    <w:bookmarkStart w:id="19" w:name="six-months.-678-changes.-120-versions."/>
+    <w:bookmarkStart w:id="19" w:name="six-months.-680-changes.-121-versions."/>
     <w:p>
       <w:pPr>
         <w:pStyle w:val="Heading2"/>
       </w:pPr>
       <w:r>
-        <w:t xml:space="preserve">Six months. 678 changes. 120 versions.</w:t>
+        <w:t xml:space="preserve">Six months. 680 changes. 121 versions.</w:t>
       </w:r>
     </w:p>
     <w:p>
@@ -947,7 +947,7 @@
         <w:pStyle w:val="FirstParagraph"/>
       </w:pPr>
       <w:r>
-        <w:t xml:space="preserve">Not a weekend project. Since March it has grown from a single PDF check into a checker for four kinds of files — 238 saved changes in the last 30 days alone, its battery of self-checks grown from about 1,500 in June to 2,922 today. All of it is public, on GitHub:</w:t>
+        <w:t xml:space="preserve">Not a weekend project. Since March it has grown from a single PDF check into a checker for four kinds of files — 240 saved changes in the last 30 days alone, its battery of self-checks grown from about 1,500 in June to 2,922 today. All of it is public, on GitHub:</w:t>
       </w:r>
       <w:r>
         <w:t xml:space="preserve"> </w:t>
@@ -1100,7 +1100,7 @@
         <w:t xml:space="preserve"> </w:t>
       </w:r>
       <w:r>
-        <w:t xml:space="preserve">120 version notes plus a plain-language security log written for records auditors — mistakes included.</w:t>
+        <w:t xml:space="preserve">121 version notes plus a plain-language security log written for records auditors — mistakes included.</w:t>
       </w:r>
     </w:p>
     <w:p>

--- a/docs/brief/checker-brief.docx
+++ b/docs/brief/checker-brief.docx
@@ -2,7 +2,7 @@
 <file path=word/document.xml><?xml version="1.0" encoding="utf-8"?>
 <w:document xmlns:w="http://schemas.openxmlformats.org/wordprocessingml/2006/main" xmlns:m="http://schemas.openxmlformats.org/officeDocument/2006/math" xmlns:r="http://schemas.openxmlformats.org/officeDocument/2006/relationships" xmlns:o="urn:schemas-microsoft-com:office:office" xmlns:v="urn:schemas-microsoft-com:vml" xmlns:w10="urn:schemas-microsoft-com:office:word" xmlns:a="http://schemas.openxmlformats.org/drawingml/2006/main" xmlns:pic="http://schemas.openxmlformats.org/drawingml/2006/picture" xmlns:wp="http://schemas.openxmlformats.org/drawingml/2006/wordprocessingDrawing">
   <w:body>
-    <w:bookmarkStart w:id="21" w:name="X7a22338d2b18d06935514e1884309842e852ad6"/>
+    <w:bookmarkStart w:id="22" w:name="X7a22338d2b18d06935514e1884309842e852ad6"/>
     <w:p>
       <w:pPr>
         <w:pStyle w:val="Heading1"/>
@@ -50,7 +50,7 @@
           <w:b/>
           <w:bCs/>
         </w:rPr>
-        <w:t xml:space="preserve">12,268</w:t>
+        <w:t xml:space="preserve">12,269</w:t>
       </w:r>
       <w:r>
         <w:t xml:space="preserve"> </w:t>
@@ -66,7 +66,7 @@
           <w:b/>
           <w:bCs/>
         </w:rPr>
-        <w:t xml:space="preserve">2,922</w:t>
+        <w:t xml:space="preserve">2,923</w:t>
       </w:r>
       <w:r>
         <w:t xml:space="preserve"> </w:t>
@@ -82,7 +82,7 @@
           <w:b/>
           <w:bCs/>
         </w:rPr>
-        <w:t xml:space="preserve">50 / 50</w:t>
+        <w:t xml:space="preserve">100 / 100</w:t>
       </w:r>
       <w:r>
         <w:t xml:space="preserve"> </w:t>
@@ -98,7 +98,7 @@
           <w:b/>
           <w:bCs/>
         </w:rPr>
-        <w:t xml:space="preserve">680</w:t>
+        <w:t xml:space="preserve">681</w:t>
       </w:r>
       <w:r>
         <w:t xml:space="preserve"> </w:t>
@@ -515,13 +515,13 @@
       </w:r>
     </w:p>
     <w:bookmarkEnd w:id="12"/>
-    <w:bookmarkStart w:id="13" w:name="Xf460768f30da0a02c880e0847209d58453358a5"/>
+    <w:bookmarkStart w:id="13" w:name="Xf89e204ff8886db8e1873530a5d4b3041c1fcb5"/>
     <w:p>
       <w:pPr>
         <w:pStyle w:val="Heading2"/>
       </w:pPr>
       <w:r>
-        <w:t xml:space="preserve">We built 50 documents designed to fool it</w:t>
+        <w:t xml:space="preserve">We built 100 documents designed to fool it — modeled on Canva, InDesign, and Word</w:t>
       </w:r>
     </w:p>
     <w:p>
@@ -576,7 +576,7 @@
           <w:b/>
           <w:bCs/>
         </w:rPr>
-        <w:t xml:space="preserve">All 50 held</w:t>
+        <w:t xml:space="preserve">All 100 held</w:t>
       </w:r>
       <w:r>
         <w:t xml:space="preserve"> </w:t>
@@ -599,6 +599,33 @@
       </w:r>
       <w:r>
         <w:t xml:space="preserve">(the blank-spaces description was being counted as real). Fixed the same day, documented publicly. A checker that only pretends to work doesn’t catch itself. Anyone can re-run the whole battery; the traps are rebuilt from scratch every time. And it is not just spelling tests — it re-proves, on every run, the hard cases real documents taught this checker: Canva’s phantom leftovers that once cost a clean report a grade, InDesign’s custom naming soup, the rubble Acrobat’s page-combining leaves behind, headings that exist but say nothing, tables whose headers point nowhere, forms with no labels — document structure errors, not typos.</w:t>
+      </w:r>
+    </w:p>
+    <w:p>
+      <w:pPr>
+        <w:pStyle w:val="BodyText"/>
+      </w:pPr>
+      <w:r>
+        <w:rPr>
+          <w:b/>
+          <w:bCs/>
+        </w:rPr>
+        <w:t xml:space="preserve">The full inventory — 48 designed defects caught, 51 correct or hostile documents passed clean, 1 real bug found in the checker and fixed</w:t>
+      </w:r>
+      <w:r>
+        <w:t xml:space="preserve"> </w:t>
+      </w:r>
+      <w:r>
+        <w:t xml:space="preserve">— is listed in the appendix at the end of this document. Half the battery is modeled on what Canva, InDesign, and Word actually export — flat untagged posters, decorative-shape swarms, custom naming soup, picture-of-words titles,</w:t>
+      </w:r>
+      <w:r>
+        <w:t xml:space="preserve"> </w:t>
+      </w:r>
+      <w:r>
+        <w:t xml:space="preserve">“Print to PDF”</w:t>
+      </w:r>
+      <w:r>
+        <w:t xml:space="preserve">. The battery runs again before any change ships: a broken promise stops the release, so every failure is a defect to fix — in the document, or in the checker.</w:t>
       </w:r>
     </w:p>
     <w:bookmarkEnd w:id="13"/>
@@ -933,13 +960,13 @@
       </w:r>
     </w:p>
     <w:bookmarkEnd w:id="16"/>
-    <w:bookmarkStart w:id="19" w:name="six-months.-680-changes.-121-versions."/>
+    <w:bookmarkStart w:id="19" w:name="six-months.-681-changes.-122-versions."/>
     <w:p>
       <w:pPr>
         <w:pStyle w:val="Heading2"/>
       </w:pPr>
       <w:r>
-        <w:t xml:space="preserve">Six months. 680 changes. 121 versions.</w:t>
+        <w:t xml:space="preserve">Six months. 681 changes. 122 versions.</w:t>
       </w:r>
     </w:p>
     <w:p>
@@ -947,7 +974,7 @@
         <w:pStyle w:val="FirstParagraph"/>
       </w:pPr>
       <w:r>
-        <w:t xml:space="preserve">Not a weekend project. Since March it has grown from a single PDF check into a checker for four kinds of files — 240 saved changes in the last 30 days alone, its battery of self-checks grown from about 1,500 in June to 2,922 today. All of it is public, on GitHub:</w:t>
+        <w:t xml:space="preserve">Not a weekend project. Since March it has grown from a single PDF check into a checker for four kinds of files — 241 saved changes in the last 30 days alone, its battery of self-checks grown from about 1,500 in June to 2,923 today. All of it is public, on GitHub:</w:t>
       </w:r>
       <w:r>
         <w:t xml:space="preserve"> </w:t>
@@ -978,7 +1005,7 @@
         </w:r>
       </w:hyperlink>
       <w:r>
-        <w:t xml:space="preserve">, open for anyone to read. Milestones, newest first: passes its own trap test 50/50 · fixed the outlier that wrongly refused a 246-page annual report — traced to the server, not the file, with proof · made its own grading</w:t>
+        <w:t xml:space="preserve">, open for anyone to read. Milestones, newest first: passes its own trap test 100/100 · fixed the outlier that wrongly refused a 246-page annual report — traced to the server, not the file, with proof · made its own grading</w:t>
       </w:r>
       <w:r>
         <w:t xml:space="preserve"> </w:t>
@@ -1072,13 +1099,13 @@
           <w:b/>
           <w:bCs/>
         </w:rPr>
-        <w:t xml:space="preserve">2,922 self-checks.</w:t>
-      </w:r>
-      <w:r>
-        <w:t xml:space="preserve"> </w:t>
-      </w:r>
-      <w:r>
-        <w:t xml:space="preserve">Before anything new goes live, the software re-runs every promise it has ever made — all 2,922 must pass. A single failure stops the release cold: fix it, then run the full battery again from the top. A few of those promises, in plain words: a scanned page with no readable text must score zero (no partial credit for a picture of words); a file with no tables must never be graded on tables; the grade on screen and the grade in the downloaded report must match, digit for digit; an image description made of nothing but blank spaces must be caught as empty; and all 50 trap documents must still be judged correctly, every release.</w:t>
+        <w:t xml:space="preserve">2,923 self-checks.</w:t>
+      </w:r>
+      <w:r>
+        <w:t xml:space="preserve"> </w:t>
+      </w:r>
+      <w:r>
+        <w:t xml:space="preserve">Before anything new goes live, the software re-runs every promise it has ever made — all 2,923 must pass. A single failure stops the release cold: fix it, then run the full battery again from the top. A few of those promises, in plain words: a scanned page with no readable text must score zero (no partial credit for a picture of words); a file with no tables must never be graded on tables; the grade on screen and the grade in the downloaded report must match, digit for digit; an image description made of nothing but blank spaces must be caught as empty; and all 100 trap documents must still be judged correctly, every release.</w:t>
       </w:r>
     </w:p>
     <w:p>
@@ -1100,7 +1127,7 @@
         <w:t xml:space="preserve"> </w:t>
       </w:r>
       <w:r>
-        <w:t xml:space="preserve">121 version notes plus a plain-language security log written for records auditors — mistakes included.</w:t>
+        <w:t xml:space="preserve">122 version notes plus a plain-language security log written for records auditors — mistakes included.</w:t>
       </w:r>
     </w:p>
     <w:p>
@@ -1182,7 +1209,3280 @@
       </w:r>
     </w:p>
     <w:bookmarkEnd w:id="20"/>
+    <w:bookmarkStart w:id="21" w:name="appendix-the-100-trap-documents"/>
+    <w:p>
+      <w:pPr>
+        <w:pStyle w:val="Heading2"/>
+      </w:pPr>
+      <w:r>
+        <w:t xml:space="preserve">Appendix: the 100 trap documents</w:t>
+      </w:r>
+    </w:p>
+    <w:p>
+      <w:pPr>
+        <w:pStyle w:val="Compact"/>
+        <w:numPr>
+          <w:ilvl w:val="0"/>
+          <w:numId w:val="1003"/>
+        </w:numPr>
+      </w:pPr>
+      <w:r>
+        <w:rPr>
+          <w:b/>
+          <w:bCs/>
+        </w:rPr>
+        <w:t xml:space="preserve">synthetic-01</w:t>
+      </w:r>
+      <w:r>
+        <w:t xml:space="preserve"> </w:t>
+      </w:r>
+      <w:r>
+        <w:t xml:space="preserve">— A correctly built document — no false accusations allowed</w:t>
+      </w:r>
+      <w:r>
+        <w:t xml:space="preserve"> </w:t>
+      </w:r>
+      <w:r>
+        <w:rPr>
+          <w:i/>
+          <w:iCs/>
+        </w:rPr>
+        <w:t xml:space="preserve">(passed clean)</w:t>
+      </w:r>
+    </w:p>
+    <w:p>
+      <w:pPr>
+        <w:pStyle w:val="Compact"/>
+        <w:numPr>
+          <w:ilvl w:val="0"/>
+          <w:numId w:val="1003"/>
+        </w:numPr>
+      </w:pPr>
+      <w:r>
+        <w:rPr>
+          <w:b/>
+          <w:bCs/>
+        </w:rPr>
+        <w:t xml:space="preserve">synthetic-02</w:t>
+      </w:r>
+      <w:r>
+        <w:t xml:space="preserve"> </w:t>
+      </w:r>
+      <w:r>
+        <w:t xml:space="preserve">— Perfect title &amp; language — secretly one big photo</w:t>
+      </w:r>
+      <w:r>
+        <w:t xml:space="preserve"> </w:t>
+      </w:r>
+      <w:r>
+        <w:rPr>
+          <w:i/>
+          <w:iCs/>
+        </w:rPr>
+        <w:t xml:space="preserve">(caught · scored 0)</w:t>
+      </w:r>
+    </w:p>
+    <w:p>
+      <w:pPr>
+        <w:pStyle w:val="Compact"/>
+        <w:numPr>
+          <w:ilvl w:val="0"/>
+          <w:numId w:val="1003"/>
+        </w:numPr>
+      </w:pPr>
+      <w:r>
+        <w:rPr>
+          <w:b/>
+          <w:bCs/>
+        </w:rPr>
+        <w:t xml:space="preserve">synthetic-03</w:t>
+      </w:r>
+      <w:r>
+        <w:t xml:space="preserve"> </w:t>
+      </w:r>
+      <w:r>
+        <w:t xml:space="preserve">— Image</w:t>
+      </w:r>
+      <w:r>
+        <w:t xml:space="preserve"> </w:t>
+      </w:r>
+      <w:r>
+        <w:t xml:space="preserve">“description”</w:t>
+      </w:r>
+      <w:r>
+        <w:t xml:space="preserve"> </w:t>
+      </w:r>
+      <w:r>
+        <w:t xml:space="preserve">of nothing but blank spaces</w:t>
+      </w:r>
+      <w:r>
+        <w:t xml:space="preserve"> </w:t>
+      </w:r>
+      <w:r>
+        <w:rPr>
+          <w:i/>
+          <w:iCs/>
+        </w:rPr>
+        <w:t xml:space="preserve">(found a real bug)</w:t>
+      </w:r>
+    </w:p>
+    <w:p>
+      <w:pPr>
+        <w:pStyle w:val="Compact"/>
+        <w:numPr>
+          <w:ilvl w:val="0"/>
+          <w:numId w:val="1003"/>
+        </w:numPr>
+      </w:pPr>
+      <w:r>
+        <w:rPr>
+          <w:b/>
+          <w:bCs/>
+        </w:rPr>
+        <w:t xml:space="preserve">synthetic-04</w:t>
+      </w:r>
+      <w:r>
+        <w:t xml:space="preserve"> </w:t>
+      </w:r>
+      <w:r>
+        <w:t xml:space="preserve">— Language declared as meaningless gibberish</w:t>
+      </w:r>
+      <w:r>
+        <w:t xml:space="preserve"> </w:t>
+      </w:r>
+      <w:r>
+        <w:rPr>
+          <w:i/>
+          <w:iCs/>
+        </w:rPr>
+        <w:t xml:space="preserve">(caught)</w:t>
+      </w:r>
+    </w:p>
+    <w:p>
+      <w:pPr>
+        <w:pStyle w:val="Compact"/>
+        <w:numPr>
+          <w:ilvl w:val="0"/>
+          <w:numId w:val="1003"/>
+        </w:numPr>
+      </w:pPr>
+      <w:r>
+        <w:rPr>
+          <w:b/>
+          <w:bCs/>
+        </w:rPr>
+        <w:t xml:space="preserve">synthetic-05</w:t>
+      </w:r>
+      <w:r>
+        <w:t xml:space="preserve"> </w:t>
+      </w:r>
+      <w:r>
+        <w:t xml:space="preserve">— Internal structure that loops back on itself forever</w:t>
+      </w:r>
+      <w:r>
+        <w:t xml:space="preserve"> </w:t>
+      </w:r>
+      <w:r>
+        <w:rPr>
+          <w:i/>
+          <w:iCs/>
+        </w:rPr>
+        <w:t xml:space="preserve">(passed clean)</w:t>
+      </w:r>
+    </w:p>
+    <w:p>
+      <w:pPr>
+        <w:pStyle w:val="Compact"/>
+        <w:numPr>
+          <w:ilvl w:val="0"/>
+          <w:numId w:val="1003"/>
+        </w:numPr>
+      </w:pPr>
+      <w:r>
+        <w:rPr>
+          <w:b/>
+          <w:bCs/>
+        </w:rPr>
+        <w:t xml:space="preserve">synthetic-06</w:t>
+      </w:r>
+      <w:r>
+        <w:t xml:space="preserve"> </w:t>
+      </w:r>
+      <w:r>
+        <w:t xml:space="preserve">— Tags nested sixty levels deep</w:t>
+      </w:r>
+      <w:r>
+        <w:t xml:space="preserve"> </w:t>
+      </w:r>
+      <w:r>
+        <w:rPr>
+          <w:i/>
+          <w:iCs/>
+        </w:rPr>
+        <w:t xml:space="preserve">(passed clean)</w:t>
+      </w:r>
+    </w:p>
+    <w:p>
+      <w:pPr>
+        <w:pStyle w:val="Compact"/>
+        <w:numPr>
+          <w:ilvl w:val="0"/>
+          <w:numId w:val="1003"/>
+        </w:numPr>
+      </w:pPr>
+      <w:r>
+        <w:rPr>
+          <w:b/>
+          <w:bCs/>
+        </w:rPr>
+        <w:t xml:space="preserve">synthetic-07</w:t>
+      </w:r>
+      <w:r>
+        <w:t xml:space="preserve"> </w:t>
+      </w:r>
+      <w:r>
+        <w:t xml:space="preserve">— Whole paragraphs disguised as headings</w:t>
+      </w:r>
+      <w:r>
+        <w:t xml:space="preserve"> </w:t>
+      </w:r>
+      <w:r>
+        <w:rPr>
+          <w:i/>
+          <w:iCs/>
+        </w:rPr>
+        <w:t xml:space="preserve">(caught)</w:t>
+      </w:r>
+    </w:p>
+    <w:p>
+      <w:pPr>
+        <w:pStyle w:val="Compact"/>
+        <w:numPr>
+          <w:ilvl w:val="0"/>
+          <w:numId w:val="1003"/>
+        </w:numPr>
+      </w:pPr>
+      <w:r>
+        <w:rPr>
+          <w:b/>
+          <w:bCs/>
+        </w:rPr>
+        <w:t xml:space="preserve">synthetic-08</w:t>
+      </w:r>
+      <w:r>
+        <w:t xml:space="preserve"> </w:t>
+      </w:r>
+      <w:r>
+        <w:t xml:space="preserve">— A data table with no header row at all</w:t>
+      </w:r>
+      <w:r>
+        <w:t xml:space="preserve"> </w:t>
+      </w:r>
+      <w:r>
+        <w:rPr>
+          <w:i/>
+          <w:iCs/>
+        </w:rPr>
+        <w:t xml:space="preserve">(caught)</w:t>
+      </w:r>
+    </w:p>
+    <w:p>
+      <w:pPr>
+        <w:pStyle w:val="Compact"/>
+        <w:numPr>
+          <w:ilvl w:val="0"/>
+          <w:numId w:val="1003"/>
+        </w:numPr>
+      </w:pPr>
+      <w:r>
+        <w:rPr>
+          <w:b/>
+          <w:bCs/>
+        </w:rPr>
+        <w:t xml:space="preserve">synthetic-09</w:t>
+      </w:r>
+      <w:r>
+        <w:t xml:space="preserve"> </w:t>
+      </w:r>
+      <w:r>
+        <w:t xml:space="preserve">— A table tag with no rows inside it</w:t>
+      </w:r>
+      <w:r>
+        <w:t xml:space="preserve"> </w:t>
+      </w:r>
+      <w:r>
+        <w:rPr>
+          <w:i/>
+          <w:iCs/>
+        </w:rPr>
+        <w:t xml:space="preserve">(passed clean)</w:t>
+      </w:r>
+    </w:p>
+    <w:p>
+      <w:pPr>
+        <w:pStyle w:val="Compact"/>
+        <w:numPr>
+          <w:ilvl w:val="0"/>
+          <w:numId w:val="1003"/>
+        </w:numPr>
+      </w:pPr>
+      <w:r>
+        <w:rPr>
+          <w:b/>
+          <w:bCs/>
+        </w:rPr>
+        <w:t xml:space="preserve">synthetic-10</w:t>
+      </w:r>
+      <w:r>
+        <w:t xml:space="preserve"> </w:t>
+      </w:r>
+      <w:r>
+        <w:t xml:space="preserve">— A detached decoy stuffed with fake problems</w:t>
+      </w:r>
+      <w:r>
+        <w:t xml:space="preserve"> </w:t>
+      </w:r>
+      <w:r>
+        <w:rPr>
+          <w:i/>
+          <w:iCs/>
+        </w:rPr>
+        <w:t xml:space="preserve">(passed clean)</w:t>
+      </w:r>
+    </w:p>
+    <w:p>
+      <w:pPr>
+        <w:pStyle w:val="Compact"/>
+        <w:numPr>
+          <w:ilvl w:val="0"/>
+          <w:numId w:val="1003"/>
+        </w:numPr>
+      </w:pPr>
+      <w:r>
+        <w:rPr>
+          <w:b/>
+          <w:bCs/>
+        </w:rPr>
+        <w:t xml:space="preserve">synthetic-11</w:t>
+      </w:r>
+      <w:r>
+        <w:t xml:space="preserve"> </w:t>
+      </w:r>
+      <w:r>
+        <w:t xml:space="preserve">— Real text painted outside every tag</w:t>
+      </w:r>
+      <w:r>
+        <w:t xml:space="preserve"> </w:t>
+      </w:r>
+      <w:r>
+        <w:rPr>
+          <w:i/>
+          <w:iCs/>
+        </w:rPr>
+        <w:t xml:space="preserve">(caught)</w:t>
+      </w:r>
+    </w:p>
+    <w:p>
+      <w:pPr>
+        <w:pStyle w:val="Compact"/>
+        <w:numPr>
+          <w:ilvl w:val="0"/>
+          <w:numId w:val="1003"/>
+        </w:numPr>
+      </w:pPr>
+      <w:r>
+        <w:rPr>
+          <w:b/>
+          <w:bCs/>
+        </w:rPr>
+        <w:t xml:space="preserve">synthetic-12</w:t>
+      </w:r>
+      <w:r>
+        <w:t xml:space="preserve"> </w:t>
+      </w:r>
+      <w:r>
+        <w:t xml:space="preserve">— Hostile computer code hidden in the text</w:t>
+      </w:r>
+      <w:r>
+        <w:t xml:space="preserve"> </w:t>
+      </w:r>
+      <w:r>
+        <w:rPr>
+          <w:i/>
+          <w:iCs/>
+        </w:rPr>
+        <w:t xml:space="preserve">(passed clean)</w:t>
+      </w:r>
+    </w:p>
+    <w:p>
+      <w:pPr>
+        <w:pStyle w:val="Compact"/>
+        <w:numPr>
+          <w:ilvl w:val="0"/>
+          <w:numId w:val="1003"/>
+        </w:numPr>
+      </w:pPr>
+      <w:r>
+        <w:rPr>
+          <w:b/>
+          <w:bCs/>
+        </w:rPr>
+        <w:t xml:space="preserve">synthetic-13</w:t>
+      </w:r>
+      <w:r>
+        <w:t xml:space="preserve"> </w:t>
+      </w:r>
+      <w:r>
+        <w:t xml:space="preserve">— Big bold text instead of real headings</w:t>
+      </w:r>
+      <w:r>
+        <w:t xml:space="preserve"> </w:t>
+      </w:r>
+      <w:r>
+        <w:rPr>
+          <w:i/>
+          <w:iCs/>
+        </w:rPr>
+        <w:t xml:space="preserve">(caught)</w:t>
+      </w:r>
+    </w:p>
+    <w:p>
+      <w:pPr>
+        <w:pStyle w:val="Compact"/>
+        <w:numPr>
+          <w:ilvl w:val="0"/>
+          <w:numId w:val="1003"/>
+        </w:numPr>
+      </w:pPr>
+      <w:r>
+        <w:rPr>
+          <w:b/>
+          <w:bCs/>
+        </w:rPr>
+        <w:t xml:space="preserve">synthetic-14</w:t>
+      </w:r>
+      <w:r>
+        <w:t xml:space="preserve"> </w:t>
+      </w:r>
+      <w:r>
+        <w:t xml:space="preserve">— InDesign naming soup with a one-letter typo</w:t>
+      </w:r>
+      <w:r>
+        <w:t xml:space="preserve"> </w:t>
+      </w:r>
+      <w:r>
+        <w:rPr>
+          <w:i/>
+          <w:iCs/>
+        </w:rPr>
+        <w:t xml:space="preserve">(caught)</w:t>
+      </w:r>
+    </w:p>
+    <w:p>
+      <w:pPr>
+        <w:pStyle w:val="Compact"/>
+        <w:numPr>
+          <w:ilvl w:val="0"/>
+          <w:numId w:val="1003"/>
+        </w:numPr>
+      </w:pPr>
+      <w:r>
+        <w:rPr>
+          <w:b/>
+          <w:bCs/>
+        </w:rPr>
+        <w:t xml:space="preserve">synthetic-15</w:t>
+      </w:r>
+      <w:r>
+        <w:t xml:space="preserve"> </w:t>
+      </w:r>
+      <w:r>
+        <w:t xml:space="preserve">— A page built the way Canva builds them — unreadable inside</w:t>
+      </w:r>
+      <w:r>
+        <w:t xml:space="preserve"> </w:t>
+      </w:r>
+      <w:r>
+        <w:rPr>
+          <w:i/>
+          <w:iCs/>
+        </w:rPr>
+        <w:t xml:space="preserve">(passed clean)</w:t>
+      </w:r>
+    </w:p>
+    <w:p>
+      <w:pPr>
+        <w:pStyle w:val="Compact"/>
+        <w:numPr>
+          <w:ilvl w:val="0"/>
+          <w:numId w:val="1003"/>
+        </w:numPr>
+      </w:pPr>
+      <w:r>
+        <w:rPr>
+          <w:b/>
+          <w:bCs/>
+        </w:rPr>
+        <w:t xml:space="preserve">synthetic-16</w:t>
+      </w:r>
+      <w:r>
+        <w:t xml:space="preserve"> </w:t>
+      </w:r>
+      <w:r>
+        <w:t xml:space="preserve">— A form with no labels on any field</w:t>
+      </w:r>
+      <w:r>
+        <w:t xml:space="preserve"> </w:t>
+      </w:r>
+      <w:r>
+        <w:rPr>
+          <w:i/>
+          <w:iCs/>
+        </w:rPr>
+        <w:t xml:space="preserve">(caught)</w:t>
+      </w:r>
+    </w:p>
+    <w:p>
+      <w:pPr>
+        <w:pStyle w:val="Compact"/>
+        <w:numPr>
+          <w:ilvl w:val="0"/>
+          <w:numId w:val="1003"/>
+        </w:numPr>
+      </w:pPr>
+      <w:r>
+        <w:rPr>
+          <w:b/>
+          <w:bCs/>
+        </w:rPr>
+        <w:t xml:space="preserve">synthetic-17</w:t>
+      </w:r>
+      <w:r>
+        <w:t xml:space="preserve"> </w:t>
+      </w:r>
+      <w:r>
+        <w:t xml:space="preserve">— The same form, fully labeled</w:t>
+      </w:r>
+      <w:r>
+        <w:t xml:space="preserve"> </w:t>
+      </w:r>
+      <w:r>
+        <w:rPr>
+          <w:i/>
+          <w:iCs/>
+        </w:rPr>
+        <w:t xml:space="preserve">(passed clean)</w:t>
+      </w:r>
+    </w:p>
+    <w:p>
+      <w:pPr>
+        <w:pStyle w:val="Compact"/>
+        <w:numPr>
+          <w:ilvl w:val="0"/>
+          <w:numId w:val="1003"/>
+        </w:numPr>
+      </w:pPr>
+      <w:r>
+        <w:rPr>
+          <w:b/>
+          <w:bCs/>
+        </w:rPr>
+        <w:t xml:space="preserve">synthetic-18</w:t>
+      </w:r>
+      <w:r>
+        <w:t xml:space="preserve"> </w:t>
+      </w:r>
+      <w:r>
+        <w:t xml:space="preserve">— A letterhead line that is a picture of type</w:t>
+      </w:r>
+      <w:r>
+        <w:t xml:space="preserve"> </w:t>
+      </w:r>
+      <w:r>
+        <w:rPr>
+          <w:i/>
+          <w:iCs/>
+        </w:rPr>
+        <w:t xml:space="preserve">(caught)</w:t>
+      </w:r>
+    </w:p>
+    <w:p>
+      <w:pPr>
+        <w:pStyle w:val="Compact"/>
+        <w:numPr>
+          <w:ilvl w:val="0"/>
+          <w:numId w:val="1003"/>
+        </w:numPr>
+      </w:pPr>
+      <w:r>
+        <w:rPr>
+          <w:b/>
+          <w:bCs/>
+        </w:rPr>
+        <w:t xml:space="preserve">synthetic-19</w:t>
+      </w:r>
+      <w:r>
+        <w:t xml:space="preserve"> </w:t>
+      </w:r>
+      <w:r>
+        <w:t xml:space="preserve">— Heading levels that skip steps</w:t>
+      </w:r>
+      <w:r>
+        <w:t xml:space="preserve"> </w:t>
+      </w:r>
+      <w:r>
+        <w:rPr>
+          <w:i/>
+          <w:iCs/>
+        </w:rPr>
+        <w:t xml:space="preserve">(caught)</w:t>
+      </w:r>
+    </w:p>
+    <w:p>
+      <w:pPr>
+        <w:pStyle w:val="Compact"/>
+        <w:numPr>
+          <w:ilvl w:val="0"/>
+          <w:numId w:val="1003"/>
+        </w:numPr>
+      </w:pPr>
+      <w:r>
+        <w:rPr>
+          <w:b/>
+          <w:bCs/>
+        </w:rPr>
+        <w:t xml:space="preserve">synthetic-20</w:t>
+      </w:r>
+      <w:r>
+        <w:t xml:space="preserve"> </w:t>
+      </w:r>
+      <w:r>
+        <w:t xml:space="preserve">— Generic headings with no levels at all</w:t>
+      </w:r>
+      <w:r>
+        <w:t xml:space="preserve"> </w:t>
+      </w:r>
+      <w:r>
+        <w:rPr>
+          <w:i/>
+          <w:iCs/>
+        </w:rPr>
+        <w:t xml:space="preserve">(caught)</w:t>
+      </w:r>
+    </w:p>
+    <w:p>
+      <w:pPr>
+        <w:pStyle w:val="Compact"/>
+        <w:numPr>
+          <w:ilvl w:val="0"/>
+          <w:numId w:val="1003"/>
+        </w:numPr>
+      </w:pPr>
+      <w:r>
+        <w:rPr>
+          <w:b/>
+          <w:bCs/>
+        </w:rPr>
+        <w:t xml:space="preserve">synthetic-21</w:t>
+      </w:r>
+      <w:r>
+        <w:t xml:space="preserve"> </w:t>
+      </w:r>
+      <w:r>
+        <w:t xml:space="preserve">— Two heading conventions mixed together</w:t>
+      </w:r>
+      <w:r>
+        <w:t xml:space="preserve"> </w:t>
+      </w:r>
+      <w:r>
+        <w:rPr>
+          <w:i/>
+          <w:iCs/>
+        </w:rPr>
+        <w:t xml:space="preserve">(caught)</w:t>
+      </w:r>
+    </w:p>
+    <w:p>
+      <w:pPr>
+        <w:pStyle w:val="Compact"/>
+        <w:numPr>
+          <w:ilvl w:val="0"/>
+          <w:numId w:val="1003"/>
+        </w:numPr>
+      </w:pPr>
+      <w:r>
+        <w:rPr>
+          <w:b/>
+          <w:bCs/>
+        </w:rPr>
+        <w:t xml:space="preserve">synthetic-22</w:t>
+      </w:r>
+      <w:r>
+        <w:t xml:space="preserve"> </w:t>
+      </w:r>
+      <w:r>
+        <w:t xml:space="preserve">— A filename where the title should be</w:t>
+      </w:r>
+      <w:r>
+        <w:t xml:space="preserve"> </w:t>
+      </w:r>
+      <w:r>
+        <w:rPr>
+          <w:i/>
+          <w:iCs/>
+        </w:rPr>
+        <w:t xml:space="preserve">(caught)</w:t>
+      </w:r>
+    </w:p>
+    <w:p>
+      <w:pPr>
+        <w:pStyle w:val="Compact"/>
+        <w:numPr>
+          <w:ilvl w:val="0"/>
+          <w:numId w:val="1003"/>
+        </w:numPr>
+      </w:pPr>
+      <w:r>
+        <w:rPr>
+          <w:b/>
+          <w:bCs/>
+        </w:rPr>
+        <w:t xml:space="preserve">synthetic-23</w:t>
+      </w:r>
+      <w:r>
+        <w:t xml:space="preserve"> </w:t>
+      </w:r>
+      <w:r>
+        <w:t xml:space="preserve">— A good title the viewer is told not to show</w:t>
+      </w:r>
+      <w:r>
+        <w:t xml:space="preserve"> </w:t>
+      </w:r>
+      <w:r>
+        <w:rPr>
+          <w:i/>
+          <w:iCs/>
+        </w:rPr>
+        <w:t xml:space="preserve">(caught)</w:t>
+      </w:r>
+    </w:p>
+    <w:p>
+      <w:pPr>
+        <w:pStyle w:val="Compact"/>
+        <w:numPr>
+          <w:ilvl w:val="0"/>
+          <w:numId w:val="1003"/>
+        </w:numPr>
+      </w:pPr>
+      <w:r>
+        <w:rPr>
+          <w:b/>
+          <w:bCs/>
+        </w:rPr>
+        <w:t xml:space="preserve">synthetic-24</w:t>
+      </w:r>
+      <w:r>
+        <w:t xml:space="preserve"> </w:t>
+      </w:r>
+      <w:r>
+        <w:t xml:space="preserve">— Header cells with no declared direction</w:t>
+      </w:r>
+      <w:r>
+        <w:t xml:space="preserve"> </w:t>
+      </w:r>
+      <w:r>
+        <w:rPr>
+          <w:i/>
+          <w:iCs/>
+        </w:rPr>
+        <w:t xml:space="preserve">(caught)</w:t>
+      </w:r>
+    </w:p>
+    <w:p>
+      <w:pPr>
+        <w:pStyle w:val="Compact"/>
+        <w:numPr>
+          <w:ilvl w:val="0"/>
+          <w:numId w:val="1003"/>
+        </w:numPr>
+      </w:pPr>
+      <w:r>
+        <w:rPr>
+          <w:b/>
+          <w:bCs/>
+        </w:rPr>
+        <w:t xml:space="preserve">synthetic-25</w:t>
+      </w:r>
+      <w:r>
+        <w:t xml:space="preserve"> </w:t>
+      </w:r>
+      <w:r>
+        <w:t xml:space="preserve">— Bullets typed as plain text, no list structure</w:t>
+      </w:r>
+      <w:r>
+        <w:t xml:space="preserve"> </w:t>
+      </w:r>
+      <w:r>
+        <w:rPr>
+          <w:i/>
+          <w:iCs/>
+        </w:rPr>
+        <w:t xml:space="preserve">(caught)</w:t>
+      </w:r>
+    </w:p>
+    <w:p>
+      <w:pPr>
+        <w:pStyle w:val="Compact"/>
+        <w:numPr>
+          <w:ilvl w:val="0"/>
+          <w:numId w:val="1003"/>
+        </w:numPr>
+      </w:pPr>
+      <w:r>
+        <w:rPr>
+          <w:b/>
+          <w:bCs/>
+        </w:rPr>
+        <w:t xml:space="preserve">synthetic-26</w:t>
+      </w:r>
+      <w:r>
+        <w:t xml:space="preserve"> </w:t>
+      </w:r>
+      <w:r>
+        <w:t xml:space="preserve">— A table inside a table cell</w:t>
+      </w:r>
+      <w:r>
+        <w:t xml:space="preserve"> </w:t>
+      </w:r>
+      <w:r>
+        <w:rPr>
+          <w:i/>
+          <w:iCs/>
+        </w:rPr>
+        <w:t xml:space="preserve">(caught)</w:t>
+      </w:r>
+    </w:p>
+    <w:p>
+      <w:pPr>
+        <w:pStyle w:val="Compact"/>
+        <w:numPr>
+          <w:ilvl w:val="0"/>
+          <w:numId w:val="1003"/>
+        </w:numPr>
+      </w:pPr>
+      <w:r>
+        <w:rPr>
+          <w:b/>
+          <w:bCs/>
+        </w:rPr>
+        <w:t xml:space="preserve">synthetic-27</w:t>
+      </w:r>
+      <w:r>
+        <w:t xml:space="preserve"> </w:t>
+      </w:r>
+      <w:r>
+        <w:t xml:space="preserve">— Rows whose columns do not line up</w:t>
+      </w:r>
+      <w:r>
+        <w:t xml:space="preserve"> </w:t>
+      </w:r>
+      <w:r>
+        <w:rPr>
+          <w:i/>
+          <w:iCs/>
+        </w:rPr>
+        <w:t xml:space="preserve">(caught)</w:t>
+      </w:r>
+    </w:p>
+    <w:p>
+      <w:pPr>
+        <w:pStyle w:val="Compact"/>
+        <w:numPr>
+          <w:ilvl w:val="0"/>
+          <w:numId w:val="1003"/>
+        </w:numPr>
+      </w:pPr>
+      <w:r>
+        <w:rPr>
+          <w:b/>
+          <w:bCs/>
+        </w:rPr>
+        <w:t xml:space="preserve">synthetic-28</w:t>
+      </w:r>
+      <w:r>
+        <w:t xml:space="preserve"> </w:t>
+      </w:r>
+      <w:r>
+        <w:t xml:space="preserve">— Link text that is just the raw web address</w:t>
+      </w:r>
+      <w:r>
+        <w:t xml:space="preserve"> </w:t>
+      </w:r>
+      <w:r>
+        <w:rPr>
+          <w:i/>
+          <w:iCs/>
+        </w:rPr>
+        <w:t xml:space="preserve">(caught)</w:t>
+      </w:r>
+    </w:p>
+    <w:p>
+      <w:pPr>
+        <w:pStyle w:val="Compact"/>
+        <w:numPr>
+          <w:ilvl w:val="0"/>
+          <w:numId w:val="1003"/>
+        </w:numPr>
+      </w:pPr>
+      <w:r>
+        <w:rPr>
+          <w:b/>
+          <w:bCs/>
+        </w:rPr>
+        <w:t xml:space="preserve">synthetic-29</w:t>
+      </w:r>
+      <w:r>
+        <w:t xml:space="preserve"> </w:t>
+      </w:r>
+      <w:r>
+        <w:t xml:space="preserve">— A link that says only</w:t>
+      </w:r>
+      <w:r>
+        <w:t xml:space="preserve"> </w:t>
+      </w:r>
+      <w:r>
+        <w:t xml:space="preserve">“click here”</w:t>
+      </w:r>
+      <w:r>
+        <w:t xml:space="preserve"> </w:t>
+      </w:r>
+      <w:r>
+        <w:rPr>
+          <w:i/>
+          <w:iCs/>
+        </w:rPr>
+        <w:t xml:space="preserve">(caught)</w:t>
+      </w:r>
+    </w:p>
+    <w:p>
+      <w:pPr>
+        <w:pStyle w:val="Compact"/>
+        <w:numPr>
+          <w:ilvl w:val="0"/>
+          <w:numId w:val="1003"/>
+        </w:numPr>
+      </w:pPr>
+      <w:r>
+        <w:rPr>
+          <w:b/>
+          <w:bCs/>
+        </w:rPr>
+        <w:t xml:space="preserve">synthetic-30</w:t>
+      </w:r>
+      <w:r>
+        <w:t xml:space="preserve"> </w:t>
+      </w:r>
+      <w:r>
+        <w:t xml:space="preserve">— A clickable link no tag claims</w:t>
+      </w:r>
+      <w:r>
+        <w:t xml:space="preserve"> </w:t>
+      </w:r>
+      <w:r>
+        <w:rPr>
+          <w:i/>
+          <w:iCs/>
+        </w:rPr>
+        <w:t xml:space="preserve">(caught)</w:t>
+      </w:r>
+    </w:p>
+    <w:p>
+      <w:pPr>
+        <w:pStyle w:val="Compact"/>
+        <w:numPr>
+          <w:ilvl w:val="0"/>
+          <w:numId w:val="1003"/>
+        </w:numPr>
+      </w:pPr>
+      <w:r>
+        <w:rPr>
+          <w:b/>
+          <w:bCs/>
+        </w:rPr>
+        <w:t xml:space="preserve">synthetic-31</w:t>
+      </w:r>
+      <w:r>
+        <w:t xml:space="preserve"> </w:t>
+      </w:r>
+      <w:r>
+        <w:t xml:space="preserve">— Eight headings, six holding no text at all</w:t>
+      </w:r>
+      <w:r>
+        <w:t xml:space="preserve"> </w:t>
+      </w:r>
+      <w:r>
+        <w:rPr>
+          <w:i/>
+          <w:iCs/>
+        </w:rPr>
+        <w:t xml:space="preserve">(caught)</w:t>
+      </w:r>
+    </w:p>
+    <w:p>
+      <w:pPr>
+        <w:pStyle w:val="Compact"/>
+        <w:numPr>
+          <w:ilvl w:val="0"/>
+          <w:numId w:val="1003"/>
+        </w:numPr>
+      </w:pPr>
+      <w:r>
+        <w:rPr>
+          <w:b/>
+          <w:bCs/>
+        </w:rPr>
+        <w:t xml:space="preserve">synthetic-32</w:t>
+      </w:r>
+      <w:r>
+        <w:t xml:space="preserve"> </w:t>
+      </w:r>
+      <w:r>
+        <w:t xml:space="preserve">— A footnote no reader can trace back</w:t>
+      </w:r>
+      <w:r>
+        <w:t xml:space="preserve"> </w:t>
+      </w:r>
+      <w:r>
+        <w:rPr>
+          <w:i/>
+          <w:iCs/>
+        </w:rPr>
+        <w:t xml:space="preserve">(caught)</w:t>
+      </w:r>
+    </w:p>
+    <w:p>
+      <w:pPr>
+        <w:pStyle w:val="Compact"/>
+        <w:numPr>
+          <w:ilvl w:val="0"/>
+          <w:numId w:val="1003"/>
+        </w:numPr>
+      </w:pPr>
+      <w:r>
+        <w:rPr>
+          <w:b/>
+          <w:bCs/>
+        </w:rPr>
+        <w:t xml:space="preserve">synthetic-33</w:t>
+      </w:r>
+      <w:r>
+        <w:t xml:space="preserve"> </w:t>
+      </w:r>
+      <w:r>
+        <w:t xml:space="preserve">— A layer switch with no name to announce</w:t>
+      </w:r>
+      <w:r>
+        <w:t xml:space="preserve"> </w:t>
+      </w:r>
+      <w:r>
+        <w:rPr>
+          <w:i/>
+          <w:iCs/>
+        </w:rPr>
+        <w:t xml:space="preserve">(caught)</w:t>
+      </w:r>
+    </w:p>
+    <w:p>
+      <w:pPr>
+        <w:pStyle w:val="Compact"/>
+        <w:numPr>
+          <w:ilvl w:val="0"/>
+          <w:numId w:val="1003"/>
+        </w:numPr>
+      </w:pPr>
+      <w:r>
+        <w:rPr>
+          <w:b/>
+          <w:bCs/>
+        </w:rPr>
+        <w:t xml:space="preserve">synthetic-34</w:t>
+      </w:r>
+      <w:r>
+        <w:t xml:space="preserve"> </w:t>
+      </w:r>
+      <w:r>
+        <w:t xml:space="preserve">— A naming loop that could hang a parser</w:t>
+      </w:r>
+      <w:r>
+        <w:t xml:space="preserve"> </w:t>
+      </w:r>
+      <w:r>
+        <w:rPr>
+          <w:i/>
+          <w:iCs/>
+        </w:rPr>
+        <w:t xml:space="preserve">(caught)</w:t>
+      </w:r>
+    </w:p>
+    <w:p>
+      <w:pPr>
+        <w:pStyle w:val="Compact"/>
+        <w:numPr>
+          <w:ilvl w:val="0"/>
+          <w:numId w:val="1003"/>
+        </w:numPr>
+      </w:pPr>
+      <w:r>
+        <w:rPr>
+          <w:b/>
+          <w:bCs/>
+        </w:rPr>
+        <w:t xml:space="preserve">synthetic-35</w:t>
+      </w:r>
+      <w:r>
+        <w:t xml:space="preserve"> </w:t>
+      </w:r>
+      <w:r>
+        <w:t xml:space="preserve">— The standard rulebook words redefined</w:t>
+      </w:r>
+      <w:r>
+        <w:t xml:space="preserve"> </w:t>
+      </w:r>
+      <w:r>
+        <w:rPr>
+          <w:i/>
+          <w:iCs/>
+        </w:rPr>
+        <w:t xml:space="preserve">(caught)</w:t>
+      </w:r>
+    </w:p>
+    <w:p>
+      <w:pPr>
+        <w:pStyle w:val="Compact"/>
+        <w:numPr>
+          <w:ilvl w:val="0"/>
+          <w:numId w:val="1003"/>
+        </w:numPr>
+      </w:pPr>
+      <w:r>
+        <w:rPr>
+          <w:b/>
+          <w:bCs/>
+        </w:rPr>
+        <w:t xml:space="preserve">synthetic-36</w:t>
+      </w:r>
+      <w:r>
+        <w:t xml:space="preserve"> </w:t>
+      </w:r>
+      <w:r>
+        <w:t xml:space="preserve">— JavaScript actions hidden in the document</w:t>
+      </w:r>
+      <w:r>
+        <w:t xml:space="preserve"> </w:t>
+      </w:r>
+      <w:r>
+        <w:rPr>
+          <w:i/>
+          <w:iCs/>
+        </w:rPr>
+        <w:t xml:space="preserve">(caught)</w:t>
+      </w:r>
+    </w:p>
+    <w:p>
+      <w:pPr>
+        <w:pStyle w:val="Compact"/>
+        <w:numPr>
+          <w:ilvl w:val="0"/>
+          <w:numId w:val="1003"/>
+        </w:numPr>
+      </w:pPr>
+      <w:r>
+        <w:rPr>
+          <w:b/>
+          <w:bCs/>
+        </w:rPr>
+        <w:t xml:space="preserve">synthetic-37</w:t>
+      </w:r>
+      <w:r>
+        <w:t xml:space="preserve"> </w:t>
+      </w:r>
+      <w:r>
+        <w:t xml:space="preserve">— No keyboard tab order on any page</w:t>
+      </w:r>
+      <w:r>
+        <w:t xml:space="preserve"> </w:t>
+      </w:r>
+      <w:r>
+        <w:rPr>
+          <w:i/>
+          <w:iCs/>
+        </w:rPr>
+        <w:t xml:space="preserve">(caught)</w:t>
+      </w:r>
+    </w:p>
+    <w:p>
+      <w:pPr>
+        <w:pStyle w:val="Compact"/>
+        <w:numPr>
+          <w:ilvl w:val="0"/>
+          <w:numId w:val="1003"/>
+        </w:numPr>
+      </w:pPr>
+      <w:r>
+        <w:rPr>
+          <w:b/>
+          <w:bCs/>
+        </w:rPr>
+        <w:t xml:space="preserve">synthetic-38</w:t>
+      </w:r>
+      <w:r>
+        <w:t xml:space="preserve"> </w:t>
+      </w:r>
+      <w:r>
+        <w:t xml:space="preserve">— A figure described the other legal way</w:t>
+      </w:r>
+      <w:r>
+        <w:t xml:space="preserve"> </w:t>
+      </w:r>
+      <w:r>
+        <w:rPr>
+          <w:i/>
+          <w:iCs/>
+        </w:rPr>
+        <w:t xml:space="preserve">(passed clean)</w:t>
+      </w:r>
+    </w:p>
+    <w:p>
+      <w:pPr>
+        <w:pStyle w:val="Compact"/>
+        <w:numPr>
+          <w:ilvl w:val="0"/>
+          <w:numId w:val="1003"/>
+        </w:numPr>
+      </w:pPr>
+      <w:r>
+        <w:rPr>
+          <w:b/>
+          <w:bCs/>
+        </w:rPr>
+        <w:t xml:space="preserve">synthetic-39</w:t>
+      </w:r>
+      <w:r>
+        <w:t xml:space="preserve"> </w:t>
+      </w:r>
+      <w:r>
+        <w:t xml:space="preserve">— Decoration properly marked invisible</w:t>
+      </w:r>
+      <w:r>
+        <w:t xml:space="preserve"> </w:t>
+      </w:r>
+      <w:r>
+        <w:rPr>
+          <w:i/>
+          <w:iCs/>
+        </w:rPr>
+        <w:t xml:space="preserve">(passed clean)</w:t>
+      </w:r>
+    </w:p>
+    <w:p>
+      <w:pPr>
+        <w:pStyle w:val="Compact"/>
+        <w:numPr>
+          <w:ilvl w:val="0"/>
+          <w:numId w:val="1003"/>
+        </w:numPr>
+      </w:pPr>
+      <w:r>
+        <w:rPr>
+          <w:b/>
+          <w:bCs/>
+        </w:rPr>
+        <w:t xml:space="preserve">synthetic-40</w:t>
+      </w:r>
+      <w:r>
+        <w:t xml:space="preserve"> </w:t>
+      </w:r>
+      <w:r>
+        <w:t xml:space="preserve">— A French passage properly declared</w:t>
+      </w:r>
+      <w:r>
+        <w:t xml:space="preserve"> </w:t>
+      </w:r>
+      <w:r>
+        <w:rPr>
+          <w:i/>
+          <w:iCs/>
+        </w:rPr>
+        <w:t xml:space="preserve">(passed clean)</w:t>
+      </w:r>
+    </w:p>
+    <w:p>
+      <w:pPr>
+        <w:pStyle w:val="Compact"/>
+        <w:numPr>
+          <w:ilvl w:val="0"/>
+          <w:numId w:val="1003"/>
+        </w:numPr>
+      </w:pPr>
+      <w:r>
+        <w:rPr>
+          <w:b/>
+          <w:bCs/>
+        </w:rPr>
+        <w:t xml:space="preserve">synthetic-41</w:t>
+      </w:r>
+      <w:r>
+        <w:t xml:space="preserve"> </w:t>
+      </w:r>
+      <w:r>
+        <w:t xml:space="preserve">— Twelve pages and no bookmarks</w:t>
+      </w:r>
+      <w:r>
+        <w:t xml:space="preserve"> </w:t>
+      </w:r>
+      <w:r>
+        <w:rPr>
+          <w:i/>
+          <w:iCs/>
+        </w:rPr>
+        <w:t xml:space="preserve">(caught)</w:t>
+      </w:r>
+    </w:p>
+    <w:p>
+      <w:pPr>
+        <w:pStyle w:val="Compact"/>
+        <w:numPr>
+          <w:ilvl w:val="0"/>
+          <w:numId w:val="1003"/>
+        </w:numPr>
+      </w:pPr>
+      <w:r>
+        <w:rPr>
+          <w:b/>
+          <w:bCs/>
+        </w:rPr>
+        <w:t xml:space="preserve">synthetic-42</w:t>
+      </w:r>
+      <w:r>
+        <w:t xml:space="preserve"> </w:t>
+      </w:r>
+      <w:r>
+        <w:t xml:space="preserve">— The same twelve pages, with bookmarks</w:t>
+      </w:r>
+      <w:r>
+        <w:t xml:space="preserve"> </w:t>
+      </w:r>
+      <w:r>
+        <w:rPr>
+          <w:i/>
+          <w:iCs/>
+        </w:rPr>
+        <w:t xml:space="preserve">(passed clean)</w:t>
+      </w:r>
+    </w:p>
+    <w:p>
+      <w:pPr>
+        <w:pStyle w:val="Compact"/>
+        <w:numPr>
+          <w:ilvl w:val="0"/>
+          <w:numId w:val="1003"/>
+        </w:numPr>
+      </w:pPr>
+      <w:r>
+        <w:rPr>
+          <w:b/>
+          <w:bCs/>
+        </w:rPr>
+        <w:t xml:space="preserve">synthetic-43</w:t>
+      </w:r>
+      <w:r>
+        <w:t xml:space="preserve"> </w:t>
+      </w:r>
+      <w:r>
+        <w:t xml:space="preserve">— A one-page cover sheet — small is not a defect</w:t>
+      </w:r>
+      <w:r>
+        <w:t xml:space="preserve"> </w:t>
+      </w:r>
+      <w:r>
+        <w:rPr>
+          <w:i/>
+          <w:iCs/>
+        </w:rPr>
+        <w:t xml:space="preserve">(passed clean)</w:t>
+      </w:r>
+    </w:p>
+    <w:p>
+      <w:pPr>
+        <w:pStyle w:val="Compact"/>
+        <w:numPr>
+          <w:ilvl w:val="0"/>
+          <w:numId w:val="1003"/>
+        </w:numPr>
+      </w:pPr>
+      <w:r>
+        <w:rPr>
+          <w:b/>
+          <w:bCs/>
+        </w:rPr>
+        <w:t xml:space="preserve">synthetic-44</w:t>
+      </w:r>
+      <w:r>
+        <w:t xml:space="preserve"> </w:t>
+      </w:r>
+      <w:r>
+        <w:t xml:space="preserve">— Marked decorative, yet tagged as content, undescribed</w:t>
+      </w:r>
+      <w:r>
+        <w:t xml:space="preserve"> </w:t>
+      </w:r>
+      <w:r>
+        <w:rPr>
+          <w:i/>
+          <w:iCs/>
+        </w:rPr>
+        <w:t xml:space="preserve">(caught)</w:t>
+      </w:r>
+    </w:p>
+    <w:p>
+      <w:pPr>
+        <w:pStyle w:val="Compact"/>
+        <w:numPr>
+          <w:ilvl w:val="0"/>
+          <w:numId w:val="1003"/>
+        </w:numPr>
+      </w:pPr>
+      <w:r>
+        <w:rPr>
+          <w:b/>
+          <w:bCs/>
+        </w:rPr>
+        <w:t xml:space="preserve">synthetic-45</w:t>
+      </w:r>
+      <w:r>
+        <w:t xml:space="preserve"> </w:t>
+      </w:r>
+      <w:r>
+        <w:t xml:space="preserve">— Pages rotated sideways</w:t>
+      </w:r>
+      <w:r>
+        <w:t xml:space="preserve"> </w:t>
+      </w:r>
+      <w:r>
+        <w:rPr>
+          <w:i/>
+          <w:iCs/>
+        </w:rPr>
+        <w:t xml:space="preserve">(passed clean)</w:t>
+      </w:r>
+    </w:p>
+    <w:p>
+      <w:pPr>
+        <w:pStyle w:val="Compact"/>
+        <w:numPr>
+          <w:ilvl w:val="0"/>
+          <w:numId w:val="1003"/>
+        </w:numPr>
+      </w:pPr>
+      <w:r>
+        <w:rPr>
+          <w:b/>
+          <w:bCs/>
+        </w:rPr>
+        <w:t xml:space="preserve">synthetic-46</w:t>
+      </w:r>
+      <w:r>
+        <w:t xml:space="preserve"> </w:t>
+      </w:r>
+      <w:r>
+        <w:t xml:space="preserve">— A link that says where it goes</w:t>
+      </w:r>
+      <w:r>
+        <w:t xml:space="preserve"> </w:t>
+      </w:r>
+      <w:r>
+        <w:rPr>
+          <w:i/>
+          <w:iCs/>
+        </w:rPr>
+        <w:t xml:space="preserve">(passed clean)</w:t>
+      </w:r>
+    </w:p>
+    <w:p>
+      <w:pPr>
+        <w:pStyle w:val="Compact"/>
+        <w:numPr>
+          <w:ilvl w:val="0"/>
+          <w:numId w:val="1003"/>
+        </w:numPr>
+      </w:pPr>
+      <w:r>
+        <w:rPr>
+          <w:b/>
+          <w:bCs/>
+        </w:rPr>
+        <w:t xml:space="preserve">synthetic-47</w:t>
+      </w:r>
+      <w:r>
+        <w:t xml:space="preserve"> </w:t>
+      </w:r>
+      <w:r>
+        <w:t xml:space="preserve">— A formula with no spoken form</w:t>
+      </w:r>
+      <w:r>
+        <w:t xml:space="preserve"> </w:t>
+      </w:r>
+      <w:r>
+        <w:rPr>
+          <w:i/>
+          <w:iCs/>
+        </w:rPr>
+        <w:t xml:space="preserve">(caught)</w:t>
+      </w:r>
+    </w:p>
+    <w:p>
+      <w:pPr>
+        <w:pStyle w:val="Compact"/>
+        <w:numPr>
+          <w:ilvl w:val="0"/>
+          <w:numId w:val="1003"/>
+        </w:numPr>
+      </w:pPr>
+      <w:r>
+        <w:rPr>
+          <w:b/>
+          <w:bCs/>
+        </w:rPr>
+        <w:t xml:space="preserve">synthetic-48</w:t>
+      </w:r>
+      <w:r>
+        <w:t xml:space="preserve"> </w:t>
+      </w:r>
+      <w:r>
+        <w:t xml:space="preserve">— The same formula, spoken form included</w:t>
+      </w:r>
+      <w:r>
+        <w:t xml:space="preserve"> </w:t>
+      </w:r>
+      <w:r>
+        <w:rPr>
+          <w:i/>
+          <w:iCs/>
+        </w:rPr>
+        <w:t xml:space="preserve">(passed clean)</w:t>
+      </w:r>
+    </w:p>
+    <w:p>
+      <w:pPr>
+        <w:pStyle w:val="Compact"/>
+        <w:numPr>
+          <w:ilvl w:val="0"/>
+          <w:numId w:val="1003"/>
+        </w:numPr>
+      </w:pPr>
+      <w:r>
+        <w:rPr>
+          <w:b/>
+          <w:bCs/>
+        </w:rPr>
+        <w:t xml:space="preserve">synthetic-49</w:t>
+      </w:r>
+      <w:r>
+        <w:t xml:space="preserve"> </w:t>
+      </w:r>
+      <w:r>
+        <w:t xml:space="preserve">— Three unrelated defects in one file — all three flagged</w:t>
+      </w:r>
+      <w:r>
+        <w:t xml:space="preserve"> </w:t>
+      </w:r>
+      <w:r>
+        <w:rPr>
+          <w:i/>
+          <w:iCs/>
+        </w:rPr>
+        <w:t xml:space="preserve">(caught)</w:t>
+      </w:r>
+    </w:p>
+    <w:p>
+      <w:pPr>
+        <w:pStyle w:val="Compact"/>
+        <w:numPr>
+          <w:ilvl w:val="0"/>
+          <w:numId w:val="1003"/>
+        </w:numPr>
+      </w:pPr>
+      <w:r>
+        <w:rPr>
+          <w:b/>
+          <w:bCs/>
+        </w:rPr>
+        <w:t xml:space="preserve">synthetic-50</w:t>
+      </w:r>
+      <w:r>
+        <w:t xml:space="preserve"> </w:t>
+      </w:r>
+      <w:r>
+        <w:t xml:space="preserve">— Everything right at once — the grand good twin</w:t>
+      </w:r>
+      <w:r>
+        <w:t xml:space="preserve"> </w:t>
+      </w:r>
+      <w:r>
+        <w:rPr>
+          <w:i/>
+          <w:iCs/>
+        </w:rPr>
+        <w:t xml:space="preserve">(held · scored 100)</w:t>
+      </w:r>
+    </w:p>
+    <w:p>
+      <w:pPr>
+        <w:pStyle w:val="Compact"/>
+        <w:numPr>
+          <w:ilvl w:val="0"/>
+          <w:numId w:val="1003"/>
+        </w:numPr>
+      </w:pPr>
+      <w:r>
+        <w:rPr>
+          <w:b/>
+          <w:bCs/>
+        </w:rPr>
+        <w:t xml:space="preserve">synthetic-51</w:t>
+      </w:r>
+      <w:r>
+        <w:t xml:space="preserve"> </w:t>
+      </w:r>
+      <w:r>
+        <w:t xml:space="preserve">— Canva default export: gorgeous and completely untagged</w:t>
+      </w:r>
+      <w:r>
+        <w:t xml:space="preserve"> </w:t>
+      </w:r>
+      <w:r>
+        <w:rPr>
+          <w:i/>
+          <w:iCs/>
+        </w:rPr>
+        <w:t xml:space="preserve">(caught)</w:t>
+      </w:r>
+    </w:p>
+    <w:p>
+      <w:pPr>
+        <w:pStyle w:val="Compact"/>
+        <w:numPr>
+          <w:ilvl w:val="0"/>
+          <w:numId w:val="1003"/>
+        </w:numPr>
+      </w:pPr>
+      <w:r>
+        <w:rPr>
+          <w:b/>
+          <w:bCs/>
+        </w:rPr>
+        <w:t xml:space="preserve">synthetic-52</w:t>
+      </w:r>
+      <w:r>
+        <w:t xml:space="preserve"> </w:t>
+      </w:r>
+      <w:r>
+        <w:t xml:space="preserve">— Never given a name — no title anywhere</w:t>
+      </w:r>
+      <w:r>
+        <w:t xml:space="preserve"> </w:t>
+      </w:r>
+      <w:r>
+        <w:rPr>
+          <w:i/>
+          <w:iCs/>
+        </w:rPr>
+        <w:t xml:space="preserve">(caught)</w:t>
+      </w:r>
+    </w:p>
+    <w:p>
+      <w:pPr>
+        <w:pStyle w:val="Compact"/>
+        <w:numPr>
+          <w:ilvl w:val="0"/>
+          <w:numId w:val="1003"/>
+        </w:numPr>
+      </w:pPr>
+      <w:r>
+        <w:rPr>
+          <w:b/>
+          <w:bCs/>
+        </w:rPr>
+        <w:t xml:space="preserve">synthetic-53</w:t>
+      </w:r>
+      <w:r>
+        <w:t xml:space="preserve"> </w:t>
+      </w:r>
+      <w:r>
+        <w:t xml:space="preserve">— Twelve decorative shapes tagged as content, undescribed</w:t>
+      </w:r>
+      <w:r>
+        <w:t xml:space="preserve"> </w:t>
+      </w:r>
+      <w:r>
+        <w:rPr>
+          <w:i/>
+          <w:iCs/>
+        </w:rPr>
+        <w:t xml:space="preserve">(caught)</w:t>
+      </w:r>
+    </w:p>
+    <w:p>
+      <w:pPr>
+        <w:pStyle w:val="Compact"/>
+        <w:numPr>
+          <w:ilvl w:val="0"/>
+          <w:numId w:val="1003"/>
+        </w:numPr>
+      </w:pPr>
+      <w:r>
+        <w:rPr>
+          <w:b/>
+          <w:bCs/>
+        </w:rPr>
+        <w:t xml:space="preserve">synthetic-54</w:t>
+      </w:r>
+      <w:r>
+        <w:t xml:space="preserve"> </w:t>
+      </w:r>
+      <w:r>
+        <w:t xml:space="preserve">— The same shapes properly made invisible</w:t>
+      </w:r>
+      <w:r>
+        <w:t xml:space="preserve"> </w:t>
+      </w:r>
+      <w:r>
+        <w:rPr>
+          <w:i/>
+          <w:iCs/>
+        </w:rPr>
+        <w:t xml:space="preserve">(held · scored 100)</w:t>
+      </w:r>
+    </w:p>
+    <w:p>
+      <w:pPr>
+        <w:pStyle w:val="Compact"/>
+        <w:numPr>
+          <w:ilvl w:val="0"/>
+          <w:numId w:val="1003"/>
+        </w:numPr>
+      </w:pPr>
+      <w:r>
+        <w:rPr>
+          <w:b/>
+          <w:bCs/>
+        </w:rPr>
+        <w:t xml:space="preserve">synthetic-55</w:t>
+      </w:r>
+      <w:r>
+        <w:t xml:space="preserve"> </w:t>
+      </w:r>
+      <w:r>
+        <w:t xml:space="preserve">— A stylized headline that is a picture of words</w:t>
+      </w:r>
+      <w:r>
+        <w:t xml:space="preserve"> </w:t>
+      </w:r>
+      <w:r>
+        <w:rPr>
+          <w:i/>
+          <w:iCs/>
+        </w:rPr>
+        <w:t xml:space="preserve">(caught)</w:t>
+      </w:r>
+    </w:p>
+    <w:p>
+      <w:pPr>
+        <w:pStyle w:val="Compact"/>
+        <w:numPr>
+          <w:ilvl w:val="0"/>
+          <w:numId w:val="1003"/>
+        </w:numPr>
+      </w:pPr>
+      <w:r>
+        <w:rPr>
+          <w:b/>
+          <w:bCs/>
+        </w:rPr>
+        <w:t xml:space="preserve">synthetic-56</w:t>
+      </w:r>
+      <w:r>
+        <w:t xml:space="preserve"> </w:t>
+      </w:r>
+      <w:r>
+        <w:t xml:space="preserve">— Three links: one good, one raw address, one</w:t>
+      </w:r>
+      <w:r>
+        <w:t xml:space="preserve"> </w:t>
+      </w:r>
+      <w:r>
+        <w:t xml:space="preserve">“here”</w:t>
+      </w:r>
+      <w:r>
+        <w:t xml:space="preserve"> </w:t>
+      </w:r>
+      <w:r>
+        <w:rPr>
+          <w:i/>
+          <w:iCs/>
+        </w:rPr>
+        <w:t xml:space="preserve">(caught)</w:t>
+      </w:r>
+    </w:p>
+    <w:p>
+      <w:pPr>
+        <w:pStyle w:val="Compact"/>
+        <w:numPr>
+          <w:ilvl w:val="0"/>
+          <w:numId w:val="1003"/>
+        </w:numPr>
+      </w:pPr>
+      <w:r>
+        <w:rPr>
+          <w:b/>
+          <w:bCs/>
+        </w:rPr>
+        <w:t xml:space="preserve">synthetic-57</w:t>
+      </w:r>
+      <w:r>
+        <w:t xml:space="preserve"> </w:t>
+      </w:r>
+      <w:r>
+        <w:t xml:space="preserve">— No language declared anywhere</w:t>
+      </w:r>
+      <w:r>
+        <w:t xml:space="preserve"> </w:t>
+      </w:r>
+      <w:r>
+        <w:rPr>
+          <w:i/>
+          <w:iCs/>
+        </w:rPr>
+        <w:t xml:space="preserve">(caught)</w:t>
+      </w:r>
+    </w:p>
+    <w:p>
+      <w:pPr>
+        <w:pStyle w:val="Compact"/>
+        <w:numPr>
+          <w:ilvl w:val="0"/>
+          <w:numId w:val="1003"/>
+        </w:numPr>
+      </w:pPr>
+      <w:r>
+        <w:rPr>
+          <w:b/>
+          <w:bCs/>
+        </w:rPr>
+        <w:t xml:space="preserve">synthetic-58</w:t>
+      </w:r>
+      <w:r>
+        <w:t xml:space="preserve"> </w:t>
+      </w:r>
+      <w:r>
+        <w:t xml:space="preserve">— A social-media square page, tagged right</w:t>
+      </w:r>
+      <w:r>
+        <w:t xml:space="preserve"> </w:t>
+      </w:r>
+      <w:r>
+        <w:rPr>
+          <w:i/>
+          <w:iCs/>
+        </w:rPr>
+        <w:t xml:space="preserve">(held · scored 100)</w:t>
+      </w:r>
+    </w:p>
+    <w:p>
+      <w:pPr>
+        <w:pStyle w:val="Compact"/>
+        <w:numPr>
+          <w:ilvl w:val="0"/>
+          <w:numId w:val="1003"/>
+        </w:numPr>
+      </w:pPr>
+      <w:r>
+        <w:rPr>
+          <w:b/>
+          <w:bCs/>
+        </w:rPr>
+        <w:t xml:space="preserve">synthetic-59</w:t>
+      </w:r>
+      <w:r>
+        <w:t xml:space="preserve"> </w:t>
+      </w:r>
+      <w:r>
+        <w:t xml:space="preserve">— A heading dressed in template ornaments</w:t>
+      </w:r>
+      <w:r>
+        <w:t xml:space="preserve"> </w:t>
+      </w:r>
+      <w:r>
+        <w:rPr>
+          <w:i/>
+          <w:iCs/>
+        </w:rPr>
+        <w:t xml:space="preserve">(passed clean)</w:t>
+      </w:r>
+    </w:p>
+    <w:p>
+      <w:pPr>
+        <w:pStyle w:val="Compact"/>
+        <w:numPr>
+          <w:ilvl w:val="0"/>
+          <w:numId w:val="1003"/>
+        </w:numPr>
+      </w:pPr>
+      <w:r>
+        <w:rPr>
+          <w:b/>
+          <w:bCs/>
+        </w:rPr>
+        <w:t xml:space="preserve">synthetic-60</w:t>
+      </w:r>
+      <w:r>
+        <w:t xml:space="preserve"> </w:t>
+      </w:r>
+      <w:r>
+        <w:t xml:space="preserve">— Four pages of visual style, zero heading tags</w:t>
+      </w:r>
+      <w:r>
+        <w:t xml:space="preserve"> </w:t>
+      </w:r>
+      <w:r>
+        <w:rPr>
+          <w:i/>
+          <w:iCs/>
+        </w:rPr>
+        <w:t xml:space="preserve">(caught)</w:t>
+      </w:r>
+    </w:p>
+    <w:p>
+      <w:pPr>
+        <w:pStyle w:val="Compact"/>
+        <w:numPr>
+          <w:ilvl w:val="0"/>
+          <w:numId w:val="1003"/>
+        </w:numPr>
+      </w:pPr>
+      <w:r>
+        <w:rPr>
+          <w:b/>
+          <w:bCs/>
+        </w:rPr>
+        <w:t xml:space="preserve">synthetic-61</w:t>
+      </w:r>
+      <w:r>
+        <w:t xml:space="preserve"> </w:t>
+      </w:r>
+      <w:r>
+        <w:t xml:space="preserve">— A tag pointing at a deleted page</w:t>
+      </w:r>
+      <w:r>
+        <w:t xml:space="preserve"> </w:t>
+      </w:r>
+      <w:r>
+        <w:rPr>
+          <w:i/>
+          <w:iCs/>
+        </w:rPr>
+        <w:t xml:space="preserve">(passed clean)</w:t>
+      </w:r>
+    </w:p>
+    <w:p>
+      <w:pPr>
+        <w:pStyle w:val="Compact"/>
+        <w:numPr>
+          <w:ilvl w:val="0"/>
+          <w:numId w:val="1003"/>
+        </w:numPr>
+      </w:pPr>
+      <w:r>
+        <w:rPr>
+          <w:b/>
+          <w:bCs/>
+        </w:rPr>
+        <w:t xml:space="preserve">synthetic-62</w:t>
+      </w:r>
+      <w:r>
+        <w:t xml:space="preserve"> </w:t>
+      </w:r>
+      <w:r>
+        <w:t xml:space="preserve">— One passage claimed by two tags at once</w:t>
+      </w:r>
+      <w:r>
+        <w:t xml:space="preserve"> </w:t>
+      </w:r>
+      <w:r>
+        <w:rPr>
+          <w:i/>
+          <w:iCs/>
+        </w:rPr>
+        <w:t xml:space="preserve">(passed clean)</w:t>
+      </w:r>
+    </w:p>
+    <w:p>
+      <w:pPr>
+        <w:pStyle w:val="Compact"/>
+        <w:numPr>
+          <w:ilvl w:val="0"/>
+          <w:numId w:val="1003"/>
+        </w:numPr>
+      </w:pPr>
+      <w:r>
+        <w:rPr>
+          <w:b/>
+          <w:bCs/>
+        </w:rPr>
+        <w:t xml:space="preserve">synthetic-63</w:t>
+      </w:r>
+      <w:r>
+        <w:t xml:space="preserve"> </w:t>
+      </w:r>
+      <w:r>
+        <w:t xml:space="preserve">— Blank pages used as padding</w:t>
+      </w:r>
+      <w:r>
+        <w:t xml:space="preserve"> </w:t>
+      </w:r>
+      <w:r>
+        <w:rPr>
+          <w:i/>
+          <w:iCs/>
+        </w:rPr>
+        <w:t xml:space="preserve">(passed clean)</w:t>
+      </w:r>
+    </w:p>
+    <w:p>
+      <w:pPr>
+        <w:pStyle w:val="Compact"/>
+        <w:numPr>
+          <w:ilvl w:val="0"/>
+          <w:numId w:val="1003"/>
+        </w:numPr>
+      </w:pPr>
+      <w:r>
+        <w:rPr>
+          <w:b/>
+          <w:bCs/>
+        </w:rPr>
+        <w:t xml:space="preserve">synthetic-64</w:t>
+      </w:r>
+      <w:r>
+        <w:t xml:space="preserve"> </w:t>
+      </w:r>
+      <w:r>
+        <w:t xml:space="preserve">— Every text box its own H1 — reported honestly</w:t>
+      </w:r>
+      <w:r>
+        <w:t xml:space="preserve"> </w:t>
+      </w:r>
+      <w:r>
+        <w:rPr>
+          <w:i/>
+          <w:iCs/>
+        </w:rPr>
+        <w:t xml:space="preserve">(passed clean)</w:t>
+      </w:r>
+    </w:p>
+    <w:p>
+      <w:pPr>
+        <w:pStyle w:val="Compact"/>
+        <w:numPr>
+          <w:ilvl w:val="0"/>
+          <w:numId w:val="1003"/>
+        </w:numPr>
+      </w:pPr>
+      <w:r>
+        <w:rPr>
+          <w:b/>
+          <w:bCs/>
+        </w:rPr>
+        <w:t xml:space="preserve">synthetic-65</w:t>
+      </w:r>
+      <w:r>
+        <w:t xml:space="preserve"> </w:t>
+      </w:r>
+      <w:r>
+        <w:t xml:space="preserve">— A twelve-page photo story with no navigation</w:t>
+      </w:r>
+      <w:r>
+        <w:t xml:space="preserve"> </w:t>
+      </w:r>
+      <w:r>
+        <w:rPr>
+          <w:i/>
+          <w:iCs/>
+        </w:rPr>
+        <w:t xml:space="preserve">(caught)</w:t>
+      </w:r>
+    </w:p>
+    <w:p>
+      <w:pPr>
+        <w:pStyle w:val="Compact"/>
+        <w:numPr>
+          <w:ilvl w:val="0"/>
+          <w:numId w:val="1003"/>
+        </w:numPr>
+      </w:pPr>
+      <w:r>
+        <w:rPr>
+          <w:b/>
+          <w:bCs/>
+        </w:rPr>
+        <w:t xml:space="preserve">synthetic-66</w:t>
+      </w:r>
+      <w:r>
+        <w:t xml:space="preserve"> </w:t>
+      </w:r>
+      <w:r>
+        <w:t xml:space="preserve">— Forty drawn shapes beneath properly tagged text</w:t>
+      </w:r>
+      <w:r>
+        <w:t xml:space="preserve"> </w:t>
+      </w:r>
+      <w:r>
+        <w:rPr>
+          <w:i/>
+          <w:iCs/>
+        </w:rPr>
+        <w:t xml:space="preserve">(passed clean)</w:t>
+      </w:r>
+    </w:p>
+    <w:p>
+      <w:pPr>
+        <w:pStyle w:val="Compact"/>
+        <w:numPr>
+          <w:ilvl w:val="0"/>
+          <w:numId w:val="1003"/>
+        </w:numPr>
+      </w:pPr>
+      <w:r>
+        <w:rPr>
+          <w:b/>
+          <w:bCs/>
+        </w:rPr>
+        <w:t xml:space="preserve">synthetic-67</w:t>
+      </w:r>
+      <w:r>
+        <w:t xml:space="preserve"> </w:t>
+      </w:r>
+      <w:r>
+        <w:t xml:space="preserve">— An image described as</w:t>
+      </w:r>
+      <w:r>
+        <w:t xml:space="preserve"> </w:t>
+      </w:r>
+      <w:r>
+        <w:t xml:space="preserve">“:-)”</w:t>
+      </w:r>
+      <w:r>
+        <w:t xml:space="preserve"> </w:t>
+      </w:r>
+      <w:r>
+        <w:t xml:space="preserve">— the human share of the work</w:t>
+      </w:r>
+      <w:r>
+        <w:t xml:space="preserve"> </w:t>
+      </w:r>
+      <w:r>
+        <w:rPr>
+          <w:i/>
+          <w:iCs/>
+        </w:rPr>
+        <w:t xml:space="preserve">(passed clean)</w:t>
+      </w:r>
+    </w:p>
+    <w:p>
+      <w:pPr>
+        <w:pStyle w:val="Compact"/>
+        <w:numPr>
+          <w:ilvl w:val="0"/>
+          <w:numId w:val="1003"/>
+        </w:numPr>
+      </w:pPr>
+      <w:r>
+        <w:rPr>
+          <w:b/>
+          <w:bCs/>
+        </w:rPr>
+        <w:t xml:space="preserve">synthetic-68</w:t>
+      </w:r>
+      <w:r>
+        <w:t xml:space="preserve"> </w:t>
+      </w:r>
+      <w:r>
+        <w:t xml:space="preserve">— A Canva layout remediated by hand</w:t>
+      </w:r>
+      <w:r>
+        <w:t xml:space="preserve"> </w:t>
+      </w:r>
+      <w:r>
+        <w:rPr>
+          <w:i/>
+          <w:iCs/>
+        </w:rPr>
+        <w:t xml:space="preserve">(passed clean)</w:t>
+      </w:r>
+    </w:p>
+    <w:p>
+      <w:pPr>
+        <w:pStyle w:val="Compact"/>
+        <w:numPr>
+          <w:ilvl w:val="0"/>
+          <w:numId w:val="1003"/>
+        </w:numPr>
+      </w:pPr>
+      <w:r>
+        <w:rPr>
+          <w:b/>
+          <w:bCs/>
+        </w:rPr>
+        <w:t xml:space="preserve">synthetic-69</w:t>
+      </w:r>
+      <w:r>
+        <w:t xml:space="preserve"> </w:t>
+      </w:r>
+      <w:r>
+        <w:t xml:space="preserve">— InDesign with tagging unchecked — pretty, not accessible</w:t>
+      </w:r>
+      <w:r>
+        <w:t xml:space="preserve"> </w:t>
+      </w:r>
+      <w:r>
+        <w:rPr>
+          <w:i/>
+          <w:iCs/>
+        </w:rPr>
+        <w:t xml:space="preserve">(caught)</w:t>
+      </w:r>
+    </w:p>
+    <w:p>
+      <w:pPr>
+        <w:pStyle w:val="Compact"/>
+        <w:numPr>
+          <w:ilvl w:val="0"/>
+          <w:numId w:val="1003"/>
+        </w:numPr>
+      </w:pPr>
+      <w:r>
+        <w:rPr>
+          <w:b/>
+          <w:bCs/>
+        </w:rPr>
+        <w:t xml:space="preserve">synthetic-70</w:t>
+      </w:r>
+      <w:r>
+        <w:t xml:space="preserve"> </w:t>
+      </w:r>
+      <w:r>
+        <w:t xml:space="preserve">— Custom style names, mapped correctly</w:t>
+      </w:r>
+      <w:r>
+        <w:t xml:space="preserve"> </w:t>
+      </w:r>
+      <w:r>
+        <w:rPr>
+          <w:i/>
+          <w:iCs/>
+        </w:rPr>
+        <w:t xml:space="preserve">(passed clean)</w:t>
+      </w:r>
+    </w:p>
+    <w:p>
+      <w:pPr>
+        <w:pStyle w:val="Compact"/>
+        <w:numPr>
+          <w:ilvl w:val="0"/>
+          <w:numId w:val="1003"/>
+        </w:numPr>
+      </w:pPr>
+      <w:r>
+        <w:rPr>
+          <w:b/>
+          <w:bCs/>
+        </w:rPr>
+        <w:t xml:space="preserve">synthetic-71</w:t>
+      </w:r>
+      <w:r>
+        <w:t xml:space="preserve"> </w:t>
+      </w:r>
+      <w:r>
+        <w:t xml:space="preserve">— A custom tag with no mapping at all</w:t>
+      </w:r>
+      <w:r>
+        <w:t xml:space="preserve"> </w:t>
+      </w:r>
+      <w:r>
+        <w:rPr>
+          <w:i/>
+          <w:iCs/>
+        </w:rPr>
+        <w:t xml:space="preserve">(passed clean)</w:t>
+      </w:r>
+    </w:p>
+    <w:p>
+      <w:pPr>
+        <w:pStyle w:val="Compact"/>
+        <w:numPr>
+          <w:ilvl w:val="0"/>
+          <w:numId w:val="1003"/>
+        </w:numPr>
+      </w:pPr>
+      <w:r>
+        <w:rPr>
+          <w:b/>
+          <w:bCs/>
+        </w:rPr>
+        <w:t xml:space="preserve">synthetic-72</w:t>
+      </w:r>
+      <w:r>
+        <w:t xml:space="preserve"> </w:t>
+      </w:r>
+      <w:r>
+        <w:t xml:space="preserve">— Three images, alt panel never opened</w:t>
+      </w:r>
+      <w:r>
+        <w:t xml:space="preserve"> </w:t>
+      </w:r>
+      <w:r>
+        <w:rPr>
+          <w:i/>
+          <w:iCs/>
+        </w:rPr>
+        <w:t xml:space="preserve">(caught)</w:t>
+      </w:r>
+    </w:p>
+    <w:p>
+      <w:pPr>
+        <w:pStyle w:val="Compact"/>
+        <w:numPr>
+          <w:ilvl w:val="0"/>
+          <w:numId w:val="1003"/>
+        </w:numPr>
+      </w:pPr>
+      <w:r>
+        <w:rPr>
+          <w:b/>
+          <w:bCs/>
+        </w:rPr>
+        <w:t xml:space="preserve">synthetic-73</w:t>
+      </w:r>
+      <w:r>
+        <w:t xml:space="preserve"> </w:t>
+      </w:r>
+      <w:r>
+        <w:t xml:space="preserve">— Running headers properly made invisible</w:t>
+      </w:r>
+      <w:r>
+        <w:t xml:space="preserve"> </w:t>
+      </w:r>
+      <w:r>
+        <w:rPr>
+          <w:i/>
+          <w:iCs/>
+        </w:rPr>
+        <w:t xml:space="preserve">(passed clean)</w:t>
+      </w:r>
+    </w:p>
+    <w:p>
+      <w:pPr>
+        <w:pStyle w:val="Compact"/>
+        <w:numPr>
+          <w:ilvl w:val="0"/>
+          <w:numId w:val="1003"/>
+        </w:numPr>
+      </w:pPr>
+      <w:r>
+        <w:rPr>
+          <w:b/>
+          <w:bCs/>
+        </w:rPr>
+        <w:t xml:space="preserve">synthetic-74</w:t>
+      </w:r>
+      <w:r>
+        <w:t xml:space="preserve"> </w:t>
+      </w:r>
+      <w:r>
+        <w:t xml:space="preserve">— A contents page with no links — nothing to punish</w:t>
+      </w:r>
+      <w:r>
+        <w:t xml:space="preserve"> </w:t>
+      </w:r>
+      <w:r>
+        <w:rPr>
+          <w:i/>
+          <w:iCs/>
+        </w:rPr>
+        <w:t xml:space="preserve">(passed clean)</w:t>
+      </w:r>
+    </w:p>
+    <w:p>
+      <w:pPr>
+        <w:pStyle w:val="Compact"/>
+        <w:numPr>
+          <w:ilvl w:val="0"/>
+          <w:numId w:val="1003"/>
+        </w:numPr>
+      </w:pPr>
+      <w:r>
+        <w:rPr>
+          <w:b/>
+          <w:bCs/>
+        </w:rPr>
+        <w:t xml:space="preserve">synthetic-75</w:t>
+      </w:r>
+      <w:r>
+        <w:t xml:space="preserve"> </w:t>
+      </w:r>
+      <w:r>
+        <w:t xml:space="preserve">— A contents page properly linked</w:t>
+      </w:r>
+      <w:r>
+        <w:t xml:space="preserve"> </w:t>
+      </w:r>
+      <w:r>
+        <w:rPr>
+          <w:i/>
+          <w:iCs/>
+        </w:rPr>
+        <w:t xml:space="preserve">(passed clean)</w:t>
+      </w:r>
+    </w:p>
+    <w:p>
+      <w:pPr>
+        <w:pStyle w:val="Compact"/>
+        <w:numPr>
+          <w:ilvl w:val="0"/>
+          <w:numId w:val="1003"/>
+        </w:numPr>
+      </w:pPr>
+      <w:r>
+        <w:rPr>
+          <w:b/>
+          <w:bCs/>
+        </w:rPr>
+        <w:t xml:space="preserve">synthetic-76</w:t>
+      </w:r>
+      <w:r>
+        <w:t xml:space="preserve"> </w:t>
+      </w:r>
+      <w:r>
+        <w:t xml:space="preserve">— A header row that is only styled bold</w:t>
+      </w:r>
+      <w:r>
+        <w:t xml:space="preserve"> </w:t>
+      </w:r>
+      <w:r>
+        <w:rPr>
+          <w:i/>
+          <w:iCs/>
+        </w:rPr>
+        <w:t xml:space="preserve">(caught)</w:t>
+      </w:r>
+    </w:p>
+    <w:p>
+      <w:pPr>
+        <w:pStyle w:val="Compact"/>
+        <w:numPr>
+          <w:ilvl w:val="0"/>
+          <w:numId w:val="1003"/>
+        </w:numPr>
+      </w:pPr>
+      <w:r>
+        <w:rPr>
+          <w:b/>
+          <w:bCs/>
+        </w:rPr>
+        <w:t xml:space="preserve">synthetic-77</w:t>
+      </w:r>
+      <w:r>
+        <w:t xml:space="preserve"> </w:t>
+      </w:r>
+      <w:r>
+        <w:t xml:space="preserve">— Threaded frames tagged in reverse order</w:t>
+      </w:r>
+      <w:r>
+        <w:t xml:space="preserve"> </w:t>
+      </w:r>
+      <w:r>
+        <w:rPr>
+          <w:i/>
+          <w:iCs/>
+        </w:rPr>
+        <w:t xml:space="preserve">(passed clean)</w:t>
+      </w:r>
+    </w:p>
+    <w:p>
+      <w:pPr>
+        <w:pStyle w:val="Compact"/>
+        <w:numPr>
+          <w:ilvl w:val="0"/>
+          <w:numId w:val="1003"/>
+        </w:numPr>
+      </w:pPr>
+      <w:r>
+        <w:rPr>
+          <w:b/>
+          <w:bCs/>
+        </w:rPr>
+        <w:t xml:space="preserve">synthetic-78</w:t>
+      </w:r>
+      <w:r>
+        <w:t xml:space="preserve"> </w:t>
+      </w:r>
+      <w:r>
+        <w:t xml:space="preserve">— A facing-page spread, double wide</w:t>
+      </w:r>
+      <w:r>
+        <w:t xml:space="preserve"> </w:t>
+      </w:r>
+      <w:r>
+        <w:rPr>
+          <w:i/>
+          <w:iCs/>
+        </w:rPr>
+        <w:t xml:space="preserve">(held · scored 100)</w:t>
+      </w:r>
+    </w:p>
+    <w:p>
+      <w:pPr>
+        <w:pStyle w:val="Compact"/>
+        <w:numPr>
+          <w:ilvl w:val="0"/>
+          <w:numId w:val="1003"/>
+        </w:numPr>
+      </w:pPr>
+      <w:r>
+        <w:rPr>
+          <w:b/>
+          <w:bCs/>
+        </w:rPr>
+        <w:t xml:space="preserve">synthetic-79</w:t>
+      </w:r>
+      <w:r>
+        <w:t xml:space="preserve"> </w:t>
+      </w:r>
+      <w:r>
+        <w:t xml:space="preserve">— A bookmark to a deleted page</w:t>
+      </w:r>
+      <w:r>
+        <w:t xml:space="preserve"> </w:t>
+      </w:r>
+      <w:r>
+        <w:rPr>
+          <w:i/>
+          <w:iCs/>
+        </w:rPr>
+        <w:t xml:space="preserve">(passed clean)</w:t>
+      </w:r>
+    </w:p>
+    <w:p>
+      <w:pPr>
+        <w:pStyle w:val="Compact"/>
+        <w:numPr>
+          <w:ilvl w:val="0"/>
+          <w:numId w:val="1003"/>
+        </w:numPr>
+      </w:pPr>
+      <w:r>
+        <w:rPr>
+          <w:b/>
+          <w:bCs/>
+        </w:rPr>
+        <w:t xml:space="preserve">synthetic-80</w:t>
+      </w:r>
+      <w:r>
+        <w:t xml:space="preserve"> </w:t>
+      </w:r>
+      <w:r>
+        <w:t xml:space="preserve">— A figure grouped with its caption</w:t>
+      </w:r>
+      <w:r>
+        <w:t xml:space="preserve"> </w:t>
+      </w:r>
+      <w:r>
+        <w:rPr>
+          <w:i/>
+          <w:iCs/>
+        </w:rPr>
+        <w:t xml:space="preserve">(passed clean)</w:t>
+      </w:r>
+    </w:p>
+    <w:p>
+      <w:pPr>
+        <w:pStyle w:val="Compact"/>
+        <w:numPr>
+          <w:ilvl w:val="0"/>
+          <w:numId w:val="1003"/>
+        </w:numPr>
+      </w:pPr>
+      <w:r>
+        <w:rPr>
+          <w:b/>
+          <w:bCs/>
+        </w:rPr>
+        <w:t xml:space="preserve">synthetic-81</w:t>
+      </w:r>
+      <w:r>
+        <w:t xml:space="preserve"> </w:t>
+      </w:r>
+      <w:r>
+        <w:t xml:space="preserve">— One paragraph shattered into 120 style runs</w:t>
+      </w:r>
+      <w:r>
+        <w:t xml:space="preserve"> </w:t>
+      </w:r>
+      <w:r>
+        <w:rPr>
+          <w:i/>
+          <w:iCs/>
+        </w:rPr>
+        <w:t xml:space="preserve">(passed clean)</w:t>
+      </w:r>
+    </w:p>
+    <w:p>
+      <w:pPr>
+        <w:pStyle w:val="Compact"/>
+        <w:numPr>
+          <w:ilvl w:val="0"/>
+          <w:numId w:val="1003"/>
+        </w:numPr>
+      </w:pPr>
+      <w:r>
+        <w:rPr>
+          <w:b/>
+          <w:bCs/>
+        </w:rPr>
+        <w:t xml:space="preserve">synthetic-82</w:t>
+      </w:r>
+      <w:r>
+        <w:t xml:space="preserve"> </w:t>
+      </w:r>
+      <w:r>
+        <w:t xml:space="preserve">— Headings emptied in a late edit</w:t>
+      </w:r>
+      <w:r>
+        <w:t xml:space="preserve"> </w:t>
+      </w:r>
+      <w:r>
+        <w:rPr>
+          <w:i/>
+          <w:iCs/>
+        </w:rPr>
+        <w:t xml:space="preserve">(caught)</w:t>
+      </w:r>
+    </w:p>
+    <w:p>
+      <w:pPr>
+        <w:pStyle w:val="Compact"/>
+        <w:numPr>
+          <w:ilvl w:val="0"/>
+          <w:numId w:val="1003"/>
+        </w:numPr>
+      </w:pPr>
+      <w:r>
+        <w:rPr>
+          <w:b/>
+          <w:bCs/>
+        </w:rPr>
+        <w:t xml:space="preserve">synthetic-83</w:t>
+      </w:r>
+      <w:r>
+        <w:t xml:space="preserve"> </w:t>
+      </w:r>
+      <w:r>
+        <w:t xml:space="preserve">— Crop marks outside the trim box</w:t>
+      </w:r>
+      <w:r>
+        <w:t xml:space="preserve"> </w:t>
+      </w:r>
+      <w:r>
+        <w:rPr>
+          <w:i/>
+          <w:iCs/>
+        </w:rPr>
+        <w:t xml:space="preserve">(passed clean)</w:t>
+      </w:r>
+    </w:p>
+    <w:p>
+      <w:pPr>
+        <w:pStyle w:val="Compact"/>
+        <w:numPr>
+          <w:ilvl w:val="0"/>
+          <w:numId w:val="1003"/>
+        </w:numPr>
+      </w:pPr>
+      <w:r>
+        <w:rPr>
+          <w:b/>
+          <w:bCs/>
+        </w:rPr>
+        <w:t xml:space="preserve">synthetic-84</w:t>
+      </w:r>
+      <w:r>
+        <w:t xml:space="preserve"> </w:t>
+      </w:r>
+      <w:r>
+        <w:t xml:space="preserve">— Text inside a placed drawing object</w:t>
+      </w:r>
+      <w:r>
+        <w:t xml:space="preserve"> </w:t>
+      </w:r>
+      <w:r>
+        <w:rPr>
+          <w:i/>
+          <w:iCs/>
+        </w:rPr>
+        <w:t xml:space="preserve">(passed clean)</w:t>
+      </w:r>
+    </w:p>
+    <w:p>
+      <w:pPr>
+        <w:pStyle w:val="Compact"/>
+        <w:numPr>
+          <w:ilvl w:val="0"/>
+          <w:numId w:val="1003"/>
+        </w:numPr>
+      </w:pPr>
+      <w:r>
+        <w:rPr>
+          <w:b/>
+          <w:bCs/>
+        </w:rPr>
+        <w:t xml:space="preserve">synthetic-85</w:t>
+      </w:r>
+      <w:r>
+        <w:t xml:space="preserve"> </w:t>
+      </w:r>
+      <w:r>
+        <w:t xml:space="preserve">— Soft hyphens through justified text</w:t>
+      </w:r>
+      <w:r>
+        <w:t xml:space="preserve"> </w:t>
+      </w:r>
+      <w:r>
+        <w:rPr>
+          <w:i/>
+          <w:iCs/>
+        </w:rPr>
+        <w:t xml:space="preserve">(passed clean)</w:t>
+      </w:r>
+    </w:p>
+    <w:p>
+      <w:pPr>
+        <w:pStyle w:val="Compact"/>
+        <w:numPr>
+          <w:ilvl w:val="0"/>
+          <w:numId w:val="1003"/>
+        </w:numPr>
+      </w:pPr>
+      <w:r>
+        <w:rPr>
+          <w:b/>
+          <w:bCs/>
+        </w:rPr>
+        <w:t xml:space="preserve">synthetic-86</w:t>
+      </w:r>
+      <w:r>
+        <w:t xml:space="preserve"> </w:t>
+      </w:r>
+      <w:r>
+        <w:t xml:space="preserve">— InDesign at its best — mapped, described, linked</w:t>
+      </w:r>
+      <w:r>
+        <w:t xml:space="preserve"> </w:t>
+      </w:r>
+      <w:r>
+        <w:rPr>
+          <w:i/>
+          <w:iCs/>
+        </w:rPr>
+        <w:t xml:space="preserve">(passed clean)</w:t>
+      </w:r>
+    </w:p>
+    <w:p>
+      <w:pPr>
+        <w:pStyle w:val="Compact"/>
+        <w:numPr>
+          <w:ilvl w:val="0"/>
+          <w:numId w:val="1003"/>
+        </w:numPr>
+      </w:pPr>
+      <w:r>
+        <w:rPr>
+          <w:b/>
+          <w:bCs/>
+        </w:rPr>
+        <w:t xml:space="preserve">synthetic-87</w:t>
+      </w:r>
+      <w:r>
+        <w:t xml:space="preserve"> </w:t>
+      </w:r>
+      <w:r>
+        <w:t xml:space="preserve">— Word text effects: every styled line a picture</w:t>
+      </w:r>
+      <w:r>
+        <w:t xml:space="preserve"> </w:t>
+      </w:r>
+      <w:r>
+        <w:rPr>
+          <w:i/>
+          <w:iCs/>
+        </w:rPr>
+        <w:t xml:space="preserve">(caught)</w:t>
+      </w:r>
+    </w:p>
+    <w:p>
+      <w:pPr>
+        <w:pStyle w:val="Compact"/>
+        <w:numPr>
+          <w:ilvl w:val="0"/>
+          <w:numId w:val="1003"/>
+        </w:numPr>
+      </w:pPr>
+      <w:r>
+        <w:rPr>
+          <w:b/>
+          <w:bCs/>
+        </w:rPr>
+        <w:t xml:space="preserve">synthetic-88</w:t>
+      </w:r>
+      <w:r>
+        <w:t xml:space="preserve"> </w:t>
+      </w:r>
+      <w:r>
+        <w:t xml:space="preserve">— A</w:t>
+      </w:r>
+      <w:r>
+        <w:t xml:space="preserve"> </w:t>
+      </w:r>
+      <w:r>
+        <w:t xml:space="preserve">“table”</w:t>
+      </w:r>
+      <w:r>
+        <w:t xml:space="preserve"> </w:t>
+      </w:r>
+      <w:r>
+        <w:t xml:space="preserve">drawn with spaces — none hallucinated</w:t>
+      </w:r>
+      <w:r>
+        <w:t xml:space="preserve"> </w:t>
+      </w:r>
+      <w:r>
+        <w:rPr>
+          <w:i/>
+          <w:iCs/>
+        </w:rPr>
+        <w:t xml:space="preserve">(passed clean)</w:t>
+      </w:r>
+    </w:p>
+    <w:p>
+      <w:pPr>
+        <w:pStyle w:val="Compact"/>
+        <w:numPr>
+          <w:ilvl w:val="0"/>
+          <w:numId w:val="1003"/>
+        </w:numPr>
+      </w:pPr>
+      <w:r>
+        <w:rPr>
+          <w:b/>
+          <w:bCs/>
+        </w:rPr>
+        <w:t xml:space="preserve">synthetic-89</w:t>
+      </w:r>
+      <w:r>
+        <w:t xml:space="preserve"> </w:t>
+      </w:r>
+      <w:r>
+        <w:t xml:space="preserve">— Word’s auto-alt: present, judged by the human share</w:t>
+      </w:r>
+      <w:r>
+        <w:t xml:space="preserve"> </w:t>
+      </w:r>
+      <w:r>
+        <w:rPr>
+          <w:i/>
+          <w:iCs/>
+        </w:rPr>
+        <w:t xml:space="preserve">(passed clean)</w:t>
+      </w:r>
+    </w:p>
+    <w:p>
+      <w:pPr>
+        <w:pStyle w:val="Compact"/>
+        <w:numPr>
+          <w:ilvl w:val="0"/>
+          <w:numId w:val="1003"/>
+        </w:numPr>
+      </w:pPr>
+      <w:r>
+        <w:rPr>
+          <w:b/>
+          <w:bCs/>
+        </w:rPr>
+        <w:t xml:space="preserve">synthetic-90</w:t>
+      </w:r>
+      <w:r>
+        <w:t xml:space="preserve"> </w:t>
+      </w:r>
+      <w:r>
+        <w:t xml:space="preserve">— Sixteen empty paragraphs as vertical spacing</w:t>
+      </w:r>
+      <w:r>
+        <w:t xml:space="preserve"> </w:t>
+      </w:r>
+      <w:r>
+        <w:rPr>
+          <w:i/>
+          <w:iCs/>
+        </w:rPr>
+        <w:t xml:space="preserve">(passed clean)</w:t>
+      </w:r>
+    </w:p>
+    <w:p>
+      <w:pPr>
+        <w:pStyle w:val="Compact"/>
+        <w:numPr>
+          <w:ilvl w:val="0"/>
+          <w:numId w:val="1003"/>
+        </w:numPr>
+      </w:pPr>
+      <w:r>
+        <w:rPr>
+          <w:b/>
+          <w:bCs/>
+        </w:rPr>
+        <w:t xml:space="preserve">synthetic-91</w:t>
+      </w:r>
+      <w:r>
+        <w:t xml:space="preserve"> </w:t>
+      </w:r>
+      <w:r>
+        <w:t xml:space="preserve">— Review comments shipped in the final file</w:t>
+      </w:r>
+      <w:r>
+        <w:t xml:space="preserve"> </w:t>
+      </w:r>
+      <w:r>
+        <w:rPr>
+          <w:i/>
+          <w:iCs/>
+        </w:rPr>
+        <w:t xml:space="preserve">(passed clean)</w:t>
+      </w:r>
+    </w:p>
+    <w:p>
+      <w:pPr>
+        <w:pStyle w:val="Compact"/>
+        <w:numPr>
+          <w:ilvl w:val="0"/>
+          <w:numId w:val="1003"/>
+        </w:numPr>
+      </w:pPr>
+      <w:r>
+        <w:rPr>
+          <w:b/>
+          <w:bCs/>
+        </w:rPr>
+        <w:t xml:space="preserve">synthetic-92</w:t>
+      </w:r>
+      <w:r>
+        <w:t xml:space="preserve"> </w:t>
+      </w:r>
+      <w:r>
+        <w:t xml:space="preserve">— Word styles used correctly: a clean H1-H2-H3 ladder</w:t>
+      </w:r>
+      <w:r>
+        <w:t xml:space="preserve"> </w:t>
+      </w:r>
+      <w:r>
+        <w:rPr>
+          <w:i/>
+          <w:iCs/>
+        </w:rPr>
+        <w:t xml:space="preserve">(passed clean)</w:t>
+      </w:r>
+    </w:p>
+    <w:p>
+      <w:pPr>
+        <w:pStyle w:val="Compact"/>
+        <w:numPr>
+          <w:ilvl w:val="0"/>
+          <w:numId w:val="1003"/>
+        </w:numPr>
+      </w:pPr>
+      <w:r>
+        <w:rPr>
+          <w:b/>
+          <w:bCs/>
+        </w:rPr>
+        <w:t xml:space="preserve">synthetic-93</w:t>
+      </w:r>
+      <w:r>
+        <w:t xml:space="preserve"> </w:t>
+      </w:r>
+      <w:r>
+        <w:t xml:space="preserve">— A real list beside a typed dash</w:t>
+      </w:r>
+      <w:r>
+        <w:t xml:space="preserve"> </w:t>
+      </w:r>
+      <w:r>
+        <w:t xml:space="preserve">“list”</w:t>
+      </w:r>
+      <w:r>
+        <w:t xml:space="preserve"> </w:t>
+      </w:r>
+      <w:r>
+        <w:rPr>
+          <w:i/>
+          <w:iCs/>
+        </w:rPr>
+        <w:t xml:space="preserve">(caught)</w:t>
+      </w:r>
+    </w:p>
+    <w:p>
+      <w:pPr>
+        <w:pStyle w:val="Compact"/>
+        <w:numPr>
+          <w:ilvl w:val="0"/>
+          <w:numId w:val="1003"/>
+        </w:numPr>
+      </w:pPr>
+      <w:r>
+        <w:rPr>
+          <w:b/>
+          <w:bCs/>
+        </w:rPr>
+        <w:t xml:space="preserve">synthetic-94</w:t>
+      </w:r>
+      <w:r>
+        <w:t xml:space="preserve"> </w:t>
+      </w:r>
+      <w:r>
+        <w:t xml:space="preserve">— A merged header spanning two columns</w:t>
+      </w:r>
+      <w:r>
+        <w:t xml:space="preserve"> </w:t>
+      </w:r>
+      <w:r>
+        <w:rPr>
+          <w:i/>
+          <w:iCs/>
+        </w:rPr>
+        <w:t xml:space="preserve">(passed clean)</w:t>
+      </w:r>
+    </w:p>
+    <w:p>
+      <w:pPr>
+        <w:pStyle w:val="Compact"/>
+        <w:numPr>
+          <w:ilvl w:val="0"/>
+          <w:numId w:val="1003"/>
+        </w:numPr>
+      </w:pPr>
+      <w:r>
+        <w:rPr>
+          <w:b/>
+          <w:bCs/>
+        </w:rPr>
+        <w:t xml:space="preserve">synthetic-95</w:t>
+      </w:r>
+      <w:r>
+        <w:t xml:space="preserve"> </w:t>
+      </w:r>
+      <w:r>
+        <w:t xml:space="preserve">— A title in the classic metadata slot only</w:t>
+      </w:r>
+      <w:r>
+        <w:t xml:space="preserve"> </w:t>
+      </w:r>
+      <w:r>
+        <w:rPr>
+          <w:i/>
+          <w:iCs/>
+        </w:rPr>
+        <w:t xml:space="preserve">(passed clean)</w:t>
+      </w:r>
+    </w:p>
+    <w:p>
+      <w:pPr>
+        <w:pStyle w:val="Compact"/>
+        <w:numPr>
+          <w:ilvl w:val="0"/>
+          <w:numId w:val="1003"/>
+        </w:numPr>
+      </w:pPr>
+      <w:r>
+        <w:rPr>
+          <w:b/>
+          <w:bCs/>
+        </w:rPr>
+        <w:t xml:space="preserve">synthetic-96</w:t>
+      </w:r>
+      <w:r>
+        <w:t xml:space="preserve"> </w:t>
+      </w:r>
+      <w:r>
+        <w:t xml:space="preserve">—</w:t>
+      </w:r>
+      <w:r>
+        <w:t xml:space="preserve"> </w:t>
+      </w:r>
+      <w:r>
+        <w:t xml:space="preserve">“Print to PDF”</w:t>
+      </w:r>
+      <w:r>
+        <w:t xml:space="preserve">: three losses in one habit</w:t>
+      </w:r>
+      <w:r>
+        <w:t xml:space="preserve"> </w:t>
+      </w:r>
+      <w:r>
+        <w:rPr>
+          <w:i/>
+          <w:iCs/>
+        </w:rPr>
+        <w:t xml:space="preserve">(caught)</w:t>
+      </w:r>
+    </w:p>
+    <w:p>
+      <w:pPr>
+        <w:pStyle w:val="Compact"/>
+        <w:numPr>
+          <w:ilvl w:val="0"/>
+          <w:numId w:val="1003"/>
+        </w:numPr>
+      </w:pPr>
+      <w:r>
+        <w:rPr>
+          <w:b/>
+          <w:bCs/>
+        </w:rPr>
+        <w:t xml:space="preserve">synthetic-97</w:t>
+      </w:r>
+      <w:r>
+        <w:t xml:space="preserve"> </w:t>
+      </w:r>
+      <w:r>
+        <w:t xml:space="preserve">— Word done right, end to end</w:t>
+      </w:r>
+      <w:r>
+        <w:t xml:space="preserve"> </w:t>
+      </w:r>
+      <w:r>
+        <w:rPr>
+          <w:i/>
+          <w:iCs/>
+        </w:rPr>
+        <w:t xml:space="preserve">(passed clean)</w:t>
+      </w:r>
+    </w:p>
+    <w:p>
+      <w:pPr>
+        <w:pStyle w:val="Compact"/>
+        <w:numPr>
+          <w:ilvl w:val="0"/>
+          <w:numId w:val="1003"/>
+        </w:numPr>
+      </w:pPr>
+      <w:r>
+        <w:rPr>
+          <w:b/>
+          <w:bCs/>
+        </w:rPr>
+        <w:t xml:space="preserve">synthetic-98</w:t>
+      </w:r>
+      <w:r>
+        <w:t xml:space="preserve"> </w:t>
+      </w:r>
+      <w:r>
+        <w:t xml:space="preserve">— Three tools’ bad habits stapled into one file</w:t>
+      </w:r>
+      <w:r>
+        <w:t xml:space="preserve"> </w:t>
+      </w:r>
+      <w:r>
+        <w:rPr>
+          <w:i/>
+          <w:iCs/>
+        </w:rPr>
+        <w:t xml:space="preserve">(caught)</w:t>
+      </w:r>
+    </w:p>
+    <w:p>
+      <w:pPr>
+        <w:pStyle w:val="Compact"/>
+        <w:numPr>
+          <w:ilvl w:val="0"/>
+          <w:numId w:val="1003"/>
+        </w:numPr>
+      </w:pPr>
+      <w:r>
+        <w:rPr>
+          <w:b/>
+          <w:bCs/>
+        </w:rPr>
+        <w:t xml:space="preserve">synthetic-99</w:t>
+      </w:r>
+      <w:r>
+        <w:t xml:space="preserve"> </w:t>
+      </w:r>
+      <w:r>
+        <w:t xml:space="preserve">— A remediated four-page brochure</w:t>
+      </w:r>
+      <w:r>
+        <w:t xml:space="preserve"> </w:t>
+      </w:r>
+      <w:r>
+        <w:rPr>
+          <w:i/>
+          <w:iCs/>
+        </w:rPr>
+        <w:t xml:space="preserve">(passed clean)</w:t>
+      </w:r>
+    </w:p>
+    <w:p>
+      <w:pPr>
+        <w:pStyle w:val="Compact"/>
+        <w:numPr>
+          <w:ilvl w:val="0"/>
+          <w:numId w:val="1003"/>
+        </w:numPr>
+      </w:pPr>
+      <w:r>
+        <w:rPr>
+          <w:b/>
+          <w:bCs/>
+        </w:rPr>
+        <w:t xml:space="preserve">synthetic-100</w:t>
+      </w:r>
+      <w:r>
+        <w:t xml:space="preserve"> </w:t>
+      </w:r>
+      <w:r>
+        <w:t xml:space="preserve">— The hundredth document — perfect, and graded perfect</w:t>
+      </w:r>
+      <w:r>
+        <w:t xml:space="preserve"> </w:t>
+      </w:r>
+      <w:r>
+        <w:rPr>
+          <w:i/>
+          <w:iCs/>
+        </w:rPr>
+        <w:t xml:space="preserve">(held · scored 100)</w:t>
+      </w:r>
+    </w:p>
     <w:bookmarkEnd w:id="21"/>
+    <w:bookmarkEnd w:id="22"/>
     <w:sectPr>
       <w:footnotePr>
         <w:numRestart w:val="eachSect"/>
@@ -1403,6 +4703,9 @@
     <w:abstractNumId w:val="991"/>
   </w:num>
   <w:num w:numId="1002">
+    <w:abstractNumId w:val="991"/>
+  </w:num>
+  <w:num w:numId="1003">
     <w:abstractNumId w:val="991"/>
   </w:num>
 </w:numbering>

--- a/docs/brief/checker-brief.docx
+++ b/docs/brief/checker-brief.docx
@@ -98,7 +98,7 @@
           <w:b/>
           <w:bCs/>
         </w:rPr>
-        <w:t xml:space="preserve">681</w:t>
+        <w:t xml:space="preserve">682</w:t>
       </w:r>
       <w:r>
         <w:t xml:space="preserve"> </w:t>
@@ -960,13 +960,13 @@
       </w:r>
     </w:p>
     <w:bookmarkEnd w:id="16"/>
-    <w:bookmarkStart w:id="19" w:name="six-months.-681-changes.-122-versions."/>
+    <w:bookmarkStart w:id="19" w:name="six-months.-682-changes.-122-versions."/>
     <w:p>
       <w:pPr>
         <w:pStyle w:val="Heading2"/>
       </w:pPr>
       <w:r>
-        <w:t xml:space="preserve">Six months. 681 changes. 122 versions.</w:t>
+        <w:t xml:space="preserve">Six months. 682 changes. 122 versions.</w:t>
       </w:r>
     </w:p>
     <w:p>
@@ -974,7 +974,7 @@
         <w:pStyle w:val="FirstParagraph"/>
       </w:pPr>
       <w:r>
-        <w:t xml:space="preserve">Not a weekend project. Since March it has grown from a single PDF check into a checker for four kinds of files — 241 saved changes in the last 30 days alone, its battery of self-checks grown from about 1,500 in June to 2,923 today. All of it is public, on GitHub:</w:t>
+        <w:t xml:space="preserve">Not a weekend project. Since March it has grown from a single PDF check into a checker for four kinds of files — 242 saved changes in the last 30 days alone, its battery of self-checks grown from about 1,500 in June to 2,923 today. All of it is public, on GitHub:</w:t>
       </w:r>
       <w:r>
         <w:t xml:space="preserve"> </w:t>
@@ -1149,7 +1149,7 @@
         <w:t xml:space="preserve"> </w:t>
       </w:r>
       <w:r>
-        <w:t xml:space="preserve">Inside it run qpdf, veraPDF, and the Matterhorn Protocol — the same open tools and test model used every day by professional remediators and certified accessibility specialists worldwide. One person assembled them; the world builds and checks them.</w:t>
+        <w:t xml:space="preserve">Inside it runs qpdf, veraPDF, and the Matterhorn Protocol — the same open tools and test model used every day by professional remediators and certified accessibility specialists worldwide. One person assembled them; the world builds and checks them.</w:t>
       </w:r>
     </w:p>
     <w:p>

--- a/docs/brief/checker-brief.docx
+++ b/docs/brief/checker-brief.docx
@@ -66,7 +66,7 @@
           <w:b/>
           <w:bCs/>
         </w:rPr>
-        <w:t xml:space="preserve">2,923</w:t>
+        <w:t xml:space="preserve">2,924</w:t>
       </w:r>
       <w:r>
         <w:t xml:space="preserve"> </w:t>
@@ -98,7 +98,7 @@
           <w:b/>
           <w:bCs/>
         </w:rPr>
-        <w:t xml:space="preserve">682</w:t>
+        <w:t xml:space="preserve">683</w:t>
       </w:r>
       <w:r>
         <w:t xml:space="preserve"> </w:t>
@@ -960,13 +960,13 @@
       </w:r>
     </w:p>
     <w:bookmarkEnd w:id="16"/>
-    <w:bookmarkStart w:id="19" w:name="six-months.-682-changes.-122-versions."/>
+    <w:bookmarkStart w:id="19" w:name="six-months.-683-changes.-122-versions."/>
     <w:p>
       <w:pPr>
         <w:pStyle w:val="Heading2"/>
       </w:pPr>
       <w:r>
-        <w:t xml:space="preserve">Six months. 682 changes. 122 versions.</w:t>
+        <w:t xml:space="preserve">Six months. 683 changes. 122 versions.</w:t>
       </w:r>
     </w:p>
     <w:p>
@@ -974,7 +974,7 @@
         <w:pStyle w:val="FirstParagraph"/>
       </w:pPr>
       <w:r>
-        <w:t xml:space="preserve">Not a weekend project. Since March it has grown from a single PDF check into a checker for four kinds of files — 242 saved changes in the last 30 days alone, its battery of self-checks grown from about 1,500 in June to 2,923 today. All of it is public, on GitHub:</w:t>
+        <w:t xml:space="preserve">Not a weekend project. Since March it has grown from a single PDF check into a checker for four kinds of files — 243 saved changes in the last 30 days alone, its battery of self-checks grown from about 1,500 in June to 2,924 today. All of it is public, on GitHub:</w:t>
       </w:r>
       <w:r>
         <w:t xml:space="preserve"> </w:t>
@@ -1099,13 +1099,13 @@
           <w:b/>
           <w:bCs/>
         </w:rPr>
-        <w:t xml:space="preserve">2,923 self-checks.</w:t>
-      </w:r>
-      <w:r>
-        <w:t xml:space="preserve"> </w:t>
-      </w:r>
-      <w:r>
-        <w:t xml:space="preserve">Before anything new goes live, the software re-runs every promise it has ever made — all 2,923 must pass. A single failure stops the release cold: fix it, then run the full battery again from the top. A few of those promises, in plain words: a scanned page with no readable text must score zero (no partial credit for a picture of words); a file with no tables must never be graded on tables; the grade on screen and the grade in the downloaded report must match, digit for digit; an image description made of nothing but blank spaces must be caught as empty; and all 100 trap documents must still be judged correctly, every release.</w:t>
+        <w:t xml:space="preserve">2,924 self-checks.</w:t>
+      </w:r>
+      <w:r>
+        <w:t xml:space="preserve"> </w:t>
+      </w:r>
+      <w:r>
+        <w:t xml:space="preserve">Before anything new goes live, the software re-runs every promise it has ever made — all 2,924 must pass. A single failure stops the release cold: fix it, then run the full battery again from the top. A few of those promises, in plain words: a scanned page with no readable text must score zero (no partial credit for a picture of words); a file with no tables must never be graded on tables; the grade on screen and the grade in the downloaded report must match, digit for digit; an image description made of nothing but blank spaces must be caught as empty; and all 100 trap documents must still be judged correctly, every release.</w:t>
       </w:r>
     </w:p>
     <w:p>

--- a/docs/brief/checker-brief.docx
+++ b/docs/brief/checker-brief.docx
@@ -2,13 +2,13 @@
 <file path=word/document.xml><?xml version="1.0" encoding="utf-8"?>
 <w:document xmlns:w="http://schemas.openxmlformats.org/wordprocessingml/2006/main" xmlns:m="http://schemas.openxmlformats.org/officeDocument/2006/math" xmlns:r="http://schemas.openxmlformats.org/officeDocument/2006/relationships" xmlns:o="urn:schemas-microsoft-com:office:office" xmlns:v="urn:schemas-microsoft-com:vml" xmlns:w10="urn:schemas-microsoft-com:office:word" xmlns:a="http://schemas.openxmlformats.org/drawingml/2006/main" xmlns:pic="http://schemas.openxmlformats.org/drawingml/2006/picture" xmlns:wp="http://schemas.openxmlformats.org/drawingml/2006/wordprocessingDrawing">
   <w:body>
-    <w:bookmarkStart w:id="22" w:name="X7a22338d2b18d06935514e1884309842e852ad6"/>
+    <w:bookmarkStart w:id="22" w:name="Xbbba7d4b807ed2db8b46be233cb715d08c14d1f"/>
     <w:p>
       <w:pPr>
         <w:pStyle w:val="Heading1"/>
       </w:pPr>
       <w:r>
-        <w:t xml:space="preserve">Don’t trust the person who built it. Check it.</w:t>
+        <w:t xml:space="preserve">Don’t trust the person who built it. Check it yourself.</w:t>
       </w:r>
     </w:p>
     <w:p>
@@ -98,7 +98,7 @@
           <w:b/>
           <w:bCs/>
         </w:rPr>
-        <w:t xml:space="preserve">683</w:t>
+        <w:t xml:space="preserve">684</w:t>
       </w:r>
       <w:r>
         <w:t xml:space="preserve"> </w:t>
@@ -960,13 +960,13 @@
       </w:r>
     </w:p>
     <w:bookmarkEnd w:id="16"/>
-    <w:bookmarkStart w:id="19" w:name="six-months.-683-changes.-122-versions."/>
+    <w:bookmarkStart w:id="19" w:name="six-months.-684-changes.-122-versions."/>
     <w:p>
       <w:pPr>
         <w:pStyle w:val="Heading2"/>
       </w:pPr>
       <w:r>
-        <w:t xml:space="preserve">Six months. 683 changes. 122 versions.</w:t>
+        <w:t xml:space="preserve">Six months. 684 changes. 122 versions.</w:t>
       </w:r>
     </w:p>
     <w:p>
@@ -974,7 +974,7 @@
         <w:pStyle w:val="FirstParagraph"/>
       </w:pPr>
       <w:r>
-        <w:t xml:space="preserve">Not a weekend project. Since March it has grown from a single PDF check into a checker for four kinds of files — 243 saved changes in the last 30 days alone, its battery of self-checks grown from about 1,500 in June to 2,924 today. All of it is public, on GitHub:</w:t>
+        <w:t xml:space="preserve">Not a weekend project. Since March it has grown from a single PDF check into a checker for four kinds of files — 244 saved changes in the last 30 days alone, its battery of self-checks grown from about 1,500 in June to 2,924 today. All of it is public, on GitHub:</w:t>
       </w:r>
       <w:r>
         <w:t xml:space="preserve"> </w:t>

--- a/docs/brief/checker-brief.docx
+++ b/docs/brief/checker-brief.docx
@@ -98,7 +98,7 @@
           <w:b/>
           <w:bCs/>
         </w:rPr>
-        <w:t xml:space="preserve">684</w:t>
+        <w:t xml:space="preserve">685</w:t>
       </w:r>
       <w:r>
         <w:t xml:space="preserve"> </w:t>
@@ -960,13 +960,13 @@
       </w:r>
     </w:p>
     <w:bookmarkEnd w:id="16"/>
-    <w:bookmarkStart w:id="19" w:name="six-months.-684-changes.-122-versions."/>
+    <w:bookmarkStart w:id="19" w:name="six-months.-685-changes.-122-versions."/>
     <w:p>
       <w:pPr>
         <w:pStyle w:val="Heading2"/>
       </w:pPr>
       <w:r>
-        <w:t xml:space="preserve">Six months. 684 changes. 122 versions.</w:t>
+        <w:t xml:space="preserve">Six months. 685 changes. 122 versions.</w:t>
       </w:r>
     </w:p>
     <w:p>
@@ -974,7 +974,7 @@
         <w:pStyle w:val="FirstParagraph"/>
       </w:pPr>
       <w:r>
-        <w:t xml:space="preserve">Not a weekend project. Since March it has grown from a single PDF check into a checker for four kinds of files — 244 saved changes in the last 30 days alone, its battery of self-checks grown from about 1,500 in June to 2,924 today. All of it is public, on GitHub:</w:t>
+        <w:t xml:space="preserve">Not a weekend project. Since March it has grown from a single PDF check into a checker for four kinds of files — 245 saved changes in the last 30 days alone, its battery of self-checks grown from about 1,500 in June to 2,924 today. All of it is public, on GitHub:</w:t>
       </w:r>
       <w:r>
         <w:t xml:space="preserve"> </w:t>
@@ -1025,13 +1025,13 @@
       </w:r>
     </w:p>
     <w:bookmarkEnd w:id="19"/>
-    <w:bookmarkStart w:id="20" w:name="but-one-person-built-it."/>
+    <w:bookmarkStart w:id="20" w:name="Xff0d522d9801aa20ea01122afd840b5ef6a26be"/>
     <w:p>
       <w:pPr>
         <w:pStyle w:val="Heading2"/>
       </w:pPr>
       <w:r>
-        <w:t xml:space="preserve">“But one person built it.”</w:t>
+        <w:t xml:space="preserve">“But… but one person built it. It’s not Google or Microsoft. It’s just a developer at an Illinois agency. The developer is not even on executive staff!”</w:t>
       </w:r>
     </w:p>
     <w:p>
@@ -1039,7 +1039,17 @@
         <w:pStyle w:val="FirstParagraph"/>
       </w:pPr>
       <w:r>
-        <w:t xml:space="preserve">Fair. So ignore the person entirely — every claim here is checkable by anyone:</w:t>
+        <w:rPr>
+          <w:b/>
+          <w:bCs/>
+        </w:rPr>
+        <w:t xml:space="preserve">True — every word of it.</w:t>
+      </w:r>
+      <w:r>
+        <w:t xml:space="preserve"> </w:t>
+      </w:r>
+      <w:r>
+        <w:t xml:space="preserve">Which is exactly why nothing here asks for trust: every claim here is checkable by anyone:</w:t>
       </w:r>
     </w:p>
     <w:p>

--- a/docs/brief/checker-brief.docx
+++ b/docs/brief/checker-brief.docx
@@ -98,7 +98,7 @@
           <w:b/>
           <w:bCs/>
         </w:rPr>
-        <w:t xml:space="preserve">685</w:t>
+        <w:t xml:space="preserve">686</w:t>
       </w:r>
       <w:r>
         <w:t xml:space="preserve"> </w:t>
@@ -960,13 +960,13 @@
       </w:r>
     </w:p>
     <w:bookmarkEnd w:id="16"/>
-    <w:bookmarkStart w:id="19" w:name="six-months.-685-changes.-122-versions."/>
+    <w:bookmarkStart w:id="19" w:name="six-months.-686-changes.-122-versions."/>
     <w:p>
       <w:pPr>
         <w:pStyle w:val="Heading2"/>
       </w:pPr>
       <w:r>
-        <w:t xml:space="preserve">Six months. 685 changes. 122 versions.</w:t>
+        <w:t xml:space="preserve">Six months. 686 changes. 122 versions.</w:t>
       </w:r>
     </w:p>
     <w:p>
@@ -974,7 +974,7 @@
         <w:pStyle w:val="FirstParagraph"/>
       </w:pPr>
       <w:r>
-        <w:t xml:space="preserve">Not a weekend project. Since March it has grown from a single PDF check into a checker for four kinds of files — 245 saved changes in the last 30 days alone, its battery of self-checks grown from about 1,500 in June to 2,924 today. All of it is public, on GitHub:</w:t>
+        <w:t xml:space="preserve">Not a weekend project. Since March it has grown from a single PDF check into a checker for four kinds of files — 246 saved changes in the last 30 days alone, its battery of self-checks grown from about 1,500 in June to 2,924 today. All of it is public, on GitHub:</w:t>
       </w:r>
       <w:r>
         <w:t xml:space="preserve"> </w:t>
@@ -1025,13 +1025,13 @@
       </w:r>
     </w:p>
     <w:bookmarkEnd w:id="19"/>
-    <w:bookmarkStart w:id="20" w:name="Xff0d522d9801aa20ea01122afd840b5ef6a26be"/>
+    <w:bookmarkStart w:id="20" w:name="Xf238e70f859a8ed64a3ccafbb34f42d5dddb564"/>
     <w:p>
       <w:pPr>
         <w:pStyle w:val="Heading2"/>
       </w:pPr>
       <w:r>
-        <w:t xml:space="preserve">“But… but one person built it. It’s not Google or Microsoft. It’s just a developer at an Illinois agency. The developer is not even on executive staff!”</w:t>
+        <w:t xml:space="preserve">“But… but one person built it. It’s not Google or Microsoft. It’s just a developer at a tiny Illinois agency. The developer is not even on executive staff!”</w:t>
       </w:r>
     </w:p>
     <w:p>

--- a/docs/brief/checker-brief.docx
+++ b/docs/brief/checker-brief.docx
@@ -98,7 +98,7 @@
           <w:b/>
           <w:bCs/>
         </w:rPr>
-        <w:t xml:space="preserve">686</w:t>
+        <w:t xml:space="preserve">687</w:t>
       </w:r>
       <w:r>
         <w:t xml:space="preserve"> </w:t>
@@ -960,13 +960,13 @@
       </w:r>
     </w:p>
     <w:bookmarkEnd w:id="16"/>
-    <w:bookmarkStart w:id="19" w:name="six-months.-686-changes.-122-versions."/>
+    <w:bookmarkStart w:id="19" w:name="six-months.-687-changes.-122-versions."/>
     <w:p>
       <w:pPr>
         <w:pStyle w:val="Heading2"/>
       </w:pPr>
       <w:r>
-        <w:t xml:space="preserve">Six months. 686 changes. 122 versions.</w:t>
+        <w:t xml:space="preserve">Six months. 687 changes. 122 versions.</w:t>
       </w:r>
     </w:p>
     <w:p>
@@ -974,7 +974,7 @@
         <w:pStyle w:val="FirstParagraph"/>
       </w:pPr>
       <w:r>
-        <w:t xml:space="preserve">Not a weekend project. Since March it has grown from a single PDF check into a checker for four kinds of files — 246 saved changes in the last 30 days alone, its battery of self-checks grown from about 1,500 in June to 2,924 today. All of it is public, on GitHub:</w:t>
+        <w:t xml:space="preserve">Not a weekend project. Since March it has grown from a single PDF check into a checker for four kinds of files — 247 saved changes in the last 30 days alone, its battery of self-checks grown from about 1,500 in June to 2,924 today. All of it is public, on GitHub:</w:t>
       </w:r>
       <w:r>
         <w:t xml:space="preserve"> </w:t>
@@ -1025,13 +1025,13 @@
       </w:r>
     </w:p>
     <w:bookmarkEnd w:id="19"/>
-    <w:bookmarkStart w:id="20" w:name="Xf238e70f859a8ed64a3ccafbb34f42d5dddb564"/>
+    <w:bookmarkStart w:id="20" w:name="X0f06772433647f41140bc9fc957c002c2d2b1e0"/>
     <w:p>
       <w:pPr>
         <w:pStyle w:val="Heading2"/>
       </w:pPr>
       <w:r>
-        <w:t xml:space="preserve">“But… but one person built it. It’s not Google or Microsoft. It’s just a developer at a tiny Illinois agency. The developer is not even on executive staff!”</w:t>
+        <w:t xml:space="preserve">“But… but one person built it. It’s not Google or Microsoft. It’s just a developer at a tiny Illinois agency. The developer is not even on executive staff! They’ve been here forever. Why are we even looking at this?”</w:t>
       </w:r>
     </w:p>
     <w:p>

--- a/docs/brief/checker-brief.docx
+++ b/docs/brief/checker-brief.docx
@@ -98,7 +98,7 @@
           <w:b/>
           <w:bCs/>
         </w:rPr>
-        <w:t xml:space="preserve">687</w:t>
+        <w:t xml:space="preserve">688</w:t>
       </w:r>
       <w:r>
         <w:t xml:space="preserve"> </w:t>
@@ -960,13 +960,13 @@
       </w:r>
     </w:p>
     <w:bookmarkEnd w:id="16"/>
-    <w:bookmarkStart w:id="19" w:name="six-months.-687-changes.-122-versions."/>
+    <w:bookmarkStart w:id="19" w:name="six-months.-688-changes.-122-versions."/>
     <w:p>
       <w:pPr>
         <w:pStyle w:val="Heading2"/>
       </w:pPr>
       <w:r>
-        <w:t xml:space="preserve">Six months. 687 changes. 122 versions.</w:t>
+        <w:t xml:space="preserve">Six months. 688 changes. 122 versions.</w:t>
       </w:r>
     </w:p>
     <w:p>
@@ -974,7 +974,7 @@
         <w:pStyle w:val="FirstParagraph"/>
       </w:pPr>
       <w:r>
-        <w:t xml:space="preserve">Not a weekend project. Since March it has grown from a single PDF check into a checker for four kinds of files — 247 saved changes in the last 30 days alone, its battery of self-checks grown from about 1,500 in June to 2,924 today. All of it is public, on GitHub:</w:t>
+        <w:t xml:space="preserve">Not a weekend project. Since March it has grown from a single PDF check into a checker for four kinds of files — 248 saved changes in the last 30 days alone, its battery of self-checks grown from about 1,500 in June to 2,924 today. All of it is public, on GitHub:</w:t>
       </w:r>
       <w:r>
         <w:t xml:space="preserve"> </w:t>
@@ -1025,13 +1025,13 @@
       </w:r>
     </w:p>
     <w:bookmarkEnd w:id="19"/>
-    <w:bookmarkStart w:id="20" w:name="X0f06772433647f41140bc9fc957c002c2d2b1e0"/>
+    <w:bookmarkStart w:id="20" w:name="Xf60c07c13a52314bef063236a1d74e5a6a4c15c"/>
     <w:p>
       <w:pPr>
         <w:pStyle w:val="Heading2"/>
       </w:pPr>
       <w:r>
-        <w:t xml:space="preserve">“But… but one person built it. It’s not Google or Microsoft. It’s just a developer at a tiny Illinois agency. The developer is not even on executive staff! They’ve been here forever. Why are we even looking at this?”</w:t>
+        <w:t xml:space="preserve">“But… but one person built this. It’s not Google or Microsoft. It’s just a developer at a tiny Illinois agency. The developer is not even on executive staff! They’ve been here forever. Why are we even looking at this?”</w:t>
       </w:r>
     </w:p>
     <w:p>

--- a/docs/brief/checker-brief.docx
+++ b/docs/brief/checker-brief.docx
@@ -98,7 +98,7 @@
           <w:b/>
           <w:bCs/>
         </w:rPr>
-        <w:t xml:space="preserve">688</w:t>
+        <w:t xml:space="preserve">689</w:t>
       </w:r>
       <w:r>
         <w:t xml:space="preserve"> </w:t>
@@ -960,13 +960,13 @@
       </w:r>
     </w:p>
     <w:bookmarkEnd w:id="16"/>
-    <w:bookmarkStart w:id="19" w:name="six-months.-688-changes.-122-versions."/>
+    <w:bookmarkStart w:id="19" w:name="six-months.-689-changes.-122-versions."/>
     <w:p>
       <w:pPr>
         <w:pStyle w:val="Heading2"/>
       </w:pPr>
       <w:r>
-        <w:t xml:space="preserve">Six months. 688 changes. 122 versions.</w:t>
+        <w:t xml:space="preserve">Six months. 689 changes. 122 versions.</w:t>
       </w:r>
     </w:p>
     <w:p>
@@ -974,7 +974,7 @@
         <w:pStyle w:val="FirstParagraph"/>
       </w:pPr>
       <w:r>
-        <w:t xml:space="preserve">Not a weekend project. Since March it has grown from a single PDF check into a checker for four kinds of files — 248 saved changes in the last 30 days alone, its battery of self-checks grown from about 1,500 in June to 2,924 today. All of it is public, on GitHub:</w:t>
+        <w:t xml:space="preserve">Not a weekend project. Since March it has grown from a single PDF check into a checker for four kinds of files — 249 saved changes in the last 30 days alone, its battery of self-checks grown from about 1,500 in June to 2,924 today. All of it is public, on GitHub:</w:t>
       </w:r>
       <w:r>
         <w:t xml:space="preserve"> </w:t>
@@ -1025,13 +1025,13 @@
       </w:r>
     </w:p>
     <w:bookmarkEnd w:id="19"/>
-    <w:bookmarkStart w:id="20" w:name="Xf60c07c13a52314bef063236a1d74e5a6a4c15c"/>
+    <w:bookmarkStart w:id="20" w:name="X7b164af55eff670ea7aac602b63e24effe84421"/>
     <w:p>
       <w:pPr>
         <w:pStyle w:val="Heading2"/>
       </w:pPr>
       <w:r>
-        <w:t xml:space="preserve">“But… but one person built this. It’s not Google or Microsoft. It’s just a developer at a tiny Illinois agency. The developer is not even on executive staff! They’ve been here forever. Why are we even looking at this?”</w:t>
+        <w:t xml:space="preserve">“But… but one person built this. It’s not Google or Microsoft or Adobe. It’s just a developer at a tiny Illinois agency. The developer is not even on executive staff! They’ve been here forever. Why are we even looking at this?”</w:t>
       </w:r>
     </w:p>
     <w:p>

--- a/docs/brief/checker-brief.docx
+++ b/docs/brief/checker-brief.docx
@@ -98,7 +98,7 @@
           <w:b/>
           <w:bCs/>
         </w:rPr>
-        <w:t xml:space="preserve">689</w:t>
+        <w:t xml:space="preserve">690</w:t>
       </w:r>
       <w:r>
         <w:t xml:space="preserve"> </w:t>
@@ -960,13 +960,13 @@
       </w:r>
     </w:p>
     <w:bookmarkEnd w:id="16"/>
-    <w:bookmarkStart w:id="19" w:name="six-months.-689-changes.-122-versions."/>
+    <w:bookmarkStart w:id="19" w:name="six-months.-690-changes.-122-versions."/>
     <w:p>
       <w:pPr>
         <w:pStyle w:val="Heading2"/>
       </w:pPr>
       <w:r>
-        <w:t xml:space="preserve">Six months. 689 changes. 122 versions.</w:t>
+        <w:t xml:space="preserve">Six months. 690 changes. 122 versions.</w:t>
       </w:r>
     </w:p>
     <w:p>
@@ -974,7 +974,7 @@
         <w:pStyle w:val="FirstParagraph"/>
       </w:pPr>
       <w:r>
-        <w:t xml:space="preserve">Not a weekend project. Since March it has grown from a single PDF check into a checker for four kinds of files — 249 saved changes in the last 30 days alone, its battery of self-checks grown from about 1,500 in June to 2,924 today. All of it is public, on GitHub:</w:t>
+        <w:t xml:space="preserve">Not a weekend project. Since March it has grown from a single PDF check into a checker for four kinds of files — 250 saved changes in the last 30 days alone, its battery of self-checks grown from about 1,500 in June to 2,924 today. All of it is public, on GitHub:</w:t>
       </w:r>
       <w:r>
         <w:t xml:space="preserve"> </w:t>
@@ -1025,13 +1025,13 @@
       </w:r>
     </w:p>
     <w:bookmarkEnd w:id="19"/>
-    <w:bookmarkStart w:id="20" w:name="X7b164af55eff670ea7aac602b63e24effe84421"/>
+    <w:bookmarkStart w:id="20" w:name="X3db6ff76fb4629a3eb8cdd4d7fcfc27df0dce42"/>
     <w:p>
       <w:pPr>
         <w:pStyle w:val="Heading2"/>
       </w:pPr>
       <w:r>
-        <w:t xml:space="preserve">“But… but one person built this. It’s not Google or Microsoft or Adobe. It’s just a developer at a tiny Illinois agency. The developer is not even on executive staff! They’ve been here forever. Why are we even looking at this?”</w:t>
+        <w:t xml:space="preserve">“But… but one person built this. It’s not Google or Microsoft or Adobe. The developer is not on executive staff. They’ve been here at ICJIA forever. Why are we even looking at this? Let’s just buy real software.”</w:t>
       </w:r>
     </w:p>
     <w:p>
@@ -1043,13 +1043,27 @@
           <w:b/>
           <w:bCs/>
         </w:rPr>
-        <w:t xml:space="preserve">True — every word of it.</w:t>
-      </w:r>
-      <w:r>
-        <w:t xml:space="preserve"> </w:t>
-      </w:r>
-      <w:r>
-        <w:t xml:space="preserve">Which is exactly why nothing here asks for trust: every claim here is checkable by anyone:</w:t>
+        <w:t xml:space="preserve">True — every word, right up until</w:t>
+      </w:r>
+      <w:r>
+        <w:rPr>
+          <w:b/>
+          <w:bCs/>
+        </w:rPr>
+        <w:t xml:space="preserve"> </w:t>
+      </w:r>
+      <w:r>
+        <w:rPr>
+          <w:b/>
+          <w:bCs/>
+        </w:rPr>
+        <w:t xml:space="preserve">“real software.”</w:t>
+      </w:r>
+      <w:r>
+        <w:t xml:space="preserve"> </w:t>
+      </w:r>
+      <w:r>
+        <w:t xml:space="preserve">This is real software, battle-tested: 12,269 check-ups for internal and external agencies, 100 trap documents designed to fool it, an independent referee co-signing every report, and a public record of every change — and it is free. Nothing here asks for trust; every claim here is checkable by anyone:</w:t>
       </w:r>
     </w:p>
     <w:p>

--- a/docs/brief/checker-brief.docx
+++ b/docs/brief/checker-brief.docx
@@ -20,7 +20,7 @@
           <w:b/>
           <w:bCs/>
         </w:rPr>
-        <w:t xml:space="preserve">REPORT GENERATED: AUGUST 28, 2026 — every number below was pulled live from the running system on this date. Regenerated with fresh numbers at every release.</w:t>
+        <w:t xml:space="preserve">REPORT GENERATED: AUGUST 29, 2026 — every number below was pulled live from the running system on this date. Regenerated with fresh numbers at every release.</w:t>
       </w:r>
     </w:p>
     <w:p>
@@ -98,7 +98,7 @@
           <w:b/>
           <w:bCs/>
         </w:rPr>
-        <w:t xml:space="preserve">690</w:t>
+        <w:t xml:space="preserve">691</w:t>
       </w:r>
       <w:r>
         <w:t xml:space="preserve"> </w:t>
@@ -960,13 +960,13 @@
       </w:r>
     </w:p>
     <w:bookmarkEnd w:id="16"/>
-    <w:bookmarkStart w:id="19" w:name="six-months.-690-changes.-122-versions."/>
+    <w:bookmarkStart w:id="19" w:name="six-months.-691-changes.-122-versions."/>
     <w:p>
       <w:pPr>
         <w:pStyle w:val="Heading2"/>
       </w:pPr>
       <w:r>
-        <w:t xml:space="preserve">Six months. 690 changes. 122 versions.</w:t>
+        <w:t xml:space="preserve">Six months. 691 changes. 122 versions.</w:t>
       </w:r>
     </w:p>
     <w:p>
@@ -974,7 +974,7 @@
         <w:pStyle w:val="FirstParagraph"/>
       </w:pPr>
       <w:r>
-        <w:t xml:space="preserve">Not a weekend project. Since March it has grown from a single PDF check into a checker for four kinds of files — 250 saved changes in the last 30 days alone, its battery of self-checks grown from about 1,500 in June to 2,924 today. All of it is public, on GitHub:</w:t>
+        <w:t xml:space="preserve">Not a weekend project. Since March it has grown from a single PDF check into a checker for four kinds of files — 251 saved changes in the last 30 days alone, its battery of self-checks grown from about 1,500 in June to 2,924 today. All of it is public, on GitHub:</w:t>
       </w:r>
       <w:r>
         <w:t xml:space="preserve"> </w:t>
@@ -1025,13 +1025,13 @@
       </w:r>
     </w:p>
     <w:bookmarkEnd w:id="19"/>
-    <w:bookmarkStart w:id="20" w:name="X3db6ff76fb4629a3eb8cdd4d7fcfc27df0dce42"/>
+    <w:bookmarkStart w:id="20" w:name="X8681914088954a3545c64ca0253625a2f575c6c"/>
     <w:p>
       <w:pPr>
         <w:pStyle w:val="Heading2"/>
       </w:pPr>
       <w:r>
-        <w:t xml:space="preserve">“But… but one person built this. It’s not Google or Microsoft or Adobe. The developer is not on executive staff. They’ve been here at ICJIA forever. Why are we even looking at this? Let’s just buy real software.”</w:t>
+        <w:t xml:space="preserve">“But… but one person built this. It’s not Google or Microsoft or Adobe.”</w:t>
       </w:r>
     </w:p>
     <w:p>
@@ -1043,21 +1043,7 @@
           <w:b/>
           <w:bCs/>
         </w:rPr>
-        <w:t xml:space="preserve">True — every word, right up until</w:t>
-      </w:r>
-      <w:r>
-        <w:rPr>
-          <w:b/>
-          <w:bCs/>
-        </w:rPr>
-        <w:t xml:space="preserve"> </w:t>
-      </w:r>
-      <w:r>
-        <w:rPr>
-          <w:b/>
-          <w:bCs/>
-        </w:rPr>
-        <w:t xml:space="preserve">“real software.”</w:t>
+        <w:t xml:space="preserve">True — and it doesn’t need to be.</w:t>
       </w:r>
       <w:r>
         <w:t xml:space="preserve"> </w:t>

--- a/docs/brief/checker-brief.docx
+++ b/docs/brief/checker-brief.docx
@@ -2,13 +2,13 @@
 <file path=word/document.xml><?xml version="1.0" encoding="utf-8"?>
 <w:document xmlns:w="http://schemas.openxmlformats.org/wordprocessingml/2006/main" xmlns:m="http://schemas.openxmlformats.org/officeDocument/2006/math" xmlns:r="http://schemas.openxmlformats.org/officeDocument/2006/relationships" xmlns:o="urn:schemas-microsoft-com:office:office" xmlns:v="urn:schemas-microsoft-com:vml" xmlns:w10="urn:schemas-microsoft-com:office:word" xmlns:a="http://schemas.openxmlformats.org/drawingml/2006/main" xmlns:pic="http://schemas.openxmlformats.org/drawingml/2006/picture" xmlns:wp="http://schemas.openxmlformats.org/drawingml/2006/wordprocessingDrawing">
   <w:body>
-    <w:bookmarkStart w:id="22" w:name="Xbbba7d4b807ed2db8b46be233cb715d08c14d1f"/>
+    <w:bookmarkStart w:id="22" w:name="built-to-be-checked.-so-check-it."/>
     <w:p>
       <w:pPr>
         <w:pStyle w:val="Heading1"/>
       </w:pPr>
       <w:r>
-        <w:t xml:space="preserve">Don’t trust the person who built it. Check it yourself.</w:t>
+        <w:t xml:space="preserve">Built to be checked. So check it.</w:t>
       </w:r>
     </w:p>
     <w:p>
@@ -98,7 +98,7 @@
           <w:b/>
           <w:bCs/>
         </w:rPr>
-        <w:t xml:space="preserve">691</w:t>
+        <w:t xml:space="preserve">692</w:t>
       </w:r>
       <w:r>
         <w:t xml:space="preserve"> </w:t>
@@ -960,13 +960,13 @@
       </w:r>
     </w:p>
     <w:bookmarkEnd w:id="16"/>
-    <w:bookmarkStart w:id="19" w:name="six-months.-691-changes.-122-versions."/>
+    <w:bookmarkStart w:id="19" w:name="six-months.-692-changes.-122-versions."/>
     <w:p>
       <w:pPr>
         <w:pStyle w:val="Heading2"/>
       </w:pPr>
       <w:r>
-        <w:t xml:space="preserve">Six months. 691 changes. 122 versions.</w:t>
+        <w:t xml:space="preserve">Six months. 692 changes. 122 versions.</w:t>
       </w:r>
     </w:p>
     <w:p>
@@ -974,7 +974,7 @@
         <w:pStyle w:val="FirstParagraph"/>
       </w:pPr>
       <w:r>
-        <w:t xml:space="preserve">Not a weekend project. Since March it has grown from a single PDF check into a checker for four kinds of files — 251 saved changes in the last 30 days alone, its battery of self-checks grown from about 1,500 in June to 2,924 today. All of it is public, on GitHub:</w:t>
+        <w:t xml:space="preserve">Not a weekend project. Since March it has grown from a single PDF check into a checker for four kinds of files — 252 saved changes in the last 30 days alone, its battery of self-checks grown from about 1,500 in June to 2,924 today. All of it is public, on GitHub:</w:t>
       </w:r>
       <w:r>
         <w:t xml:space="preserve"> </w:t>

--- a/docs/brief/checker-brief.docx
+++ b/docs/brief/checker-brief.docx
@@ -2,7 +2,7 @@
 <file path=word/document.xml><?xml version="1.0" encoding="utf-8"?>
 <w:document xmlns:w="http://schemas.openxmlformats.org/wordprocessingml/2006/main" xmlns:m="http://schemas.openxmlformats.org/officeDocument/2006/math" xmlns:r="http://schemas.openxmlformats.org/officeDocument/2006/relationships" xmlns:o="urn:schemas-microsoft-com:office:office" xmlns:v="urn:schemas-microsoft-com:vml" xmlns:w10="urn:schemas-microsoft-com:office:word" xmlns:a="http://schemas.openxmlformats.org/drawingml/2006/main" xmlns:pic="http://schemas.openxmlformats.org/drawingml/2006/picture" xmlns:wp="http://schemas.openxmlformats.org/drawingml/2006/wordprocessingDrawing">
   <w:body>
-    <w:bookmarkStart w:id="22" w:name="built-to-be-checked.-so-check-it."/>
+    <w:bookmarkStart w:id="23" w:name="built-to-be-checked.-so-check-it."/>
     <w:p>
       <w:pPr>
         <w:pStyle w:val="Heading1"/>
@@ -50,13 +50,13 @@
           <w:b/>
           <w:bCs/>
         </w:rPr>
-        <w:t xml:space="preserve">12,269</w:t>
-      </w:r>
-      <w:r>
-        <w:t xml:space="preserve"> </w:t>
-      </w:r>
-      <w:r>
-        <w:t xml:space="preserve">check-ups run for internal and external agencies — the quick per-file check-up that has caught on beyond ICJIA: easier than SiteImprove, clearer than PAC. 8,159 in the last 30 days alone. ·</w:t>
+        <w:t xml:space="preserve">12,272</w:t>
+      </w:r>
+      <w:r>
+        <w:t xml:space="preserve"> </w:t>
+      </w:r>
+      <w:r>
+        <w:t xml:space="preserve">check-ups run for internal and external agencies — the quick per-file check-up that has caught on beyond ICJIA: easier than SiteImprove, clearer than PAC. 8,162 in the last 30 days alone. ·</w:t>
       </w:r>
       <w:r>
         <w:t xml:space="preserve"> </w:t>
@@ -98,7 +98,7 @@
           <w:b/>
           <w:bCs/>
         </w:rPr>
-        <w:t xml:space="preserve">692</w:t>
+        <w:t xml:space="preserve">693</w:t>
       </w:r>
       <w:r>
         <w:t xml:space="preserve"> </w:t>
@@ -802,12 +802,94 @@
       </w:r>
     </w:p>
     <w:bookmarkEnd w:id="14"/>
-    <w:bookmarkStart w:id="15" w:name="X876c790b86808f12744c352b9da898fd9f11552"/>
+    <w:bookmarkStart w:id="15" w:name="Xd51ea52966e67149ae407e5d33408b270aa3275"/>
     <w:p>
       <w:pPr>
         <w:pStyle w:val="Heading2"/>
       </w:pPr>
       <w:r>
+        <w:t xml:space="preserve">How this app is tested before anything ships</w:t>
+      </w:r>
+    </w:p>
+    <w:p>
+      <w:pPr>
+        <w:pStyle w:val="FirstParagraph"/>
+      </w:pPr>
+      <w:r>
+        <w:t xml:space="preserve">Twelve gates stand between a code change and the live site, run automatically on every change; one failure stops the release cold. On every change: the 2,924 self-checks (every promise ever made, re-tested); the 100 trap documents rebuilt and re-judged; the scoring invariant (the grade shown must always match the score computed); the</w:t>
+      </w:r>
+      <w:r>
+        <w:t xml:space="preserve"> </w:t>
+      </w:r>
+      <w:r>
+        <w:rPr>
+          <w:b/>
+          <w:bCs/>
+        </w:rPr>
+        <w:t xml:space="preserve">golden score ledger</w:t>
+      </w:r>
+      <w:r>
+        <w:t xml:space="preserve"> </w:t>
+      </w:r>
+      <w:r>
+        <w:t xml:space="preserve">(every control document’s exact score and per-category verdict pinned — no grade can move unless a person approves the movement in review); the</w:t>
+      </w:r>
+      <w:r>
+        <w:t xml:space="preserve"> </w:t>
+      </w:r>
+      <w:r>
+        <w:rPr>
+          <w:b/>
+          <w:bCs/>
+        </w:rPr>
+        <w:t xml:space="preserve">re-save test</w:t>
+      </w:r>
+      <w:r>
+        <w:t xml:space="preserve"> </w:t>
+      </w:r>
+      <w:r>
+        <w:t xml:space="preserve">(every trap rewritten by a different tool must grade identically, digit for digit — byte layout can never change a grade);</w:t>
+      </w:r>
+      <w:r>
+        <w:t xml:space="preserve"> </w:t>
+      </w:r>
+      <w:r>
+        <w:rPr>
+          <w:b/>
+          <w:bCs/>
+        </w:rPr>
+        <w:t xml:space="preserve">same file, same answer</w:t>
+      </w:r>
+      <w:r>
+        <w:t xml:space="preserve"> </w:t>
+      </w:r>
+      <w:r>
+        <w:t xml:space="preserve">(sentinel documents audited five times, three at once — identical results even under load); real-pipeline integration on actual PDFs; the wiring checks (pages must render what the data claims); and the type, lint, and build guards. Before each release: the 136-document corpus sweep (36 real + 100 traps). After each deploy:</w:t>
+      </w:r>
+      <w:r>
+        <w:t xml:space="preserve"> </w:t>
+      </w:r>
+      <w:r>
+        <w:rPr>
+          <w:b/>
+          <w:bCs/>
+        </w:rPr>
+        <w:t xml:space="preserve">live-site sentinels</w:t>
+      </w:r>
+      <w:r>
+        <w:t xml:space="preserve"> </w:t>
+      </w:r>
+      <w:r>
+        <w:t xml:space="preserve">— known traps uploaded to the real site, where the scan lie must still score 0 and the perfect document must still score 100. And on every report, in production: the independent veraPDF referee.</w:t>
+      </w:r>
+    </w:p>
+    <w:bookmarkEnd w:id="15"/>
+    <w:bookmarkStart w:id="16" w:name="X876c790b86808f12744c352b9da898fd9f11552"/>
+    <w:p>
+      <w:pPr>
+        <w:pStyle w:val="Heading2"/>
+      </w:pPr>
+      <w:r>
         <w:t xml:space="preserve">Does it actually work? Fail. Fix. Re-check. Pass.</w:t>
       </w:r>
     </w:p>
@@ -845,8 +927,8 @@
         <w:t xml:space="preserve">: failed, fixed, and passed under the same rules. This is the question behind every other question, and the answer no sales pitch can fake: the same file, failed and then passed.</w:t>
       </w:r>
     </w:p>
-    <w:bookmarkEnd w:id="15"/>
-    <w:bookmarkStart w:id="16" w:name="Xbec6ffe9508c2b1f39f158f2aee9cb3a6c788cf"/>
+    <w:bookmarkEnd w:id="16"/>
+    <w:bookmarkStart w:id="17" w:name="Xbec6ffe9508c2b1f39f158f2aee9cb3a6c788cf"/>
     <w:p>
       <w:pPr>
         <w:pStyle w:val="Heading2"/>
@@ -959,14 +1041,14 @@
         <w:t xml:space="preserve">The advantage here is simple: it is faster, and it is free.</w:t>
       </w:r>
     </w:p>
-    <w:bookmarkEnd w:id="16"/>
-    <w:bookmarkStart w:id="19" w:name="six-months.-692-changes.-122-versions."/>
+    <w:bookmarkEnd w:id="17"/>
+    <w:bookmarkStart w:id="20" w:name="six-months.-693-changes.-123-versions."/>
     <w:p>
       <w:pPr>
         <w:pStyle w:val="Heading2"/>
       </w:pPr>
       <w:r>
-        <w:t xml:space="preserve">Six months. 692 changes. 122 versions.</w:t>
+        <w:t xml:space="preserve">Six months. 693 changes. 123 versions.</w:t>
       </w:r>
     </w:p>
     <w:p>
@@ -974,12 +1056,12 @@
         <w:pStyle w:val="FirstParagraph"/>
       </w:pPr>
       <w:r>
-        <w:t xml:space="preserve">Not a weekend project. Since March it has grown from a single PDF check into a checker for four kinds of files — 252 saved changes in the last 30 days alone, its battery of self-checks grown from about 1,500 in June to 2,924 today. All of it is public, on GitHub:</w:t>
-      </w:r>
-      <w:r>
-        <w:t xml:space="preserve"> </w:t>
-      </w:r>
-      <w:hyperlink r:id="rId17">
+        <w:t xml:space="preserve">Not a weekend project. Since March it has grown from a single PDF check into a checker for four kinds of files — 253 saved changes in the last 30 days alone, its battery of self-checks grown from about 1,500 in June to 2,924 today. All of it is public, on GitHub:</w:t>
+      </w:r>
+      <w:r>
+        <w:t xml:space="preserve"> </w:t>
+      </w:r>
+      <w:hyperlink r:id="rId18">
         <w:r>
           <w:rPr>
             <w:rStyle w:val="Hyperlink"/>
@@ -996,7 +1078,7 @@
       <w:r>
         <w:t xml:space="preserve"> </w:t>
       </w:r>
-      <w:hyperlink r:id="rId18">
+      <w:hyperlink r:id="rId19">
         <w:r>
           <w:rPr>
             <w:rStyle w:val="Hyperlink"/>
@@ -1024,8 +1106,8 @@
         <w:t xml:space="preserve">on itself · lost two public arguments and fixed both · covered all 31 industry checkpoints · removed all accounts and identity (nothing stored about who uses it) · adopted WCAG 2.2 AA — everything in the 2.1 version Title II and IITAA name, plus the newest requirements.</w:t>
       </w:r>
     </w:p>
-    <w:bookmarkEnd w:id="19"/>
-    <w:bookmarkStart w:id="20" w:name="X8681914088954a3545c64ca0253625a2f575c6c"/>
+    <w:bookmarkEnd w:id="20"/>
+    <w:bookmarkStart w:id="21" w:name="X8681914088954a3545c64ca0253625a2f575c6c"/>
     <w:p>
       <w:pPr>
         <w:pStyle w:val="Heading2"/>
@@ -1049,7 +1131,7 @@
         <w:t xml:space="preserve"> </w:t>
       </w:r>
       <w:r>
-        <w:t xml:space="preserve">This is real software, battle-tested: 12,269 check-ups for internal and external agencies, 100 trap documents designed to fool it, an independent referee co-signing every report, and a public record of every change — and it is free. Nothing here asks for trust; every claim here is checkable by anyone:</w:t>
+        <w:t xml:space="preserve">This is real software, battle-tested: 12,272 check-ups for internal and external agencies, 100 trap documents designed to fool it, an independent referee co-signing every report, and a public record of every change — and it is free. Nothing here asks for trust; every claim here is checkable by anyone:</w:t>
       </w:r>
     </w:p>
     <w:p>
@@ -1115,7 +1197,7 @@
         <w:t xml:space="preserve"> </w:t>
       </w:r>
       <w:r>
-        <w:t xml:space="preserve">Before anything new goes live, the software re-runs every promise it has ever made — all 2,924 must pass. A single failure stops the release cold: fix it, then run the full battery again from the top. A few of those promises, in plain words: a scanned page with no readable text must score zero (no partial credit for a picture of words); a file with no tables must never be graded on tables; the grade on screen and the grade in the downloaded report must match, digit for digit; an image description made of nothing but blank spaces must be caught as empty; and all 100 trap documents must still be judged correctly, every release.</w:t>
+        <w:t xml:space="preserve">Before anything new goes live, the software re-runs every promise it has ever made — all 2,924 must pass. A single failure stops the release cold: fix it, then run the full battery again from the top. A few of those promises, in plain words: a scanned page with no readable text must score zero (no partial credit for a picture of words); a file with no tables must never be graded on tables; the grade on screen and the grade in the downloaded report must match, digit for digit; an image description made of nothing but blank spaces must be caught as empty; a re-saved copy of a document must receive the identical grade, digit for digit; and all 100 trap documents must still be judged correctly, every release.</w:t>
       </w:r>
     </w:p>
     <w:p>
@@ -1137,7 +1219,7 @@
         <w:t xml:space="preserve"> </w:t>
       </w:r>
       <w:r>
-        <w:t xml:space="preserve">122 version notes plus a plain-language security log written for records auditors — mistakes included.</w:t>
+        <w:t xml:space="preserve">123 version notes plus a plain-language security log written for records auditors — mistakes included.</w:t>
       </w:r>
     </w:p>
     <w:p>
@@ -1218,8 +1300,8 @@
         <w:t xml:space="preserve">Try it: audit.icjia.app · Read the code: github.com/ICJIA/file-accessibility-audit · Live status: audit.icjia.app/status</w:t>
       </w:r>
     </w:p>
-    <w:bookmarkEnd w:id="20"/>
-    <w:bookmarkStart w:id="21" w:name="appendix-the-100-trap-documents"/>
+    <w:bookmarkEnd w:id="21"/>
+    <w:bookmarkStart w:id="22" w:name="appendix-the-100-trap-documents"/>
     <w:p>
       <w:pPr>
         <w:pStyle w:val="Heading2"/>
@@ -4491,8 +4573,8 @@
         <w:t xml:space="preserve">(held · scored 100)</w:t>
       </w:r>
     </w:p>
-    <w:bookmarkEnd w:id="21"/>
     <w:bookmarkEnd w:id="22"/>
+    <w:bookmarkEnd w:id="23"/>
     <w:sectPr>
       <w:footnotePr>
         <w:numRestart w:val="eachSect"/>

--- a/docs/brief/checker-brief.docx
+++ b/docs/brief/checker-brief.docx
@@ -50,13 +50,13 @@
           <w:b/>
           <w:bCs/>
         </w:rPr>
-        <w:t xml:space="preserve">12,272</w:t>
-      </w:r>
-      <w:r>
-        <w:t xml:space="preserve"> </w:t>
-      </w:r>
-      <w:r>
-        <w:t xml:space="preserve">check-ups run for internal and external agencies — the quick per-file check-up that has caught on beyond ICJIA: easier than SiteImprove, clearer than PAC. 8,162 in the last 30 days alone. ·</w:t>
+        <w:t xml:space="preserve">12,275</w:t>
+      </w:r>
+      <w:r>
+        <w:t xml:space="preserve"> </w:t>
+      </w:r>
+      <w:r>
+        <w:t xml:space="preserve">check-ups run for internal and external agencies — the quick per-file check-up that has caught on beyond ICJIA: easier than SiteImprove, clearer than PAC. 8,165 in the last 30 days alone. ·</w:t>
       </w:r>
       <w:r>
         <w:t xml:space="preserve"> </w:t>
@@ -82,7 +82,7 @@
           <w:b/>
           <w:bCs/>
         </w:rPr>
-        <w:t xml:space="preserve">100 / 100</w:t>
+        <w:t xml:space="preserve">115 / 115</w:t>
       </w:r>
       <w:r>
         <w:t xml:space="preserve"> </w:t>
@@ -98,7 +98,7 @@
           <w:b/>
           <w:bCs/>
         </w:rPr>
-        <w:t xml:space="preserve">693</w:t>
+        <w:t xml:space="preserve">694</w:t>
       </w:r>
       <w:r>
         <w:t xml:space="preserve"> </w:t>
@@ -515,13 +515,13 @@
       </w:r>
     </w:p>
     <w:bookmarkEnd w:id="12"/>
-    <w:bookmarkStart w:id="13" w:name="Xf89e204ff8886db8e1873530a5d4b3041c1fcb5"/>
+    <w:bookmarkStart w:id="13" w:name="X18ca952cb713770fc2f81198da749b0b33ed69e"/>
     <w:p>
       <w:pPr>
         <w:pStyle w:val="Heading2"/>
       </w:pPr>
       <w:r>
-        <w:t xml:space="preserve">We built 100 documents designed to fool it — modeled on Canva, InDesign, and Word</w:t>
+        <w:t xml:space="preserve">We built 115 documents designed to fool it — PDFs modeled on Canva, InDesign, and Word, plus native Word, PowerPoint, and Excel traps</w:t>
       </w:r>
     </w:p>
     <w:p>
@@ -576,7 +576,7 @@
           <w:b/>
           <w:bCs/>
         </w:rPr>
-        <w:t xml:space="preserve">All 100 held</w:t>
+        <w:t xml:space="preserve">All 115 held</w:t>
       </w:r>
       <w:r>
         <w:t xml:space="preserve"> </w:t>
@@ -610,7 +610,7 @@
           <w:b/>
           <w:bCs/>
         </w:rPr>
-        <w:t xml:space="preserve">The full inventory — 48 designed defects caught, 51 correct or hostile documents passed clean, 1 real bug found in the checker and fixed</w:t>
+        <w:t xml:space="preserve">The full inventory — 56 designed defects caught, 58 correct or hostile documents passed clean, 1 real bug found in the checker and fixed</w:t>
       </w:r>
       <w:r>
         <w:t xml:space="preserve"> </w:t>
@@ -816,7 +816,7 @@
         <w:pStyle w:val="FirstParagraph"/>
       </w:pPr>
       <w:r>
-        <w:t xml:space="preserve">Twelve gates stand between a code change and the live site, run automatically on every change; one failure stops the release cold. On every change: the 2,924 self-checks (every promise ever made, re-tested); the 100 trap documents rebuilt and re-judged; the scoring invariant (the grade shown must always match the score computed); the</w:t>
+        <w:t xml:space="preserve">Twelve gates stand between a code change and the live site, run automatically on every change; one failure stops the release cold. On every change: the 2,924 self-checks (every promise ever made, re-tested); the 115 trap documents rebuilt and re-judged; the scoring invariant (the grade shown must always match the score computed); the</w:t>
       </w:r>
       <w:r>
         <w:t xml:space="preserve"> </w:t>
@@ -921,7 +921,7 @@
           <w:b/>
           <w:bCs/>
         </w:rPr>
-        <w:t xml:space="preserve">33 documents came back for a re-check after repairs — and 9 of them climbed all the way to an A</w:t>
+        <w:t xml:space="preserve">36 documents came back for a re-check after repairs — and 9 of them climbed all the way to an A</w:t>
       </w:r>
       <w:r>
         <w:t xml:space="preserve">: failed, fixed, and passed under the same rules. This is the question behind every other question, and the answer no sales pitch can fake: the same file, failed and then passed.</w:t>
@@ -1042,13 +1042,13 @@
       </w:r>
     </w:p>
     <w:bookmarkEnd w:id="17"/>
-    <w:bookmarkStart w:id="20" w:name="six-months.-693-changes.-123-versions."/>
+    <w:bookmarkStart w:id="20" w:name="six-months.-694-changes.-124-versions."/>
     <w:p>
       <w:pPr>
         <w:pStyle w:val="Heading2"/>
       </w:pPr>
       <w:r>
-        <w:t xml:space="preserve">Six months. 693 changes. 123 versions.</w:t>
+        <w:t xml:space="preserve">Six months. 694 changes. 124 versions.</w:t>
       </w:r>
     </w:p>
     <w:p>
@@ -1056,7 +1056,7 @@
         <w:pStyle w:val="FirstParagraph"/>
       </w:pPr>
       <w:r>
-        <w:t xml:space="preserve">Not a weekend project. Since March it has grown from a single PDF check into a checker for four kinds of files — 253 saved changes in the last 30 days alone, its battery of self-checks grown from about 1,500 in June to 2,924 today. All of it is public, on GitHub:</w:t>
+        <w:t xml:space="preserve">Not a weekend project. Since March it has grown from a single PDF check into a checker for four kinds of files — 254 saved changes in the last 30 days alone, its battery of self-checks grown from about 1,500 in June to 2,924 today. All of it is public, on GitHub:</w:t>
       </w:r>
       <w:r>
         <w:t xml:space="preserve"> </w:t>
@@ -1087,7 +1087,7 @@
         </w:r>
       </w:hyperlink>
       <w:r>
-        <w:t xml:space="preserve">, open for anyone to read. Milestones, newest first: passes its own trap test 100/100 · fixed the outlier that wrongly refused a 246-page annual report — traced to the server, not the file, with proof · made its own grading</w:t>
+        <w:t xml:space="preserve">, open for anyone to read. Milestones, newest first: passes its own trap test 115/115 · fixed the outlier that wrongly refused a 246-page annual report — traced to the server, not the file, with proof · made its own grading</w:t>
       </w:r>
       <w:r>
         <w:t xml:space="preserve"> </w:t>
@@ -1131,7 +1131,7 @@
         <w:t xml:space="preserve"> </w:t>
       </w:r>
       <w:r>
-        <w:t xml:space="preserve">This is real software, battle-tested: 12,272 check-ups for internal and external agencies, 100 trap documents designed to fool it, an independent referee co-signing every report, and a public record of every change — and it is free. Nothing here asks for trust; every claim here is checkable by anyone:</w:t>
+        <w:t xml:space="preserve">This is real software, battle-tested: 12,275 check-ups for internal and external agencies, 115 trap documents designed to fool it, an independent referee co-signing every report, and a public record of every change — and it is free. Nothing here asks for trust; every claim here is checkable by anyone:</w:t>
       </w:r>
     </w:p>
     <w:p>
@@ -1197,7 +1197,7 @@
         <w:t xml:space="preserve"> </w:t>
       </w:r>
       <w:r>
-        <w:t xml:space="preserve">Before anything new goes live, the software re-runs every promise it has ever made — all 2,924 must pass. A single failure stops the release cold: fix it, then run the full battery again from the top. A few of those promises, in plain words: a scanned page with no readable text must score zero (no partial credit for a picture of words); a file with no tables must never be graded on tables; the grade on screen and the grade in the downloaded report must match, digit for digit; an image description made of nothing but blank spaces must be caught as empty; a re-saved copy of a document must receive the identical grade, digit for digit; and all 100 trap documents must still be judged correctly, every release.</w:t>
+        <w:t xml:space="preserve">Before anything new goes live, the software re-runs every promise it has ever made — all 2,924 must pass. A single failure stops the release cold: fix it, then run the full battery again from the top. A few of those promises, in plain words: a scanned page with no readable text must score zero (no partial credit for a picture of words); a file with no tables must never be graded on tables; the grade on screen and the grade in the downloaded report must match, digit for digit; an image description made of nothing but blank spaces must be caught as empty; a re-saved copy of a document must receive the identical grade, digit for digit; and all 115 trap documents must still be judged correctly, every release.</w:t>
       </w:r>
     </w:p>
     <w:p>
@@ -1219,7 +1219,7 @@
         <w:t xml:space="preserve"> </w:t>
       </w:r>
       <w:r>
-        <w:t xml:space="preserve">123 version notes plus a plain-language security log written for records auditors — mistakes included.</w:t>
+        <w:t xml:space="preserve">124 version notes plus a plain-language security log written for records auditors — mistakes included.</w:t>
       </w:r>
     </w:p>
     <w:p>
@@ -1301,13 +1301,13 @@
       </w:r>
     </w:p>
     <w:bookmarkEnd w:id="21"/>
-    <w:bookmarkStart w:id="22" w:name="appendix-the-100-trap-documents"/>
+    <w:bookmarkStart w:id="22" w:name="appendix-the-115-trap-documents"/>
     <w:p>
       <w:pPr>
         <w:pStyle w:val="Heading2"/>
       </w:pPr>
       <w:r>
-        <w:t xml:space="preserve">Appendix: the 100 trap documents</w:t>
+        <w:t xml:space="preserve">Appendix: the 115 trap documents</w:t>
       </w:r>
     </w:p>
     <w:p>
@@ -4571,6 +4571,504 @@
           <w:iCs/>
         </w:rPr>
         <w:t xml:space="preserve">(held · scored 100)</w:t>
+      </w:r>
+    </w:p>
+    <w:p>
+      <w:pPr>
+        <w:pStyle w:val="Compact"/>
+        <w:numPr>
+          <w:ilvl w:val="0"/>
+          <w:numId w:val="1003"/>
+        </w:numPr>
+      </w:pPr>
+      <w:r>
+        <w:rPr>
+          <w:b/>
+          <w:bCs/>
+        </w:rPr>
+        <w:t xml:space="preserve">synthetic-101</w:t>
+      </w:r>
+      <w:r>
+        <w:t xml:space="preserve"> </w:t>
+      </w:r>
+      <w:r>
+        <w:t xml:space="preserve">— Word: bold 16-point text instead of Heading styles</w:t>
+      </w:r>
+      <w:r>
+        <w:t xml:space="preserve"> </w:t>
+      </w:r>
+      <w:r>
+        <w:rPr>
+          <w:i/>
+          <w:iCs/>
+        </w:rPr>
+        <w:t xml:space="preserve">(caught)</w:t>
+      </w:r>
+    </w:p>
+    <w:p>
+      <w:pPr>
+        <w:pStyle w:val="Compact"/>
+        <w:numPr>
+          <w:ilvl w:val="0"/>
+          <w:numId w:val="1003"/>
+        </w:numPr>
+      </w:pPr>
+      <w:r>
+        <w:rPr>
+          <w:b/>
+          <w:bCs/>
+        </w:rPr>
+        <w:t xml:space="preserve">synthetic-102</w:t>
+      </w:r>
+      <w:r>
+        <w:t xml:space="preserve"> </w:t>
+      </w:r>
+      <w:r>
+        <w:t xml:space="preserve">— Word: the same document with real Heading styles</w:t>
+      </w:r>
+      <w:r>
+        <w:t xml:space="preserve"> </w:t>
+      </w:r>
+      <w:r>
+        <w:rPr>
+          <w:i/>
+          <w:iCs/>
+        </w:rPr>
+        <w:t xml:space="preserve">(passed clean)</w:t>
+      </w:r>
+    </w:p>
+    <w:p>
+      <w:pPr>
+        <w:pStyle w:val="Compact"/>
+        <w:numPr>
+          <w:ilvl w:val="0"/>
+          <w:numId w:val="1003"/>
+        </w:numPr>
+      </w:pPr>
+      <w:r>
+        <w:rPr>
+          <w:b/>
+          <w:bCs/>
+        </w:rPr>
+        <w:t xml:space="preserve">synthetic-103</w:t>
+      </w:r>
+      <w:r>
+        <w:t xml:space="preserve"> </w:t>
+      </w:r>
+      <w:r>
+        <w:t xml:space="preserve">— Word: two pictures, alt panel never opened</w:t>
+      </w:r>
+      <w:r>
+        <w:t xml:space="preserve"> </w:t>
+      </w:r>
+      <w:r>
+        <w:rPr>
+          <w:i/>
+          <w:iCs/>
+        </w:rPr>
+        <w:t xml:space="preserve">(caught)</w:t>
+      </w:r>
+    </w:p>
+    <w:p>
+      <w:pPr>
+        <w:pStyle w:val="Compact"/>
+        <w:numPr>
+          <w:ilvl w:val="0"/>
+          <w:numId w:val="1003"/>
+        </w:numPr>
+      </w:pPr>
+      <w:r>
+        <w:rPr>
+          <w:b/>
+          <w:bCs/>
+        </w:rPr>
+        <w:t xml:space="preserve">synthetic-104</w:t>
+      </w:r>
+      <w:r>
+        <w:t xml:space="preserve"> </w:t>
+      </w:r>
+      <w:r>
+        <w:t xml:space="preserve">— Word: the same pictures, both described</w:t>
+      </w:r>
+      <w:r>
+        <w:t xml:space="preserve"> </w:t>
+      </w:r>
+      <w:r>
+        <w:rPr>
+          <w:i/>
+          <w:iCs/>
+        </w:rPr>
+        <w:t xml:space="preserve">(passed clean)</w:t>
+      </w:r>
+    </w:p>
+    <w:p>
+      <w:pPr>
+        <w:pStyle w:val="Compact"/>
+        <w:numPr>
+          <w:ilvl w:val="0"/>
+          <w:numId w:val="1003"/>
+        </w:numPr>
+      </w:pPr>
+      <w:r>
+        <w:rPr>
+          <w:b/>
+          <w:bCs/>
+        </w:rPr>
+        <w:t xml:space="preserve">synthetic-105</w:t>
+      </w:r>
+      <w:r>
+        <w:t xml:space="preserve"> </w:t>
+      </w:r>
+      <w:r>
+        <w:t xml:space="preserve">— Word: a table whose header row was never marked</w:t>
+      </w:r>
+      <w:r>
+        <w:t xml:space="preserve"> </w:t>
+      </w:r>
+      <w:r>
+        <w:rPr>
+          <w:i/>
+          <w:iCs/>
+        </w:rPr>
+        <w:t xml:space="preserve">(caught)</w:t>
+      </w:r>
+    </w:p>
+    <w:p>
+      <w:pPr>
+        <w:pStyle w:val="Compact"/>
+        <w:numPr>
+          <w:ilvl w:val="0"/>
+          <w:numId w:val="1003"/>
+        </w:numPr>
+      </w:pPr>
+      <w:r>
+        <w:rPr>
+          <w:b/>
+          <w:bCs/>
+        </w:rPr>
+        <w:t xml:space="preserve">synthetic-106</w:t>
+      </w:r>
+      <w:r>
+        <w:t xml:space="preserve"> </w:t>
+      </w:r>
+      <w:r>
+        <w:t xml:space="preserve">— Word: the same table, header row marked</w:t>
+      </w:r>
+      <w:r>
+        <w:t xml:space="preserve"> </w:t>
+      </w:r>
+      <w:r>
+        <w:rPr>
+          <w:i/>
+          <w:iCs/>
+        </w:rPr>
+        <w:t xml:space="preserve">(passed clean)</w:t>
+      </w:r>
+    </w:p>
+    <w:p>
+      <w:pPr>
+        <w:pStyle w:val="Compact"/>
+        <w:numPr>
+          <w:ilvl w:val="0"/>
+          <w:numId w:val="1003"/>
+        </w:numPr>
+      </w:pPr>
+      <w:r>
+        <w:rPr>
+          <w:b/>
+          <w:bCs/>
+        </w:rPr>
+        <w:t xml:space="preserve">synthetic-107</w:t>
+      </w:r>
+      <w:r>
+        <w:t xml:space="preserve"> </w:t>
+      </w:r>
+      <w:r>
+        <w:t xml:space="preserve">— Word: no document title — readers hear the filename</w:t>
+      </w:r>
+      <w:r>
+        <w:t xml:space="preserve"> </w:t>
+      </w:r>
+      <w:r>
+        <w:rPr>
+          <w:i/>
+          <w:iCs/>
+        </w:rPr>
+        <w:t xml:space="preserve">(caught)</w:t>
+      </w:r>
+    </w:p>
+    <w:p>
+      <w:pPr>
+        <w:pStyle w:val="Compact"/>
+        <w:numPr>
+          <w:ilvl w:val="0"/>
+          <w:numId w:val="1003"/>
+        </w:numPr>
+      </w:pPr>
+      <w:r>
+        <w:rPr>
+          <w:b/>
+          <w:bCs/>
+        </w:rPr>
+        <w:t xml:space="preserve">synthetic-108</w:t>
+      </w:r>
+      <w:r>
+        <w:t xml:space="preserve"> </w:t>
+      </w:r>
+      <w:r>
+        <w:t xml:space="preserve">— Word: the same document, properly titled</w:t>
+      </w:r>
+      <w:r>
+        <w:t xml:space="preserve"> </w:t>
+      </w:r>
+      <w:r>
+        <w:rPr>
+          <w:i/>
+          <w:iCs/>
+        </w:rPr>
+        <w:t xml:space="preserve">(passed clean)</w:t>
+      </w:r>
+    </w:p>
+    <w:p>
+      <w:pPr>
+        <w:pStyle w:val="Compact"/>
+        <w:numPr>
+          <w:ilvl w:val="0"/>
+          <w:numId w:val="1003"/>
+        </w:numPr>
+      </w:pPr>
+      <w:r>
+        <w:rPr>
+          <w:b/>
+          <w:bCs/>
+        </w:rPr>
+        <w:t xml:space="preserve">synthetic-109</w:t>
+      </w:r>
+      <w:r>
+        <w:t xml:space="preserve"> </w:t>
+      </w:r>
+      <w:r>
+        <w:t xml:space="preserve">— PowerPoint: slides with no titles at all</w:t>
+      </w:r>
+      <w:r>
+        <w:t xml:space="preserve"> </w:t>
+      </w:r>
+      <w:r>
+        <w:rPr>
+          <w:i/>
+          <w:iCs/>
+        </w:rPr>
+        <w:t xml:space="preserve">(caught)</w:t>
+      </w:r>
+    </w:p>
+    <w:p>
+      <w:pPr>
+        <w:pStyle w:val="Compact"/>
+        <w:numPr>
+          <w:ilvl w:val="0"/>
+          <w:numId w:val="1003"/>
+        </w:numPr>
+      </w:pPr>
+      <w:r>
+        <w:rPr>
+          <w:b/>
+          <w:bCs/>
+        </w:rPr>
+        <w:t xml:space="preserve">synthetic-110</w:t>
+      </w:r>
+      <w:r>
+        <w:t xml:space="preserve"> </w:t>
+      </w:r>
+      <w:r>
+        <w:t xml:space="preserve">— PowerPoint: the same slides, properly titled</w:t>
+      </w:r>
+      <w:r>
+        <w:t xml:space="preserve"> </w:t>
+      </w:r>
+      <w:r>
+        <w:rPr>
+          <w:i/>
+          <w:iCs/>
+        </w:rPr>
+        <w:t xml:space="preserve">(passed clean)</w:t>
+      </w:r>
+    </w:p>
+    <w:p>
+      <w:pPr>
+        <w:pStyle w:val="Compact"/>
+        <w:numPr>
+          <w:ilvl w:val="0"/>
+          <w:numId w:val="1003"/>
+        </w:numPr>
+      </w:pPr>
+      <w:r>
+        <w:rPr>
+          <w:b/>
+          <w:bCs/>
+        </w:rPr>
+        <w:t xml:space="preserve">synthetic-111</w:t>
+      </w:r>
+      <w:r>
+        <w:t xml:space="preserve"> </w:t>
+      </w:r>
+      <w:r>
+        <w:t xml:space="preserve">— PowerPoint: a slide picture with no description</w:t>
+      </w:r>
+      <w:r>
+        <w:t xml:space="preserve"> </w:t>
+      </w:r>
+      <w:r>
+        <w:rPr>
+          <w:i/>
+          <w:iCs/>
+        </w:rPr>
+        <w:t xml:space="preserve">(caught)</w:t>
+      </w:r>
+    </w:p>
+    <w:p>
+      <w:pPr>
+        <w:pStyle w:val="Compact"/>
+        <w:numPr>
+          <w:ilvl w:val="0"/>
+          <w:numId w:val="1003"/>
+        </w:numPr>
+      </w:pPr>
+      <w:r>
+        <w:rPr>
+          <w:b/>
+          <w:bCs/>
+        </w:rPr>
+        <w:t xml:space="preserve">synthetic-112</w:t>
+      </w:r>
+      <w:r>
+        <w:t xml:space="preserve"> </w:t>
+      </w:r>
+      <w:r>
+        <w:t xml:space="preserve">— PowerPoint: the same picture, described</w:t>
+      </w:r>
+      <w:r>
+        <w:t xml:space="preserve"> </w:t>
+      </w:r>
+      <w:r>
+        <w:rPr>
+          <w:i/>
+          <w:iCs/>
+        </w:rPr>
+        <w:t xml:space="preserve">(passed clean)</w:t>
+      </w:r>
+    </w:p>
+    <w:p>
+      <w:pPr>
+        <w:pStyle w:val="Compact"/>
+        <w:numPr>
+          <w:ilvl w:val="0"/>
+          <w:numId w:val="1003"/>
+        </w:numPr>
+      </w:pPr>
+      <w:r>
+        <w:rPr>
+          <w:b/>
+          <w:bCs/>
+        </w:rPr>
+        <w:t xml:space="preserve">synthetic-113</w:t>
+      </w:r>
+      <w:r>
+        <w:t xml:space="preserve"> </w:t>
+      </w:r>
+      <w:r>
+        <w:t xml:space="preserve">— Excel: sheets still named</w:t>
+      </w:r>
+      <w:r>
+        <w:t xml:space="preserve"> </w:t>
+      </w:r>
+      <w:r>
+        <w:t xml:space="preserve">‘Sheet1’</w:t>
+      </w:r>
+      <w:r>
+        <w:t xml:space="preserve"> </w:t>
+      </w:r>
+      <w:r>
+        <w:t xml:space="preserve">and</w:t>
+      </w:r>
+      <w:r>
+        <w:t xml:space="preserve"> </w:t>
+      </w:r>
+      <w:r>
+        <w:t xml:space="preserve">‘Sheet2’</w:t>
+      </w:r>
+      <w:r>
+        <w:t xml:space="preserve"> </w:t>
+      </w:r>
+      <w:r>
+        <w:rPr>
+          <w:i/>
+          <w:iCs/>
+        </w:rPr>
+        <w:t xml:space="preserve">(caught)</w:t>
+      </w:r>
+    </w:p>
+    <w:p>
+      <w:pPr>
+        <w:pStyle w:val="Compact"/>
+        <w:numPr>
+          <w:ilvl w:val="0"/>
+          <w:numId w:val="1003"/>
+        </w:numPr>
+      </w:pPr>
+      <w:r>
+        <w:rPr>
+          <w:b/>
+          <w:bCs/>
+        </w:rPr>
+        <w:t xml:space="preserve">synthetic-114</w:t>
+      </w:r>
+      <w:r>
+        <w:t xml:space="preserve"> </w:t>
+      </w:r>
+      <w:r>
+        <w:t xml:space="preserve">— Excel: the same workbook, sheets named for people</w:t>
+      </w:r>
+      <w:r>
+        <w:t xml:space="preserve"> </w:t>
+      </w:r>
+      <w:r>
+        <w:rPr>
+          <w:i/>
+          <w:iCs/>
+        </w:rPr>
+        <w:t xml:space="preserve">(passed clean)</w:t>
+      </w:r>
+    </w:p>
+    <w:p>
+      <w:pPr>
+        <w:pStyle w:val="Compact"/>
+        <w:numPr>
+          <w:ilvl w:val="0"/>
+          <w:numId w:val="1003"/>
+        </w:numPr>
+      </w:pPr>
+      <w:r>
+        <w:rPr>
+          <w:b/>
+          <w:bCs/>
+        </w:rPr>
+        <w:t xml:space="preserve">synthetic-115</w:t>
+      </w:r>
+      <w:r>
+        <w:t xml:space="preserve"> </w:t>
+      </w:r>
+      <w:r>
+        <w:t xml:space="preserve">— Excel: a workbook with no document title</w:t>
+      </w:r>
+      <w:r>
+        <w:t xml:space="preserve"> </w:t>
+      </w:r>
+      <w:r>
+        <w:rPr>
+          <w:i/>
+          <w:iCs/>
+        </w:rPr>
+        <w:t xml:space="preserve">(caught)</w:t>
       </w:r>
     </w:p>
     <w:bookmarkEnd w:id="22"/>

--- a/docs/brief/checker-brief.docx
+++ b/docs/brief/checker-brief.docx
@@ -50,23 +50,23 @@
           <w:b/>
           <w:bCs/>
         </w:rPr>
-        <w:t xml:space="preserve">12,275</w:t>
-      </w:r>
-      <w:r>
-        <w:t xml:space="preserve"> </w:t>
-      </w:r>
-      <w:r>
-        <w:t xml:space="preserve">check-ups run for internal and external agencies — the quick per-file check-up that has caught on beyond ICJIA: easier than SiteImprove, clearer than PAC. 8,165 in the last 30 days alone. ·</w:t>
-      </w:r>
-      <w:r>
-        <w:t xml:space="preserve"> </w:t>
-      </w:r>
-      <w:r>
-        <w:rPr>
-          <w:b/>
-          <w:bCs/>
-        </w:rPr>
-        <w:t xml:space="preserve">2,924</w:t>
+        <w:t xml:space="preserve">12,278</w:t>
+      </w:r>
+      <w:r>
+        <w:t xml:space="preserve"> </w:t>
+      </w:r>
+      <w:r>
+        <w:t xml:space="preserve">check-ups run for internal and external agencies — the quick per-file check-up that has caught on beyond ICJIA: easier than SiteImprove, clearer than PAC. 8,168 in the last 30 days alone. ·</w:t>
+      </w:r>
+      <w:r>
+        <w:t xml:space="preserve"> </w:t>
+      </w:r>
+      <w:r>
+        <w:rPr>
+          <w:b/>
+          <w:bCs/>
+        </w:rPr>
+        <w:t xml:space="preserve">2,949</w:t>
       </w:r>
       <w:r>
         <w:t xml:space="preserve"> </w:t>
@@ -98,7 +98,7 @@
           <w:b/>
           <w:bCs/>
         </w:rPr>
-        <w:t xml:space="preserve">694</w:t>
+        <w:t xml:space="preserve">695</w:t>
       </w:r>
       <w:r>
         <w:t xml:space="preserve"> </w:t>
@@ -816,7 +816,7 @@
         <w:pStyle w:val="FirstParagraph"/>
       </w:pPr>
       <w:r>
-        <w:t xml:space="preserve">Twelve gates stand between a code change and the live site, run automatically on every change; one failure stops the release cold. On every change: the 2,924 self-checks (every promise ever made, re-tested); the 115 trap documents rebuilt and re-judged; the scoring invariant (the grade shown must always match the score computed); the</w:t>
+        <w:t xml:space="preserve">Twelve gates stand between a code change and the live site, run automatically on every change; one failure stops the release cold. On every change: the 2,949 self-checks (every promise ever made, re-tested); the 115 trap documents rebuilt and re-judged; the scoring invariant (the grade shown must always match the score computed); the</w:t>
       </w:r>
       <w:r>
         <w:t xml:space="preserve"> </w:t>
@@ -1042,13 +1042,13 @@
       </w:r>
     </w:p>
     <w:bookmarkEnd w:id="17"/>
-    <w:bookmarkStart w:id="20" w:name="six-months.-694-changes.-124-versions."/>
+    <w:bookmarkStart w:id="20" w:name="six-months.-695-changes.-125-versions."/>
     <w:p>
       <w:pPr>
         <w:pStyle w:val="Heading2"/>
       </w:pPr>
       <w:r>
-        <w:t xml:space="preserve">Six months. 694 changes. 124 versions.</w:t>
+        <w:t xml:space="preserve">Six months. 695 changes. 125 versions.</w:t>
       </w:r>
     </w:p>
     <w:p>
@@ -1056,7 +1056,7 @@
         <w:pStyle w:val="FirstParagraph"/>
       </w:pPr>
       <w:r>
-        <w:t xml:space="preserve">Not a weekend project. Since March it has grown from a single PDF check into a checker for four kinds of files — 254 saved changes in the last 30 days alone, its battery of self-checks grown from about 1,500 in June to 2,924 today. All of it is public, on GitHub:</w:t>
+        <w:t xml:space="preserve">Not a weekend project. Since March it has grown from a single PDF check into a checker for four kinds of files — 255 saved changes in the last 30 days alone, its battery of self-checks grown from about 1,500 in June to 2,949 today. All of it is public, on GitHub:</w:t>
       </w:r>
       <w:r>
         <w:t xml:space="preserve"> </w:t>
@@ -1131,7 +1131,7 @@
         <w:t xml:space="preserve"> </w:t>
       </w:r>
       <w:r>
-        <w:t xml:space="preserve">This is real software, battle-tested: 12,275 check-ups for internal and external agencies, 115 trap documents designed to fool it, an independent referee co-signing every report, and a public record of every change — and it is free. Nothing here asks for trust; every claim here is checkable by anyone:</w:t>
+        <w:t xml:space="preserve">This is real software, battle-tested: 12,278 check-ups for internal and external agencies, 115 trap documents designed to fool it, an independent referee co-signing every report, and a public record of every change — and it is free. Nothing here asks for trust; every claim here is checkable by anyone:</w:t>
       </w:r>
     </w:p>
     <w:p>
@@ -1191,13 +1191,13 @@
           <w:b/>
           <w:bCs/>
         </w:rPr>
-        <w:t xml:space="preserve">2,924 self-checks.</w:t>
-      </w:r>
-      <w:r>
-        <w:t xml:space="preserve"> </w:t>
-      </w:r>
-      <w:r>
-        <w:t xml:space="preserve">Before anything new goes live, the software re-runs every promise it has ever made — all 2,924 must pass. A single failure stops the release cold: fix it, then run the full battery again from the top. A few of those promises, in plain words: a scanned page with no readable text must score zero (no partial credit for a picture of words); a file with no tables must never be graded on tables; the grade on screen and the grade in the downloaded report must match, digit for digit; an image description made of nothing but blank spaces must be caught as empty; a re-saved copy of a document must receive the identical grade, digit for digit; and all 115 trap documents must still be judged correctly, every release.</w:t>
+        <w:t xml:space="preserve">2,949 self-checks.</w:t>
+      </w:r>
+      <w:r>
+        <w:t xml:space="preserve"> </w:t>
+      </w:r>
+      <w:r>
+        <w:t xml:space="preserve">Before anything new goes live, the software re-runs every promise it has ever made — all 2,949 must pass. A single failure stops the release cold: fix it, then run the full battery again from the top. A few of those promises, in plain words: a scanned page with no readable text must score zero (no partial credit for a picture of words); a file with no tables must never be graded on tables; the grade on screen and the grade in the downloaded report must match, digit for digit; an image description made of nothing but blank spaces must be caught as empty; a re-saved copy of a document must receive the identical grade, digit for digit; and all 115 trap documents must still be judged correctly, every release.</w:t>
       </w:r>
     </w:p>
     <w:p>
@@ -1219,7 +1219,7 @@
         <w:t xml:space="preserve"> </w:t>
       </w:r>
       <w:r>
-        <w:t xml:space="preserve">124 version notes plus a plain-language security log written for records auditors — mistakes included.</w:t>
+        <w:t xml:space="preserve">125 version notes plus a plain-language security log written for records auditors — mistakes included.</w:t>
       </w:r>
     </w:p>
     <w:p>

--- a/docs/brief/checker-brief.docx
+++ b/docs/brief/checker-brief.docx
@@ -50,13 +50,13 @@
           <w:b/>
           <w:bCs/>
         </w:rPr>
-        <w:t xml:space="preserve">12,278</w:t>
-      </w:r>
-      <w:r>
-        <w:t xml:space="preserve"> </w:t>
-      </w:r>
-      <w:r>
-        <w:t xml:space="preserve">check-ups run for internal and external agencies — the quick per-file check-up that has caught on beyond ICJIA: easier than SiteImprove, clearer than PAC. 8,168 in the last 30 days alone. ·</w:t>
+        <w:t xml:space="preserve">12,281</w:t>
+      </w:r>
+      <w:r>
+        <w:t xml:space="preserve"> </w:t>
+      </w:r>
+      <w:r>
+        <w:t xml:space="preserve">check-ups run for internal and external agencies — the quick per-file check-up that has caught on beyond ICJIA: easier than SiteImprove, clearer than PAC. 8,171 in the last 30 days alone. ·</w:t>
       </w:r>
       <w:r>
         <w:t xml:space="preserve"> </w:t>
@@ -98,7 +98,7 @@
           <w:b/>
           <w:bCs/>
         </w:rPr>
-        <w:t xml:space="preserve">695</w:t>
+        <w:t xml:space="preserve">696</w:t>
       </w:r>
       <w:r>
         <w:t xml:space="preserve"> </w:t>
@@ -1042,13 +1042,13 @@
       </w:r>
     </w:p>
     <w:bookmarkEnd w:id="17"/>
-    <w:bookmarkStart w:id="20" w:name="six-months.-695-changes.-125-versions."/>
+    <w:bookmarkStart w:id="20" w:name="six-months.-696-changes.-125-versions."/>
     <w:p>
       <w:pPr>
         <w:pStyle w:val="Heading2"/>
       </w:pPr>
       <w:r>
-        <w:t xml:space="preserve">Six months. 695 changes. 125 versions.</w:t>
+        <w:t xml:space="preserve">Six months. 696 changes. 125 versions.</w:t>
       </w:r>
     </w:p>
     <w:p>
@@ -1056,7 +1056,7 @@
         <w:pStyle w:val="FirstParagraph"/>
       </w:pPr>
       <w:r>
-        <w:t xml:space="preserve">Not a weekend project. Since March it has grown from a single PDF check into a checker for four kinds of files — 255 saved changes in the last 30 days alone, its battery of self-checks grown from about 1,500 in June to 2,949 today. All of it is public, on GitHub:</w:t>
+        <w:t xml:space="preserve">Not a weekend project. Since March it has grown from a single PDF check into a checker for four kinds of files — 256 saved changes in the last 30 days alone, its battery of self-checks grown from about 1,500 in June to 2,949 today. All of it is public, on GitHub:</w:t>
       </w:r>
       <w:r>
         <w:t xml:space="preserve"> </w:t>
@@ -1131,7 +1131,7 @@
         <w:t xml:space="preserve"> </w:t>
       </w:r>
       <w:r>
-        <w:t xml:space="preserve">This is real software, battle-tested: 12,278 check-ups for internal and external agencies, 115 trap documents designed to fool it, an independent referee co-signing every report, and a public record of every change — and it is free. Nothing here asks for trust; every claim here is checkable by anyone:</w:t>
+        <w:t xml:space="preserve">This is real software, battle-tested: 12,281 check-ups for internal and external agencies, 115 trap documents designed to fool it, an independent referee co-signing every report, and a public record of every change — and it is free. Nothing here asks for trust; every claim here is checkable by anyone:</w:t>
       </w:r>
     </w:p>
     <w:p>
@@ -1242,6 +1242,28 @@
       </w:r>
       <w:r>
         <w:t xml:space="preserve">Inside it runs qpdf, veraPDF, and the Matterhorn Protocol — the same open tools and test model used every day by professional remediators and certified accessibility specialists worldwide. One person assembled them; the world builds and checks them.</w:t>
+      </w:r>
+    </w:p>
+    <w:p>
+      <w:pPr>
+        <w:pStyle w:val="Compact"/>
+        <w:numPr>
+          <w:ilvl w:val="0"/>
+          <w:numId w:val="1002"/>
+        </w:numPr>
+      </w:pPr>
+      <w:r>
+        <w:rPr>
+          <w:b/>
+          <w:bCs/>
+        </w:rPr>
+        <w:t xml:space="preserve">Free &amp; open source.</w:t>
+      </w:r>
+      <w:r>
+        <w:t xml:space="preserve"> </w:t>
+      </w:r>
+      <w:r>
+        <w:t xml:space="preserve">No license, no subscription, no per-seat fee — run as many check-ups as you like, from any agency. The whole thing is open source: the code can be read, copied, run on your own servers, and checked line by line. There is nothing to buy, and nothing hidden to sell.</w:t>
       </w:r>
     </w:p>
     <w:p>

--- a/docs/brief/checker-brief.docx
+++ b/docs/brief/checker-brief.docx
@@ -98,7 +98,7 @@
           <w:b/>
           <w:bCs/>
         </w:rPr>
-        <w:t xml:space="preserve">696</w:t>
+        <w:t xml:space="preserve">697</w:t>
       </w:r>
       <w:r>
         <w:t xml:space="preserve"> </w:t>
@@ -1042,13 +1042,13 @@
       </w:r>
     </w:p>
     <w:bookmarkEnd w:id="17"/>
-    <w:bookmarkStart w:id="20" w:name="six-months.-696-changes.-125-versions."/>
+    <w:bookmarkStart w:id="20" w:name="six-months.-697-changes.-125-versions."/>
     <w:p>
       <w:pPr>
         <w:pStyle w:val="Heading2"/>
       </w:pPr>
       <w:r>
-        <w:t xml:space="preserve">Six months. 696 changes. 125 versions.</w:t>
+        <w:t xml:space="preserve">Six months. 697 changes. 125 versions.</w:t>
       </w:r>
     </w:p>
     <w:p>
@@ -1056,7 +1056,7 @@
         <w:pStyle w:val="FirstParagraph"/>
       </w:pPr>
       <w:r>
-        <w:t xml:space="preserve">Not a weekend project. Since March it has grown from a single PDF check into a checker for four kinds of files — 256 saved changes in the last 30 days alone, its battery of self-checks grown from about 1,500 in June to 2,949 today. All of it is public, on GitHub:</w:t>
+        <w:t xml:space="preserve">Not a weekend project. Since March it has grown from a single PDF check into a checker for four kinds of files — 257 saved changes in the last 30 days alone, its battery of self-checks grown from about 1,500 in June to 2,949 today. All of it is public, on GitHub:</w:t>
       </w:r>
       <w:r>
         <w:t xml:space="preserve"> </w:t>
@@ -1235,13 +1235,13 @@
           <w:b/>
           <w:bCs/>
         </w:rPr>
-        <w:t xml:space="preserve">The world’s own tools.</w:t>
-      </w:r>
-      <w:r>
-        <w:t xml:space="preserve"> </w:t>
-      </w:r>
-      <w:r>
-        <w:t xml:space="preserve">Inside it runs qpdf, veraPDF, and the Matterhorn Protocol — the same open tools and test model used every day by professional remediators and certified accessibility specialists worldwide. One person assembled them; the world builds and checks them.</w:t>
+        <w:t xml:space="preserve">The best analysis tools.</w:t>
+      </w:r>
+      <w:r>
+        <w:t xml:space="preserve"> </w:t>
+      </w:r>
+      <w:r>
+        <w:t xml:space="preserve">Inside it runs qpdf and veraPDF — the accessibility field’s own best-of-breed analysis tools, used every day by professional remediators and certified specialists worldwide — and it checks all 31 points of the Matterhorn Protocol, the PDF industry’s official test model. One person assembled them; the world builds and checks them.</w:t>
       </w:r>
     </w:p>
     <w:p>

--- a/docs/brief/checker-brief.docx
+++ b/docs/brief/checker-brief.docx
@@ -50,13 +50,13 @@
           <w:b/>
           <w:bCs/>
         </w:rPr>
-        <w:t xml:space="preserve">12,281</w:t>
-      </w:r>
-      <w:r>
-        <w:t xml:space="preserve"> </w:t>
-      </w:r>
-      <w:r>
-        <w:t xml:space="preserve">check-ups run for internal and external agencies — the quick per-file check-up that has caught on beyond ICJIA: easier than SiteImprove, clearer than PAC. 8,171 in the last 30 days alone. ·</w:t>
+        <w:t xml:space="preserve">12,284</w:t>
+      </w:r>
+      <w:r>
+        <w:t xml:space="preserve"> </w:t>
+      </w:r>
+      <w:r>
+        <w:t xml:space="preserve">check-ups run for internal and external agencies — the quick per-file check-up that has caught on beyond ICJIA: easier than SiteImprove, clearer than PAC. 8,174 in the last 30 days alone. ·</w:t>
       </w:r>
       <w:r>
         <w:t xml:space="preserve"> </w:t>
@@ -98,7 +98,7 @@
           <w:b/>
           <w:bCs/>
         </w:rPr>
-        <w:t xml:space="preserve">697</w:t>
+        <w:t xml:space="preserve">698</w:t>
       </w:r>
       <w:r>
         <w:t xml:space="preserve"> </w:t>
@@ -1042,13 +1042,13 @@
       </w:r>
     </w:p>
     <w:bookmarkEnd w:id="17"/>
-    <w:bookmarkStart w:id="20" w:name="six-months.-697-changes.-125-versions."/>
+    <w:bookmarkStart w:id="20" w:name="six-months.-698-changes.-125-versions."/>
     <w:p>
       <w:pPr>
         <w:pStyle w:val="Heading2"/>
       </w:pPr>
       <w:r>
-        <w:t xml:space="preserve">Six months. 697 changes. 125 versions.</w:t>
+        <w:t xml:space="preserve">Six months. 698 changes. 125 versions.</w:t>
       </w:r>
     </w:p>
     <w:p>
@@ -1056,7 +1056,7 @@
         <w:pStyle w:val="FirstParagraph"/>
       </w:pPr>
       <w:r>
-        <w:t xml:space="preserve">Not a weekend project. Since March it has grown from a single PDF check into a checker for four kinds of files — 257 saved changes in the last 30 days alone, its battery of self-checks grown from about 1,500 in June to 2,949 today. All of it is public, on GitHub:</w:t>
+        <w:t xml:space="preserve">Not a weekend project. Since March it has grown from a single PDF check into a checker for four kinds of files — 258 saved changes in the last 30 days alone, its battery of self-checks grown from about 1,500 in June to 2,949 today. All of it is public, on GitHub:</w:t>
       </w:r>
       <w:r>
         <w:t xml:space="preserve"> </w:t>
@@ -1131,7 +1131,7 @@
         <w:t xml:space="preserve"> </w:t>
       </w:r>
       <w:r>
-        <w:t xml:space="preserve">This is real software, battle-tested: 12,281 check-ups for internal and external agencies, 115 trap documents designed to fool it, an independent referee co-signing every report, and a public record of every change — and it is free. Nothing here asks for trust; every claim here is checkable by anyone:</w:t>
+        <w:t xml:space="preserve">This is real software, battle-tested: 12,284 check-ups for internal and external agencies, 115 trap documents designed to fool it, an independent referee co-signing every report, and a public record of every change — and it is free. Nothing here asks for trust; every claim here is checkable by anyone:</w:t>
       </w:r>
     </w:p>
     <w:p>

--- a/docs/brief/checker-brief.docx
+++ b/docs/brief/checker-brief.docx
@@ -50,23 +50,23 @@
           <w:b/>
           <w:bCs/>
         </w:rPr>
-        <w:t xml:space="preserve">12,284</w:t>
-      </w:r>
-      <w:r>
-        <w:t xml:space="preserve"> </w:t>
-      </w:r>
-      <w:r>
-        <w:t xml:space="preserve">check-ups run for internal and external agencies — the quick per-file check-up that has caught on beyond ICJIA: easier than SiteImprove, clearer than PAC. 8,174 in the last 30 days alone. ·</w:t>
-      </w:r>
-      <w:r>
-        <w:t xml:space="preserve"> </w:t>
-      </w:r>
-      <w:r>
-        <w:rPr>
-          <w:b/>
-          <w:bCs/>
-        </w:rPr>
-        <w:t xml:space="preserve">2,949</w:t>
+        <w:t xml:space="preserve">12,288</w:t>
+      </w:r>
+      <w:r>
+        <w:t xml:space="preserve"> </w:t>
+      </w:r>
+      <w:r>
+        <w:t xml:space="preserve">check-ups run for internal and external agencies — the quick per-file check-up that has caught on beyond ICJIA: easier than SiteImprove, clearer than PAC. 8,178 in the last 30 days alone. ·</w:t>
+      </w:r>
+      <w:r>
+        <w:t xml:space="preserve"> </w:t>
+      </w:r>
+      <w:r>
+        <w:rPr>
+          <w:b/>
+          <w:bCs/>
+        </w:rPr>
+        <w:t xml:space="preserve">2,952</w:t>
       </w:r>
       <w:r>
         <w:t xml:space="preserve"> </w:t>
@@ -82,7 +82,7 @@
           <w:b/>
           <w:bCs/>
         </w:rPr>
-        <w:t xml:space="preserve">115 / 115</w:t>
+        <w:t xml:space="preserve">116 / 116</w:t>
       </w:r>
       <w:r>
         <w:t xml:space="preserve"> </w:t>
@@ -98,7 +98,7 @@
           <w:b/>
           <w:bCs/>
         </w:rPr>
-        <w:t xml:space="preserve">698</w:t>
+        <w:t xml:space="preserve">699</w:t>
       </w:r>
       <w:r>
         <w:t xml:space="preserve"> </w:t>
@@ -515,13 +515,13 @@
       </w:r>
     </w:p>
     <w:bookmarkEnd w:id="12"/>
-    <w:bookmarkStart w:id="13" w:name="X18ca952cb713770fc2f81198da749b0b33ed69e"/>
+    <w:bookmarkStart w:id="13" w:name="X83bba9ba823d8eba6879f27bd00d31597a64d65"/>
     <w:p>
       <w:pPr>
         <w:pStyle w:val="Heading2"/>
       </w:pPr>
       <w:r>
-        <w:t xml:space="preserve">We built 115 documents designed to fool it — PDFs modeled on Canva, InDesign, and Word, plus native Word, PowerPoint, and Excel traps</w:t>
+        <w:t xml:space="preserve">We built 116 documents designed to fool it — PDFs modeled on Canva, InDesign, and Word, plus native Word, PowerPoint, and Excel traps</w:t>
       </w:r>
     </w:p>
     <w:p>
@@ -576,7 +576,7 @@
           <w:b/>
           <w:bCs/>
         </w:rPr>
-        <w:t xml:space="preserve">All 115 held</w:t>
+        <w:t xml:space="preserve">All 116 held</w:t>
       </w:r>
       <w:r>
         <w:t xml:space="preserve"> </w:t>
@@ -671,7 +671,7 @@
         <w:t xml:space="preserve"> </w:t>
       </w:r>
       <w:r>
-        <w:t xml:space="preserve">on faith: the public stats page (audit.icjia.app/status) counts every check-up as it happens. Three grade challenges from document experts in one week alone, each settled by</w:t>
+        <w:t xml:space="preserve">on faith: the public stats page (audit.icjia.app/status) counts every check-up as it happens. Four grade challenges from document experts and state reviewers, each settled by</w:t>
       </w:r>
       <w:r>
         <w:t xml:space="preserve"> </w:t>
@@ -795,10 +795,32 @@
     </w:p>
     <w:p>
       <w:pPr>
+        <w:pStyle w:val="Compact"/>
+        <w:numPr>
+          <w:ilvl w:val="0"/>
+          <w:numId w:val="1001"/>
+        </w:numPr>
+      </w:pPr>
+      <w:r>
+        <w:rPr>
+          <w:b/>
+          <w:bCs/>
+        </w:rPr>
+        <w:t xml:space="preserve">The state IT agency’s reference document: 89 B → 100 A.</w:t>
+      </w:r>
+      <w:r>
+        <w:t xml:space="preserve"> </w:t>
+      </w:r>
+      <w:r>
+        <w:t xml:space="preserve">Their file was right and the checker was wrong — a table’s corner header used the standard’s third scope value, which this checker did not recognise. Fixed, with a trap document added so it can never come back.</w:t>
+      </w:r>
+    </w:p>
+    <w:p>
+      <w:pPr>
         <w:pStyle w:val="FirstParagraph"/>
       </w:pPr>
       <w:r>
-        <w:t xml:space="preserve">Software that only pretends to work can’t afford to lose an argument in public. This one has — twice — and got better both times.</w:t>
+        <w:t xml:space="preserve">Software that only pretends to work can’t afford to lose an argument in public. This one has — three times — and got better every time. Two of the four it won on the evidence; every one was settled by reading the file, not by defending the tool.</w:t>
       </w:r>
     </w:p>
     <w:bookmarkEnd w:id="14"/>
@@ -816,7 +838,7 @@
         <w:pStyle w:val="FirstParagraph"/>
       </w:pPr>
       <w:r>
-        <w:t xml:space="preserve">Twelve gates stand between a code change and the live site, run automatically on every change; one failure stops the release cold. On every change: the 2,949 self-checks (every promise ever made, re-tested); the 115 trap documents rebuilt and re-judged; the scoring invariant (the grade shown must always match the score computed); the</w:t>
+        <w:t xml:space="preserve">Twelve gates stand between a code change and the live site, run automatically on every change; one failure stops the release cold. On every change: the 2,952 self-checks (every promise ever made, re-tested); the 116 trap documents rebuilt and re-judged; the scoring invariant (the grade shown must always match the score computed); the</w:t>
       </w:r>
       <w:r>
         <w:t xml:space="preserve"> </w:t>
@@ -1042,13 +1064,13 @@
       </w:r>
     </w:p>
     <w:bookmarkEnd w:id="17"/>
-    <w:bookmarkStart w:id="20" w:name="six-months.-698-changes.-125-versions."/>
+    <w:bookmarkStart w:id="20" w:name="six-months.-699-changes.-126-versions."/>
     <w:p>
       <w:pPr>
         <w:pStyle w:val="Heading2"/>
       </w:pPr>
       <w:r>
-        <w:t xml:space="preserve">Six months. 698 changes. 125 versions.</w:t>
+        <w:t xml:space="preserve">Six months. 699 changes. 126 versions.</w:t>
       </w:r>
     </w:p>
     <w:p>
@@ -1056,7 +1078,7 @@
         <w:pStyle w:val="FirstParagraph"/>
       </w:pPr>
       <w:r>
-        <w:t xml:space="preserve">Not a weekend project. Since March it has grown from a single PDF check into a checker for four kinds of files — 258 saved changes in the last 30 days alone, its battery of self-checks grown from about 1,500 in June to 2,949 today. All of it is public, on GitHub:</w:t>
+        <w:t xml:space="preserve">Not a weekend project. Since March it has grown from a single PDF check into a checker for four kinds of files — 259 saved changes in the last 30 days alone, its battery of self-checks grown from about 1,500 in June to 2,952 today. All of it is public, on GitHub:</w:t>
       </w:r>
       <w:r>
         <w:t xml:space="preserve"> </w:t>
@@ -1087,7 +1109,7 @@
         </w:r>
       </w:hyperlink>
       <w:r>
-        <w:t xml:space="preserve">, open for anyone to read. Milestones, newest first: passes its own trap test 115/115 · fixed the outlier that wrongly refused a 246-page annual report — traced to the server, not the file, with proof · made its own grading</w:t>
+        <w:t xml:space="preserve">, open for anyone to read. Milestones, newest first: passes its own trap test 116/116 · fixed the outlier that wrongly refused a 246-page annual report — traced to the server, not the file, with proof · made its own grading</w:t>
       </w:r>
       <w:r>
         <w:t xml:space="preserve"> </w:t>
@@ -1103,7 +1125,7 @@
         <w:t xml:space="preserve"> </w:t>
       </w:r>
       <w:r>
-        <w:t xml:space="preserve">on itself · lost two public arguments and fixed both · covered all 31 industry checkpoints · removed all accounts and identity (nothing stored about who uses it) · adopted WCAG 2.2 AA — everything in the 2.1 version Title II and IITAA name, plus the newest requirements.</w:t>
+        <w:t xml:space="preserve">on itself · lost three public arguments and fixed all three · covered all 31 industry checkpoints · removed all accounts and identity (nothing stored about who uses it) · adopted WCAG 2.2 AA — everything in the 2.1 version Title II and IITAA name, plus the newest requirements.</w:t>
       </w:r>
     </w:p>
     <w:bookmarkEnd w:id="20"/>
@@ -1131,7 +1153,7 @@
         <w:t xml:space="preserve"> </w:t>
       </w:r>
       <w:r>
-        <w:t xml:space="preserve">This is real software, battle-tested: 12,284 check-ups for internal and external agencies, 115 trap documents designed to fool it, an independent referee co-signing every report, and a public record of every change — and it is free. Nothing here asks for trust; every claim here is checkable by anyone:</w:t>
+        <w:t xml:space="preserve">This is real software, battle-tested: 12,288 check-ups for internal and external agencies, 116 trap documents designed to fool it, an independent referee co-signing every report, and a public record of every change — and it is free. Nothing here asks for trust; every claim here is checkable by anyone:</w:t>
       </w:r>
     </w:p>
     <w:p>
@@ -1191,13 +1213,13 @@
           <w:b/>
           <w:bCs/>
         </w:rPr>
-        <w:t xml:space="preserve">2,949 self-checks.</w:t>
-      </w:r>
-      <w:r>
-        <w:t xml:space="preserve"> </w:t>
-      </w:r>
-      <w:r>
-        <w:t xml:space="preserve">Before anything new goes live, the software re-runs every promise it has ever made — all 2,949 must pass. A single failure stops the release cold: fix it, then run the full battery again from the top. A few of those promises, in plain words: a scanned page with no readable text must score zero (no partial credit for a picture of words); a file with no tables must never be graded on tables; the grade on screen and the grade in the downloaded report must match, digit for digit; an image description made of nothing but blank spaces must be caught as empty; a re-saved copy of a document must receive the identical grade, digit for digit; and all 115 trap documents must still be judged correctly, every release.</w:t>
+        <w:t xml:space="preserve">2,952 self-checks.</w:t>
+      </w:r>
+      <w:r>
+        <w:t xml:space="preserve"> </w:t>
+      </w:r>
+      <w:r>
+        <w:t xml:space="preserve">Before anything new goes live, the software re-runs every promise it has ever made — all 2,952 must pass. A single failure stops the release cold: fix it, then run the full battery again from the top. A few of those promises, in plain words: a scanned page with no readable text must score zero (no partial credit for a picture of words); a file with no tables must never be graded on tables; the grade on screen and the grade in the downloaded report must match, digit for digit; an image description made of nothing but blank spaces must be caught as empty; a re-saved copy of a document must receive the identical grade, digit for digit; and all 116 trap documents must still be judged correctly, every release.</w:t>
       </w:r>
     </w:p>
     <w:p>
@@ -1219,7 +1241,7 @@
         <w:t xml:space="preserve"> </w:t>
       </w:r>
       <w:r>
-        <w:t xml:space="preserve">125 version notes plus a plain-language security log written for records auditors — mistakes included.</w:t>
+        <w:t xml:space="preserve">126 version notes plus a plain-language security log written for records auditors — mistakes included.</w:t>
       </w:r>
     </w:p>
     <w:p>
@@ -1323,13 +1345,13 @@
       </w:r>
     </w:p>
     <w:bookmarkEnd w:id="21"/>
-    <w:bookmarkStart w:id="22" w:name="appendix-the-115-trap-documents"/>
+    <w:bookmarkStart w:id="22" w:name="appendix-the-116-trap-documents"/>
     <w:p>
       <w:pPr>
         <w:pStyle w:val="Heading2"/>
       </w:pPr>
       <w:r>
-        <w:t xml:space="preserve">Appendix: the 115 trap documents</w:t>
+        <w:t xml:space="preserve">Appendix: the 116 trap documents</w:t>
       </w:r>
     </w:p>
     <w:p>
@@ -4593,6 +4615,38 @@
           <w:iCs/>
         </w:rPr>
         <w:t xml:space="preserve">(held · scored 100)</w:t>
+      </w:r>
+    </w:p>
+    <w:p>
+      <w:pPr>
+        <w:pStyle w:val="Compact"/>
+        <w:numPr>
+          <w:ilvl w:val="0"/>
+          <w:numId w:val="1003"/>
+        </w:numPr>
+      </w:pPr>
+      <w:r>
+        <w:rPr>
+          <w:b/>
+          <w:bCs/>
+        </w:rPr>
+        <w:t xml:space="preserve">synthetic-116</w:t>
+      </w:r>
+      <w:r>
+        <w:t xml:space="preserve"> </w:t>
+      </w:r>
+      <w:r>
+        <w:t xml:space="preserve">— A cross-tab table scoped Column, Row, and Both — the corner header done right</w:t>
+      </w:r>
+      <w:r>
+        <w:t xml:space="preserve"> </w:t>
+      </w:r>
+      <w:r>
+        <w:rPr>
+          <w:i/>
+          <w:iCs/>
+        </w:rPr>
+        <w:t xml:space="preserve">(found a real bug)</w:t>
       </w:r>
     </w:p>
     <w:p>

--- a/docs/brief/checker-brief.docx
+++ b/docs/brief/checker-brief.docx
@@ -50,23 +50,23 @@
           <w:b/>
           <w:bCs/>
         </w:rPr>
-        <w:t xml:space="preserve">12,288</w:t>
-      </w:r>
-      <w:r>
-        <w:t xml:space="preserve"> </w:t>
-      </w:r>
-      <w:r>
-        <w:t xml:space="preserve">check-ups run for internal and external agencies — the quick per-file check-up that has caught on beyond ICJIA: easier than SiteImprove, clearer than PAC. 8,178 in the last 30 days alone. ·</w:t>
-      </w:r>
-      <w:r>
-        <w:t xml:space="preserve"> </w:t>
-      </w:r>
-      <w:r>
-        <w:rPr>
-          <w:b/>
-          <w:bCs/>
-        </w:rPr>
-        <w:t xml:space="preserve">2,952</w:t>
+        <w:t xml:space="preserve">12,291</w:t>
+      </w:r>
+      <w:r>
+        <w:t xml:space="preserve"> </w:t>
+      </w:r>
+      <w:r>
+        <w:t xml:space="preserve">check-ups run for internal and external agencies — the quick per-file check-up that has caught on beyond ICJIA: easier than SiteImprove, clearer than PAC. 8,181 in the last 30 days alone. ·</w:t>
+      </w:r>
+      <w:r>
+        <w:t xml:space="preserve"> </w:t>
+      </w:r>
+      <w:r>
+        <w:rPr>
+          <w:b/>
+          <w:bCs/>
+        </w:rPr>
+        <w:t xml:space="preserve">2,962</w:t>
       </w:r>
       <w:r>
         <w:t xml:space="preserve"> </w:t>
@@ -98,7 +98,7 @@
           <w:b/>
           <w:bCs/>
         </w:rPr>
-        <w:t xml:space="preserve">699</w:t>
+        <w:t xml:space="preserve">700</w:t>
       </w:r>
       <w:r>
         <w:t xml:space="preserve"> </w:t>
@@ -838,7 +838,7 @@
         <w:pStyle w:val="FirstParagraph"/>
       </w:pPr>
       <w:r>
-        <w:t xml:space="preserve">Twelve gates stand between a code change and the live site, run automatically on every change; one failure stops the release cold. On every change: the 2,952 self-checks (every promise ever made, re-tested); the 116 trap documents rebuilt and re-judged; the scoring invariant (the grade shown must always match the score computed); the</w:t>
+        <w:t xml:space="preserve">Twelve gates stand between a code change and the live site, run automatically on every change; one failure stops the release cold. On every change: the 2,962 self-checks (every promise ever made, re-tested); the 116 trap documents rebuilt and re-judged; the scoring invariant (the grade shown must always match the score computed); the</w:t>
       </w:r>
       <w:r>
         <w:t xml:space="preserve"> </w:t>
@@ -943,7 +943,7 @@
           <w:b/>
           <w:bCs/>
         </w:rPr>
-        <w:t xml:space="preserve">36 documents came back for a re-check after repairs — and 9 of them climbed all the way to an A</w:t>
+        <w:t xml:space="preserve">37 documents came back for a re-check after repairs — and 9 of them climbed all the way to an A</w:t>
       </w:r>
       <w:r>
         <w:t xml:space="preserve">: failed, fixed, and passed under the same rules. This is the question behind every other question, and the answer no sales pitch can fake: the same file, failed and then passed.</w:t>
@@ -1064,13 +1064,13 @@
       </w:r>
     </w:p>
     <w:bookmarkEnd w:id="17"/>
-    <w:bookmarkStart w:id="20" w:name="six-months.-699-changes.-126-versions."/>
+    <w:bookmarkStart w:id="20" w:name="six-months.-700-changes.-127-versions."/>
     <w:p>
       <w:pPr>
         <w:pStyle w:val="Heading2"/>
       </w:pPr>
       <w:r>
-        <w:t xml:space="preserve">Six months. 699 changes. 126 versions.</w:t>
+        <w:t xml:space="preserve">Six months. 700 changes. 127 versions.</w:t>
       </w:r>
     </w:p>
     <w:p>
@@ -1078,7 +1078,7 @@
         <w:pStyle w:val="FirstParagraph"/>
       </w:pPr>
       <w:r>
-        <w:t xml:space="preserve">Not a weekend project. Since March it has grown from a single PDF check into a checker for four kinds of files — 259 saved changes in the last 30 days alone, its battery of self-checks grown from about 1,500 in June to 2,952 today. All of it is public, on GitHub:</w:t>
+        <w:t xml:space="preserve">Not a weekend project. Since March it has grown from a single PDF check into a checker for four kinds of files — 260 saved changes in the last 30 days alone, its battery of self-checks grown from about 1,500 in June to 2,962 today. All of it is public, on GitHub:</w:t>
       </w:r>
       <w:r>
         <w:t xml:space="preserve"> </w:t>
@@ -1153,7 +1153,7 @@
         <w:t xml:space="preserve"> </w:t>
       </w:r>
       <w:r>
-        <w:t xml:space="preserve">This is real software, battle-tested: 12,288 check-ups for internal and external agencies, 116 trap documents designed to fool it, an independent referee co-signing every report, and a public record of every change — and it is free. Nothing here asks for trust; every claim here is checkable by anyone:</w:t>
+        <w:t xml:space="preserve">This is real software, battle-tested: 12,291 check-ups for internal and external agencies, 116 trap documents designed to fool it, an independent referee co-signing every report, and a public record of every change — and it is free. Nothing here asks for trust; every claim here is checkable by anyone:</w:t>
       </w:r>
     </w:p>
     <w:p>
@@ -1213,13 +1213,13 @@
           <w:b/>
           <w:bCs/>
         </w:rPr>
-        <w:t xml:space="preserve">2,952 self-checks.</w:t>
-      </w:r>
-      <w:r>
-        <w:t xml:space="preserve"> </w:t>
-      </w:r>
-      <w:r>
-        <w:t xml:space="preserve">Before anything new goes live, the software re-runs every promise it has ever made — all 2,952 must pass. A single failure stops the release cold: fix it, then run the full battery again from the top. A few of those promises, in plain words: a scanned page with no readable text must score zero (no partial credit for a picture of words); a file with no tables must never be graded on tables; the grade on screen and the grade in the downloaded report must match, digit for digit; an image description made of nothing but blank spaces must be caught as empty; a re-saved copy of a document must receive the identical grade, digit for digit; and all 116 trap documents must still be judged correctly, every release.</w:t>
+        <w:t xml:space="preserve">2,962 self-checks.</w:t>
+      </w:r>
+      <w:r>
+        <w:t xml:space="preserve"> </w:t>
+      </w:r>
+      <w:r>
+        <w:t xml:space="preserve">Before anything new goes live, the software re-runs every promise it has ever made — all 2,962 must pass. A single failure stops the release cold: fix it, then run the full battery again from the top. A few of those promises, in plain words: a scanned page with no readable text must score zero (no partial credit for a picture of words); a file with no tables must never be graded on tables; the grade on screen and the grade in the downloaded report must match, digit for digit; an image description made of nothing but blank spaces must be caught as empty; a re-saved copy of a document must receive the identical grade, digit for digit; and all 116 trap documents must still be judged correctly, every release.</w:t>
       </w:r>
     </w:p>
     <w:p>
@@ -1241,7 +1241,7 @@
         <w:t xml:space="preserve"> </w:t>
       </w:r>
       <w:r>
-        <w:t xml:space="preserve">126 version notes plus a plain-language security log written for records auditors — mistakes included.</w:t>
+        <w:t xml:space="preserve">127 version notes plus a plain-language security log written for records auditors — mistakes included.</w:t>
       </w:r>
     </w:p>
     <w:p>

--- a/docs/brief/checker-brief.docx
+++ b/docs/brief/checker-brief.docx
@@ -50,23 +50,23 @@
           <w:b/>
           <w:bCs/>
         </w:rPr>
-        <w:t xml:space="preserve">12,291</w:t>
-      </w:r>
-      <w:r>
-        <w:t xml:space="preserve"> </w:t>
-      </w:r>
-      <w:r>
-        <w:t xml:space="preserve">check-ups run for internal and external agencies — the quick per-file check-up that has caught on beyond ICJIA: easier than SiteImprove, clearer than PAC. 8,181 in the last 30 days alone. ·</w:t>
-      </w:r>
-      <w:r>
-        <w:t xml:space="preserve"> </w:t>
-      </w:r>
-      <w:r>
-        <w:rPr>
-          <w:b/>
-          <w:bCs/>
-        </w:rPr>
-        <w:t xml:space="preserve">2,962</w:t>
+        <w:t xml:space="preserve">12,292</w:t>
+      </w:r>
+      <w:r>
+        <w:t xml:space="preserve"> </w:t>
+      </w:r>
+      <w:r>
+        <w:t xml:space="preserve">check-ups run for internal and external agencies — the quick per-file check-up that has caught on beyond ICJIA: easier than SiteImprove, clearer than PAC. 8,182 in the last 30 days alone. ·</w:t>
+      </w:r>
+      <w:r>
+        <w:t xml:space="preserve"> </w:t>
+      </w:r>
+      <w:r>
+        <w:rPr>
+          <w:b/>
+          <w:bCs/>
+        </w:rPr>
+        <w:t xml:space="preserve">2,971</w:t>
       </w:r>
       <w:r>
         <w:t xml:space="preserve"> </w:t>
@@ -82,7 +82,7 @@
           <w:b/>
           <w:bCs/>
         </w:rPr>
-        <w:t xml:space="preserve">116 / 116</w:t>
+        <w:t xml:space="preserve">119 / 119</w:t>
       </w:r>
       <w:r>
         <w:t xml:space="preserve"> </w:t>
@@ -98,7 +98,7 @@
           <w:b/>
           <w:bCs/>
         </w:rPr>
-        <w:t xml:space="preserve">700</w:t>
+        <w:t xml:space="preserve">701</w:t>
       </w:r>
       <w:r>
         <w:t xml:space="preserve"> </w:t>
@@ -515,13 +515,13 @@
       </w:r>
     </w:p>
     <w:bookmarkEnd w:id="12"/>
-    <w:bookmarkStart w:id="13" w:name="X83bba9ba823d8eba6879f27bd00d31597a64d65"/>
+    <w:bookmarkStart w:id="13" w:name="Xa2be9182f65758e12e5e5399eccfdf86983e7b9"/>
     <w:p>
       <w:pPr>
         <w:pStyle w:val="Heading2"/>
       </w:pPr>
       <w:r>
-        <w:t xml:space="preserve">We built 116 documents designed to fool it — PDFs modeled on Canva, InDesign, and Word, plus native Word, PowerPoint, and Excel traps</w:t>
+        <w:t xml:space="preserve">We built 119 documents designed to fool it — PDFs modeled on Canva, InDesign, and Word, plus native Word, PowerPoint, and Excel traps</w:t>
       </w:r>
     </w:p>
     <w:p>
@@ -576,7 +576,7 @@
           <w:b/>
           <w:bCs/>
         </w:rPr>
-        <w:t xml:space="preserve">All 116 held</w:t>
+        <w:t xml:space="preserve">All 119 held</w:t>
       </w:r>
       <w:r>
         <w:t xml:space="preserve"> </w:t>
@@ -610,7 +610,7 @@
           <w:b/>
           <w:bCs/>
         </w:rPr>
-        <w:t xml:space="preserve">The full inventory — 56 designed defects caught, 58 correct or hostile documents passed clean, 1 real bug found in the checker and fixed</w:t>
+        <w:t xml:space="preserve">The full inventory — 56 designed defects caught, 59 correct or hostile documents passed clean, 1 real bug found in the checker and fixed</w:t>
       </w:r>
       <w:r>
         <w:t xml:space="preserve"> </w:t>
@@ -838,7 +838,7 @@
         <w:pStyle w:val="FirstParagraph"/>
       </w:pPr>
       <w:r>
-        <w:t xml:space="preserve">Twelve gates stand between a code change and the live site, run automatically on every change; one failure stops the release cold. On every change: the 2,962 self-checks (every promise ever made, re-tested); the 116 trap documents rebuilt and re-judged; the scoring invariant (the grade shown must always match the score computed); the</w:t>
+        <w:t xml:space="preserve">Twelve gates stand between a code change and the live site, run automatically on every change; one failure stops the release cold. On every change: the 2,971 self-checks (every promise ever made, re-tested); the 119 trap documents rebuilt and re-judged; the scoring invariant (the grade shown must always match the score computed); the</w:t>
       </w:r>
       <w:r>
         <w:t xml:space="preserve"> </w:t>
@@ -1064,13 +1064,13 @@
       </w:r>
     </w:p>
     <w:bookmarkEnd w:id="17"/>
-    <w:bookmarkStart w:id="20" w:name="six-months.-700-changes.-127-versions."/>
+    <w:bookmarkStart w:id="20" w:name="six-months.-701-changes.-128-versions."/>
     <w:p>
       <w:pPr>
         <w:pStyle w:val="Heading2"/>
       </w:pPr>
       <w:r>
-        <w:t xml:space="preserve">Six months. 700 changes. 127 versions.</w:t>
+        <w:t xml:space="preserve">Six months. 701 changes. 128 versions.</w:t>
       </w:r>
     </w:p>
     <w:p>
@@ -1078,7 +1078,7 @@
         <w:pStyle w:val="FirstParagraph"/>
       </w:pPr>
       <w:r>
-        <w:t xml:space="preserve">Not a weekend project. Since March it has grown from a single PDF check into a checker for four kinds of files — 260 saved changes in the last 30 days alone, its battery of self-checks grown from about 1,500 in June to 2,962 today. All of it is public, on GitHub:</w:t>
+        <w:t xml:space="preserve">Not a weekend project. Since March it has grown from a single PDF check into a checker for four kinds of files — 261 saved changes in the last 30 days alone, its battery of self-checks grown from about 1,500 in June to 2,971 today. All of it is public, on GitHub:</w:t>
       </w:r>
       <w:r>
         <w:t xml:space="preserve"> </w:t>
@@ -1109,7 +1109,7 @@
         </w:r>
       </w:hyperlink>
       <w:r>
-        <w:t xml:space="preserve">, open for anyone to read. Milestones, newest first: passes its own trap test 116/116 · fixed the outlier that wrongly refused a 246-page annual report — traced to the server, not the file, with proof · made its own grading</w:t>
+        <w:t xml:space="preserve">, open for anyone to read. Milestones, newest first: passes its own trap test 119/119 · fixed the outlier that wrongly refused a 246-page annual report — traced to the server, not the file, with proof · made its own grading</w:t>
       </w:r>
       <w:r>
         <w:t xml:space="preserve"> </w:t>
@@ -1153,7 +1153,7 @@
         <w:t xml:space="preserve"> </w:t>
       </w:r>
       <w:r>
-        <w:t xml:space="preserve">This is real software, battle-tested: 12,291 check-ups for internal and external agencies, 116 trap documents designed to fool it, an independent referee co-signing every report, and a public record of every change — and it is free. Nothing here asks for trust; every claim here is checkable by anyone:</w:t>
+        <w:t xml:space="preserve">This is real software, battle-tested: 12,292 check-ups for internal and external agencies, 119 trap documents designed to fool it, an independent referee co-signing every report, and a public record of every change — and it is free. Nothing here asks for trust; every claim here is checkable by anyone:</w:t>
       </w:r>
     </w:p>
     <w:p>
@@ -1213,13 +1213,13 @@
           <w:b/>
           <w:bCs/>
         </w:rPr>
-        <w:t xml:space="preserve">2,962 self-checks.</w:t>
-      </w:r>
-      <w:r>
-        <w:t xml:space="preserve"> </w:t>
-      </w:r>
-      <w:r>
-        <w:t xml:space="preserve">Before anything new goes live, the software re-runs every promise it has ever made — all 2,962 must pass. A single failure stops the release cold: fix it, then run the full battery again from the top. A few of those promises, in plain words: a scanned page with no readable text must score zero (no partial credit for a picture of words); a file with no tables must never be graded on tables; the grade on screen and the grade in the downloaded report must match, digit for digit; an image description made of nothing but blank spaces must be caught as empty; a re-saved copy of a document must receive the identical grade, digit for digit; and all 116 trap documents must still be judged correctly, every release.</w:t>
+        <w:t xml:space="preserve">2,971 self-checks.</w:t>
+      </w:r>
+      <w:r>
+        <w:t xml:space="preserve"> </w:t>
+      </w:r>
+      <w:r>
+        <w:t xml:space="preserve">Before anything new goes live, the software re-runs every promise it has ever made — all 2,971 must pass. A single failure stops the release cold: fix it, then run the full battery again from the top. A few of those promises, in plain words: a scanned page with no readable text must score zero (no partial credit for a picture of words); a file with no tables must never be graded on tables; the grade on screen and the grade in the downloaded report must match, digit for digit; an image description made of nothing but blank spaces must be caught as empty; a re-saved copy of a document must receive the identical grade, digit for digit; and all 119 trap documents must still be judged correctly, every release.</w:t>
       </w:r>
     </w:p>
     <w:p>
@@ -1241,7 +1241,7 @@
         <w:t xml:space="preserve"> </w:t>
       </w:r>
       <w:r>
-        <w:t xml:space="preserve">127 version notes plus a plain-language security log written for records auditors — mistakes included.</w:t>
+        <w:t xml:space="preserve">128 version notes plus a plain-language security log written for records auditors — mistakes included.</w:t>
       </w:r>
     </w:p>
     <w:p>
@@ -1345,13 +1345,13 @@
       </w:r>
     </w:p>
     <w:bookmarkEnd w:id="21"/>
-    <w:bookmarkStart w:id="22" w:name="appendix-the-116-trap-documents"/>
+    <w:bookmarkStart w:id="22" w:name="appendix-the-119-trap-documents"/>
     <w:p>
       <w:pPr>
         <w:pStyle w:val="Heading2"/>
       </w:pPr>
       <w:r>
-        <w:t xml:space="preserve">Appendix: the 116 trap documents</w:t>
+        <w:t xml:space="preserve">Appendix: the 119 trap documents</w:t>
       </w:r>
     </w:p>
     <w:p>
@@ -4647,6 +4647,102 @@
           <w:iCs/>
         </w:rPr>
         <w:t xml:space="preserve">(found a real bug)</w:t>
+      </w:r>
+    </w:p>
+    <w:p>
+      <w:pPr>
+        <w:pStyle w:val="Compact"/>
+        <w:numPr>
+          <w:ilvl w:val="0"/>
+          <w:numId w:val="1003"/>
+        </w:numPr>
+      </w:pPr>
+      <w:r>
+        <w:rPr>
+          <w:b/>
+          <w:bCs/>
+        </w:rPr>
+        <w:t xml:space="preserve">synthetic-117</w:t>
+      </w:r>
+      <w:r>
+        <w:t xml:space="preserve"> </w:t>
+      </w:r>
+      <w:r>
+        <w:t xml:space="preserve">— Scope and spans stored as references, the way Word writes them</w:t>
+      </w:r>
+      <w:r>
+        <w:t xml:space="preserve"> </w:t>
+      </w:r>
+      <w:r>
+        <w:rPr>
+          <w:i/>
+          <w:iCs/>
+        </w:rPr>
+        <w:t xml:space="preserve">(found a real bug)</w:t>
+      </w:r>
+    </w:p>
+    <w:p>
+      <w:pPr>
+        <w:pStyle w:val="Compact"/>
+        <w:numPr>
+          <w:ilvl w:val="0"/>
+          <w:numId w:val="1003"/>
+        </w:numPr>
+      </w:pPr>
+      <w:r>
+        <w:rPr>
+          <w:b/>
+          <w:bCs/>
+        </w:rPr>
+        <w:t xml:space="preserve">synthetic-118</w:t>
+      </w:r>
+      <w:r>
+        <w:t xml:space="preserve"> </w:t>
+      </w:r>
+      <w:r>
+        <w:t xml:space="preserve">— English text declaring itself French — a tag that is present and wrong</w:t>
+      </w:r>
+      <w:r>
+        <w:t xml:space="preserve"> </w:t>
+      </w:r>
+      <w:r>
+        <w:rPr>
+          <w:i/>
+          <w:iCs/>
+        </w:rPr>
+        <w:t xml:space="preserve">(found a real bug)</w:t>
+      </w:r>
+    </w:p>
+    <w:p>
+      <w:pPr>
+        <w:pStyle w:val="Compact"/>
+        <w:numPr>
+          <w:ilvl w:val="0"/>
+          <w:numId w:val="1003"/>
+        </w:numPr>
+      </w:pPr>
+      <w:r>
+        <w:rPr>
+          <w:b/>
+          <w:bCs/>
+        </w:rPr>
+        <w:t xml:space="preserve">synthetic-119</w:t>
+      </w:r>
+      <w:r>
+        <w:t xml:space="preserve"> </w:t>
+      </w:r>
+      <w:r>
+        <w:t xml:space="preserve">— The same document declared correctly, with one real French passage</w:t>
+      </w:r>
+      <w:r>
+        <w:t xml:space="preserve"> </w:t>
+      </w:r>
+      <w:r>
+        <w:rPr>
+          <w:i/>
+          <w:iCs/>
+        </w:rPr>
+        <w:t xml:space="preserve">(passed clean)</w:t>
       </w:r>
     </w:p>
     <w:p>

--- a/docs/brief/checker-brief.docx
+++ b/docs/brief/checker-brief.docx
@@ -50,13 +50,13 @@
           <w:b/>
           <w:bCs/>
         </w:rPr>
-        <w:t xml:space="preserve">12,292</w:t>
-      </w:r>
-      <w:r>
-        <w:t xml:space="preserve"> </w:t>
-      </w:r>
-      <w:r>
-        <w:t xml:space="preserve">check-ups run for internal and external agencies — the quick per-file check-up that has caught on beyond ICJIA: easier than SiteImprove, clearer than PAC. 8,182 in the last 30 days alone. ·</w:t>
+        <w:t xml:space="preserve">12,297</w:t>
+      </w:r>
+      <w:r>
+        <w:t xml:space="preserve"> </w:t>
+      </w:r>
+      <w:r>
+        <w:t xml:space="preserve">check-ups run for internal and external agencies — the quick per-file check-up that has caught on beyond ICJIA: easier than SiteImprove, clearer than PAC. 8,187 in the last 30 days alone. ·</w:t>
       </w:r>
       <w:r>
         <w:t xml:space="preserve"> </w:t>
@@ -98,7 +98,7 @@
           <w:b/>
           <w:bCs/>
         </w:rPr>
-        <w:t xml:space="preserve">701</w:t>
+        <w:t xml:space="preserve">702</w:t>
       </w:r>
       <w:r>
         <w:t xml:space="preserve"> </w:t>
@@ -1064,13 +1064,13 @@
       </w:r>
     </w:p>
     <w:bookmarkEnd w:id="17"/>
-    <w:bookmarkStart w:id="20" w:name="six-months.-701-changes.-128-versions."/>
+    <w:bookmarkStart w:id="20" w:name="six-months.-702-changes.-129-versions."/>
     <w:p>
       <w:pPr>
         <w:pStyle w:val="Heading2"/>
       </w:pPr>
       <w:r>
-        <w:t xml:space="preserve">Six months. 701 changes. 128 versions.</w:t>
+        <w:t xml:space="preserve">Six months. 702 changes. 129 versions.</w:t>
       </w:r>
     </w:p>
     <w:p>
@@ -1078,7 +1078,7 @@
         <w:pStyle w:val="FirstParagraph"/>
       </w:pPr>
       <w:r>
-        <w:t xml:space="preserve">Not a weekend project. Since March it has grown from a single PDF check into a checker for four kinds of files — 261 saved changes in the last 30 days alone, its battery of self-checks grown from about 1,500 in June to 2,971 today. All of it is public, on GitHub:</w:t>
+        <w:t xml:space="preserve">Not a weekend project. Since March it has grown from a single PDF check into a checker for four kinds of files — 262 saved changes in the last 30 days alone, its battery of self-checks grown from about 1,500 in June to 2,971 today. All of it is public, on GitHub:</w:t>
       </w:r>
       <w:r>
         <w:t xml:space="preserve"> </w:t>
@@ -1153,7 +1153,7 @@
         <w:t xml:space="preserve"> </w:t>
       </w:r>
       <w:r>
-        <w:t xml:space="preserve">This is real software, battle-tested: 12,292 check-ups for internal and external agencies, 119 trap documents designed to fool it, an independent referee co-signing every report, and a public record of every change — and it is free. Nothing here asks for trust; every claim here is checkable by anyone:</w:t>
+        <w:t xml:space="preserve">This is real software, battle-tested: 12,297 check-ups for internal and external agencies, 119 trap documents designed to fool it, an independent referee co-signing every report, and a public record of every change — and it is free. Nothing here asks for trust; every claim here is checkable by anyone:</w:t>
       </w:r>
     </w:p>
     <w:p>
@@ -1241,7 +1241,7 @@
         <w:t xml:space="preserve"> </w:t>
       </w:r>
       <w:r>
-        <w:t xml:space="preserve">128 version notes plus a plain-language security log written for records auditors — mistakes included.</w:t>
+        <w:t xml:space="preserve">129 version notes plus a plain-language security log written for records auditors — mistakes included.</w:t>
       </w:r>
     </w:p>
     <w:p>

--- a/docs/brief/checker-brief.docx
+++ b/docs/brief/checker-brief.docx
@@ -82,7 +82,7 @@
           <w:b/>
           <w:bCs/>
         </w:rPr>
-        <w:t xml:space="preserve">119 / 119</w:t>
+        <w:t xml:space="preserve">120 / 120</w:t>
       </w:r>
       <w:r>
         <w:t xml:space="preserve"> </w:t>
@@ -98,7 +98,7 @@
           <w:b/>
           <w:bCs/>
         </w:rPr>
-        <w:t xml:space="preserve">702</w:t>
+        <w:t xml:space="preserve">703</w:t>
       </w:r>
       <w:r>
         <w:t xml:space="preserve"> </w:t>
@@ -515,13 +515,13 @@
       </w:r>
     </w:p>
     <w:bookmarkEnd w:id="12"/>
-    <w:bookmarkStart w:id="13" w:name="Xa2be9182f65758e12e5e5399eccfdf86983e7b9"/>
+    <w:bookmarkStart w:id="13" w:name="Xdf773d1601631ead4fe5c10d8115bbbc22be434"/>
     <w:p>
       <w:pPr>
         <w:pStyle w:val="Heading2"/>
       </w:pPr>
       <w:r>
-        <w:t xml:space="preserve">We built 119 documents designed to fool it — PDFs modeled on Canva, InDesign, and Word, plus native Word, PowerPoint, and Excel traps</w:t>
+        <w:t xml:space="preserve">We built 120 documents designed to fool it — PDFs modeled on Canva, InDesign, and Word, plus native Word, PowerPoint, and Excel traps</w:t>
       </w:r>
     </w:p>
     <w:p>
@@ -576,7 +576,7 @@
           <w:b/>
           <w:bCs/>
         </w:rPr>
-        <w:t xml:space="preserve">All 119 held</w:t>
+        <w:t xml:space="preserve">All 120 held</w:t>
       </w:r>
       <w:r>
         <w:t xml:space="preserve"> </w:t>
@@ -838,7 +838,7 @@
         <w:pStyle w:val="FirstParagraph"/>
       </w:pPr>
       <w:r>
-        <w:t xml:space="preserve">Twelve gates stand between a code change and the live site, run automatically on every change; one failure stops the release cold. On every change: the 2,971 self-checks (every promise ever made, re-tested); the 119 trap documents rebuilt and re-judged; the scoring invariant (the grade shown must always match the score computed); the</w:t>
+        <w:t xml:space="preserve">Twelve gates stand between a code change and the live site, run automatically on every change; one failure stops the release cold. On every change: the 2,971 self-checks (every promise ever made, re-tested); the 120 trap documents rebuilt and re-judged; the scoring invariant (the grade shown must always match the score computed); the</w:t>
       </w:r>
       <w:r>
         <w:t xml:space="preserve"> </w:t>
@@ -1064,13 +1064,13 @@
       </w:r>
     </w:p>
     <w:bookmarkEnd w:id="17"/>
-    <w:bookmarkStart w:id="20" w:name="six-months.-702-changes.-129-versions."/>
+    <w:bookmarkStart w:id="20" w:name="six-months.-703-changes.-129-versions."/>
     <w:p>
       <w:pPr>
         <w:pStyle w:val="Heading2"/>
       </w:pPr>
       <w:r>
-        <w:t xml:space="preserve">Six months. 702 changes. 129 versions.</w:t>
+        <w:t xml:space="preserve">Six months. 703 changes. 129 versions.</w:t>
       </w:r>
     </w:p>
     <w:p>
@@ -1078,7 +1078,7 @@
         <w:pStyle w:val="FirstParagraph"/>
       </w:pPr>
       <w:r>
-        <w:t xml:space="preserve">Not a weekend project. Since March it has grown from a single PDF check into a checker for four kinds of files — 262 saved changes in the last 30 days alone, its battery of self-checks grown from about 1,500 in June to 2,971 today. All of it is public, on GitHub:</w:t>
+        <w:t xml:space="preserve">Not a weekend project. Since March it has grown from a single PDF check into a checker for four kinds of files — 263 saved changes in the last 30 days alone, its battery of self-checks grown from about 1,500 in June to 2,971 today. All of it is public, on GitHub:</w:t>
       </w:r>
       <w:r>
         <w:t xml:space="preserve"> </w:t>
@@ -1109,7 +1109,7 @@
         </w:r>
       </w:hyperlink>
       <w:r>
-        <w:t xml:space="preserve">, open for anyone to read. Milestones, newest first: passes its own trap test 119/119 · fixed the outlier that wrongly refused a 246-page annual report — traced to the server, not the file, with proof · made its own grading</w:t>
+        <w:t xml:space="preserve">, open for anyone to read. Milestones, newest first: passes its own trap test 120/120 · fixed the outlier that wrongly refused a 246-page annual report — traced to the server, not the file, with proof · made its own grading</w:t>
       </w:r>
       <w:r>
         <w:t xml:space="preserve"> </w:t>
@@ -1153,7 +1153,7 @@
         <w:t xml:space="preserve"> </w:t>
       </w:r>
       <w:r>
-        <w:t xml:space="preserve">This is real software, battle-tested: 12,297 check-ups for internal and external agencies, 119 trap documents designed to fool it, an independent referee co-signing every report, and a public record of every change — and it is free. Nothing here asks for trust; every claim here is checkable by anyone:</w:t>
+        <w:t xml:space="preserve">This is real software, battle-tested: 12,297 check-ups for internal and external agencies, 120 trap documents designed to fool it, an independent referee co-signing every report, and a public record of every change — and it is free. Nothing here asks for trust; every claim here is checkable by anyone:</w:t>
       </w:r>
     </w:p>
     <w:p>
@@ -1219,7 +1219,7 @@
         <w:t xml:space="preserve"> </w:t>
       </w:r>
       <w:r>
-        <w:t xml:space="preserve">Before anything new goes live, the software re-runs every promise it has ever made — all 2,971 must pass. A single failure stops the release cold: fix it, then run the full battery again from the top. A few of those promises, in plain words: a scanned page with no readable text must score zero (no partial credit for a picture of words); a file with no tables must never be graded on tables; the grade on screen and the grade in the downloaded report must match, digit for digit; an image description made of nothing but blank spaces must be caught as empty; a re-saved copy of a document must receive the identical grade, digit for digit; and all 119 trap documents must still be judged correctly, every release.</w:t>
+        <w:t xml:space="preserve">Before anything new goes live, the software re-runs every promise it has ever made — all 2,971 must pass. A single failure stops the release cold: fix it, then run the full battery again from the top. A few of those promises, in plain words: a scanned page with no readable text must score zero (no partial credit for a picture of words); a file with no tables must never be graded on tables; the grade on screen and the grade in the downloaded report must match, digit for digit; an image description made of nothing but blank spaces must be caught as empty; a re-saved copy of a document must receive the identical grade, digit for digit; and all 120 trap documents must still be judged correctly, every release.</w:t>
       </w:r>
     </w:p>
     <w:p>
@@ -1345,13 +1345,13 @@
       </w:r>
     </w:p>
     <w:bookmarkEnd w:id="21"/>
-    <w:bookmarkStart w:id="22" w:name="appendix-the-119-trap-documents"/>
+    <w:bookmarkStart w:id="22" w:name="appendix-the-120-trap-documents"/>
     <w:p>
       <w:pPr>
         <w:pStyle w:val="Heading2"/>
       </w:pPr>
       <w:r>
-        <w:t xml:space="preserve">Appendix: the 119 trap documents</w:t>
+        <w:t xml:space="preserve">Appendix: the 120 trap documents</w:t>
       </w:r>
     </w:p>
     <w:p>
@@ -4743,6 +4743,38 @@
           <w:iCs/>
         </w:rPr>
         <w:t xml:space="preserve">(passed clean)</w:t>
+      </w:r>
+    </w:p>
+    <w:p>
+      <w:pPr>
+        <w:pStyle w:val="Compact"/>
+        <w:numPr>
+          <w:ilvl w:val="0"/>
+          <w:numId w:val="1003"/>
+        </w:numPr>
+      </w:pPr>
+      <w:r>
+        <w:rPr>
+          <w:b/>
+          <w:bCs/>
+        </w:rPr>
+        <w:t xml:space="preserve">synthetic-120</w:t>
+      </w:r>
+      <w:r>
+        <w:t xml:space="preserve"> </w:t>
+      </w:r>
+      <w:r>
+        <w:t xml:space="preserve">— Header directions attached by class — the third legal route, caught before any file used it</w:t>
+      </w:r>
+      <w:r>
+        <w:t xml:space="preserve"> </w:t>
+      </w:r>
+      <w:r>
+        <w:rPr>
+          <w:i/>
+          <w:iCs/>
+        </w:rPr>
+        <w:t xml:space="preserve">(found a real bug)</w:t>
       </w:r>
     </w:p>
     <w:p>

--- a/docs/brief/checker-brief.docx
+++ b/docs/brief/checker-brief.docx
@@ -66,7 +66,7 @@
           <w:b/>
           <w:bCs/>
         </w:rPr>
-        <w:t xml:space="preserve">2,971</w:t>
+        <w:t xml:space="preserve">2,974</w:t>
       </w:r>
       <w:r>
         <w:t xml:space="preserve"> </w:t>
@@ -82,7 +82,7 @@
           <w:b/>
           <w:bCs/>
         </w:rPr>
-        <w:t xml:space="preserve">120 / 120</w:t>
+        <w:t xml:space="preserve">121 / 121</w:t>
       </w:r>
       <w:r>
         <w:t xml:space="preserve"> </w:t>
@@ -98,7 +98,7 @@
           <w:b/>
           <w:bCs/>
         </w:rPr>
-        <w:t xml:space="preserve">703</w:t>
+        <w:t xml:space="preserve">704</w:t>
       </w:r>
       <w:r>
         <w:t xml:space="preserve"> </w:t>
@@ -515,13 +515,13 @@
       </w:r>
     </w:p>
     <w:bookmarkEnd w:id="12"/>
-    <w:bookmarkStart w:id="13" w:name="Xdf773d1601631ead4fe5c10d8115bbbc22be434"/>
+    <w:bookmarkStart w:id="13" w:name="X936e65af7d1c5009fdcf58de6618fe436f5a1e1"/>
     <w:p>
       <w:pPr>
         <w:pStyle w:val="Heading2"/>
       </w:pPr>
       <w:r>
-        <w:t xml:space="preserve">We built 120 documents designed to fool it — PDFs modeled on Canva, InDesign, and Word, plus native Word, PowerPoint, and Excel traps</w:t>
+        <w:t xml:space="preserve">We built 121 documents designed to fool it — PDFs modeled on Canva, InDesign, and Word, plus native Word, PowerPoint, and Excel traps</w:t>
       </w:r>
     </w:p>
     <w:p>
@@ -576,7 +576,7 @@
           <w:b/>
           <w:bCs/>
         </w:rPr>
-        <w:t xml:space="preserve">All 120 held</w:t>
+        <w:t xml:space="preserve">All 121 held</w:t>
       </w:r>
       <w:r>
         <w:t xml:space="preserve"> </w:t>
@@ -610,7 +610,7 @@
           <w:b/>
           <w:bCs/>
         </w:rPr>
-        <w:t xml:space="preserve">The full inventory — 56 designed defects caught, 59 correct or hostile documents passed clean, 1 real bug found in the checker and fixed</w:t>
+        <w:t xml:space="preserve">The full inventory — 56 designed defects caught, 60 correct or hostile documents passed clean, 1 real bug found in the checker and fixed</w:t>
       </w:r>
       <w:r>
         <w:t xml:space="preserve"> </w:t>
@@ -838,7 +838,7 @@
         <w:pStyle w:val="FirstParagraph"/>
       </w:pPr>
       <w:r>
-        <w:t xml:space="preserve">Twelve gates stand between a code change and the live site, run automatically on every change; one failure stops the release cold. On every change: the 2,971 self-checks (every promise ever made, re-tested); the 120 trap documents rebuilt and re-judged; the scoring invariant (the grade shown must always match the score computed); the</w:t>
+        <w:t xml:space="preserve">Twelve gates stand between a code change and the live site, run automatically on every change; one failure stops the release cold. On every change: the 2,974 self-checks (every promise ever made, re-tested); the 121 trap documents rebuilt and re-judged; the scoring invariant (the grade shown must always match the score computed); the</w:t>
       </w:r>
       <w:r>
         <w:t xml:space="preserve"> </w:t>
@@ -1064,13 +1064,13 @@
       </w:r>
     </w:p>
     <w:bookmarkEnd w:id="17"/>
-    <w:bookmarkStart w:id="20" w:name="six-months.-703-changes.-129-versions."/>
+    <w:bookmarkStart w:id="20" w:name="six-months.-704-changes.-130-versions."/>
     <w:p>
       <w:pPr>
         <w:pStyle w:val="Heading2"/>
       </w:pPr>
       <w:r>
-        <w:t xml:space="preserve">Six months. 703 changes. 129 versions.</w:t>
+        <w:t xml:space="preserve">Six months. 704 changes. 130 versions.</w:t>
       </w:r>
     </w:p>
     <w:p>
@@ -1078,7 +1078,7 @@
         <w:pStyle w:val="FirstParagraph"/>
       </w:pPr>
       <w:r>
-        <w:t xml:space="preserve">Not a weekend project. Since March it has grown from a single PDF check into a checker for four kinds of files — 263 saved changes in the last 30 days alone, its battery of self-checks grown from about 1,500 in June to 2,971 today. All of it is public, on GitHub:</w:t>
+        <w:t xml:space="preserve">Not a weekend project. Since March it has grown from a single PDF check into a checker for four kinds of files — 264 saved changes in the last 30 days alone, its battery of self-checks grown from about 1,500 in June to 2,974 today. All of it is public, on GitHub:</w:t>
       </w:r>
       <w:r>
         <w:t xml:space="preserve"> </w:t>
@@ -1109,7 +1109,7 @@
         </w:r>
       </w:hyperlink>
       <w:r>
-        <w:t xml:space="preserve">, open for anyone to read. Milestones, newest first: passes its own trap test 120/120 · fixed the outlier that wrongly refused a 246-page annual report — traced to the server, not the file, with proof · made its own grading</w:t>
+        <w:t xml:space="preserve">, open for anyone to read. Milestones, newest first: passes its own trap test 121/121 · fixed the outlier that wrongly refused a 246-page annual report — traced to the server, not the file, with proof · made its own grading</w:t>
       </w:r>
       <w:r>
         <w:t xml:space="preserve"> </w:t>
@@ -1153,7 +1153,7 @@
         <w:t xml:space="preserve"> </w:t>
       </w:r>
       <w:r>
-        <w:t xml:space="preserve">This is real software, battle-tested: 12,297 check-ups for internal and external agencies, 120 trap documents designed to fool it, an independent referee co-signing every report, and a public record of every change — and it is free. Nothing here asks for trust; every claim here is checkable by anyone:</w:t>
+        <w:t xml:space="preserve">This is real software, battle-tested: 12,297 check-ups for internal and external agencies, 121 trap documents designed to fool it, an independent referee co-signing every report, and a public record of every change — and it is free. Nothing here asks for trust; every claim here is checkable by anyone:</w:t>
       </w:r>
     </w:p>
     <w:p>
@@ -1213,13 +1213,13 @@
           <w:b/>
           <w:bCs/>
         </w:rPr>
-        <w:t xml:space="preserve">2,971 self-checks.</w:t>
-      </w:r>
-      <w:r>
-        <w:t xml:space="preserve"> </w:t>
-      </w:r>
-      <w:r>
-        <w:t xml:space="preserve">Before anything new goes live, the software re-runs every promise it has ever made — all 2,971 must pass. A single failure stops the release cold: fix it, then run the full battery again from the top. A few of those promises, in plain words: a scanned page with no readable text must score zero (no partial credit for a picture of words); a file with no tables must never be graded on tables; the grade on screen and the grade in the downloaded report must match, digit for digit; an image description made of nothing but blank spaces must be caught as empty; a re-saved copy of a document must receive the identical grade, digit for digit; and all 120 trap documents must still be judged correctly, every release.</w:t>
+        <w:t xml:space="preserve">2,974 self-checks.</w:t>
+      </w:r>
+      <w:r>
+        <w:t xml:space="preserve"> </w:t>
+      </w:r>
+      <w:r>
+        <w:t xml:space="preserve">Before anything new goes live, the software re-runs every promise it has ever made — all 2,974 must pass. A single failure stops the release cold: fix it, then run the full battery again from the top. A few of those promises, in plain words: a scanned page with no readable text must score zero (no partial credit for a picture of words); a file with no tables must never be graded on tables; the grade on screen and the grade in the downloaded report must match, digit for digit; an image description made of nothing but blank spaces must be caught as empty; a re-saved copy of a document must receive the identical grade, digit for digit; and all 121 trap documents must still be judged correctly, every release.</w:t>
       </w:r>
     </w:p>
     <w:p>
@@ -1241,7 +1241,7 @@
         <w:t xml:space="preserve"> </w:t>
       </w:r>
       <w:r>
-        <w:t xml:space="preserve">129 version notes plus a plain-language security log written for records auditors — mistakes included.</w:t>
+        <w:t xml:space="preserve">130 version notes plus a plain-language security log written for records auditors — mistakes included.</w:t>
       </w:r>
     </w:p>
     <w:p>
@@ -1345,13 +1345,13 @@
       </w:r>
     </w:p>
     <w:bookmarkEnd w:id="21"/>
-    <w:bookmarkStart w:id="22" w:name="appendix-the-120-trap-documents"/>
+    <w:bookmarkStart w:id="22" w:name="appendix-the-121-trap-documents"/>
     <w:p>
       <w:pPr>
         <w:pStyle w:val="Heading2"/>
       </w:pPr>
       <w:r>
-        <w:t xml:space="preserve">Appendix: the 120 trap documents</w:t>
+        <w:t xml:space="preserve">Appendix: the 121 trap documents</w:t>
       </w:r>
     </w:p>
     <w:p>
@@ -4775,6 +4775,38 @@
           <w:iCs/>
         </w:rPr>
         <w:t xml:space="preserve">(found a real bug)</w:t>
+      </w:r>
+    </w:p>
+    <w:p>
+      <w:pPr>
+        <w:pStyle w:val="Compact"/>
+        <w:numPr>
+          <w:ilvl w:val="0"/>
+          <w:numId w:val="1003"/>
+        </w:numPr>
+      </w:pPr>
+      <w:r>
+        <w:rPr>
+          <w:b/>
+          <w:bCs/>
+        </w:rPr>
+        <w:t xml:space="preserve">synthetic-121</w:t>
+      </w:r>
+      <w:r>
+        <w:t xml:space="preserve"> </w:t>
+      </w:r>
+      <w:r>
+        <w:t xml:space="preserve">— A plain grid with no scope — PDF/UA asks for it, the law does not, and the grade follows the law</w:t>
+      </w:r>
+      <w:r>
+        <w:t xml:space="preserve"> </w:t>
+      </w:r>
+      <w:r>
+        <w:rPr>
+          <w:i/>
+          <w:iCs/>
+        </w:rPr>
+        <w:t xml:space="preserve">(passed clean)</w:t>
       </w:r>
     </w:p>
     <w:p>

--- a/docs/brief/checker-brief.docx
+++ b/docs/brief/checker-brief.docx
@@ -50,23 +50,23 @@
           <w:b/>
           <w:bCs/>
         </w:rPr>
-        <w:t xml:space="preserve">12,297</w:t>
-      </w:r>
-      <w:r>
-        <w:t xml:space="preserve"> </w:t>
-      </w:r>
-      <w:r>
-        <w:t xml:space="preserve">check-ups run for internal and external agencies — the quick per-file check-up that has caught on beyond ICJIA: easier than SiteImprove, clearer than PAC. 8,187 in the last 30 days alone. ·</w:t>
-      </w:r>
-      <w:r>
-        <w:t xml:space="preserve"> </w:t>
-      </w:r>
-      <w:r>
-        <w:rPr>
-          <w:b/>
-          <w:bCs/>
-        </w:rPr>
-        <w:t xml:space="preserve">2,974</w:t>
+        <w:t xml:space="preserve">12,302</w:t>
+      </w:r>
+      <w:r>
+        <w:t xml:space="preserve"> </w:t>
+      </w:r>
+      <w:r>
+        <w:t xml:space="preserve">check-ups run for internal and external agencies — the quick per-file check-up that has caught on beyond ICJIA: easier than SiteImprove, clearer than PAC. 8,192 in the last 30 days alone. ·</w:t>
+      </w:r>
+      <w:r>
+        <w:t xml:space="preserve"> </w:t>
+      </w:r>
+      <w:r>
+        <w:rPr>
+          <w:b/>
+          <w:bCs/>
+        </w:rPr>
+        <w:t xml:space="preserve">2,981</w:t>
       </w:r>
       <w:r>
         <w:t xml:space="preserve"> </w:t>
@@ -98,7 +98,7 @@
           <w:b/>
           <w:bCs/>
         </w:rPr>
-        <w:t xml:space="preserve">704</w:t>
+        <w:t xml:space="preserve">706</w:t>
       </w:r>
       <w:r>
         <w:t xml:space="preserve"> </w:t>
@@ -838,7 +838,7 @@
         <w:pStyle w:val="FirstParagraph"/>
       </w:pPr>
       <w:r>
-        <w:t xml:space="preserve">Twelve gates stand between a code change and the live site, run automatically on every change; one failure stops the release cold. On every change: the 2,974 self-checks (every promise ever made, re-tested); the 121 trap documents rebuilt and re-judged; the scoring invariant (the grade shown must always match the score computed); the</w:t>
+        <w:t xml:space="preserve">Twelve gates stand between a code change and the live site, run automatically on every change; one failure stops the release cold. On every change: the 2,981 self-checks (every promise ever made, re-tested); the 121 trap documents rebuilt and re-judged; the scoring invariant (the grade shown must always match the score computed); the</w:t>
       </w:r>
       <w:r>
         <w:t xml:space="preserve"> </w:t>
@@ -943,7 +943,7 @@
           <w:b/>
           <w:bCs/>
         </w:rPr>
-        <w:t xml:space="preserve">37 documents came back for a re-check after repairs — and 9 of them climbed all the way to an A</w:t>
+        <w:t xml:space="preserve">38 documents came back for a re-check after repairs — and 9 of them climbed all the way to an A</w:t>
       </w:r>
       <w:r>
         <w:t xml:space="preserve">: failed, fixed, and passed under the same rules. This is the question behind every other question, and the answer no sales pitch can fake: the same file, failed and then passed.</w:t>
@@ -1064,13 +1064,13 @@
       </w:r>
     </w:p>
     <w:bookmarkEnd w:id="17"/>
-    <w:bookmarkStart w:id="20" w:name="six-months.-704-changes.-130-versions."/>
+    <w:bookmarkStart w:id="20" w:name="six-months.-706-changes.-131-versions."/>
     <w:p>
       <w:pPr>
         <w:pStyle w:val="Heading2"/>
       </w:pPr>
       <w:r>
-        <w:t xml:space="preserve">Six months. 704 changes. 130 versions.</w:t>
+        <w:t xml:space="preserve">Six months. 706 changes. 131 versions.</w:t>
       </w:r>
     </w:p>
     <w:p>
@@ -1078,7 +1078,7 @@
         <w:pStyle w:val="FirstParagraph"/>
       </w:pPr>
       <w:r>
-        <w:t xml:space="preserve">Not a weekend project. Since March it has grown from a single PDF check into a checker for four kinds of files — 264 saved changes in the last 30 days alone, its battery of self-checks grown from about 1,500 in June to 2,974 today. All of it is public, on GitHub:</w:t>
+        <w:t xml:space="preserve">Not a weekend project. Since March it has grown from a single PDF check into a checker for four kinds of files — 266 saved changes in the last 30 days alone, its battery of self-checks grown from about 1,500 in June to 2,981 today. All of it is public, on GitHub:</w:t>
       </w:r>
       <w:r>
         <w:t xml:space="preserve"> </w:t>
@@ -1153,7 +1153,7 @@
         <w:t xml:space="preserve"> </w:t>
       </w:r>
       <w:r>
-        <w:t xml:space="preserve">This is real software, battle-tested: 12,297 check-ups for internal and external agencies, 121 trap documents designed to fool it, an independent referee co-signing every report, and a public record of every change — and it is free. Nothing here asks for trust; every claim here is checkable by anyone:</w:t>
+        <w:t xml:space="preserve">This is real software, battle-tested: 12,302 check-ups for internal and external agencies, 121 trap documents designed to fool it, an independent referee co-signing every report, and a public record of every change — and it is free. Nothing here asks for trust; every claim here is checkable by anyone:</w:t>
       </w:r>
     </w:p>
     <w:p>
@@ -1213,13 +1213,13 @@
           <w:b/>
           <w:bCs/>
         </w:rPr>
-        <w:t xml:space="preserve">2,974 self-checks.</w:t>
-      </w:r>
-      <w:r>
-        <w:t xml:space="preserve"> </w:t>
-      </w:r>
-      <w:r>
-        <w:t xml:space="preserve">Before anything new goes live, the software re-runs every promise it has ever made — all 2,974 must pass. A single failure stops the release cold: fix it, then run the full battery again from the top. A few of those promises, in plain words: a scanned page with no readable text must score zero (no partial credit for a picture of words); a file with no tables must never be graded on tables; the grade on screen and the grade in the downloaded report must match, digit for digit; an image description made of nothing but blank spaces must be caught as empty; a re-saved copy of a document must receive the identical grade, digit for digit; and all 121 trap documents must still be judged correctly, every release.</w:t>
+        <w:t xml:space="preserve">2,981 self-checks.</w:t>
+      </w:r>
+      <w:r>
+        <w:t xml:space="preserve"> </w:t>
+      </w:r>
+      <w:r>
+        <w:t xml:space="preserve">Before anything new goes live, the software re-runs every promise it has ever made — all 2,981 must pass. A single failure stops the release cold: fix it, then run the full battery again from the top. A few of those promises, in plain words: a scanned page with no readable text must score zero (no partial credit for a picture of words); a file with no tables must never be graded on tables; the grade on screen and the grade in the downloaded report must match, digit for digit; an image description made of nothing but blank spaces must be caught as empty; a re-saved copy of a document must receive the identical grade, digit for digit; and all 121 trap documents must still be judged correctly, every release.</w:t>
       </w:r>
     </w:p>
     <w:p>
@@ -1241,7 +1241,7 @@
         <w:t xml:space="preserve"> </w:t>
       </w:r>
       <w:r>
-        <w:t xml:space="preserve">130 version notes plus a plain-language security log written for records auditors — mistakes included.</w:t>
+        <w:t xml:space="preserve">131 version notes plus a plain-language security log written for records auditors — mistakes included.</w:t>
       </w:r>
     </w:p>
     <w:p>

--- a/docs/brief/checker-brief.docx
+++ b/docs/brief/checker-brief.docx
@@ -50,23 +50,23 @@
           <w:b/>
           <w:bCs/>
         </w:rPr>
-        <w:t xml:space="preserve">12,302</w:t>
-      </w:r>
-      <w:r>
-        <w:t xml:space="preserve"> </w:t>
-      </w:r>
-      <w:r>
-        <w:t xml:space="preserve">check-ups run for internal and external agencies — the quick per-file check-up that has caught on beyond ICJIA: easier than SiteImprove, clearer than PAC. 8,192 in the last 30 days alone. ·</w:t>
-      </w:r>
-      <w:r>
-        <w:t xml:space="preserve"> </w:t>
-      </w:r>
-      <w:r>
-        <w:rPr>
-          <w:b/>
-          <w:bCs/>
-        </w:rPr>
-        <w:t xml:space="preserve">2,981</w:t>
+        <w:t xml:space="preserve">12,309</w:t>
+      </w:r>
+      <w:r>
+        <w:t xml:space="preserve"> </w:t>
+      </w:r>
+      <w:r>
+        <w:t xml:space="preserve">check-ups run for internal and external agencies — the quick per-file check-up that has caught on beyond ICJIA: easier than SiteImprove, clearer than PAC. 8,199 in the last 30 days alone. ·</w:t>
+      </w:r>
+      <w:r>
+        <w:t xml:space="preserve"> </w:t>
+      </w:r>
+      <w:r>
+        <w:rPr>
+          <w:b/>
+          <w:bCs/>
+        </w:rPr>
+        <w:t xml:space="preserve">2,985</w:t>
       </w:r>
       <w:r>
         <w:t xml:space="preserve"> </w:t>
@@ -98,7 +98,7 @@
           <w:b/>
           <w:bCs/>
         </w:rPr>
-        <w:t xml:space="preserve">706</w:t>
+        <w:t xml:space="preserve">707</w:t>
       </w:r>
       <w:r>
         <w:t xml:space="preserve"> </w:t>
@@ -838,7 +838,7 @@
         <w:pStyle w:val="FirstParagraph"/>
       </w:pPr>
       <w:r>
-        <w:t xml:space="preserve">Twelve gates stand between a code change and the live site, run automatically on every change; one failure stops the release cold. On every change: the 2,981 self-checks (every promise ever made, re-tested); the 121 trap documents rebuilt and re-judged; the scoring invariant (the grade shown must always match the score computed); the</w:t>
+        <w:t xml:space="preserve">Twelve gates stand between a code change and the live site, run automatically on every change; one failure stops the release cold. On every change: the 2,985 self-checks (every promise ever made, re-tested); the 121 trap documents rebuilt and re-judged; the scoring invariant (the grade shown must always match the score computed); the</w:t>
       </w:r>
       <w:r>
         <w:t xml:space="preserve"> </w:t>
@@ -943,7 +943,7 @@
           <w:b/>
           <w:bCs/>
         </w:rPr>
-        <w:t xml:space="preserve">38 documents came back for a re-check after repairs — and 9 of them climbed all the way to an A</w:t>
+        <w:t xml:space="preserve">39 documents came back for a re-check after repairs — and 9 of them climbed all the way to an A</w:t>
       </w:r>
       <w:r>
         <w:t xml:space="preserve">: failed, fixed, and passed under the same rules. This is the question behind every other question, and the answer no sales pitch can fake: the same file, failed and then passed.</w:t>
@@ -1064,13 +1064,13 @@
       </w:r>
     </w:p>
     <w:bookmarkEnd w:id="17"/>
-    <w:bookmarkStart w:id="20" w:name="six-months.-706-changes.-131-versions."/>
+    <w:bookmarkStart w:id="20" w:name="six-months.-707-changes.-132-versions."/>
     <w:p>
       <w:pPr>
         <w:pStyle w:val="Heading2"/>
       </w:pPr>
       <w:r>
-        <w:t xml:space="preserve">Six months. 706 changes. 131 versions.</w:t>
+        <w:t xml:space="preserve">Six months. 707 changes. 132 versions.</w:t>
       </w:r>
     </w:p>
     <w:p>
@@ -1078,7 +1078,7 @@
         <w:pStyle w:val="FirstParagraph"/>
       </w:pPr>
       <w:r>
-        <w:t xml:space="preserve">Not a weekend project. Since March it has grown from a single PDF check into a checker for four kinds of files — 266 saved changes in the last 30 days alone, its battery of self-checks grown from about 1,500 in June to 2,981 today. All of it is public, on GitHub:</w:t>
+        <w:t xml:space="preserve">Not a weekend project. Since March it has grown from a single PDF check into a checker for four kinds of files — 267 saved changes in the last 30 days alone, its battery of self-checks grown from about 1,500 in June to 2,985 today. All of it is public, on GitHub:</w:t>
       </w:r>
       <w:r>
         <w:t xml:space="preserve"> </w:t>
@@ -1153,7 +1153,7 @@
         <w:t xml:space="preserve"> </w:t>
       </w:r>
       <w:r>
-        <w:t xml:space="preserve">This is real software, battle-tested: 12,302 check-ups for internal and external agencies, 121 trap documents designed to fool it, an independent referee co-signing every report, and a public record of every change — and it is free. Nothing here asks for trust; every claim here is checkable by anyone:</w:t>
+        <w:t xml:space="preserve">This is real software, battle-tested: 12,309 check-ups for internal and external agencies, 121 trap documents designed to fool it, an independent referee co-signing every report, and a public record of every change — and it is free. Nothing here asks for trust; every claim here is checkable by anyone:</w:t>
       </w:r>
     </w:p>
     <w:p>
@@ -1213,13 +1213,13 @@
           <w:b/>
           <w:bCs/>
         </w:rPr>
-        <w:t xml:space="preserve">2,981 self-checks.</w:t>
-      </w:r>
-      <w:r>
-        <w:t xml:space="preserve"> </w:t>
-      </w:r>
-      <w:r>
-        <w:t xml:space="preserve">Before anything new goes live, the software re-runs every promise it has ever made — all 2,981 must pass. A single failure stops the release cold: fix it, then run the full battery again from the top. A few of those promises, in plain words: a scanned page with no readable text must score zero (no partial credit for a picture of words); a file with no tables must never be graded on tables; the grade on screen and the grade in the downloaded report must match, digit for digit; an image description made of nothing but blank spaces must be caught as empty; a re-saved copy of a document must receive the identical grade, digit for digit; and all 121 trap documents must still be judged correctly, every release.</w:t>
+        <w:t xml:space="preserve">2,985 self-checks.</w:t>
+      </w:r>
+      <w:r>
+        <w:t xml:space="preserve"> </w:t>
+      </w:r>
+      <w:r>
+        <w:t xml:space="preserve">Before anything new goes live, the software re-runs every promise it has ever made — all 2,985 must pass. A single failure stops the release cold: fix it, then run the full battery again from the top. A few of those promises, in plain words: a scanned page with no readable text must score zero (no partial credit for a picture of words); a file with no tables must never be graded on tables; the grade on screen and the grade in the downloaded report must match, digit for digit; an image description made of nothing but blank spaces must be caught as empty; a re-saved copy of a document must receive the identical grade, digit for digit; and all 121 trap documents must still be judged correctly, every release.</w:t>
       </w:r>
     </w:p>
     <w:p>
@@ -1241,7 +1241,7 @@
         <w:t xml:space="preserve"> </w:t>
       </w:r>
       <w:r>
-        <w:t xml:space="preserve">131 version notes plus a plain-language security log written for records auditors — mistakes included.</w:t>
+        <w:t xml:space="preserve">132 version notes plus a plain-language security log written for records auditors — mistakes included.</w:t>
       </w:r>
     </w:p>
     <w:p>

--- a/docs/brief/checker-brief.docx
+++ b/docs/brief/checker-brief.docx
@@ -50,23 +50,23 @@
           <w:b/>
           <w:bCs/>
         </w:rPr>
-        <w:t xml:space="preserve">12,309</w:t>
-      </w:r>
-      <w:r>
-        <w:t xml:space="preserve"> </w:t>
-      </w:r>
-      <w:r>
-        <w:t xml:space="preserve">check-ups run for internal and external agencies — the quick per-file check-up that has caught on beyond ICJIA: easier than SiteImprove, clearer than PAC. 8,199 in the last 30 days alone. ·</w:t>
-      </w:r>
-      <w:r>
-        <w:t xml:space="preserve"> </w:t>
-      </w:r>
-      <w:r>
-        <w:rPr>
-          <w:b/>
-          <w:bCs/>
-        </w:rPr>
-        <w:t xml:space="preserve">2,985</w:t>
+        <w:t xml:space="preserve">12,310</w:t>
+      </w:r>
+      <w:r>
+        <w:t xml:space="preserve"> </w:t>
+      </w:r>
+      <w:r>
+        <w:t xml:space="preserve">check-ups run for internal and external agencies — the quick per-file check-up that has caught on beyond ICJIA: easier than SiteImprove, clearer than PAC. 8,200 in the last 30 days alone. ·</w:t>
+      </w:r>
+      <w:r>
+        <w:t xml:space="preserve"> </w:t>
+      </w:r>
+      <w:r>
+        <w:rPr>
+          <w:b/>
+          <w:bCs/>
+        </w:rPr>
+        <w:t xml:space="preserve">2,991</w:t>
       </w:r>
       <w:r>
         <w:t xml:space="preserve"> </w:t>
@@ -82,7 +82,7 @@
           <w:b/>
           <w:bCs/>
         </w:rPr>
-        <w:t xml:space="preserve">121 / 121</w:t>
+        <w:t xml:space="preserve">124 / 124</w:t>
       </w:r>
       <w:r>
         <w:t xml:space="preserve"> </w:t>
@@ -98,7 +98,7 @@
           <w:b/>
           <w:bCs/>
         </w:rPr>
-        <w:t xml:space="preserve">707</w:t>
+        <w:t xml:space="preserve">708</w:t>
       </w:r>
       <w:r>
         <w:t xml:space="preserve"> </w:t>
@@ -515,13 +515,13 @@
       </w:r>
     </w:p>
     <w:bookmarkEnd w:id="12"/>
-    <w:bookmarkStart w:id="13" w:name="X936e65af7d1c5009fdcf58de6618fe436f5a1e1"/>
+    <w:bookmarkStart w:id="13" w:name="Xd085a1195bbe258e40432bb9638e2d8cea1590e"/>
     <w:p>
       <w:pPr>
         <w:pStyle w:val="Heading2"/>
       </w:pPr>
       <w:r>
-        <w:t xml:space="preserve">We built 121 documents designed to fool it — PDFs modeled on Canva, InDesign, and Word, plus native Word, PowerPoint, and Excel traps</w:t>
+        <w:t xml:space="preserve">We built 124 documents designed to fool it — PDFs modeled on Canva, InDesign, and Word, plus native Word, PowerPoint, and Excel traps</w:t>
       </w:r>
     </w:p>
     <w:p>
@@ -576,7 +576,7 @@
           <w:b/>
           <w:bCs/>
         </w:rPr>
-        <w:t xml:space="preserve">All 121 held</w:t>
+        <w:t xml:space="preserve">All 124 held</w:t>
       </w:r>
       <w:r>
         <w:t xml:space="preserve"> </w:t>
@@ -610,7 +610,7 @@
           <w:b/>
           <w:bCs/>
         </w:rPr>
-        <w:t xml:space="preserve">The full inventory — 56 designed defects caught, 60 correct or hostile documents passed clean, 1 real bug found in the checker and fixed</w:t>
+        <w:t xml:space="preserve">The full inventory — 56 designed defects caught, 63 correct or hostile documents passed clean, 1 real bug found in the checker and fixed</w:t>
       </w:r>
       <w:r>
         <w:t xml:space="preserve"> </w:t>
@@ -838,7 +838,7 @@
         <w:pStyle w:val="FirstParagraph"/>
       </w:pPr>
       <w:r>
-        <w:t xml:space="preserve">Twelve gates stand between a code change and the live site, run automatically on every change; one failure stops the release cold. On every change: the 2,985 self-checks (every promise ever made, re-tested); the 121 trap documents rebuilt and re-judged; the scoring invariant (the grade shown must always match the score computed); the</w:t>
+        <w:t xml:space="preserve">Twelve gates stand between a code change and the live site, run automatically on every change; one failure stops the release cold. On every change: the 2,991 self-checks (every promise ever made, re-tested); the 124 trap documents rebuilt and re-judged; the scoring invariant (the grade shown must always match the score computed); the</w:t>
       </w:r>
       <w:r>
         <w:t xml:space="preserve"> </w:t>
@@ -1064,13 +1064,13 @@
       </w:r>
     </w:p>
     <w:bookmarkEnd w:id="17"/>
-    <w:bookmarkStart w:id="20" w:name="six-months.-707-changes.-132-versions."/>
+    <w:bookmarkStart w:id="20" w:name="six-months.-708-changes.-133-versions."/>
     <w:p>
       <w:pPr>
         <w:pStyle w:val="Heading2"/>
       </w:pPr>
       <w:r>
-        <w:t xml:space="preserve">Six months. 707 changes. 132 versions.</w:t>
+        <w:t xml:space="preserve">Six months. 708 changes. 133 versions.</w:t>
       </w:r>
     </w:p>
     <w:p>
@@ -1078,7 +1078,7 @@
         <w:pStyle w:val="FirstParagraph"/>
       </w:pPr>
       <w:r>
-        <w:t xml:space="preserve">Not a weekend project. Since March it has grown from a single PDF check into a checker for four kinds of files — 267 saved changes in the last 30 days alone, its battery of self-checks grown from about 1,500 in June to 2,985 today. All of it is public, on GitHub:</w:t>
+        <w:t xml:space="preserve">Not a weekend project. Since March it has grown from a single PDF check into a checker for four kinds of files — 268 saved changes in the last 30 days alone, its battery of self-checks grown from about 1,500 in June to 2,991 today. All of it is public, on GitHub:</w:t>
       </w:r>
       <w:r>
         <w:t xml:space="preserve"> </w:t>
@@ -1109,7 +1109,7 @@
         </w:r>
       </w:hyperlink>
       <w:r>
-        <w:t xml:space="preserve">, open for anyone to read. Milestones, newest first: passes its own trap test 121/121 · fixed the outlier that wrongly refused a 246-page annual report — traced to the server, not the file, with proof · made its own grading</w:t>
+        <w:t xml:space="preserve">, open for anyone to read. Milestones, newest first: passes its own trap test 124/124 · fixed the outlier that wrongly refused a 246-page annual report — traced to the server, not the file, with proof · made its own grading</w:t>
       </w:r>
       <w:r>
         <w:t xml:space="preserve"> </w:t>
@@ -1153,7 +1153,7 @@
         <w:t xml:space="preserve"> </w:t>
       </w:r>
       <w:r>
-        <w:t xml:space="preserve">This is real software, battle-tested: 12,309 check-ups for internal and external agencies, 121 trap documents designed to fool it, an independent referee co-signing every report, and a public record of every change — and it is free. Nothing here asks for trust; every claim here is checkable by anyone:</w:t>
+        <w:t xml:space="preserve">This is real software, battle-tested: 12,310 check-ups for internal and external agencies, 124 trap documents designed to fool it, an independent referee co-signing every report, and a public record of every change — and it is free. Nothing here asks for trust; every claim here is checkable by anyone:</w:t>
       </w:r>
     </w:p>
     <w:p>
@@ -1213,13 +1213,13 @@
           <w:b/>
           <w:bCs/>
         </w:rPr>
-        <w:t xml:space="preserve">2,985 self-checks.</w:t>
-      </w:r>
-      <w:r>
-        <w:t xml:space="preserve"> </w:t>
-      </w:r>
-      <w:r>
-        <w:t xml:space="preserve">Before anything new goes live, the software re-runs every promise it has ever made — all 2,985 must pass. A single failure stops the release cold: fix it, then run the full battery again from the top. A few of those promises, in plain words: a scanned page with no readable text must score zero (no partial credit for a picture of words); a file with no tables must never be graded on tables; the grade on screen and the grade in the downloaded report must match, digit for digit; an image description made of nothing but blank spaces must be caught as empty; a re-saved copy of a document must receive the identical grade, digit for digit; and all 121 trap documents must still be judged correctly, every release.</w:t>
+        <w:t xml:space="preserve">2,991 self-checks.</w:t>
+      </w:r>
+      <w:r>
+        <w:t xml:space="preserve"> </w:t>
+      </w:r>
+      <w:r>
+        <w:t xml:space="preserve">Before anything new goes live, the software re-runs every promise it has ever made — all 2,991 must pass. A single failure stops the release cold: fix it, then run the full battery again from the top. A few of those promises, in plain words: a scanned page with no readable text must score zero (no partial credit for a picture of words); a file with no tables must never be graded on tables; the grade on screen and the grade in the downloaded report must match, digit for digit; an image description made of nothing but blank spaces must be caught as empty; a re-saved copy of a document must receive the identical grade, digit for digit; and all 124 trap documents must still be judged correctly, every release.</w:t>
       </w:r>
     </w:p>
     <w:p>
@@ -1241,7 +1241,7 @@
         <w:t xml:space="preserve"> </w:t>
       </w:r>
       <w:r>
-        <w:t xml:space="preserve">132 version notes plus a plain-language security log written for records auditors — mistakes included.</w:t>
+        <w:t xml:space="preserve">133 version notes plus a plain-language security log written for records auditors — mistakes included.</w:t>
       </w:r>
     </w:p>
     <w:p>
@@ -1345,13 +1345,13 @@
       </w:r>
     </w:p>
     <w:bookmarkEnd w:id="21"/>
-    <w:bookmarkStart w:id="22" w:name="appendix-the-121-trap-documents"/>
+    <w:bookmarkStart w:id="22" w:name="appendix-the-124-trap-documents"/>
     <w:p>
       <w:pPr>
         <w:pStyle w:val="Heading2"/>
       </w:pPr>
       <w:r>
-        <w:t xml:space="preserve">Appendix: the 121 trap documents</w:t>
+        <w:t xml:space="preserve">Appendix: the 124 trap documents</w:t>
       </w:r>
     </w:p>
     <w:p>
@@ -4797,6 +4797,102 @@
       </w:r>
       <w:r>
         <w:t xml:space="preserve">— A plain grid with no scope — PDF/UA asks for it, the law does not, and the grade follows the law</w:t>
+      </w:r>
+      <w:r>
+        <w:t xml:space="preserve"> </w:t>
+      </w:r>
+      <w:r>
+        <w:rPr>
+          <w:i/>
+          <w:iCs/>
+        </w:rPr>
+        <w:t xml:space="preserve">(passed clean)</w:t>
+      </w:r>
+    </w:p>
+    <w:p>
+      <w:pPr>
+        <w:pStyle w:val="Compact"/>
+        <w:numPr>
+          <w:ilvl w:val="0"/>
+          <w:numId w:val="1003"/>
+        </w:numPr>
+      </w:pPr>
+      <w:r>
+        <w:rPr>
+          <w:b/>
+          <w:bCs/>
+        </w:rPr>
+        <w:t xml:space="preserve">synthetic-122</w:t>
+      </w:r>
+      <w:r>
+        <w:t xml:space="preserve"> </w:t>
+      </w:r>
+      <w:r>
+        <w:t xml:space="preserve">— A font left unembedded — PDF/UA requires embedding, the law does not; reported, never scored</w:t>
+      </w:r>
+      <w:r>
+        <w:t xml:space="preserve"> </w:t>
+      </w:r>
+      <w:r>
+        <w:rPr>
+          <w:i/>
+          <w:iCs/>
+        </w:rPr>
+        <w:t xml:space="preserve">(passed clean)</w:t>
+      </w:r>
+    </w:p>
+    <w:p>
+      <w:pPr>
+        <w:pStyle w:val="Compact"/>
+        <w:numPr>
+          <w:ilvl w:val="0"/>
+          <w:numId w:val="1003"/>
+        </w:numPr>
+      </w:pPr>
+      <w:r>
+        <w:rPr>
+          <w:b/>
+          <w:bCs/>
+        </w:rPr>
+        <w:t xml:space="preserve">synthetic-123</w:t>
+      </w:r>
+      <w:r>
+        <w:t xml:space="preserve"> </w:t>
+      </w:r>
+      <w:r>
+        <w:t xml:space="preserve">— A table nested in a table cell — hard to navigate, still determinable; reported, never scored</w:t>
+      </w:r>
+      <w:r>
+        <w:t xml:space="preserve"> </w:t>
+      </w:r>
+      <w:r>
+        <w:rPr>
+          <w:i/>
+          <w:iCs/>
+        </w:rPr>
+        <w:t xml:space="preserve">(passed clean)</w:t>
+      </w:r>
+    </w:p>
+    <w:p>
+      <w:pPr>
+        <w:pStyle w:val="Compact"/>
+        <w:numPr>
+          <w:ilvl w:val="0"/>
+          <w:numId w:val="1003"/>
+        </w:numPr>
+      </w:pPr>
+      <w:r>
+        <w:rPr>
+          <w:b/>
+          <w:bCs/>
+        </w:rPr>
+        <w:t xml:space="preserve">synthetic-124</w:t>
+      </w:r>
+      <w:r>
+        <w:t xml:space="preserve"> </w:t>
+      </w:r>
+      <w:r>
+        <w:t xml:space="preserve">— A one-row table with no scope — only one relationship its header could mean</w:t>
       </w:r>
       <w:r>
         <w:t xml:space="preserve"> </w:t>

--- a/docs/brief/checker-brief.docx
+++ b/docs/brief/checker-brief.docx
@@ -50,23 +50,23 @@
           <w:b/>
           <w:bCs/>
         </w:rPr>
-        <w:t xml:space="preserve">12,310</w:t>
-      </w:r>
-      <w:r>
-        <w:t xml:space="preserve"> </w:t>
-      </w:r>
-      <w:r>
-        <w:t xml:space="preserve">check-ups run for internal and external agencies — the quick per-file check-up that has caught on beyond ICJIA: easier than SiteImprove, clearer than PAC. 8,200 in the last 30 days alone. ·</w:t>
-      </w:r>
-      <w:r>
-        <w:t xml:space="preserve"> </w:t>
-      </w:r>
-      <w:r>
-        <w:rPr>
-          <w:b/>
-          <w:bCs/>
-        </w:rPr>
-        <w:t xml:space="preserve">2,991</w:t>
+        <w:t xml:space="preserve">12,315</w:t>
+      </w:r>
+      <w:r>
+        <w:t xml:space="preserve"> </w:t>
+      </w:r>
+      <w:r>
+        <w:t xml:space="preserve">check-ups run for internal and external agencies — the quick per-file check-up that has caught on beyond ICJIA: easier than SiteImprove, clearer than PAC. 8,205 in the last 30 days alone. ·</w:t>
+      </w:r>
+      <w:r>
+        <w:t xml:space="preserve"> </w:t>
+      </w:r>
+      <w:r>
+        <w:rPr>
+          <w:b/>
+          <w:bCs/>
+        </w:rPr>
+        <w:t xml:space="preserve">2,996</w:t>
       </w:r>
       <w:r>
         <w:t xml:space="preserve"> </w:t>
@@ -98,7 +98,7 @@
           <w:b/>
           <w:bCs/>
         </w:rPr>
-        <w:t xml:space="preserve">708</w:t>
+        <w:t xml:space="preserve">709</w:t>
       </w:r>
       <w:r>
         <w:t xml:space="preserve"> </w:t>
@@ -838,7 +838,7 @@
         <w:pStyle w:val="FirstParagraph"/>
       </w:pPr>
       <w:r>
-        <w:t xml:space="preserve">Twelve gates stand between a code change and the live site, run automatically on every change; one failure stops the release cold. On every change: the 2,991 self-checks (every promise ever made, re-tested); the 124 trap documents rebuilt and re-judged; the scoring invariant (the grade shown must always match the score computed); the</w:t>
+        <w:t xml:space="preserve">Twelve gates stand between a code change and the live site, run automatically on every change; one failure stops the release cold. On every change: the 2,996 self-checks (every promise ever made, re-tested); the 124 trap documents rebuilt and re-judged; the scoring invariant (the grade shown must always match the score computed); the</w:t>
       </w:r>
       <w:r>
         <w:t xml:space="preserve"> </w:t>
@@ -943,7 +943,7 @@
           <w:b/>
           <w:bCs/>
         </w:rPr>
-        <w:t xml:space="preserve">39 documents came back for a re-check after repairs — and 9 of them climbed all the way to an A</w:t>
+        <w:t xml:space="preserve">40 documents came back for a re-check after repairs — and 9 of them climbed all the way to an A</w:t>
       </w:r>
       <w:r>
         <w:t xml:space="preserve">: failed, fixed, and passed under the same rules. This is the question behind every other question, and the answer no sales pitch can fake: the same file, failed and then passed.</w:t>
@@ -1064,13 +1064,13 @@
       </w:r>
     </w:p>
     <w:bookmarkEnd w:id="17"/>
-    <w:bookmarkStart w:id="20" w:name="six-months.-708-changes.-133-versions."/>
+    <w:bookmarkStart w:id="20" w:name="six-months.-709-changes.-134-versions."/>
     <w:p>
       <w:pPr>
         <w:pStyle w:val="Heading2"/>
       </w:pPr>
       <w:r>
-        <w:t xml:space="preserve">Six months. 708 changes. 133 versions.</w:t>
+        <w:t xml:space="preserve">Six months. 709 changes. 134 versions.</w:t>
       </w:r>
     </w:p>
     <w:p>
@@ -1078,7 +1078,7 @@
         <w:pStyle w:val="FirstParagraph"/>
       </w:pPr>
       <w:r>
-        <w:t xml:space="preserve">Not a weekend project. Since March it has grown from a single PDF check into a checker for four kinds of files — 268 saved changes in the last 30 days alone, its battery of self-checks grown from about 1,500 in June to 2,991 today. All of it is public, on GitHub:</w:t>
+        <w:t xml:space="preserve">Not a weekend project. Since March it has grown from a single PDF check into a checker for four kinds of files — 269 saved changes in the last 30 days alone, its battery of self-checks grown from about 1,500 in June to 2,996 today. All of it is public, on GitHub:</w:t>
       </w:r>
       <w:r>
         <w:t xml:space="preserve"> </w:t>
@@ -1153,7 +1153,7 @@
         <w:t xml:space="preserve"> </w:t>
       </w:r>
       <w:r>
-        <w:t xml:space="preserve">This is real software, battle-tested: 12,310 check-ups for internal and external agencies, 124 trap documents designed to fool it, an independent referee co-signing every report, and a public record of every change — and it is free. Nothing here asks for trust; every claim here is checkable by anyone:</w:t>
+        <w:t xml:space="preserve">This is real software, battle-tested: 12,315 check-ups for internal and external agencies, 124 trap documents designed to fool it, an independent referee co-signing every report, and a public record of every change — and it is free. Nothing here asks for trust; every claim here is checkable by anyone:</w:t>
       </w:r>
     </w:p>
     <w:p>
@@ -1213,13 +1213,13 @@
           <w:b/>
           <w:bCs/>
         </w:rPr>
-        <w:t xml:space="preserve">2,991 self-checks.</w:t>
-      </w:r>
-      <w:r>
-        <w:t xml:space="preserve"> </w:t>
-      </w:r>
-      <w:r>
-        <w:t xml:space="preserve">Before anything new goes live, the software re-runs every promise it has ever made — all 2,991 must pass. A single failure stops the release cold: fix it, then run the full battery again from the top. A few of those promises, in plain words: a scanned page with no readable text must score zero (no partial credit for a picture of words); a file with no tables must never be graded on tables; the grade on screen and the grade in the downloaded report must match, digit for digit; an image description made of nothing but blank spaces must be caught as empty; a re-saved copy of a document must receive the identical grade, digit for digit; and all 124 trap documents must still be judged correctly, every release.</w:t>
+        <w:t xml:space="preserve">2,996 self-checks.</w:t>
+      </w:r>
+      <w:r>
+        <w:t xml:space="preserve"> </w:t>
+      </w:r>
+      <w:r>
+        <w:t xml:space="preserve">Before anything new goes live, the software re-runs every promise it has ever made — all 2,996 must pass. A single failure stops the release cold: fix it, then run the full battery again from the top. A few of those promises, in plain words: a scanned page with no readable text must score zero (no partial credit for a picture of words); a file with no tables must never be graded on tables; the grade on screen and the grade in the downloaded report must match, digit for digit; an image description made of nothing but blank spaces must be caught as empty; a re-saved copy of a document must receive the identical grade, digit for digit; and all 124 trap documents must still be judged correctly, every release.</w:t>
       </w:r>
     </w:p>
     <w:p>
@@ -1241,7 +1241,7 @@
         <w:t xml:space="preserve"> </w:t>
       </w:r>
       <w:r>
-        <w:t xml:space="preserve">133 version notes plus a plain-language security log written for records auditors — mistakes included.</w:t>
+        <w:t xml:space="preserve">134 version notes plus a plain-language security log written for records auditors — mistakes included.</w:t>
       </w:r>
     </w:p>
     <w:p>

--- a/docs/brief/checker-brief.docx
+++ b/docs/brief/checker-brief.docx
@@ -50,23 +50,23 @@
           <w:b/>
           <w:bCs/>
         </w:rPr>
-        <w:t xml:space="preserve">12,315</w:t>
-      </w:r>
-      <w:r>
-        <w:t xml:space="preserve"> </w:t>
-      </w:r>
-      <w:r>
-        <w:t xml:space="preserve">check-ups run for internal and external agencies — the quick per-file check-up that has caught on beyond ICJIA: easier than SiteImprove, clearer than PAC. 8,205 in the last 30 days alone. ·</w:t>
-      </w:r>
-      <w:r>
-        <w:t xml:space="preserve"> </w:t>
-      </w:r>
-      <w:r>
-        <w:rPr>
-          <w:b/>
-          <w:bCs/>
-        </w:rPr>
-        <w:t xml:space="preserve">2,996</w:t>
+        <w:t xml:space="preserve">12,320</w:t>
+      </w:r>
+      <w:r>
+        <w:t xml:space="preserve"> </w:t>
+      </w:r>
+      <w:r>
+        <w:t xml:space="preserve">check-ups run for internal and external agencies — the quick per-file check-up that has caught on beyond ICJIA: easier than SiteImprove, clearer than PAC. 8,210 in the last 30 days alone. ·</w:t>
+      </w:r>
+      <w:r>
+        <w:t xml:space="preserve"> </w:t>
+      </w:r>
+      <w:r>
+        <w:rPr>
+          <w:b/>
+          <w:bCs/>
+        </w:rPr>
+        <w:t xml:space="preserve">3,000</w:t>
       </w:r>
       <w:r>
         <w:t xml:space="preserve"> </w:t>
@@ -98,7 +98,7 @@
           <w:b/>
           <w:bCs/>
         </w:rPr>
-        <w:t xml:space="preserve">709</w:t>
+        <w:t xml:space="preserve">710</w:t>
       </w:r>
       <w:r>
         <w:t xml:space="preserve"> </w:t>
@@ -838,7 +838,7 @@
         <w:pStyle w:val="FirstParagraph"/>
       </w:pPr>
       <w:r>
-        <w:t xml:space="preserve">Twelve gates stand between a code change and the live site, run automatically on every change; one failure stops the release cold. On every change: the 2,996 self-checks (every promise ever made, re-tested); the 124 trap documents rebuilt and re-judged; the scoring invariant (the grade shown must always match the score computed); the</w:t>
+        <w:t xml:space="preserve">Twelve gates stand between a code change and the live site, run automatically on every change; one failure stops the release cold. On every change: the 3,000 self-checks (every promise ever made, re-tested); the 124 trap documents rebuilt and re-judged; the scoring invariant (the grade shown must always match the score computed); the</w:t>
       </w:r>
       <w:r>
         <w:t xml:space="preserve"> </w:t>
@@ -1064,13 +1064,13 @@
       </w:r>
     </w:p>
     <w:bookmarkEnd w:id="17"/>
-    <w:bookmarkStart w:id="20" w:name="six-months.-709-changes.-134-versions."/>
+    <w:bookmarkStart w:id="20" w:name="six-months.-710-changes.-135-versions."/>
     <w:p>
       <w:pPr>
         <w:pStyle w:val="Heading2"/>
       </w:pPr>
       <w:r>
-        <w:t xml:space="preserve">Six months. 709 changes. 134 versions.</w:t>
+        <w:t xml:space="preserve">Six months. 710 changes. 135 versions.</w:t>
       </w:r>
     </w:p>
     <w:p>
@@ -1078,7 +1078,7 @@
         <w:pStyle w:val="FirstParagraph"/>
       </w:pPr>
       <w:r>
-        <w:t xml:space="preserve">Not a weekend project. Since March it has grown from a single PDF check into a checker for four kinds of files — 269 saved changes in the last 30 days alone, its battery of self-checks grown from about 1,500 in June to 2,996 today. All of it is public, on GitHub:</w:t>
+        <w:t xml:space="preserve">Not a weekend project. Since March it has grown from a single PDF check into a checker for four kinds of files — 270 saved changes in the last 30 days alone, its battery of self-checks grown from about 1,500 in June to 3,000 today. All of it is public, on GitHub:</w:t>
       </w:r>
       <w:r>
         <w:t xml:space="preserve"> </w:t>
@@ -1153,7 +1153,7 @@
         <w:t xml:space="preserve"> </w:t>
       </w:r>
       <w:r>
-        <w:t xml:space="preserve">This is real software, battle-tested: 12,315 check-ups for internal and external agencies, 124 trap documents designed to fool it, an independent referee co-signing every report, and a public record of every change — and it is free. Nothing here asks for trust; every claim here is checkable by anyone:</w:t>
+        <w:t xml:space="preserve">This is real software, battle-tested: 12,320 check-ups for internal and external agencies, 124 trap documents designed to fool it, an independent referee co-signing every report, and a public record of every change — and it is free. Nothing here asks for trust; every claim here is checkable by anyone:</w:t>
       </w:r>
     </w:p>
     <w:p>
@@ -1213,13 +1213,13 @@
           <w:b/>
           <w:bCs/>
         </w:rPr>
-        <w:t xml:space="preserve">2,996 self-checks.</w:t>
-      </w:r>
-      <w:r>
-        <w:t xml:space="preserve"> </w:t>
-      </w:r>
-      <w:r>
-        <w:t xml:space="preserve">Before anything new goes live, the software re-runs every promise it has ever made — all 2,996 must pass. A single failure stops the release cold: fix it, then run the full battery again from the top. A few of those promises, in plain words: a scanned page with no readable text must score zero (no partial credit for a picture of words); a file with no tables must never be graded on tables; the grade on screen and the grade in the downloaded report must match, digit for digit; an image description made of nothing but blank spaces must be caught as empty; a re-saved copy of a document must receive the identical grade, digit for digit; and all 124 trap documents must still be judged correctly, every release.</w:t>
+        <w:t xml:space="preserve">3,000 self-checks.</w:t>
+      </w:r>
+      <w:r>
+        <w:t xml:space="preserve"> </w:t>
+      </w:r>
+      <w:r>
+        <w:t xml:space="preserve">Before anything new goes live, the software re-runs every promise it has ever made — all 3,000 must pass. A single failure stops the release cold: fix it, then run the full battery again from the top. A few of those promises, in plain words: a scanned page with no readable text must score zero (no partial credit for a picture of words); a file with no tables must never be graded on tables; the grade on screen and the grade in the downloaded report must match, digit for digit; an image description made of nothing but blank spaces must be caught as empty; a re-saved copy of a document must receive the identical grade, digit for digit; and all 124 trap documents must still be judged correctly, every release.</w:t>
       </w:r>
     </w:p>
     <w:p>
@@ -1241,7 +1241,7 @@
         <w:t xml:space="preserve"> </w:t>
       </w:r>
       <w:r>
-        <w:t xml:space="preserve">134 version notes plus a plain-language security log written for records auditors — mistakes included.</w:t>
+        <w:t xml:space="preserve">135 version notes plus a plain-language security log written for records auditors — mistakes included.</w:t>
       </w:r>
     </w:p>
     <w:p>

--- a/docs/brief/checker-brief.docx
+++ b/docs/brief/checker-brief.docx
@@ -50,13 +50,13 @@
           <w:b/>
           <w:bCs/>
         </w:rPr>
-        <w:t xml:space="preserve">12,320</w:t>
-      </w:r>
-      <w:r>
-        <w:t xml:space="preserve"> </w:t>
-      </w:r>
-      <w:r>
-        <w:t xml:space="preserve">check-ups run for internal and external agencies — the quick per-file check-up that has caught on beyond ICJIA: easier than SiteImprove, clearer than PAC. 8,210 in the last 30 days alone. ·</w:t>
+        <w:t xml:space="preserve">12,324</w:t>
+      </w:r>
+      <w:r>
+        <w:t xml:space="preserve"> </w:t>
+      </w:r>
+      <w:r>
+        <w:t xml:space="preserve">check-ups run for internal and external agencies — the quick per-file check-up that has caught on beyond ICJIA: easier than SiteImprove, clearer than PAC. 8,214 in the last 30 days alone. ·</w:t>
       </w:r>
       <w:r>
         <w:t xml:space="preserve"> </w:t>
@@ -98,7 +98,7 @@
           <w:b/>
           <w:bCs/>
         </w:rPr>
-        <w:t xml:space="preserve">710</w:t>
+        <w:t xml:space="preserve">711</w:t>
       </w:r>
       <w:r>
         <w:t xml:space="preserve"> </w:t>
@@ -1064,13 +1064,13 @@
       </w:r>
     </w:p>
     <w:bookmarkEnd w:id="17"/>
-    <w:bookmarkStart w:id="20" w:name="six-months.-710-changes.-135-versions."/>
+    <w:bookmarkStart w:id="20" w:name="six-months.-711-changes.-136-versions."/>
     <w:p>
       <w:pPr>
         <w:pStyle w:val="Heading2"/>
       </w:pPr>
       <w:r>
-        <w:t xml:space="preserve">Six months. 710 changes. 135 versions.</w:t>
+        <w:t xml:space="preserve">Six months. 711 changes. 136 versions.</w:t>
       </w:r>
     </w:p>
     <w:p>
@@ -1078,7 +1078,7 @@
         <w:pStyle w:val="FirstParagraph"/>
       </w:pPr>
       <w:r>
-        <w:t xml:space="preserve">Not a weekend project. Since March it has grown from a single PDF check into a checker for four kinds of files — 270 saved changes in the last 30 days alone, its battery of self-checks grown from about 1,500 in June to 3,000 today. All of it is public, on GitHub:</w:t>
+        <w:t xml:space="preserve">Not a weekend project. Since March it has grown from a single PDF check into a checker for four kinds of files — 271 saved changes in the last 30 days alone, its battery of self-checks grown from about 1,500 in June to 3,000 today. All of it is public, on GitHub:</w:t>
       </w:r>
       <w:r>
         <w:t xml:space="preserve"> </w:t>
@@ -1153,7 +1153,7 @@
         <w:t xml:space="preserve"> </w:t>
       </w:r>
       <w:r>
-        <w:t xml:space="preserve">This is real software, battle-tested: 12,320 check-ups for internal and external agencies, 124 trap documents designed to fool it, an independent referee co-signing every report, and a public record of every change — and it is free. Nothing here asks for trust; every claim here is checkable by anyone:</w:t>
+        <w:t xml:space="preserve">This is real software, battle-tested: 12,324 check-ups for internal and external agencies, 124 trap documents designed to fool it, an independent referee co-signing every report, and a public record of every change — and it is free. Nothing here asks for trust; every claim here is checkable by anyone:</w:t>
       </w:r>
     </w:p>
     <w:p>
@@ -1241,7 +1241,7 @@
         <w:t xml:space="preserve"> </w:t>
       </w:r>
       <w:r>
-        <w:t xml:space="preserve">135 version notes plus a plain-language security log written for records auditors — mistakes included.</w:t>
+        <w:t xml:space="preserve">136 version notes plus a plain-language security log written for records auditors — mistakes included.</w:t>
       </w:r>
     </w:p>
     <w:p>

--- a/docs/brief/checker-brief.docx
+++ b/docs/brief/checker-brief.docx
@@ -50,23 +50,23 @@
           <w:b/>
           <w:bCs/>
         </w:rPr>
-        <w:t xml:space="preserve">12,324</w:t>
-      </w:r>
-      <w:r>
-        <w:t xml:space="preserve"> </w:t>
-      </w:r>
-      <w:r>
-        <w:t xml:space="preserve">check-ups run for internal and external agencies — the quick per-file check-up that has caught on beyond ICJIA: easier than SiteImprove, clearer than PAC. 8,214 in the last 30 days alone. ·</w:t>
-      </w:r>
-      <w:r>
-        <w:t xml:space="preserve"> </w:t>
-      </w:r>
-      <w:r>
-        <w:rPr>
-          <w:b/>
-          <w:bCs/>
-        </w:rPr>
-        <w:t xml:space="preserve">3,000</w:t>
+        <w:t xml:space="preserve">12,329</w:t>
+      </w:r>
+      <w:r>
+        <w:t xml:space="preserve"> </w:t>
+      </w:r>
+      <w:r>
+        <w:t xml:space="preserve">check-ups run for internal and external agencies — the quick per-file check-up that has caught on beyond ICJIA: easier than SiteImprove, clearer than PAC. 8,219 in the last 30 days alone. ·</w:t>
+      </w:r>
+      <w:r>
+        <w:t xml:space="preserve"> </w:t>
+      </w:r>
+      <w:r>
+        <w:rPr>
+          <w:b/>
+          <w:bCs/>
+        </w:rPr>
+        <w:t xml:space="preserve">2,997</w:t>
       </w:r>
       <w:r>
         <w:t xml:space="preserve"> </w:t>
@@ -98,7 +98,7 @@
           <w:b/>
           <w:bCs/>
         </w:rPr>
-        <w:t xml:space="preserve">711</w:t>
+        <w:t xml:space="preserve">712</w:t>
       </w:r>
       <w:r>
         <w:t xml:space="preserve"> </w:t>
@@ -838,7 +838,7 @@
         <w:pStyle w:val="FirstParagraph"/>
       </w:pPr>
       <w:r>
-        <w:t xml:space="preserve">Twelve gates stand between a code change and the live site, run automatically on every change; one failure stops the release cold. On every change: the 3,000 self-checks (every promise ever made, re-tested); the 124 trap documents rebuilt and re-judged; the scoring invariant (the grade shown must always match the score computed); the</w:t>
+        <w:t xml:space="preserve">Twelve gates stand between a code change and the live site, run automatically on every change; one failure stops the release cold. On every change: the 2,997 self-checks (every promise ever made, re-tested); the 124 trap documents rebuilt and re-judged; the scoring invariant (the grade shown must always match the score computed); the</w:t>
       </w:r>
       <w:r>
         <w:t xml:space="preserve"> </w:t>
@@ -1064,13 +1064,13 @@
       </w:r>
     </w:p>
     <w:bookmarkEnd w:id="17"/>
-    <w:bookmarkStart w:id="20" w:name="six-months.-711-changes.-136-versions."/>
+    <w:bookmarkStart w:id="20" w:name="six-months.-712-changes.-137-versions."/>
     <w:p>
       <w:pPr>
         <w:pStyle w:val="Heading2"/>
       </w:pPr>
       <w:r>
-        <w:t xml:space="preserve">Six months. 711 changes. 136 versions.</w:t>
+        <w:t xml:space="preserve">Six months. 712 changes. 137 versions.</w:t>
       </w:r>
     </w:p>
     <w:p>
@@ -1078,7 +1078,7 @@
         <w:pStyle w:val="FirstParagraph"/>
       </w:pPr>
       <w:r>
-        <w:t xml:space="preserve">Not a weekend project. Since March it has grown from a single PDF check into a checker for four kinds of files — 271 saved changes in the last 30 days alone, its battery of self-checks grown from about 1,500 in June to 3,000 today. All of it is public, on GitHub:</w:t>
+        <w:t xml:space="preserve">Not a weekend project. Since March it has grown from a single PDF check into a checker for four kinds of files — 272 saved changes in the last 30 days alone, its battery of self-checks grown from about 1,500 in June to 2,997 today. All of it is public, on GitHub:</w:t>
       </w:r>
       <w:r>
         <w:t xml:space="preserve"> </w:t>
@@ -1153,7 +1153,7 @@
         <w:t xml:space="preserve"> </w:t>
       </w:r>
       <w:r>
-        <w:t xml:space="preserve">This is real software, battle-tested: 12,324 check-ups for internal and external agencies, 124 trap documents designed to fool it, an independent referee co-signing every report, and a public record of every change — and it is free. Nothing here asks for trust; every claim here is checkable by anyone:</w:t>
+        <w:t xml:space="preserve">This is real software, battle-tested: 12,329 check-ups for internal and external agencies, 124 trap documents designed to fool it, an independent referee co-signing every report, and a public record of every change — and it is free. Nothing here asks for trust; every claim here is checkable by anyone:</w:t>
       </w:r>
     </w:p>
     <w:p>
@@ -1213,13 +1213,13 @@
           <w:b/>
           <w:bCs/>
         </w:rPr>
-        <w:t xml:space="preserve">3,000 self-checks.</w:t>
-      </w:r>
-      <w:r>
-        <w:t xml:space="preserve"> </w:t>
-      </w:r>
-      <w:r>
-        <w:t xml:space="preserve">Before anything new goes live, the software re-runs every promise it has ever made — all 3,000 must pass. A single failure stops the release cold: fix it, then run the full battery again from the top. A few of those promises, in plain words: a scanned page with no readable text must score zero (no partial credit for a picture of words); a file with no tables must never be graded on tables; the grade on screen and the grade in the downloaded report must match, digit for digit; an image description made of nothing but blank spaces must be caught as empty; a re-saved copy of a document must receive the identical grade, digit for digit; and all 124 trap documents must still be judged correctly, every release.</w:t>
+        <w:t xml:space="preserve">2,997 self-checks.</w:t>
+      </w:r>
+      <w:r>
+        <w:t xml:space="preserve"> </w:t>
+      </w:r>
+      <w:r>
+        <w:t xml:space="preserve">Before anything new goes live, the software re-runs every promise it has ever made — all 2,997 must pass. A single failure stops the release cold: fix it, then run the full battery again from the top. A few of those promises, in plain words: a scanned page with no readable text must score zero (no partial credit for a picture of words); a file with no tables must never be graded on tables; the grade on screen and the grade in the downloaded report must match, digit for digit; an image description made of nothing but blank spaces must be caught as empty; a re-saved copy of a document must receive the identical grade, digit for digit; and all 124 trap documents must still be judged correctly, every release.</w:t>
       </w:r>
     </w:p>
     <w:p>
@@ -1241,7 +1241,7 @@
         <w:t xml:space="preserve"> </w:t>
       </w:r>
       <w:r>
-        <w:t xml:space="preserve">136 version notes plus a plain-language security log written for records auditors — mistakes included.</w:t>
+        <w:t xml:space="preserve">137 version notes plus a plain-language security log written for records auditors — mistakes included.</w:t>
       </w:r>
     </w:p>
     <w:p>

--- a/docs/brief/checker-brief.docx
+++ b/docs/brief/checker-brief.docx
@@ -2,13 +2,13 @@
 <file path=word/document.xml><?xml version="1.0" encoding="utf-8"?>
 <w:document xmlns:w="http://schemas.openxmlformats.org/wordprocessingml/2006/main" xmlns:m="http://schemas.openxmlformats.org/officeDocument/2006/math" xmlns:r="http://schemas.openxmlformats.org/officeDocument/2006/relationships" xmlns:o="urn:schemas-microsoft-com:office:office" xmlns:v="urn:schemas-microsoft-com:vml" xmlns:w10="urn:schemas-microsoft-com:office:word" xmlns:a="http://schemas.openxmlformats.org/drawingml/2006/main" xmlns:pic="http://schemas.openxmlformats.org/drawingml/2006/picture" xmlns:wp="http://schemas.openxmlformats.org/drawingml/2006/wordprocessingDrawing">
   <w:body>
-    <w:bookmarkStart w:id="23" w:name="built-to-be-checked.-so-check-it."/>
+    <w:bookmarkStart w:id="23" w:name="built-to-be-checked.-see-for-yourself."/>
     <w:p>
       <w:pPr>
         <w:pStyle w:val="Heading1"/>
       </w:pPr>
       <w:r>
-        <w:t xml:space="preserve">Built to be checked. So check it.</w:t>
+        <w:t xml:space="preserve">Built to be checked. See for yourself.</w:t>
       </w:r>
     </w:p>
     <w:p>
@@ -50,13 +50,13 @@
           <w:b/>
           <w:bCs/>
         </w:rPr>
-        <w:t xml:space="preserve">12,329</w:t>
-      </w:r>
-      <w:r>
-        <w:t xml:space="preserve"> </w:t>
-      </w:r>
-      <w:r>
-        <w:t xml:space="preserve">check-ups run for internal and external agencies — the quick per-file check-up that has caught on beyond ICJIA: easier than SiteImprove, clearer than PAC. 8,219 in the last 30 days alone. ·</w:t>
+        <w:t xml:space="preserve">12,334</w:t>
+      </w:r>
+      <w:r>
+        <w:t xml:space="preserve"> </w:t>
+      </w:r>
+      <w:r>
+        <w:t xml:space="preserve">check-ups run for internal and external agencies — the quick per-file check-up that has caught on beyond ICJIA: easier than SiteImprove, clearer than PAC. 8,224 in the last 30 days alone. ·</w:t>
       </w:r>
       <w:r>
         <w:t xml:space="preserve"> </w:t>
@@ -98,7 +98,7 @@
           <w:b/>
           <w:bCs/>
         </w:rPr>
-        <w:t xml:space="preserve">712</w:t>
+        <w:t xml:space="preserve">713</w:t>
       </w:r>
       <w:r>
         <w:t xml:space="preserve"> </w:t>
@@ -309,7 +309,23 @@
         <w:t xml:space="preserve"> </w:t>
       </w:r>
       <w:r>
-        <w:t xml:space="preserve">plus the newest requirements: pass here, and you have passed the version the law names. Every finding on every report cites the WCAG rule behind it, so a reviewer can trace any grade straight back to the law’s own standard.</w:t>
+        <w:t xml:space="preserve">plus the newest requirements: pass here, and you have passed the version the law names. And the grade itself counts</w:t>
+      </w:r>
+      <w:r>
+        <w:t xml:space="preserve"> </w:t>
+      </w:r>
+      <w:r>
+        <w:rPr>
+          <w:b/>
+          <w:bCs/>
+        </w:rPr>
+        <w:t xml:space="preserve">only WCAG 2.1 A/AA criteria</w:t>
+      </w:r>
+      <w:r>
+        <w:t xml:space="preserve"> </w:t>
+      </w:r>
+      <w:r>
+        <w:t xml:space="preserve">— nothing the newer version added, nothing from PDF/UA, and no best practice ever moves a score, a rule enforced by an automated gate on every code change: every point lost must name the WCAG criterion it broke. Every finding on every report cites the rule behind it, so a reviewer can trace any grade straight back to the law’s own standard.</w:t>
       </w:r>
     </w:p>
     <w:bookmarkEnd w:id="10"/>
@@ -943,7 +959,7 @@
           <w:b/>
           <w:bCs/>
         </w:rPr>
-        <w:t xml:space="preserve">40 documents came back for a re-check after repairs — and 9 of them climbed all the way to an A</w:t>
+        <w:t xml:space="preserve">41 documents came back for a re-check after repairs — and 9 of them climbed all the way to an A</w:t>
       </w:r>
       <w:r>
         <w:t xml:space="preserve">: failed, fixed, and passed under the same rules. This is the question behind every other question, and the answer no sales pitch can fake: the same file, failed and then passed.</w:t>
@@ -1064,13 +1080,13 @@
       </w:r>
     </w:p>
     <w:bookmarkEnd w:id="17"/>
-    <w:bookmarkStart w:id="20" w:name="six-months.-712-changes.-137-versions."/>
+    <w:bookmarkStart w:id="20" w:name="six-months.-713-changes.-138-versions."/>
     <w:p>
       <w:pPr>
         <w:pStyle w:val="Heading2"/>
       </w:pPr>
       <w:r>
-        <w:t xml:space="preserve">Six months. 712 changes. 137 versions.</w:t>
+        <w:t xml:space="preserve">Six months. 713 changes. 138 versions.</w:t>
       </w:r>
     </w:p>
     <w:p>
@@ -1078,7 +1094,7 @@
         <w:pStyle w:val="FirstParagraph"/>
       </w:pPr>
       <w:r>
-        <w:t xml:space="preserve">Not a weekend project. Since March it has grown from a single PDF check into a checker for four kinds of files — 272 saved changes in the last 30 days alone, its battery of self-checks grown from about 1,500 in June to 2,997 today. All of it is public, on GitHub:</w:t>
+        <w:t xml:space="preserve">Not a weekend project. Since March it has grown from a single PDF check into a checker for four kinds of files — 273 saved changes in the last 30 days alone, its battery of self-checks grown from about 1,500 in June to 2,997 today. All of it is public, on GitHub:</w:t>
       </w:r>
       <w:r>
         <w:t xml:space="preserve"> </w:t>
@@ -1153,7 +1169,7 @@
         <w:t xml:space="preserve"> </w:t>
       </w:r>
       <w:r>
-        <w:t xml:space="preserve">This is real software, battle-tested: 12,329 check-ups for internal and external agencies, 124 trap documents designed to fool it, an independent referee co-signing every report, and a public record of every change — and it is free. Nothing here asks for trust; every claim here is checkable by anyone:</w:t>
+        <w:t xml:space="preserve">This is real software, battle-tested: 12,334 check-ups for internal and external agencies, 124 trap documents designed to fool it, an independent referee co-signing every report, and a public record of every change — and it is free. Nothing here asks for trust; every claim here is checkable by anyone:</w:t>
       </w:r>
     </w:p>
     <w:p>
@@ -1241,7 +1257,7 @@
         <w:t xml:space="preserve"> </w:t>
       </w:r>
       <w:r>
-        <w:t xml:space="preserve">137 version notes plus a plain-language security log written for records auditors — mistakes included.</w:t>
+        <w:t xml:space="preserve">138 version notes plus a plain-language security log written for records auditors — mistakes included.</w:t>
       </w:r>
     </w:p>
     <w:p>

--- a/docs/brief/checker-brief.docx
+++ b/docs/brief/checker-brief.docx
@@ -50,23 +50,23 @@
           <w:b/>
           <w:bCs/>
         </w:rPr>
-        <w:t xml:space="preserve">12,334</w:t>
-      </w:r>
-      <w:r>
-        <w:t xml:space="preserve"> </w:t>
-      </w:r>
-      <w:r>
-        <w:t xml:space="preserve">check-ups run for internal and external agencies — the quick per-file check-up that has caught on beyond ICJIA: easier than SiteImprove, clearer than PAC. 8,224 in the last 30 days alone. ·</w:t>
-      </w:r>
-      <w:r>
-        <w:t xml:space="preserve"> </w:t>
-      </w:r>
-      <w:r>
-        <w:rPr>
-          <w:b/>
-          <w:bCs/>
-        </w:rPr>
-        <w:t xml:space="preserve">2,997</w:t>
+        <w:t xml:space="preserve">12,338</w:t>
+      </w:r>
+      <w:r>
+        <w:t xml:space="preserve"> </w:t>
+      </w:r>
+      <w:r>
+        <w:t xml:space="preserve">check-ups run for internal and external agencies — the quick per-file check-up that has caught on beyond ICJIA: easier than SiteImprove, clearer than PAC. 8,228 in the last 30 days alone. ·</w:t>
+      </w:r>
+      <w:r>
+        <w:t xml:space="preserve"> </w:t>
+      </w:r>
+      <w:r>
+        <w:rPr>
+          <w:b/>
+          <w:bCs/>
+        </w:rPr>
+        <w:t xml:space="preserve">3,000</w:t>
       </w:r>
       <w:r>
         <w:t xml:space="preserve"> </w:t>
@@ -98,7 +98,7 @@
           <w:b/>
           <w:bCs/>
         </w:rPr>
-        <w:t xml:space="preserve">713</w:t>
+        <w:t xml:space="preserve">714</w:t>
       </w:r>
       <w:r>
         <w:t xml:space="preserve"> </w:t>
@@ -854,7 +854,7 @@
         <w:pStyle w:val="FirstParagraph"/>
       </w:pPr>
       <w:r>
-        <w:t xml:space="preserve">Twelve gates stand between a code change and the live site, run automatically on every change; one failure stops the release cold. On every change: the 2,997 self-checks (every promise ever made, re-tested); the 124 trap documents rebuilt and re-judged; the scoring invariant (the grade shown must always match the score computed); the</w:t>
+        <w:t xml:space="preserve">Twelve gates stand between a code change and the live site, run automatically on every change; one failure stops the release cold. On every change: the 3,000 self-checks (every promise ever made, re-tested); the 124 trap documents rebuilt and re-judged; the scoring invariant (the grade shown must always match the score computed); the</w:t>
       </w:r>
       <w:r>
         <w:t xml:space="preserve"> </w:t>
@@ -1080,13 +1080,13 @@
       </w:r>
     </w:p>
     <w:bookmarkEnd w:id="17"/>
-    <w:bookmarkStart w:id="20" w:name="six-months.-713-changes.-138-versions."/>
+    <w:bookmarkStart w:id="20" w:name="six-months.-714-changes.-138-versions."/>
     <w:p>
       <w:pPr>
         <w:pStyle w:val="Heading2"/>
       </w:pPr>
       <w:r>
-        <w:t xml:space="preserve">Six months. 713 changes. 138 versions.</w:t>
+        <w:t xml:space="preserve">Six months. 714 changes. 138 versions.</w:t>
       </w:r>
     </w:p>
     <w:p>
@@ -1094,7 +1094,7 @@
         <w:pStyle w:val="FirstParagraph"/>
       </w:pPr>
       <w:r>
-        <w:t xml:space="preserve">Not a weekend project. Since March it has grown from a single PDF check into a checker for four kinds of files — 273 saved changes in the last 30 days alone, its battery of self-checks grown from about 1,500 in June to 2,997 today. All of it is public, on GitHub:</w:t>
+        <w:t xml:space="preserve">Not a weekend project. Since March it has grown from a single PDF check into a checker for four kinds of files — 274 saved changes in the last 30 days alone, its battery of self-checks grown from about 1,500 in June to 3,000 today. All of it is public, on GitHub:</w:t>
       </w:r>
       <w:r>
         <w:t xml:space="preserve"> </w:t>
@@ -1169,7 +1169,7 @@
         <w:t xml:space="preserve"> </w:t>
       </w:r>
       <w:r>
-        <w:t xml:space="preserve">This is real software, battle-tested: 12,334 check-ups for internal and external agencies, 124 trap documents designed to fool it, an independent referee co-signing every report, and a public record of every change — and it is free. Nothing here asks for trust; every claim here is checkable by anyone:</w:t>
+        <w:t xml:space="preserve">This is real software, battle-tested: 12,338 check-ups for internal and external agencies, 124 trap documents designed to fool it, an independent referee co-signing every report, and a public record of every change — and it is free. Nothing here asks for trust; every claim here is checkable by anyone:</w:t>
       </w:r>
     </w:p>
     <w:p>
@@ -1229,13 +1229,13 @@
           <w:b/>
           <w:bCs/>
         </w:rPr>
-        <w:t xml:space="preserve">2,997 self-checks.</w:t>
-      </w:r>
-      <w:r>
-        <w:t xml:space="preserve"> </w:t>
-      </w:r>
-      <w:r>
-        <w:t xml:space="preserve">Before anything new goes live, the software re-runs every promise it has ever made — all 2,997 must pass. A single failure stops the release cold: fix it, then run the full battery again from the top. A few of those promises, in plain words: a scanned page with no readable text must score zero (no partial credit for a picture of words); a file with no tables must never be graded on tables; the grade on screen and the grade in the downloaded report must match, digit for digit; an image description made of nothing but blank spaces must be caught as empty; a re-saved copy of a document must receive the identical grade, digit for digit; and all 124 trap documents must still be judged correctly, every release.</w:t>
+        <w:t xml:space="preserve">3,000 self-checks.</w:t>
+      </w:r>
+      <w:r>
+        <w:t xml:space="preserve"> </w:t>
+      </w:r>
+      <w:r>
+        <w:t xml:space="preserve">Before anything new goes live, the software re-runs every promise it has ever made — all 3,000 must pass. A single failure stops the release cold: fix it, then run the full battery again from the top. A few of those promises, in plain words: a scanned page with no readable text must score zero (no partial credit for a picture of words); a file with no tables must never be graded on tables; the grade on screen and the grade in the downloaded report must match, digit for digit; an image description made of nothing but blank spaces must be caught as empty; a re-saved copy of a document must receive the identical grade, digit for digit; and all 124 trap documents must still be judged correctly, every release.</w:t>
       </w:r>
     </w:p>
     <w:p>

--- a/docs/brief/checker-brief.docx
+++ b/docs/brief/checker-brief.docx
@@ -50,23 +50,23 @@
           <w:b/>
           <w:bCs/>
         </w:rPr>
-        <w:t xml:space="preserve">12,338</w:t>
-      </w:r>
-      <w:r>
-        <w:t xml:space="preserve"> </w:t>
-      </w:r>
-      <w:r>
-        <w:t xml:space="preserve">check-ups run for internal and external agencies — the quick per-file check-up that has caught on beyond ICJIA: easier than SiteImprove, clearer than PAC. 8,228 in the last 30 days alone. ·</w:t>
-      </w:r>
-      <w:r>
-        <w:t xml:space="preserve"> </w:t>
-      </w:r>
-      <w:r>
-        <w:rPr>
-          <w:b/>
-          <w:bCs/>
-        </w:rPr>
-        <w:t xml:space="preserve">3,000</w:t>
+        <w:t xml:space="preserve">12,341</w:t>
+      </w:r>
+      <w:r>
+        <w:t xml:space="preserve"> </w:t>
+      </w:r>
+      <w:r>
+        <w:t xml:space="preserve">check-ups run for internal and external agencies — the quick per-file check-up that has caught on beyond ICJIA: easier than SiteImprove, clearer than PAC. 8,231 in the last 30 days alone. ·</w:t>
+      </w:r>
+      <w:r>
+        <w:t xml:space="preserve"> </w:t>
+      </w:r>
+      <w:r>
+        <w:rPr>
+          <w:b/>
+          <w:bCs/>
+        </w:rPr>
+        <w:t xml:space="preserve">3,002</w:t>
       </w:r>
       <w:r>
         <w:t xml:space="preserve"> </w:t>
@@ -98,7 +98,7 @@
           <w:b/>
           <w:bCs/>
         </w:rPr>
-        <w:t xml:space="preserve">714</w:t>
+        <w:t xml:space="preserve">715</w:t>
       </w:r>
       <w:r>
         <w:t xml:space="preserve"> </w:t>
@@ -854,7 +854,7 @@
         <w:pStyle w:val="FirstParagraph"/>
       </w:pPr>
       <w:r>
-        <w:t xml:space="preserve">Twelve gates stand between a code change and the live site, run automatically on every change; one failure stops the release cold. On every change: the 3,000 self-checks (every promise ever made, re-tested); the 124 trap documents rebuilt and re-judged; the scoring invariant (the grade shown must always match the score computed); the</w:t>
+        <w:t xml:space="preserve">Twelve gates stand between a code change and the live site, run automatically on every change; one failure stops the release cold. On every change: the 3,002 self-checks (every promise ever made, re-tested); the 124 trap documents rebuilt and re-judged; the scoring invariant (the grade shown must always match the score computed); the</w:t>
       </w:r>
       <w:r>
         <w:t xml:space="preserve"> </w:t>
@@ -1080,13 +1080,13 @@
       </w:r>
     </w:p>
     <w:bookmarkEnd w:id="17"/>
-    <w:bookmarkStart w:id="20" w:name="six-months.-714-changes.-138-versions."/>
+    <w:bookmarkStart w:id="20" w:name="six-months.-715-changes.-139-versions."/>
     <w:p>
       <w:pPr>
         <w:pStyle w:val="Heading2"/>
       </w:pPr>
       <w:r>
-        <w:t xml:space="preserve">Six months. 714 changes. 138 versions.</w:t>
+        <w:t xml:space="preserve">Six months. 715 changes. 139 versions.</w:t>
       </w:r>
     </w:p>
     <w:p>
@@ -1094,7 +1094,7 @@
         <w:pStyle w:val="FirstParagraph"/>
       </w:pPr>
       <w:r>
-        <w:t xml:space="preserve">Not a weekend project. Since March it has grown from a single PDF check into a checker for four kinds of files — 274 saved changes in the last 30 days alone, its battery of self-checks grown from about 1,500 in June to 3,000 today. All of it is public, on GitHub:</w:t>
+        <w:t xml:space="preserve">Not a weekend project. Since March it has grown from a single PDF check into a checker for four kinds of files — 275 saved changes in the last 30 days alone, its battery of self-checks grown from about 1,500 in June to 3,002 today. All of it is public, on GitHub:</w:t>
       </w:r>
       <w:r>
         <w:t xml:space="preserve"> </w:t>
@@ -1169,7 +1169,7 @@
         <w:t xml:space="preserve"> </w:t>
       </w:r>
       <w:r>
-        <w:t xml:space="preserve">This is real software, battle-tested: 12,338 check-ups for internal and external agencies, 124 trap documents designed to fool it, an independent referee co-signing every report, and a public record of every change — and it is free. Nothing here asks for trust; every claim here is checkable by anyone:</w:t>
+        <w:t xml:space="preserve">This is real software, battle-tested: 12,341 check-ups for internal and external agencies, 124 trap documents designed to fool it, an independent referee co-signing every report, and a public record of every change — and it is free. Nothing here asks for trust; every claim here is checkable by anyone:</w:t>
       </w:r>
     </w:p>
     <w:p>
@@ -1229,13 +1229,13 @@
           <w:b/>
           <w:bCs/>
         </w:rPr>
-        <w:t xml:space="preserve">3,000 self-checks.</w:t>
-      </w:r>
-      <w:r>
-        <w:t xml:space="preserve"> </w:t>
-      </w:r>
-      <w:r>
-        <w:t xml:space="preserve">Before anything new goes live, the software re-runs every promise it has ever made — all 3,000 must pass. A single failure stops the release cold: fix it, then run the full battery again from the top. A few of those promises, in plain words: a scanned page with no readable text must score zero (no partial credit for a picture of words); a file with no tables must never be graded on tables; the grade on screen and the grade in the downloaded report must match, digit for digit; an image description made of nothing but blank spaces must be caught as empty; a re-saved copy of a document must receive the identical grade, digit for digit; and all 124 trap documents must still be judged correctly, every release.</w:t>
+        <w:t xml:space="preserve">3,002 self-checks.</w:t>
+      </w:r>
+      <w:r>
+        <w:t xml:space="preserve"> </w:t>
+      </w:r>
+      <w:r>
+        <w:t xml:space="preserve">Before anything new goes live, the software re-runs every promise it has ever made — all 3,002 must pass. A single failure stops the release cold: fix it, then run the full battery again from the top. A few of those promises, in plain words: a scanned page with no readable text must score zero (no partial credit for a picture of words); a file with no tables must never be graded on tables; the grade on screen and the grade in the downloaded report must match, digit for digit; an image description made of nothing but blank spaces must be caught as empty; a re-saved copy of a document must receive the identical grade, digit for digit; and all 124 trap documents must still be judged correctly, every release.</w:t>
       </w:r>
     </w:p>
     <w:p>
@@ -1257,7 +1257,7 @@
         <w:t xml:space="preserve"> </w:t>
       </w:r>
       <w:r>
-        <w:t xml:space="preserve">138 version notes plus a plain-language security log written for records auditors — mistakes included.</w:t>
+        <w:t xml:space="preserve">139 version notes plus a plain-language security log written for records auditors — mistakes included.</w:t>
       </w:r>
     </w:p>
     <w:p>

--- a/docs/brief/checker-brief.docx
+++ b/docs/brief/checker-brief.docx
@@ -50,23 +50,23 @@
           <w:b/>
           <w:bCs/>
         </w:rPr>
-        <w:t xml:space="preserve">12,341</w:t>
-      </w:r>
-      <w:r>
-        <w:t xml:space="preserve"> </w:t>
-      </w:r>
-      <w:r>
-        <w:t xml:space="preserve">check-ups run for internal and external agencies — the quick per-file check-up that has caught on beyond ICJIA: easier than SiteImprove, clearer than PAC. 8,231 in the last 30 days alone. ·</w:t>
-      </w:r>
-      <w:r>
-        <w:t xml:space="preserve"> </w:t>
-      </w:r>
-      <w:r>
-        <w:rPr>
-          <w:b/>
-          <w:bCs/>
-        </w:rPr>
-        <w:t xml:space="preserve">3,002</w:t>
+        <w:t xml:space="preserve">12,345</w:t>
+      </w:r>
+      <w:r>
+        <w:t xml:space="preserve"> </w:t>
+      </w:r>
+      <w:r>
+        <w:t xml:space="preserve">check-ups run for internal and external agencies — the quick per-file check-up that has caught on beyond ICJIA: easier than SiteImprove, clearer than PAC. 8,235 in the last 30 days alone. ·</w:t>
+      </w:r>
+      <w:r>
+        <w:t xml:space="preserve"> </w:t>
+      </w:r>
+      <w:r>
+        <w:rPr>
+          <w:b/>
+          <w:bCs/>
+        </w:rPr>
+        <w:t xml:space="preserve">3,005</w:t>
       </w:r>
       <w:r>
         <w:t xml:space="preserve"> </w:t>
@@ -98,7 +98,7 @@
           <w:b/>
           <w:bCs/>
         </w:rPr>
-        <w:t xml:space="preserve">715</w:t>
+        <w:t xml:space="preserve">716</w:t>
       </w:r>
       <w:r>
         <w:t xml:space="preserve"> </w:t>
@@ -854,7 +854,7 @@
         <w:pStyle w:val="FirstParagraph"/>
       </w:pPr>
       <w:r>
-        <w:t xml:space="preserve">Twelve gates stand between a code change and the live site, run automatically on every change; one failure stops the release cold. On every change: the 3,002 self-checks (every promise ever made, re-tested); the 124 trap documents rebuilt and re-judged; the scoring invariant (the grade shown must always match the score computed); the</w:t>
+        <w:t xml:space="preserve">Twelve gates stand between a code change and the live site, run automatically on every change; one failure stops the release cold. On every change: the 3,005 self-checks (every promise ever made, re-tested); the 124 trap documents rebuilt and re-judged; the scoring invariant (the grade shown must always match the score computed); the</w:t>
       </w:r>
       <w:r>
         <w:t xml:space="preserve"> </w:t>
@@ -1080,13 +1080,13 @@
       </w:r>
     </w:p>
     <w:bookmarkEnd w:id="17"/>
-    <w:bookmarkStart w:id="20" w:name="six-months.-715-changes.-139-versions."/>
+    <w:bookmarkStart w:id="20" w:name="six-months.-716-changes.-139-versions."/>
     <w:p>
       <w:pPr>
         <w:pStyle w:val="Heading2"/>
       </w:pPr>
       <w:r>
-        <w:t xml:space="preserve">Six months. 715 changes. 139 versions.</w:t>
+        <w:t xml:space="preserve">Six months. 716 changes. 139 versions.</w:t>
       </w:r>
     </w:p>
     <w:p>
@@ -1094,7 +1094,7 @@
         <w:pStyle w:val="FirstParagraph"/>
       </w:pPr>
       <w:r>
-        <w:t xml:space="preserve">Not a weekend project. Since March it has grown from a single PDF check into a checker for four kinds of files — 275 saved changes in the last 30 days alone, its battery of self-checks grown from about 1,500 in June to 3,002 today. All of it is public, on GitHub:</w:t>
+        <w:t xml:space="preserve">Not a weekend project. Since March it has grown from a single PDF check into a checker for four kinds of files — 276 saved changes in the last 30 days alone, its battery of self-checks grown from about 1,500 in June to 3,005 today. All of it is public, on GitHub:</w:t>
       </w:r>
       <w:r>
         <w:t xml:space="preserve"> </w:t>
@@ -1169,7 +1169,7 @@
         <w:t xml:space="preserve"> </w:t>
       </w:r>
       <w:r>
-        <w:t xml:space="preserve">This is real software, battle-tested: 12,341 check-ups for internal and external agencies, 124 trap documents designed to fool it, an independent referee co-signing every report, and a public record of every change — and it is free. Nothing here asks for trust; every claim here is checkable by anyone:</w:t>
+        <w:t xml:space="preserve">This is real software, battle-tested: 12,345 check-ups for internal and external agencies, 124 trap documents designed to fool it, an independent referee co-signing every report, and a public record of every change — and it is free. Nothing here asks for trust; every claim here is checkable by anyone:</w:t>
       </w:r>
     </w:p>
     <w:p>
@@ -1229,13 +1229,13 @@
           <w:b/>
           <w:bCs/>
         </w:rPr>
-        <w:t xml:space="preserve">3,002 self-checks.</w:t>
-      </w:r>
-      <w:r>
-        <w:t xml:space="preserve"> </w:t>
-      </w:r>
-      <w:r>
-        <w:t xml:space="preserve">Before anything new goes live, the software re-runs every promise it has ever made — all 3,002 must pass. A single failure stops the release cold: fix it, then run the full battery again from the top. A few of those promises, in plain words: a scanned page with no readable text must score zero (no partial credit for a picture of words); a file with no tables must never be graded on tables; the grade on screen and the grade in the downloaded report must match, digit for digit; an image description made of nothing but blank spaces must be caught as empty; a re-saved copy of a document must receive the identical grade, digit for digit; and all 124 trap documents must still be judged correctly, every release.</w:t>
+        <w:t xml:space="preserve">3,005 self-checks.</w:t>
+      </w:r>
+      <w:r>
+        <w:t xml:space="preserve"> </w:t>
+      </w:r>
+      <w:r>
+        <w:t xml:space="preserve">Before anything new goes live, the software re-runs every promise it has ever made — all 3,005 must pass. A single failure stops the release cold: fix it, then run the full battery again from the top. A few of those promises, in plain words: a scanned page with no readable text must score zero (no partial credit for a picture of words); a file with no tables must never be graded on tables; the grade on screen and the grade in the downloaded report must match, digit for digit; an image description made of nothing but blank spaces must be caught as empty; a re-saved copy of a document must receive the identical grade, digit for digit; and all 124 trap documents must still be judged correctly, every release.</w:t>
       </w:r>
     </w:p>
     <w:p>

--- a/docs/brief/checker-brief.docx
+++ b/docs/brief/checker-brief.docx
@@ -66,7 +66,7 @@
           <w:b/>
           <w:bCs/>
         </w:rPr>
-        <w:t xml:space="preserve">3,005</w:t>
+        <w:t xml:space="preserve">3,006</w:t>
       </w:r>
       <w:r>
         <w:t xml:space="preserve"> </w:t>
@@ -98,7 +98,7 @@
           <w:b/>
           <w:bCs/>
         </w:rPr>
-        <w:t xml:space="preserve">716</w:t>
+        <w:t xml:space="preserve">717</w:t>
       </w:r>
       <w:r>
         <w:t xml:space="preserve"> </w:t>
@@ -854,7 +854,7 @@
         <w:pStyle w:val="FirstParagraph"/>
       </w:pPr>
       <w:r>
-        <w:t xml:space="preserve">Twelve gates stand between a code change and the live site, run automatically on every change; one failure stops the release cold. On every change: the 3,005 self-checks (every promise ever made, re-tested); the 124 trap documents rebuilt and re-judged; the scoring invariant (the grade shown must always match the score computed); the</w:t>
+        <w:t xml:space="preserve">Twelve gates stand between a code change and the live site, run automatically on every change; one failure stops the release cold. On every change: the 3,006 self-checks (every promise ever made, re-tested); the 124 trap documents rebuilt and re-judged; the scoring invariant (the grade shown must always match the score computed); the</w:t>
       </w:r>
       <w:r>
         <w:t xml:space="preserve"> </w:t>
@@ -1080,13 +1080,13 @@
       </w:r>
     </w:p>
     <w:bookmarkEnd w:id="17"/>
-    <w:bookmarkStart w:id="20" w:name="six-months.-716-changes.-139-versions."/>
+    <w:bookmarkStart w:id="20" w:name="six-months.-717-changes.-139-versions."/>
     <w:p>
       <w:pPr>
         <w:pStyle w:val="Heading2"/>
       </w:pPr>
       <w:r>
-        <w:t xml:space="preserve">Six months. 716 changes. 139 versions.</w:t>
+        <w:t xml:space="preserve">Six months. 717 changes. 139 versions.</w:t>
       </w:r>
     </w:p>
     <w:p>
@@ -1094,7 +1094,7 @@
         <w:pStyle w:val="FirstParagraph"/>
       </w:pPr>
       <w:r>
-        <w:t xml:space="preserve">Not a weekend project. Since March it has grown from a single PDF check into a checker for four kinds of files — 276 saved changes in the last 30 days alone, its battery of self-checks grown from about 1,500 in June to 3,005 today. All of it is public, on GitHub:</w:t>
+        <w:t xml:space="preserve">Not a weekend project. Since March it has grown from a single PDF check into a checker for four kinds of files — 277 saved changes in the last 30 days alone, its battery of self-checks grown from about 1,500 in June to 3,006 today. All of it is public, on GitHub:</w:t>
       </w:r>
       <w:r>
         <w:t xml:space="preserve"> </w:t>
@@ -1229,13 +1229,13 @@
           <w:b/>
           <w:bCs/>
         </w:rPr>
-        <w:t xml:space="preserve">3,005 self-checks.</w:t>
-      </w:r>
-      <w:r>
-        <w:t xml:space="preserve"> </w:t>
-      </w:r>
-      <w:r>
-        <w:t xml:space="preserve">Before anything new goes live, the software re-runs every promise it has ever made — all 3,005 must pass. A single failure stops the release cold: fix it, then run the full battery again from the top. A few of those promises, in plain words: a scanned page with no readable text must score zero (no partial credit for a picture of words); a file with no tables must never be graded on tables; the grade on screen and the grade in the downloaded report must match, digit for digit; an image description made of nothing but blank spaces must be caught as empty; a re-saved copy of a document must receive the identical grade, digit for digit; and all 124 trap documents must still be judged correctly, every release.</w:t>
+        <w:t xml:space="preserve">3,006 self-checks.</w:t>
+      </w:r>
+      <w:r>
+        <w:t xml:space="preserve"> </w:t>
+      </w:r>
+      <w:r>
+        <w:t xml:space="preserve">Before anything new goes live, the software re-runs every promise it has ever made — all 3,006 must pass. A single failure stops the release cold: fix it, then run the full battery again from the top. A few of those promises, in plain words: a scanned page with no readable text must score zero (no partial credit for a picture of words); a file with no tables must never be graded on tables; the grade on screen and the grade in the downloaded report must match, digit for digit; an image description made of nothing but blank spaces must be caught as empty; a re-saved copy of a document must receive the identical grade, digit for digit; and all 124 trap documents must still be judged correctly, every release.</w:t>
       </w:r>
     </w:p>
     <w:p>
@@ -4646,6 +4646,504 @@
           <w:b/>
           <w:bCs/>
         </w:rPr>
+        <w:t xml:space="preserve">synthetic-101</w:t>
+      </w:r>
+      <w:r>
+        <w:t xml:space="preserve"> </w:t>
+      </w:r>
+      <w:r>
+        <w:t xml:space="preserve">— Word: bold 16-point text instead of Heading styles</w:t>
+      </w:r>
+      <w:r>
+        <w:t xml:space="preserve"> </w:t>
+      </w:r>
+      <w:r>
+        <w:rPr>
+          <w:i/>
+          <w:iCs/>
+        </w:rPr>
+        <w:t xml:space="preserve">(caught)</w:t>
+      </w:r>
+    </w:p>
+    <w:p>
+      <w:pPr>
+        <w:pStyle w:val="Compact"/>
+        <w:numPr>
+          <w:ilvl w:val="0"/>
+          <w:numId w:val="1003"/>
+        </w:numPr>
+      </w:pPr>
+      <w:r>
+        <w:rPr>
+          <w:b/>
+          <w:bCs/>
+        </w:rPr>
+        <w:t xml:space="preserve">synthetic-102</w:t>
+      </w:r>
+      <w:r>
+        <w:t xml:space="preserve"> </w:t>
+      </w:r>
+      <w:r>
+        <w:t xml:space="preserve">— Word: the same document with real Heading styles</w:t>
+      </w:r>
+      <w:r>
+        <w:t xml:space="preserve"> </w:t>
+      </w:r>
+      <w:r>
+        <w:rPr>
+          <w:i/>
+          <w:iCs/>
+        </w:rPr>
+        <w:t xml:space="preserve">(passed clean)</w:t>
+      </w:r>
+    </w:p>
+    <w:p>
+      <w:pPr>
+        <w:pStyle w:val="Compact"/>
+        <w:numPr>
+          <w:ilvl w:val="0"/>
+          <w:numId w:val="1003"/>
+        </w:numPr>
+      </w:pPr>
+      <w:r>
+        <w:rPr>
+          <w:b/>
+          <w:bCs/>
+        </w:rPr>
+        <w:t xml:space="preserve">synthetic-103</w:t>
+      </w:r>
+      <w:r>
+        <w:t xml:space="preserve"> </w:t>
+      </w:r>
+      <w:r>
+        <w:t xml:space="preserve">— Word: two pictures, alt panel never opened</w:t>
+      </w:r>
+      <w:r>
+        <w:t xml:space="preserve"> </w:t>
+      </w:r>
+      <w:r>
+        <w:rPr>
+          <w:i/>
+          <w:iCs/>
+        </w:rPr>
+        <w:t xml:space="preserve">(caught)</w:t>
+      </w:r>
+    </w:p>
+    <w:p>
+      <w:pPr>
+        <w:pStyle w:val="Compact"/>
+        <w:numPr>
+          <w:ilvl w:val="0"/>
+          <w:numId w:val="1003"/>
+        </w:numPr>
+      </w:pPr>
+      <w:r>
+        <w:rPr>
+          <w:b/>
+          <w:bCs/>
+        </w:rPr>
+        <w:t xml:space="preserve">synthetic-104</w:t>
+      </w:r>
+      <w:r>
+        <w:t xml:space="preserve"> </w:t>
+      </w:r>
+      <w:r>
+        <w:t xml:space="preserve">— Word: the same pictures, both described</w:t>
+      </w:r>
+      <w:r>
+        <w:t xml:space="preserve"> </w:t>
+      </w:r>
+      <w:r>
+        <w:rPr>
+          <w:i/>
+          <w:iCs/>
+        </w:rPr>
+        <w:t xml:space="preserve">(passed clean)</w:t>
+      </w:r>
+    </w:p>
+    <w:p>
+      <w:pPr>
+        <w:pStyle w:val="Compact"/>
+        <w:numPr>
+          <w:ilvl w:val="0"/>
+          <w:numId w:val="1003"/>
+        </w:numPr>
+      </w:pPr>
+      <w:r>
+        <w:rPr>
+          <w:b/>
+          <w:bCs/>
+        </w:rPr>
+        <w:t xml:space="preserve">synthetic-105</w:t>
+      </w:r>
+      <w:r>
+        <w:t xml:space="preserve"> </w:t>
+      </w:r>
+      <w:r>
+        <w:t xml:space="preserve">— Word: a table whose header row was never marked</w:t>
+      </w:r>
+      <w:r>
+        <w:t xml:space="preserve"> </w:t>
+      </w:r>
+      <w:r>
+        <w:rPr>
+          <w:i/>
+          <w:iCs/>
+        </w:rPr>
+        <w:t xml:space="preserve">(caught)</w:t>
+      </w:r>
+    </w:p>
+    <w:p>
+      <w:pPr>
+        <w:pStyle w:val="Compact"/>
+        <w:numPr>
+          <w:ilvl w:val="0"/>
+          <w:numId w:val="1003"/>
+        </w:numPr>
+      </w:pPr>
+      <w:r>
+        <w:rPr>
+          <w:b/>
+          <w:bCs/>
+        </w:rPr>
+        <w:t xml:space="preserve">synthetic-106</w:t>
+      </w:r>
+      <w:r>
+        <w:t xml:space="preserve"> </w:t>
+      </w:r>
+      <w:r>
+        <w:t xml:space="preserve">— Word: the same table, header row marked</w:t>
+      </w:r>
+      <w:r>
+        <w:t xml:space="preserve"> </w:t>
+      </w:r>
+      <w:r>
+        <w:rPr>
+          <w:i/>
+          <w:iCs/>
+        </w:rPr>
+        <w:t xml:space="preserve">(passed clean)</w:t>
+      </w:r>
+    </w:p>
+    <w:p>
+      <w:pPr>
+        <w:pStyle w:val="Compact"/>
+        <w:numPr>
+          <w:ilvl w:val="0"/>
+          <w:numId w:val="1003"/>
+        </w:numPr>
+      </w:pPr>
+      <w:r>
+        <w:rPr>
+          <w:b/>
+          <w:bCs/>
+        </w:rPr>
+        <w:t xml:space="preserve">synthetic-107</w:t>
+      </w:r>
+      <w:r>
+        <w:t xml:space="preserve"> </w:t>
+      </w:r>
+      <w:r>
+        <w:t xml:space="preserve">— Word: no document title — readers hear the filename</w:t>
+      </w:r>
+      <w:r>
+        <w:t xml:space="preserve"> </w:t>
+      </w:r>
+      <w:r>
+        <w:rPr>
+          <w:i/>
+          <w:iCs/>
+        </w:rPr>
+        <w:t xml:space="preserve">(caught)</w:t>
+      </w:r>
+    </w:p>
+    <w:p>
+      <w:pPr>
+        <w:pStyle w:val="Compact"/>
+        <w:numPr>
+          <w:ilvl w:val="0"/>
+          <w:numId w:val="1003"/>
+        </w:numPr>
+      </w:pPr>
+      <w:r>
+        <w:rPr>
+          <w:b/>
+          <w:bCs/>
+        </w:rPr>
+        <w:t xml:space="preserve">synthetic-108</w:t>
+      </w:r>
+      <w:r>
+        <w:t xml:space="preserve"> </w:t>
+      </w:r>
+      <w:r>
+        <w:t xml:space="preserve">— Word: the same document, properly titled</w:t>
+      </w:r>
+      <w:r>
+        <w:t xml:space="preserve"> </w:t>
+      </w:r>
+      <w:r>
+        <w:rPr>
+          <w:i/>
+          <w:iCs/>
+        </w:rPr>
+        <w:t xml:space="preserve">(passed clean)</w:t>
+      </w:r>
+    </w:p>
+    <w:p>
+      <w:pPr>
+        <w:pStyle w:val="Compact"/>
+        <w:numPr>
+          <w:ilvl w:val="0"/>
+          <w:numId w:val="1003"/>
+        </w:numPr>
+      </w:pPr>
+      <w:r>
+        <w:rPr>
+          <w:b/>
+          <w:bCs/>
+        </w:rPr>
+        <w:t xml:space="preserve">synthetic-109</w:t>
+      </w:r>
+      <w:r>
+        <w:t xml:space="preserve"> </w:t>
+      </w:r>
+      <w:r>
+        <w:t xml:space="preserve">— PowerPoint: slides with no titles at all</w:t>
+      </w:r>
+      <w:r>
+        <w:t xml:space="preserve"> </w:t>
+      </w:r>
+      <w:r>
+        <w:rPr>
+          <w:i/>
+          <w:iCs/>
+        </w:rPr>
+        <w:t xml:space="preserve">(caught)</w:t>
+      </w:r>
+    </w:p>
+    <w:p>
+      <w:pPr>
+        <w:pStyle w:val="Compact"/>
+        <w:numPr>
+          <w:ilvl w:val="0"/>
+          <w:numId w:val="1003"/>
+        </w:numPr>
+      </w:pPr>
+      <w:r>
+        <w:rPr>
+          <w:b/>
+          <w:bCs/>
+        </w:rPr>
+        <w:t xml:space="preserve">synthetic-110</w:t>
+      </w:r>
+      <w:r>
+        <w:t xml:space="preserve"> </w:t>
+      </w:r>
+      <w:r>
+        <w:t xml:space="preserve">— PowerPoint: the same slides, properly titled</w:t>
+      </w:r>
+      <w:r>
+        <w:t xml:space="preserve"> </w:t>
+      </w:r>
+      <w:r>
+        <w:rPr>
+          <w:i/>
+          <w:iCs/>
+        </w:rPr>
+        <w:t xml:space="preserve">(passed clean)</w:t>
+      </w:r>
+    </w:p>
+    <w:p>
+      <w:pPr>
+        <w:pStyle w:val="Compact"/>
+        <w:numPr>
+          <w:ilvl w:val="0"/>
+          <w:numId w:val="1003"/>
+        </w:numPr>
+      </w:pPr>
+      <w:r>
+        <w:rPr>
+          <w:b/>
+          <w:bCs/>
+        </w:rPr>
+        <w:t xml:space="preserve">synthetic-111</w:t>
+      </w:r>
+      <w:r>
+        <w:t xml:space="preserve"> </w:t>
+      </w:r>
+      <w:r>
+        <w:t xml:space="preserve">— PowerPoint: a slide picture with no description</w:t>
+      </w:r>
+      <w:r>
+        <w:t xml:space="preserve"> </w:t>
+      </w:r>
+      <w:r>
+        <w:rPr>
+          <w:i/>
+          <w:iCs/>
+        </w:rPr>
+        <w:t xml:space="preserve">(caught)</w:t>
+      </w:r>
+    </w:p>
+    <w:p>
+      <w:pPr>
+        <w:pStyle w:val="Compact"/>
+        <w:numPr>
+          <w:ilvl w:val="0"/>
+          <w:numId w:val="1003"/>
+        </w:numPr>
+      </w:pPr>
+      <w:r>
+        <w:rPr>
+          <w:b/>
+          <w:bCs/>
+        </w:rPr>
+        <w:t xml:space="preserve">synthetic-112</w:t>
+      </w:r>
+      <w:r>
+        <w:t xml:space="preserve"> </w:t>
+      </w:r>
+      <w:r>
+        <w:t xml:space="preserve">— PowerPoint: the same picture, described</w:t>
+      </w:r>
+      <w:r>
+        <w:t xml:space="preserve"> </w:t>
+      </w:r>
+      <w:r>
+        <w:rPr>
+          <w:i/>
+          <w:iCs/>
+        </w:rPr>
+        <w:t xml:space="preserve">(passed clean)</w:t>
+      </w:r>
+    </w:p>
+    <w:p>
+      <w:pPr>
+        <w:pStyle w:val="Compact"/>
+        <w:numPr>
+          <w:ilvl w:val="0"/>
+          <w:numId w:val="1003"/>
+        </w:numPr>
+      </w:pPr>
+      <w:r>
+        <w:rPr>
+          <w:b/>
+          <w:bCs/>
+        </w:rPr>
+        <w:t xml:space="preserve">synthetic-113</w:t>
+      </w:r>
+      <w:r>
+        <w:t xml:space="preserve"> </w:t>
+      </w:r>
+      <w:r>
+        <w:t xml:space="preserve">— Excel: sheets still named</w:t>
+      </w:r>
+      <w:r>
+        <w:t xml:space="preserve"> </w:t>
+      </w:r>
+      <w:r>
+        <w:t xml:space="preserve">‘Sheet1’</w:t>
+      </w:r>
+      <w:r>
+        <w:t xml:space="preserve"> </w:t>
+      </w:r>
+      <w:r>
+        <w:t xml:space="preserve">and</w:t>
+      </w:r>
+      <w:r>
+        <w:t xml:space="preserve"> </w:t>
+      </w:r>
+      <w:r>
+        <w:t xml:space="preserve">‘Sheet2’</w:t>
+      </w:r>
+      <w:r>
+        <w:t xml:space="preserve"> </w:t>
+      </w:r>
+      <w:r>
+        <w:rPr>
+          <w:i/>
+          <w:iCs/>
+        </w:rPr>
+        <w:t xml:space="preserve">(caught)</w:t>
+      </w:r>
+    </w:p>
+    <w:p>
+      <w:pPr>
+        <w:pStyle w:val="Compact"/>
+        <w:numPr>
+          <w:ilvl w:val="0"/>
+          <w:numId w:val="1003"/>
+        </w:numPr>
+      </w:pPr>
+      <w:r>
+        <w:rPr>
+          <w:b/>
+          <w:bCs/>
+        </w:rPr>
+        <w:t xml:space="preserve">synthetic-114</w:t>
+      </w:r>
+      <w:r>
+        <w:t xml:space="preserve"> </w:t>
+      </w:r>
+      <w:r>
+        <w:t xml:space="preserve">— Excel: the same workbook, sheets named for people</w:t>
+      </w:r>
+      <w:r>
+        <w:t xml:space="preserve"> </w:t>
+      </w:r>
+      <w:r>
+        <w:rPr>
+          <w:i/>
+          <w:iCs/>
+        </w:rPr>
+        <w:t xml:space="preserve">(passed clean)</w:t>
+      </w:r>
+    </w:p>
+    <w:p>
+      <w:pPr>
+        <w:pStyle w:val="Compact"/>
+        <w:numPr>
+          <w:ilvl w:val="0"/>
+          <w:numId w:val="1003"/>
+        </w:numPr>
+      </w:pPr>
+      <w:r>
+        <w:rPr>
+          <w:b/>
+          <w:bCs/>
+        </w:rPr>
+        <w:t xml:space="preserve">synthetic-115</w:t>
+      </w:r>
+      <w:r>
+        <w:t xml:space="preserve"> </w:t>
+      </w:r>
+      <w:r>
+        <w:t xml:space="preserve">— Excel: a workbook with no document title</w:t>
+      </w:r>
+      <w:r>
+        <w:t xml:space="preserve"> </w:t>
+      </w:r>
+      <w:r>
+        <w:rPr>
+          <w:i/>
+          <w:iCs/>
+        </w:rPr>
+        <w:t xml:space="preserve">(caught)</w:t>
+      </w:r>
+    </w:p>
+    <w:p>
+      <w:pPr>
+        <w:pStyle w:val="Compact"/>
+        <w:numPr>
+          <w:ilvl w:val="0"/>
+          <w:numId w:val="1003"/>
+        </w:numPr>
+      </w:pPr>
+      <w:r>
+        <w:rPr>
+          <w:b/>
+          <w:bCs/>
+        </w:rPr>
         <w:t xml:space="preserve">synthetic-116</w:t>
       </w:r>
       <w:r>
@@ -4919,504 +5417,6 @@
           <w:iCs/>
         </w:rPr>
         <w:t xml:space="preserve">(passed clean)</w:t>
-      </w:r>
-    </w:p>
-    <w:p>
-      <w:pPr>
-        <w:pStyle w:val="Compact"/>
-        <w:numPr>
-          <w:ilvl w:val="0"/>
-          <w:numId w:val="1003"/>
-        </w:numPr>
-      </w:pPr>
-      <w:r>
-        <w:rPr>
-          <w:b/>
-          <w:bCs/>
-        </w:rPr>
-        <w:t xml:space="preserve">synthetic-101</w:t>
-      </w:r>
-      <w:r>
-        <w:t xml:space="preserve"> </w:t>
-      </w:r>
-      <w:r>
-        <w:t xml:space="preserve">— Word: bold 16-point text instead of Heading styles</w:t>
-      </w:r>
-      <w:r>
-        <w:t xml:space="preserve"> </w:t>
-      </w:r>
-      <w:r>
-        <w:rPr>
-          <w:i/>
-          <w:iCs/>
-        </w:rPr>
-        <w:t xml:space="preserve">(caught)</w:t>
-      </w:r>
-    </w:p>
-    <w:p>
-      <w:pPr>
-        <w:pStyle w:val="Compact"/>
-        <w:numPr>
-          <w:ilvl w:val="0"/>
-          <w:numId w:val="1003"/>
-        </w:numPr>
-      </w:pPr>
-      <w:r>
-        <w:rPr>
-          <w:b/>
-          <w:bCs/>
-        </w:rPr>
-        <w:t xml:space="preserve">synthetic-102</w:t>
-      </w:r>
-      <w:r>
-        <w:t xml:space="preserve"> </w:t>
-      </w:r>
-      <w:r>
-        <w:t xml:space="preserve">— Word: the same document with real Heading styles</w:t>
-      </w:r>
-      <w:r>
-        <w:t xml:space="preserve"> </w:t>
-      </w:r>
-      <w:r>
-        <w:rPr>
-          <w:i/>
-          <w:iCs/>
-        </w:rPr>
-        <w:t xml:space="preserve">(passed clean)</w:t>
-      </w:r>
-    </w:p>
-    <w:p>
-      <w:pPr>
-        <w:pStyle w:val="Compact"/>
-        <w:numPr>
-          <w:ilvl w:val="0"/>
-          <w:numId w:val="1003"/>
-        </w:numPr>
-      </w:pPr>
-      <w:r>
-        <w:rPr>
-          <w:b/>
-          <w:bCs/>
-        </w:rPr>
-        <w:t xml:space="preserve">synthetic-103</w:t>
-      </w:r>
-      <w:r>
-        <w:t xml:space="preserve"> </w:t>
-      </w:r>
-      <w:r>
-        <w:t xml:space="preserve">— Word: two pictures, alt panel never opened</w:t>
-      </w:r>
-      <w:r>
-        <w:t xml:space="preserve"> </w:t>
-      </w:r>
-      <w:r>
-        <w:rPr>
-          <w:i/>
-          <w:iCs/>
-        </w:rPr>
-        <w:t xml:space="preserve">(caught)</w:t>
-      </w:r>
-    </w:p>
-    <w:p>
-      <w:pPr>
-        <w:pStyle w:val="Compact"/>
-        <w:numPr>
-          <w:ilvl w:val="0"/>
-          <w:numId w:val="1003"/>
-        </w:numPr>
-      </w:pPr>
-      <w:r>
-        <w:rPr>
-          <w:b/>
-          <w:bCs/>
-        </w:rPr>
-        <w:t xml:space="preserve">synthetic-104</w:t>
-      </w:r>
-      <w:r>
-        <w:t xml:space="preserve"> </w:t>
-      </w:r>
-      <w:r>
-        <w:t xml:space="preserve">— Word: the same pictures, both described</w:t>
-      </w:r>
-      <w:r>
-        <w:t xml:space="preserve"> </w:t>
-      </w:r>
-      <w:r>
-        <w:rPr>
-          <w:i/>
-          <w:iCs/>
-        </w:rPr>
-        <w:t xml:space="preserve">(passed clean)</w:t>
-      </w:r>
-    </w:p>
-    <w:p>
-      <w:pPr>
-        <w:pStyle w:val="Compact"/>
-        <w:numPr>
-          <w:ilvl w:val="0"/>
-          <w:numId w:val="1003"/>
-        </w:numPr>
-      </w:pPr>
-      <w:r>
-        <w:rPr>
-          <w:b/>
-          <w:bCs/>
-        </w:rPr>
-        <w:t xml:space="preserve">synthetic-105</w:t>
-      </w:r>
-      <w:r>
-        <w:t xml:space="preserve"> </w:t>
-      </w:r>
-      <w:r>
-        <w:t xml:space="preserve">— Word: a table whose header row was never marked</w:t>
-      </w:r>
-      <w:r>
-        <w:t xml:space="preserve"> </w:t>
-      </w:r>
-      <w:r>
-        <w:rPr>
-          <w:i/>
-          <w:iCs/>
-        </w:rPr>
-        <w:t xml:space="preserve">(caught)</w:t>
-      </w:r>
-    </w:p>
-    <w:p>
-      <w:pPr>
-        <w:pStyle w:val="Compact"/>
-        <w:numPr>
-          <w:ilvl w:val="0"/>
-          <w:numId w:val="1003"/>
-        </w:numPr>
-      </w:pPr>
-      <w:r>
-        <w:rPr>
-          <w:b/>
-          <w:bCs/>
-        </w:rPr>
-        <w:t xml:space="preserve">synthetic-106</w:t>
-      </w:r>
-      <w:r>
-        <w:t xml:space="preserve"> </w:t>
-      </w:r>
-      <w:r>
-        <w:t xml:space="preserve">— Word: the same table, header row marked</w:t>
-      </w:r>
-      <w:r>
-        <w:t xml:space="preserve"> </w:t>
-      </w:r>
-      <w:r>
-        <w:rPr>
-          <w:i/>
-          <w:iCs/>
-        </w:rPr>
-        <w:t xml:space="preserve">(passed clean)</w:t>
-      </w:r>
-    </w:p>
-    <w:p>
-      <w:pPr>
-        <w:pStyle w:val="Compact"/>
-        <w:numPr>
-          <w:ilvl w:val="0"/>
-          <w:numId w:val="1003"/>
-        </w:numPr>
-      </w:pPr>
-      <w:r>
-        <w:rPr>
-          <w:b/>
-          <w:bCs/>
-        </w:rPr>
-        <w:t xml:space="preserve">synthetic-107</w:t>
-      </w:r>
-      <w:r>
-        <w:t xml:space="preserve"> </w:t>
-      </w:r>
-      <w:r>
-        <w:t xml:space="preserve">— Word: no document title — readers hear the filename</w:t>
-      </w:r>
-      <w:r>
-        <w:t xml:space="preserve"> </w:t>
-      </w:r>
-      <w:r>
-        <w:rPr>
-          <w:i/>
-          <w:iCs/>
-        </w:rPr>
-        <w:t xml:space="preserve">(caught)</w:t>
-      </w:r>
-    </w:p>
-    <w:p>
-      <w:pPr>
-        <w:pStyle w:val="Compact"/>
-        <w:numPr>
-          <w:ilvl w:val="0"/>
-          <w:numId w:val="1003"/>
-        </w:numPr>
-      </w:pPr>
-      <w:r>
-        <w:rPr>
-          <w:b/>
-          <w:bCs/>
-        </w:rPr>
-        <w:t xml:space="preserve">synthetic-108</w:t>
-      </w:r>
-      <w:r>
-        <w:t xml:space="preserve"> </w:t>
-      </w:r>
-      <w:r>
-        <w:t xml:space="preserve">— Word: the same document, properly titled</w:t>
-      </w:r>
-      <w:r>
-        <w:t xml:space="preserve"> </w:t>
-      </w:r>
-      <w:r>
-        <w:rPr>
-          <w:i/>
-          <w:iCs/>
-        </w:rPr>
-        <w:t xml:space="preserve">(passed clean)</w:t>
-      </w:r>
-    </w:p>
-    <w:p>
-      <w:pPr>
-        <w:pStyle w:val="Compact"/>
-        <w:numPr>
-          <w:ilvl w:val="0"/>
-          <w:numId w:val="1003"/>
-        </w:numPr>
-      </w:pPr>
-      <w:r>
-        <w:rPr>
-          <w:b/>
-          <w:bCs/>
-        </w:rPr>
-        <w:t xml:space="preserve">synthetic-109</w:t>
-      </w:r>
-      <w:r>
-        <w:t xml:space="preserve"> </w:t>
-      </w:r>
-      <w:r>
-        <w:t xml:space="preserve">— PowerPoint: slides with no titles at all</w:t>
-      </w:r>
-      <w:r>
-        <w:t xml:space="preserve"> </w:t>
-      </w:r>
-      <w:r>
-        <w:rPr>
-          <w:i/>
-          <w:iCs/>
-        </w:rPr>
-        <w:t xml:space="preserve">(caught)</w:t>
-      </w:r>
-    </w:p>
-    <w:p>
-      <w:pPr>
-        <w:pStyle w:val="Compact"/>
-        <w:numPr>
-          <w:ilvl w:val="0"/>
-          <w:numId w:val="1003"/>
-        </w:numPr>
-      </w:pPr>
-      <w:r>
-        <w:rPr>
-          <w:b/>
-          <w:bCs/>
-        </w:rPr>
-        <w:t xml:space="preserve">synthetic-110</w:t>
-      </w:r>
-      <w:r>
-        <w:t xml:space="preserve"> </w:t>
-      </w:r>
-      <w:r>
-        <w:t xml:space="preserve">— PowerPoint: the same slides, properly titled</w:t>
-      </w:r>
-      <w:r>
-        <w:t xml:space="preserve"> </w:t>
-      </w:r>
-      <w:r>
-        <w:rPr>
-          <w:i/>
-          <w:iCs/>
-        </w:rPr>
-        <w:t xml:space="preserve">(passed clean)</w:t>
-      </w:r>
-    </w:p>
-    <w:p>
-      <w:pPr>
-        <w:pStyle w:val="Compact"/>
-        <w:numPr>
-          <w:ilvl w:val="0"/>
-          <w:numId w:val="1003"/>
-        </w:numPr>
-      </w:pPr>
-      <w:r>
-        <w:rPr>
-          <w:b/>
-          <w:bCs/>
-        </w:rPr>
-        <w:t xml:space="preserve">synthetic-111</w:t>
-      </w:r>
-      <w:r>
-        <w:t xml:space="preserve"> </w:t>
-      </w:r>
-      <w:r>
-        <w:t xml:space="preserve">— PowerPoint: a slide picture with no description</w:t>
-      </w:r>
-      <w:r>
-        <w:t xml:space="preserve"> </w:t>
-      </w:r>
-      <w:r>
-        <w:rPr>
-          <w:i/>
-          <w:iCs/>
-        </w:rPr>
-        <w:t xml:space="preserve">(caught)</w:t>
-      </w:r>
-    </w:p>
-    <w:p>
-      <w:pPr>
-        <w:pStyle w:val="Compact"/>
-        <w:numPr>
-          <w:ilvl w:val="0"/>
-          <w:numId w:val="1003"/>
-        </w:numPr>
-      </w:pPr>
-      <w:r>
-        <w:rPr>
-          <w:b/>
-          <w:bCs/>
-        </w:rPr>
-        <w:t xml:space="preserve">synthetic-112</w:t>
-      </w:r>
-      <w:r>
-        <w:t xml:space="preserve"> </w:t>
-      </w:r>
-      <w:r>
-        <w:t xml:space="preserve">— PowerPoint: the same picture, described</w:t>
-      </w:r>
-      <w:r>
-        <w:t xml:space="preserve"> </w:t>
-      </w:r>
-      <w:r>
-        <w:rPr>
-          <w:i/>
-          <w:iCs/>
-        </w:rPr>
-        <w:t xml:space="preserve">(passed clean)</w:t>
-      </w:r>
-    </w:p>
-    <w:p>
-      <w:pPr>
-        <w:pStyle w:val="Compact"/>
-        <w:numPr>
-          <w:ilvl w:val="0"/>
-          <w:numId w:val="1003"/>
-        </w:numPr>
-      </w:pPr>
-      <w:r>
-        <w:rPr>
-          <w:b/>
-          <w:bCs/>
-        </w:rPr>
-        <w:t xml:space="preserve">synthetic-113</w:t>
-      </w:r>
-      <w:r>
-        <w:t xml:space="preserve"> </w:t>
-      </w:r>
-      <w:r>
-        <w:t xml:space="preserve">— Excel: sheets still named</w:t>
-      </w:r>
-      <w:r>
-        <w:t xml:space="preserve"> </w:t>
-      </w:r>
-      <w:r>
-        <w:t xml:space="preserve">‘Sheet1’</w:t>
-      </w:r>
-      <w:r>
-        <w:t xml:space="preserve"> </w:t>
-      </w:r>
-      <w:r>
-        <w:t xml:space="preserve">and</w:t>
-      </w:r>
-      <w:r>
-        <w:t xml:space="preserve"> </w:t>
-      </w:r>
-      <w:r>
-        <w:t xml:space="preserve">‘Sheet2’</w:t>
-      </w:r>
-      <w:r>
-        <w:t xml:space="preserve"> </w:t>
-      </w:r>
-      <w:r>
-        <w:rPr>
-          <w:i/>
-          <w:iCs/>
-        </w:rPr>
-        <w:t xml:space="preserve">(caught)</w:t>
-      </w:r>
-    </w:p>
-    <w:p>
-      <w:pPr>
-        <w:pStyle w:val="Compact"/>
-        <w:numPr>
-          <w:ilvl w:val="0"/>
-          <w:numId w:val="1003"/>
-        </w:numPr>
-      </w:pPr>
-      <w:r>
-        <w:rPr>
-          <w:b/>
-          <w:bCs/>
-        </w:rPr>
-        <w:t xml:space="preserve">synthetic-114</w:t>
-      </w:r>
-      <w:r>
-        <w:t xml:space="preserve"> </w:t>
-      </w:r>
-      <w:r>
-        <w:t xml:space="preserve">— Excel: the same workbook, sheets named for people</w:t>
-      </w:r>
-      <w:r>
-        <w:t xml:space="preserve"> </w:t>
-      </w:r>
-      <w:r>
-        <w:rPr>
-          <w:i/>
-          <w:iCs/>
-        </w:rPr>
-        <w:t xml:space="preserve">(passed clean)</w:t>
-      </w:r>
-    </w:p>
-    <w:p>
-      <w:pPr>
-        <w:pStyle w:val="Compact"/>
-        <w:numPr>
-          <w:ilvl w:val="0"/>
-          <w:numId w:val="1003"/>
-        </w:numPr>
-      </w:pPr>
-      <w:r>
-        <w:rPr>
-          <w:b/>
-          <w:bCs/>
-        </w:rPr>
-        <w:t xml:space="preserve">synthetic-115</w:t>
-      </w:r>
-      <w:r>
-        <w:t xml:space="preserve"> </w:t>
-      </w:r>
-      <w:r>
-        <w:t xml:space="preserve">— Excel: a workbook with no document title</w:t>
-      </w:r>
-      <w:r>
-        <w:t xml:space="preserve"> </w:t>
-      </w:r>
-      <w:r>
-        <w:rPr>
-          <w:i/>
-          <w:iCs/>
-        </w:rPr>
-        <w:t xml:space="preserve">(caught)</w:t>
       </w:r>
     </w:p>
     <w:bookmarkEnd w:id="22"/>

--- a/docs/brief/checker-brief.docx
+++ b/docs/brief/checker-brief.docx
@@ -50,23 +50,23 @@
           <w:b/>
           <w:bCs/>
         </w:rPr>
-        <w:t xml:space="preserve">12,345</w:t>
-      </w:r>
-      <w:r>
-        <w:t xml:space="preserve"> </w:t>
-      </w:r>
-      <w:r>
-        <w:t xml:space="preserve">check-ups run for internal and external agencies — the quick per-file check-up that has caught on beyond ICJIA: easier than SiteImprove, clearer than PAC. 8,235 in the last 30 days alone. ·</w:t>
-      </w:r>
-      <w:r>
-        <w:t xml:space="preserve"> </w:t>
-      </w:r>
-      <w:r>
-        <w:rPr>
-          <w:b/>
-          <w:bCs/>
-        </w:rPr>
-        <w:t xml:space="preserve">3,006</w:t>
+        <w:t xml:space="preserve">12,348</w:t>
+      </w:r>
+      <w:r>
+        <w:t xml:space="preserve"> </w:t>
+      </w:r>
+      <w:r>
+        <w:t xml:space="preserve">check-ups run for internal and external agencies — the quick per-file check-up that has caught on beyond ICJIA: easier than SiteImprove, clearer than PAC. 8,238 in the last 30 days alone. ·</w:t>
+      </w:r>
+      <w:r>
+        <w:t xml:space="preserve"> </w:t>
+      </w:r>
+      <w:r>
+        <w:rPr>
+          <w:b/>
+          <w:bCs/>
+        </w:rPr>
+        <w:t xml:space="preserve">3,007</w:t>
       </w:r>
       <w:r>
         <w:t xml:space="preserve"> </w:t>
@@ -98,7 +98,7 @@
           <w:b/>
           <w:bCs/>
         </w:rPr>
-        <w:t xml:space="preserve">717</w:t>
+        <w:t xml:space="preserve">718</w:t>
       </w:r>
       <w:r>
         <w:t xml:space="preserve"> </w:t>
@@ -598,23 +598,32 @@
         <w:t xml:space="preserve"> </w:t>
       </w:r>
       <w:r>
-        <w:t xml:space="preserve">— and the battery caught</w:t>
-      </w:r>
-      <w:r>
-        <w:t xml:space="preserve"> </w:t>
-      </w:r>
-      <w:r>
-        <w:rPr>
-          <w:b/>
-          <w:bCs/>
-        </w:rPr>
-        <w:t xml:space="preserve">one real bug in the checker itself</w:t>
-      </w:r>
-      <w:r>
-        <w:t xml:space="preserve"> </w:t>
-      </w:r>
-      <w:r>
-        <w:t xml:space="preserve">(the blank-spaces description was being counted as real). Fixed the same day, documented publicly. A checker that only pretends to work doesn’t catch itself. Anyone can re-run the whole battery; the traps are rebuilt from scratch every time. And it is not just spelling tests — it re-proves, on every run, the hard cases real documents taught this checker: Canva’s phantom leftovers that once cost a clean report a grade, InDesign’s custom naming soup, the rubble Acrobat’s page-combining leaves behind, headings that exist but say nothing, tables whose headers point nowhere, forms with no labels — document structure errors, not typos.</w:t>
+        <w:t xml:space="preserve">— and</w:t>
+      </w:r>
+      <w:r>
+        <w:t xml:space="preserve"> </w:t>
+      </w:r>
+      <w:r>
+        <w:rPr>
+          <w:b/>
+          <w:bCs/>
+        </w:rPr>
+        <w:t xml:space="preserve">6 real bugs in the checker itself have been found and fixed</w:t>
+      </w:r>
+      <w:r>
+        <w:t xml:space="preserve">: by the battery’s own first run (the blank-spaces description counted as real), by real agency files (the standard’s third</w:t>
+      </w:r>
+      <w:r>
+        <w:t xml:space="preserve"> </w:t>
+      </w:r>
+      <w:r>
+        <w:t xml:space="preserve">“Both”</w:t>
+      </w:r>
+      <w:r>
+        <w:t xml:space="preserve"> </w:t>
+      </w:r>
+      <w:r>
+        <w:t xml:space="preserve">header direction rejected; values stored behind references unread; a wrong language declaration nobody’s tool flagged), by the encoding gate before any file arrived (the class-map route), and by a trap written first and watched fail (one-row tables misread as crosstabs). Each is detailed on the trust page, documented publicly, and re-proved on every run. A checker that only pretends to work doesn’t catch itself. Anyone can re-run the whole battery; the traps are rebuilt from scratch every time. And it is not just spelling tests — it re-proves, on every run, the hard cases real documents taught this checker: Canva’s phantom leftovers that once cost a clean report a grade, InDesign’s custom naming soup, the rubble Acrobat’s page-combining leaves behind, headings that exist but say nothing, tables whose headers point nowhere, forms with no labels — document structure errors, not typos.</w:t>
       </w:r>
     </w:p>
     <w:p>
@@ -626,7 +635,7 @@
           <w:b/>
           <w:bCs/>
         </w:rPr>
-        <w:t xml:space="preserve">The full inventory — 56 designed defects caught, 63 correct or hostile documents passed clean, 1 real bug found in the checker and fixed</w:t>
+        <w:t xml:space="preserve">The full inventory — 56 designed defects caught, 62 correct or hostile documents passed clean, 6 real bugs found in the checker and fixed</w:t>
       </w:r>
       <w:r>
         <w:t xml:space="preserve"> </w:t>
@@ -854,7 +863,7 @@
         <w:pStyle w:val="FirstParagraph"/>
       </w:pPr>
       <w:r>
-        <w:t xml:space="preserve">Twelve gates stand between a code change and the live site, run automatically on every change; one failure stops the release cold. On every change: the 3,006 self-checks (every promise ever made, re-tested); the 124 trap documents rebuilt and re-judged; the scoring invariant (the grade shown must always match the score computed); the</w:t>
+        <w:t xml:space="preserve">Twelve gates stand between a code change and the live site, run automatically on every change; one failure stops the release cold. On every change: the 3,007 self-checks (every promise ever made, re-tested); the 124 trap documents rebuilt and re-judged; the scoring invariant (the grade shown must always match the score computed); the</w:t>
       </w:r>
       <w:r>
         <w:t xml:space="preserve"> </w:t>
@@ -1080,13 +1089,13 @@
       </w:r>
     </w:p>
     <w:bookmarkEnd w:id="17"/>
-    <w:bookmarkStart w:id="20" w:name="six-months.-717-changes.-139-versions."/>
+    <w:bookmarkStart w:id="20" w:name="six-months.-718-changes.-140-versions."/>
     <w:p>
       <w:pPr>
         <w:pStyle w:val="Heading2"/>
       </w:pPr>
       <w:r>
-        <w:t xml:space="preserve">Six months. 717 changes. 139 versions.</w:t>
+        <w:t xml:space="preserve">Six months. 718 changes. 140 versions.</w:t>
       </w:r>
     </w:p>
     <w:p>
@@ -1094,7 +1103,7 @@
         <w:pStyle w:val="FirstParagraph"/>
       </w:pPr>
       <w:r>
-        <w:t xml:space="preserve">Not a weekend project. Since March it has grown from a single PDF check into a checker for four kinds of files — 277 saved changes in the last 30 days alone, its battery of self-checks grown from about 1,500 in June to 3,006 today. All of it is public, on GitHub:</w:t>
+        <w:t xml:space="preserve">Not a weekend project. Since March it has grown from a single PDF check into a checker for four kinds of files — 278 saved changes in the last 30 days alone, its battery of self-checks grown from about 1,500 in June to 3,007 today. All of it is public, on GitHub:</w:t>
       </w:r>
       <w:r>
         <w:t xml:space="preserve"> </w:t>
@@ -1169,7 +1178,7 @@
         <w:t xml:space="preserve"> </w:t>
       </w:r>
       <w:r>
-        <w:t xml:space="preserve">This is real software, battle-tested: 12,345 check-ups for internal and external agencies, 124 trap documents designed to fool it, an independent referee co-signing every report, and a public record of every change — and it is free. Nothing here asks for trust; every claim here is checkable by anyone:</w:t>
+        <w:t xml:space="preserve">This is real software, battle-tested: 12,348 check-ups for internal and external agencies, 124 trap documents designed to fool it, an independent referee co-signing every report, and a public record of every change — and it is free. Nothing here asks for trust; every claim here is checkable by anyone:</w:t>
       </w:r>
     </w:p>
     <w:p>
@@ -1229,13 +1238,13 @@
           <w:b/>
           <w:bCs/>
         </w:rPr>
-        <w:t xml:space="preserve">3,006 self-checks.</w:t>
-      </w:r>
-      <w:r>
-        <w:t xml:space="preserve"> </w:t>
-      </w:r>
-      <w:r>
-        <w:t xml:space="preserve">Before anything new goes live, the software re-runs every promise it has ever made — all 3,006 must pass. A single failure stops the release cold: fix it, then run the full battery again from the top. A few of those promises, in plain words: a scanned page with no readable text must score zero (no partial credit for a picture of words); a file with no tables must never be graded on tables; the grade on screen and the grade in the downloaded report must match, digit for digit; an image description made of nothing but blank spaces must be caught as empty; a re-saved copy of a document must receive the identical grade, digit for digit; and all 124 trap documents must still be judged correctly, every release.</w:t>
+        <w:t xml:space="preserve">3,007 self-checks.</w:t>
+      </w:r>
+      <w:r>
+        <w:t xml:space="preserve"> </w:t>
+      </w:r>
+      <w:r>
+        <w:t xml:space="preserve">Before anything new goes live, the software re-runs every promise it has ever made — all 3,007 must pass. A single failure stops the release cold: fix it, then run the full battery again from the top. A few of those promises, in plain words: a scanned page with no readable text must score zero (no partial credit for a picture of words); a file with no tables must never be graded on tables; the grade on screen and the grade in the downloaded report must match, digit for digit; an image description made of nothing but blank spaces must be caught as empty; a re-saved copy of a document must receive the identical grade, digit for digit; and all 124 trap documents must still be judged correctly, every release.</w:t>
       </w:r>
     </w:p>
     <w:p>
@@ -1257,7 +1266,7 @@
         <w:t xml:space="preserve"> </w:t>
       </w:r>
       <w:r>
-        <w:t xml:space="preserve">139 version notes plus a plain-language security log written for records auditors — mistakes included.</w:t>
+        <w:t xml:space="preserve">140 version notes plus a plain-language security log written for records auditors — mistakes included.</w:t>
       </w:r>
     </w:p>
     <w:p>
@@ -5406,17 +5415,17 @@
         <w:t xml:space="preserve"> </w:t>
       </w:r>
       <w:r>
-        <w:t xml:space="preserve">— A one-row table with no scope — only one relationship its header could mean</w:t>
-      </w:r>
-      <w:r>
-        <w:t xml:space="preserve"> </w:t>
-      </w:r>
-      <w:r>
-        <w:rPr>
-          <w:i/>
-          <w:iCs/>
-        </w:rPr>
-        <w:t xml:space="preserve">(passed clean)</w:t>
+        <w:t xml:space="preserve">— A one-row table misread as a crosstab — this trap was written first, watched fail, and forced the fix</w:t>
+      </w:r>
+      <w:r>
+        <w:t xml:space="preserve"> </w:t>
+      </w:r>
+      <w:r>
+        <w:rPr>
+          <w:i/>
+          <w:iCs/>
+        </w:rPr>
+        <w:t xml:space="preserve">(found a real bug)</w:t>
       </w:r>
     </w:p>
     <w:bookmarkEnd w:id="22"/>

--- a/docs/brief/checker-brief.docx
+++ b/docs/brief/checker-brief.docx
@@ -50,23 +50,23 @@
           <w:b/>
           <w:bCs/>
         </w:rPr>
-        <w:t xml:space="preserve">12,348</w:t>
-      </w:r>
-      <w:r>
-        <w:t xml:space="preserve"> </w:t>
-      </w:r>
-      <w:r>
-        <w:t xml:space="preserve">check-ups run for internal and external agencies — the quick per-file check-up that has caught on beyond ICJIA: easier than SiteImprove, clearer than PAC. 8,238 in the last 30 days alone. ·</w:t>
-      </w:r>
-      <w:r>
-        <w:t xml:space="preserve"> </w:t>
-      </w:r>
-      <w:r>
-        <w:rPr>
-          <w:b/>
-          <w:bCs/>
-        </w:rPr>
-        <w:t xml:space="preserve">3,007</w:t>
+        <w:t xml:space="preserve">12,353</w:t>
+      </w:r>
+      <w:r>
+        <w:t xml:space="preserve"> </w:t>
+      </w:r>
+      <w:r>
+        <w:t xml:space="preserve">check-ups run for internal and external agencies — the quick per-file check-up that has caught on beyond ICJIA: easier than SiteImprove, clearer than PAC. 8,243 in the last 30 days alone. ·</w:t>
+      </w:r>
+      <w:r>
+        <w:t xml:space="preserve"> </w:t>
+      </w:r>
+      <w:r>
+        <w:rPr>
+          <w:b/>
+          <w:bCs/>
+        </w:rPr>
+        <w:t xml:space="preserve">3,008</w:t>
       </w:r>
       <w:r>
         <w:t xml:space="preserve"> </w:t>
@@ -98,7 +98,7 @@
           <w:b/>
           <w:bCs/>
         </w:rPr>
-        <w:t xml:space="preserve">718</w:t>
+        <w:t xml:space="preserve">719</w:t>
       </w:r>
       <w:r>
         <w:t xml:space="preserve"> </w:t>
@@ -863,7 +863,7 @@
         <w:pStyle w:val="FirstParagraph"/>
       </w:pPr>
       <w:r>
-        <w:t xml:space="preserve">Twelve gates stand between a code change and the live site, run automatically on every change; one failure stops the release cold. On every change: the 3,007 self-checks (every promise ever made, re-tested); the 124 trap documents rebuilt and re-judged; the scoring invariant (the grade shown must always match the score computed); the</w:t>
+        <w:t xml:space="preserve">Twelve gates stand between a code change and the live site, run automatically on every change; one failure stops the release cold. On every change: the 3,008 self-checks (every promise ever made, re-tested); the 124 trap documents rebuilt and re-judged; the scoring invariant (the grade shown must always match the score computed); the</w:t>
       </w:r>
       <w:r>
         <w:t xml:space="preserve"> </w:t>
@@ -1089,13 +1089,13 @@
       </w:r>
     </w:p>
     <w:bookmarkEnd w:id="17"/>
-    <w:bookmarkStart w:id="20" w:name="six-months.-718-changes.-140-versions."/>
+    <w:bookmarkStart w:id="20" w:name="six-months.-719-changes.-140-versions."/>
     <w:p>
       <w:pPr>
         <w:pStyle w:val="Heading2"/>
       </w:pPr>
       <w:r>
-        <w:t xml:space="preserve">Six months. 718 changes. 140 versions.</w:t>
+        <w:t xml:space="preserve">Six months. 719 changes. 140 versions.</w:t>
       </w:r>
     </w:p>
     <w:p>
@@ -1103,7 +1103,7 @@
         <w:pStyle w:val="FirstParagraph"/>
       </w:pPr>
       <w:r>
-        <w:t xml:space="preserve">Not a weekend project. Since March it has grown from a single PDF check into a checker for four kinds of files — 278 saved changes in the last 30 days alone, its battery of self-checks grown from about 1,500 in June to 3,007 today. All of it is public, on GitHub:</w:t>
+        <w:t xml:space="preserve">Not a weekend project. Since March it has grown from a single PDF check into a checker for four kinds of files — 279 saved changes in the last 30 days alone, its battery of self-checks grown from about 1,500 in June to 3,008 today. All of it is public, on GitHub:</w:t>
       </w:r>
       <w:r>
         <w:t xml:space="preserve"> </w:t>
@@ -1178,7 +1178,7 @@
         <w:t xml:space="preserve"> </w:t>
       </w:r>
       <w:r>
-        <w:t xml:space="preserve">This is real software, battle-tested: 12,348 check-ups for internal and external agencies, 124 trap documents designed to fool it, an independent referee co-signing every report, and a public record of every change — and it is free. Nothing here asks for trust; every claim here is checkable by anyone:</w:t>
+        <w:t xml:space="preserve">This is real software, battle-tested: 12,353 check-ups for internal and external agencies, 124 trap documents designed to fool it, an independent referee co-signing every report, and a public record of every change — and it is free. Nothing here asks for trust; every claim here is checkable by anyone:</w:t>
       </w:r>
     </w:p>
     <w:p>
@@ -1238,13 +1238,13 @@
           <w:b/>
           <w:bCs/>
         </w:rPr>
-        <w:t xml:space="preserve">3,007 self-checks.</w:t>
-      </w:r>
-      <w:r>
-        <w:t xml:space="preserve"> </w:t>
-      </w:r>
-      <w:r>
-        <w:t xml:space="preserve">Before anything new goes live, the software re-runs every promise it has ever made — all 3,007 must pass. A single failure stops the release cold: fix it, then run the full battery again from the top. A few of those promises, in plain words: a scanned page with no readable text must score zero (no partial credit for a picture of words); a file with no tables must never be graded on tables; the grade on screen and the grade in the downloaded report must match, digit for digit; an image description made of nothing but blank spaces must be caught as empty; a re-saved copy of a document must receive the identical grade, digit for digit; and all 124 trap documents must still be judged correctly, every release.</w:t>
+        <w:t xml:space="preserve">3,008 self-checks.</w:t>
+      </w:r>
+      <w:r>
+        <w:t xml:space="preserve"> </w:t>
+      </w:r>
+      <w:r>
+        <w:t xml:space="preserve">Before anything new goes live, the software re-runs every promise it has ever made — all 3,008 must pass. A single failure stops the release cold: fix it, then run the full battery again from the top. A few of those promises, in plain words: a scanned page with no readable text must score zero (no partial credit for a picture of words); a file with no tables must never be graded on tables; the grade on screen and the grade in the downloaded report must match, digit for digit; an image description made of nothing but blank spaces must be caught as empty; a re-saved copy of a document must receive the identical grade, digit for digit; and all 124 trap documents must still be judged correctly, every release.</w:t>
       </w:r>
     </w:p>
     <w:p>

--- a/docs/brief/checker-brief.docx
+++ b/docs/brief/checker-brief.docx
@@ -50,23 +50,23 @@
           <w:b/>
           <w:bCs/>
         </w:rPr>
-        <w:t xml:space="preserve">12,353</w:t>
-      </w:r>
-      <w:r>
-        <w:t xml:space="preserve"> </w:t>
-      </w:r>
-      <w:r>
-        <w:t xml:space="preserve">check-ups run for internal and external agencies — the quick per-file check-up that has caught on beyond ICJIA: easier than SiteImprove, clearer than PAC. 8,243 in the last 30 days alone. ·</w:t>
-      </w:r>
-      <w:r>
-        <w:t xml:space="preserve"> </w:t>
-      </w:r>
-      <w:r>
-        <w:rPr>
-          <w:b/>
-          <w:bCs/>
-        </w:rPr>
-        <w:t xml:space="preserve">3,008</w:t>
+        <w:t xml:space="preserve">12,355</w:t>
+      </w:r>
+      <w:r>
+        <w:t xml:space="preserve"> </w:t>
+      </w:r>
+      <w:r>
+        <w:t xml:space="preserve">check-ups run for internal and external agencies — the quick per-file check-up that has caught on beyond ICJIA: easier than SiteImprove, clearer than PAC. 8,245 in the last 30 days alone. ·</w:t>
+      </w:r>
+      <w:r>
+        <w:t xml:space="preserve"> </w:t>
+      </w:r>
+      <w:r>
+        <w:rPr>
+          <w:b/>
+          <w:bCs/>
+        </w:rPr>
+        <w:t xml:space="preserve">3,010</w:t>
       </w:r>
       <w:r>
         <w:t xml:space="preserve"> </w:t>
@@ -98,7 +98,7 @@
           <w:b/>
           <w:bCs/>
         </w:rPr>
-        <w:t xml:space="preserve">719</w:t>
+        <w:t xml:space="preserve">720</w:t>
       </w:r>
       <w:r>
         <w:t xml:space="preserve"> </w:t>
@@ -863,7 +863,7 @@
         <w:pStyle w:val="FirstParagraph"/>
       </w:pPr>
       <w:r>
-        <w:t xml:space="preserve">Twelve gates stand between a code change and the live site, run automatically on every change; one failure stops the release cold. On every change: the 3,008 self-checks (every promise ever made, re-tested); the 124 trap documents rebuilt and re-judged; the scoring invariant (the grade shown must always match the score computed); the</w:t>
+        <w:t xml:space="preserve">Twelve gates stand between a code change and the live site, run automatically on every change; one failure stops the release cold. On every change: the 3,010 self-checks (every promise ever made, re-tested); the 124 trap documents rebuilt and re-judged; the scoring invariant (the grade shown must always match the score computed); the</w:t>
       </w:r>
       <w:r>
         <w:t xml:space="preserve"> </w:t>
@@ -968,7 +968,7 @@
           <w:b/>
           <w:bCs/>
         </w:rPr>
-        <w:t xml:space="preserve">41 documents came back for a re-check after repairs — and 9 of them climbed all the way to an A</w:t>
+        <w:t xml:space="preserve">42 documents came back for a re-check after repairs — and 9 of them climbed all the way to an A</w:t>
       </w:r>
       <w:r>
         <w:t xml:space="preserve">: failed, fixed, and passed under the same rules. This is the question behind every other question, and the answer no sales pitch can fake: the same file, failed and then passed.</w:t>
@@ -1089,13 +1089,13 @@
       </w:r>
     </w:p>
     <w:bookmarkEnd w:id="17"/>
-    <w:bookmarkStart w:id="20" w:name="six-months.-719-changes.-140-versions."/>
+    <w:bookmarkStart w:id="20" w:name="six-months.-720-changes.-141-versions."/>
     <w:p>
       <w:pPr>
         <w:pStyle w:val="Heading2"/>
       </w:pPr>
       <w:r>
-        <w:t xml:space="preserve">Six months. 719 changes. 140 versions.</w:t>
+        <w:t xml:space="preserve">Six months. 720 changes. 141 versions.</w:t>
       </w:r>
     </w:p>
     <w:p>
@@ -1103,7 +1103,7 @@
         <w:pStyle w:val="FirstParagraph"/>
       </w:pPr>
       <w:r>
-        <w:t xml:space="preserve">Not a weekend project. Since March it has grown from a single PDF check into a checker for four kinds of files — 279 saved changes in the last 30 days alone, its battery of self-checks grown from about 1,500 in June to 3,008 today. All of it is public, on GitHub:</w:t>
+        <w:t xml:space="preserve">Not a weekend project. Since March it has grown from a single PDF check into a checker for four kinds of files — 280 saved changes in the last 30 days alone, its battery of self-checks grown from about 1,500 in June to 3,010 today. All of it is public, on GitHub:</w:t>
       </w:r>
       <w:r>
         <w:t xml:space="preserve"> </w:t>
@@ -1178,7 +1178,7 @@
         <w:t xml:space="preserve"> </w:t>
       </w:r>
       <w:r>
-        <w:t xml:space="preserve">This is real software, battle-tested: 12,353 check-ups for internal and external agencies, 124 trap documents designed to fool it, an independent referee co-signing every report, and a public record of every change — and it is free. Nothing here asks for trust; every claim here is checkable by anyone:</w:t>
+        <w:t xml:space="preserve">This is real software, battle-tested: 12,355 check-ups for internal and external agencies, 124 trap documents designed to fool it, an independent referee co-signing every report, and a public record of every change — and it is free. Nothing here asks for trust; every claim here is checkable by anyone:</w:t>
       </w:r>
     </w:p>
     <w:p>
@@ -1238,13 +1238,13 @@
           <w:b/>
           <w:bCs/>
         </w:rPr>
-        <w:t xml:space="preserve">3,008 self-checks.</w:t>
-      </w:r>
-      <w:r>
-        <w:t xml:space="preserve"> </w:t>
-      </w:r>
-      <w:r>
-        <w:t xml:space="preserve">Before anything new goes live, the software re-runs every promise it has ever made — all 3,008 must pass. A single failure stops the release cold: fix it, then run the full battery again from the top. A few of those promises, in plain words: a scanned page with no readable text must score zero (no partial credit for a picture of words); a file with no tables must never be graded on tables; the grade on screen and the grade in the downloaded report must match, digit for digit; an image description made of nothing but blank spaces must be caught as empty; a re-saved copy of a document must receive the identical grade, digit for digit; and all 124 trap documents must still be judged correctly, every release.</w:t>
+        <w:t xml:space="preserve">3,010 self-checks.</w:t>
+      </w:r>
+      <w:r>
+        <w:t xml:space="preserve"> </w:t>
+      </w:r>
+      <w:r>
+        <w:t xml:space="preserve">Before anything new goes live, the software re-runs every promise it has ever made — all 3,010 must pass. A single failure stops the release cold: fix it, then run the full battery again from the top. A few of those promises, in plain words: a scanned page with no readable text must score zero (no partial credit for a picture of words); a file with no tables must never be graded on tables; the grade on screen and the grade in the downloaded report must match, digit for digit; an image description made of nothing but blank spaces must be caught as empty; a re-saved copy of a document must receive the identical grade, digit for digit; and all 124 trap documents must still be judged correctly, every release.</w:t>
       </w:r>
     </w:p>
     <w:p>
@@ -1266,7 +1266,7 @@
         <w:t xml:space="preserve"> </w:t>
       </w:r>
       <w:r>
-        <w:t xml:space="preserve">140 version notes plus a plain-language security log written for records auditors — mistakes included.</w:t>
+        <w:t xml:space="preserve">141 version notes plus a plain-language security log written for records auditors — mistakes included.</w:t>
       </w:r>
     </w:p>
     <w:p>

--- a/docs/brief/checker-brief.docx
+++ b/docs/brief/checker-brief.docx
@@ -50,23 +50,23 @@
           <w:b/>
           <w:bCs/>
         </w:rPr>
-        <w:t xml:space="preserve">12,355</w:t>
-      </w:r>
-      <w:r>
-        <w:t xml:space="preserve"> </w:t>
-      </w:r>
-      <w:r>
-        <w:t xml:space="preserve">check-ups run for internal and external agencies — the quick per-file check-up that has caught on beyond ICJIA: easier than SiteImprove, clearer than PAC. 8,245 in the last 30 days alone. ·</w:t>
-      </w:r>
-      <w:r>
-        <w:t xml:space="preserve"> </w:t>
-      </w:r>
-      <w:r>
-        <w:rPr>
-          <w:b/>
-          <w:bCs/>
-        </w:rPr>
-        <w:t xml:space="preserve">3,010</w:t>
+        <w:t xml:space="preserve">12,358</w:t>
+      </w:r>
+      <w:r>
+        <w:t xml:space="preserve"> </w:t>
+      </w:r>
+      <w:r>
+        <w:t xml:space="preserve">check-ups run for internal and external agencies — the quick per-file check-up that has caught on beyond ICJIA: easier than SiteImprove, clearer than PAC. 8,248 in the last 30 days alone. ·</w:t>
+      </w:r>
+      <w:r>
+        <w:t xml:space="preserve"> </w:t>
+      </w:r>
+      <w:r>
+        <w:rPr>
+          <w:b/>
+          <w:bCs/>
+        </w:rPr>
+        <w:t xml:space="preserve">3,011</w:t>
       </w:r>
       <w:r>
         <w:t xml:space="preserve"> </w:t>
@@ -98,7 +98,7 @@
           <w:b/>
           <w:bCs/>
         </w:rPr>
-        <w:t xml:space="preserve">720</w:t>
+        <w:t xml:space="preserve">721</w:t>
       </w:r>
       <w:r>
         <w:t xml:space="preserve"> </w:t>
@@ -863,7 +863,7 @@
         <w:pStyle w:val="FirstParagraph"/>
       </w:pPr>
       <w:r>
-        <w:t xml:space="preserve">Twelve gates stand between a code change and the live site, run automatically on every change; one failure stops the release cold. On every change: the 3,010 self-checks (every promise ever made, re-tested); the 124 trap documents rebuilt and re-judged; the scoring invariant (the grade shown must always match the score computed); the</w:t>
+        <w:t xml:space="preserve">Twelve gates stand between a code change and the live site, run automatically on every change; one failure stops the release cold. On every change: the 3,011 self-checks (every promise ever made, re-tested); the 124 trap documents rebuilt and re-judged; the scoring invariant (the grade shown must always match the score computed); the</w:t>
       </w:r>
       <w:r>
         <w:t xml:space="preserve"> </w:t>
@@ -1089,13 +1089,13 @@
       </w:r>
     </w:p>
     <w:bookmarkEnd w:id="17"/>
-    <w:bookmarkStart w:id="20" w:name="six-months.-720-changes.-141-versions."/>
+    <w:bookmarkStart w:id="20" w:name="six-months.-721-changes.-141-versions."/>
     <w:p>
       <w:pPr>
         <w:pStyle w:val="Heading2"/>
       </w:pPr>
       <w:r>
-        <w:t xml:space="preserve">Six months. 720 changes. 141 versions.</w:t>
+        <w:t xml:space="preserve">Six months. 721 changes. 141 versions.</w:t>
       </w:r>
     </w:p>
     <w:p>
@@ -1103,7 +1103,7 @@
         <w:pStyle w:val="FirstParagraph"/>
       </w:pPr>
       <w:r>
-        <w:t xml:space="preserve">Not a weekend project. Since March it has grown from a single PDF check into a checker for four kinds of files — 280 saved changes in the last 30 days alone, its battery of self-checks grown from about 1,500 in June to 3,010 today. All of it is public, on GitHub:</w:t>
+        <w:t xml:space="preserve">Not a weekend project. Since March it has grown from a single PDF check into a checker for four kinds of files — 281 saved changes in the last 30 days alone, its battery of self-checks grown from about 1,500 in June to 3,011 today. All of it is public, on GitHub:</w:t>
       </w:r>
       <w:r>
         <w:t xml:space="preserve"> </w:t>
@@ -1178,7 +1178,7 @@
         <w:t xml:space="preserve"> </w:t>
       </w:r>
       <w:r>
-        <w:t xml:space="preserve">This is real software, battle-tested: 12,355 check-ups for internal and external agencies, 124 trap documents designed to fool it, an independent referee co-signing every report, and a public record of every change — and it is free. Nothing here asks for trust; every claim here is checkable by anyone:</w:t>
+        <w:t xml:space="preserve">This is real software, battle-tested: 12,358 check-ups for internal and external agencies, 124 trap documents designed to fool it, an independent referee co-signing every report, and a public record of every change — and it is free. Nothing here asks for trust; every claim here is checkable by anyone:</w:t>
       </w:r>
     </w:p>
     <w:p>
@@ -1238,13 +1238,13 @@
           <w:b/>
           <w:bCs/>
         </w:rPr>
-        <w:t xml:space="preserve">3,010 self-checks.</w:t>
-      </w:r>
-      <w:r>
-        <w:t xml:space="preserve"> </w:t>
-      </w:r>
-      <w:r>
-        <w:t xml:space="preserve">Before anything new goes live, the software re-runs every promise it has ever made — all 3,010 must pass. A single failure stops the release cold: fix it, then run the full battery again from the top. A few of those promises, in plain words: a scanned page with no readable text must score zero (no partial credit for a picture of words); a file with no tables must never be graded on tables; the grade on screen and the grade in the downloaded report must match, digit for digit; an image description made of nothing but blank spaces must be caught as empty; a re-saved copy of a document must receive the identical grade, digit for digit; and all 124 trap documents must still be judged correctly, every release.</w:t>
+        <w:t xml:space="preserve">3,011 self-checks.</w:t>
+      </w:r>
+      <w:r>
+        <w:t xml:space="preserve"> </w:t>
+      </w:r>
+      <w:r>
+        <w:t xml:space="preserve">Before anything new goes live, the software re-runs every promise it has ever made — all 3,011 must pass. A single failure stops the release cold: fix it, then run the full battery again from the top. A few of those promises, in plain words: a scanned page with no readable text must score zero (no partial credit for a picture of words); a file with no tables must never be graded on tables; the grade on screen and the grade in the downloaded report must match, digit for digit; an image description made of nothing but blank spaces must be caught as empty; a re-saved copy of a document must receive the identical grade, digit for digit; and all 124 trap documents must still be judged correctly, every release.</w:t>
       </w:r>
     </w:p>
     <w:p>

--- a/docs/brief/checker-brief.docx
+++ b/docs/brief/checker-brief.docx
@@ -50,13 +50,13 @@
           <w:b/>
           <w:bCs/>
         </w:rPr>
-        <w:t xml:space="preserve">12,358</w:t>
-      </w:r>
-      <w:r>
-        <w:t xml:space="preserve"> </w:t>
-      </w:r>
-      <w:r>
-        <w:t xml:space="preserve">check-ups run for internal and external agencies — the quick per-file check-up that has caught on beyond ICJIA: easier than SiteImprove, clearer than PAC. 8,248 in the last 30 days alone. ·</w:t>
+        <w:t xml:space="preserve">12,361</w:t>
+      </w:r>
+      <w:r>
+        <w:t xml:space="preserve"> </w:t>
+      </w:r>
+      <w:r>
+        <w:t xml:space="preserve">check-ups run for internal and external agencies — the quick per-file check-up that has caught on beyond ICJIA: easier than SiteImprove, clearer than PAC. 8,251 in the last 30 days alone. ·</w:t>
       </w:r>
       <w:r>
         <w:t xml:space="preserve"> </w:t>
@@ -98,7 +98,7 @@
           <w:b/>
           <w:bCs/>
         </w:rPr>
-        <w:t xml:space="preserve">721</w:t>
+        <w:t xml:space="preserve">722</w:t>
       </w:r>
       <w:r>
         <w:t xml:space="preserve"> </w:t>
@@ -1089,13 +1089,13 @@
       </w:r>
     </w:p>
     <w:bookmarkEnd w:id="17"/>
-    <w:bookmarkStart w:id="20" w:name="six-months.-721-changes.-141-versions."/>
+    <w:bookmarkStart w:id="20" w:name="six-months.-722-changes.-141-versions."/>
     <w:p>
       <w:pPr>
         <w:pStyle w:val="Heading2"/>
       </w:pPr>
       <w:r>
-        <w:t xml:space="preserve">Six months. 721 changes. 141 versions.</w:t>
+        <w:t xml:space="preserve">Six months. 722 changes. 141 versions.</w:t>
       </w:r>
     </w:p>
     <w:p>
@@ -1103,7 +1103,7 @@
         <w:pStyle w:val="FirstParagraph"/>
       </w:pPr>
       <w:r>
-        <w:t xml:space="preserve">Not a weekend project. Since March it has grown from a single PDF check into a checker for four kinds of files — 281 saved changes in the last 30 days alone, its battery of self-checks grown from about 1,500 in June to 3,011 today. All of it is public, on GitHub:</w:t>
+        <w:t xml:space="preserve">Not a weekend project. Since March it has grown from a single PDF check into a checker for four kinds of files — 282 saved changes in the last 30 days alone, its battery of self-checks grown from about 1,500 in June to 3,011 today. All of it is public, on GitHub:</w:t>
       </w:r>
       <w:r>
         <w:t xml:space="preserve"> </w:t>
@@ -1150,7 +1150,7 @@
         <w:t xml:space="preserve"> </w:t>
       </w:r>
       <w:r>
-        <w:t xml:space="preserve">on itself · lost three public arguments and fixed all three · covered all 31 industry checkpoints · removed all accounts and identity (nothing stored about who uses it) · adopted WCAG 2.2 AA — everything in the 2.1 version Title II and IITAA name, plus the newest requirements.</w:t>
+        <w:t xml:space="preserve">on itself · lost public arguments to outside experts and fixed every one — each is now a trap document · covered all 31 industry checkpoints · removed all accounts and identity (nothing stored about who uses it) · adopted WCAG 2.2 AA — everything in the 2.1 version Title II and IITAA name, plus the newest requirements.</w:t>
       </w:r>
     </w:p>
     <w:bookmarkEnd w:id="20"/>
@@ -1178,7 +1178,7 @@
         <w:t xml:space="preserve"> </w:t>
       </w:r>
       <w:r>
-        <w:t xml:space="preserve">This is real software, battle-tested: 12,358 check-ups for internal and external agencies, 124 trap documents designed to fool it, an independent referee co-signing every report, and a public record of every change — and it is free. Nothing here asks for trust; every claim here is checkable by anyone:</w:t>
+        <w:t xml:space="preserve">This is real software, battle-tested: 12,361 check-ups for internal and external agencies, 124 trap documents designed to fool it, an independent referee co-signing every report, and a public record of every change — and it is free. Nothing here asks for trust; every claim here is checkable by anyone:</w:t>
       </w:r>
     </w:p>
     <w:p>

--- a/docs/brief/checker-brief.docx
+++ b/docs/brief/checker-brief.docx
@@ -50,13 +50,13 @@
           <w:b/>
           <w:bCs/>
         </w:rPr>
-        <w:t xml:space="preserve">12,361</w:t>
-      </w:r>
-      <w:r>
-        <w:t xml:space="preserve"> </w:t>
-      </w:r>
-      <w:r>
-        <w:t xml:space="preserve">check-ups run for internal and external agencies — the quick per-file check-up that has caught on beyond ICJIA: easier than SiteImprove, clearer than PAC. 8,251 in the last 30 days alone. ·</w:t>
+        <w:t xml:space="preserve">12,365</w:t>
+      </w:r>
+      <w:r>
+        <w:t xml:space="preserve"> </w:t>
+      </w:r>
+      <w:r>
+        <w:t xml:space="preserve">check-ups run for internal and external agencies — the quick per-file check-up that has caught on beyond ICJIA: easier than SiteImprove, clearer than PAC. 8,255 in the last 30 days alone. ·</w:t>
       </w:r>
       <w:r>
         <w:t xml:space="preserve"> </w:t>
@@ -98,7 +98,7 @@
           <w:b/>
           <w:bCs/>
         </w:rPr>
-        <w:t xml:space="preserve">722</w:t>
+        <w:t xml:space="preserve">723</w:t>
       </w:r>
       <w:r>
         <w:t xml:space="preserve"> </w:t>
@@ -1089,13 +1089,13 @@
       </w:r>
     </w:p>
     <w:bookmarkEnd w:id="17"/>
-    <w:bookmarkStart w:id="20" w:name="six-months.-722-changes.-141-versions."/>
+    <w:bookmarkStart w:id="20" w:name="six-months.-723-changes.-141-versions."/>
     <w:p>
       <w:pPr>
         <w:pStyle w:val="Heading2"/>
       </w:pPr>
       <w:r>
-        <w:t xml:space="preserve">Six months. 722 changes. 141 versions.</w:t>
+        <w:t xml:space="preserve">Six months. 723 changes. 141 versions.</w:t>
       </w:r>
     </w:p>
     <w:p>
@@ -1103,7 +1103,7 @@
         <w:pStyle w:val="FirstParagraph"/>
       </w:pPr>
       <w:r>
-        <w:t xml:space="preserve">Not a weekend project. Since March it has grown from a single PDF check into a checker for four kinds of files — 282 saved changes in the last 30 days alone, its battery of self-checks grown from about 1,500 in June to 3,011 today. All of it is public, on GitHub:</w:t>
+        <w:t xml:space="preserve">Not a weekend project. Since March it has grown from a single PDF check into a checker for four kinds of files — 283 saved changes in the last 30 days alone, its battery of self-checks grown from about 1,500 in June to 3,011 today. All of it is public, on GitHub:</w:t>
       </w:r>
       <w:r>
         <w:t xml:space="preserve"> </w:t>
@@ -1178,7 +1178,7 @@
         <w:t xml:space="preserve"> </w:t>
       </w:r>
       <w:r>
-        <w:t xml:space="preserve">This is real software, battle-tested: 12,361 check-ups for internal and external agencies, 124 trap documents designed to fool it, an independent referee co-signing every report, and a public record of every change — and it is free. Nothing here asks for trust; every claim here is checkable by anyone:</w:t>
+        <w:t xml:space="preserve">This is real software, battle-tested: 12,365 check-ups for internal and external agencies, 124 trap documents designed to fool it, an independent referee co-signing every report, and a public record of every change — and it is free. Nothing here asks for trust; every claim here is checkable by anyone:</w:t>
       </w:r>
     </w:p>
     <w:p>

--- a/docs/brief/checker-brief.docx
+++ b/docs/brief/checker-brief.docx
@@ -98,7 +98,7 @@
           <w:b/>
           <w:bCs/>
         </w:rPr>
-        <w:t xml:space="preserve">723</w:t>
+        <w:t xml:space="preserve">724</w:t>
       </w:r>
       <w:r>
         <w:t xml:space="preserve"> </w:t>
@@ -1089,13 +1089,13 @@
       </w:r>
     </w:p>
     <w:bookmarkEnd w:id="17"/>
-    <w:bookmarkStart w:id="20" w:name="six-months.-723-changes.-141-versions."/>
+    <w:bookmarkStart w:id="20" w:name="six-months.-724-changes.-142-versions."/>
     <w:p>
       <w:pPr>
         <w:pStyle w:val="Heading2"/>
       </w:pPr>
       <w:r>
-        <w:t xml:space="preserve">Six months. 723 changes. 141 versions.</w:t>
+        <w:t xml:space="preserve">Six months. 724 changes. 142 versions.</w:t>
       </w:r>
     </w:p>
     <w:p>
@@ -1103,7 +1103,7 @@
         <w:pStyle w:val="FirstParagraph"/>
       </w:pPr>
       <w:r>
-        <w:t xml:space="preserve">Not a weekend project. Since March it has grown from a single PDF check into a checker for four kinds of files — 283 saved changes in the last 30 days alone, its battery of self-checks grown from about 1,500 in June to 3,011 today. All of it is public, on GitHub:</w:t>
+        <w:t xml:space="preserve">Not a weekend project. Since March it has grown from a single PDF check into a checker for four kinds of files — 284 saved changes in the last 30 days alone, its battery of self-checks grown from about 1,500 in June to 3,011 today. All of it is public, on GitHub:</w:t>
       </w:r>
       <w:r>
         <w:t xml:space="preserve"> </w:t>
@@ -1266,7 +1266,7 @@
         <w:t xml:space="preserve"> </w:t>
       </w:r>
       <w:r>
-        <w:t xml:space="preserve">141 version notes plus a plain-language security log written for records auditors — mistakes included.</w:t>
+        <w:t xml:space="preserve">142 version notes plus a plain-language security log written for records auditors — mistakes included.</w:t>
       </w:r>
     </w:p>
     <w:p>

--- a/docs/brief/checker-brief.docx
+++ b/docs/brief/checker-brief.docx
@@ -20,7 +20,7 @@
           <w:b/>
           <w:bCs/>
         </w:rPr>
-        <w:t xml:space="preserve">REPORT GENERATED: AUGUST 29, 2026 — every number below was pulled live from the running system on this date. Regenerated with fresh numbers at every release.</w:t>
+        <w:t xml:space="preserve">REPORT GENERATED: AUGUST 30, 2026 — every number below was pulled live from the running system on this date. Regenerated with fresh numbers at every release.</w:t>
       </w:r>
     </w:p>
     <w:p>
@@ -50,7 +50,7 @@
           <w:b/>
           <w:bCs/>
         </w:rPr>
-        <w:t xml:space="preserve">12,365</w:t>
+        <w:t xml:space="preserve">12,369</w:t>
       </w:r>
       <w:r>
         <w:t xml:space="preserve"> </w:t>
@@ -82,7 +82,7 @@
           <w:b/>
           <w:bCs/>
         </w:rPr>
-        <w:t xml:space="preserve">124 / 124</w:t>
+        <w:t xml:space="preserve">127 / 127</w:t>
       </w:r>
       <w:r>
         <w:t xml:space="preserve"> </w:t>
@@ -98,7 +98,7 @@
           <w:b/>
           <w:bCs/>
         </w:rPr>
-        <w:t xml:space="preserve">724</w:t>
+        <w:t xml:space="preserve">774</w:t>
       </w:r>
       <w:r>
         <w:t xml:space="preserve"> </w:t>
@@ -531,13 +531,13 @@
       </w:r>
     </w:p>
     <w:bookmarkEnd w:id="12"/>
-    <w:bookmarkStart w:id="13" w:name="Xd085a1195bbe258e40432bb9638e2d8cea1590e"/>
+    <w:bookmarkStart w:id="13" w:name="Xa1c840dd06fdc9450faa797764da0f884364eda"/>
     <w:p>
       <w:pPr>
         <w:pStyle w:val="Heading2"/>
       </w:pPr>
       <w:r>
-        <w:t xml:space="preserve">We built 124 documents designed to fool it — PDFs modeled on Canva, InDesign, and Word, plus native Word, PowerPoint, and Excel traps</w:t>
+        <w:t xml:space="preserve">We built 127 documents designed to fool it — PDFs modeled on Canva, InDesign, and Word, plus native Word, PowerPoint, and Excel traps</w:t>
       </w:r>
     </w:p>
     <w:p>
@@ -592,7 +592,7 @@
           <w:b/>
           <w:bCs/>
         </w:rPr>
-        <w:t xml:space="preserve">All 124 held</w:t>
+        <w:t xml:space="preserve">All 127 held</w:t>
       </w:r>
       <w:r>
         <w:t xml:space="preserve"> </w:t>
@@ -635,7 +635,7 @@
           <w:b/>
           <w:bCs/>
         </w:rPr>
-        <w:t xml:space="preserve">The full inventory — 56 designed defects caught, 62 correct or hostile documents passed clean, 6 real bugs found in the checker and fixed</w:t>
+        <w:t xml:space="preserve">The full inventory — 56 designed defects caught, 65 correct or hostile documents passed clean, 6 real bugs found in the checker and fixed</w:t>
       </w:r>
       <w:r>
         <w:t xml:space="preserve"> </w:t>
@@ -863,7 +863,7 @@
         <w:pStyle w:val="FirstParagraph"/>
       </w:pPr>
       <w:r>
-        <w:t xml:space="preserve">Twelve gates stand between a code change and the live site, run automatically on every change; one failure stops the release cold. On every change: the 3,011 self-checks (every promise ever made, re-tested); the 124 trap documents rebuilt and re-judged; the scoring invariant (the grade shown must always match the score computed); the</w:t>
+        <w:t xml:space="preserve">Twelve gates stand between a code change and the live site, run automatically on every change; one failure stops the release cold. On every change: the 3,011 self-checks (every promise ever made, re-tested); the 127 trap documents rebuilt and re-judged; the scoring invariant (the grade shown must always match the score computed); the</w:t>
       </w:r>
       <w:r>
         <w:t xml:space="preserve"> </w:t>
@@ -1089,13 +1089,13 @@
       </w:r>
     </w:p>
     <w:bookmarkEnd w:id="17"/>
-    <w:bookmarkStart w:id="20" w:name="six-months.-724-changes.-142-versions."/>
+    <w:bookmarkStart w:id="20" w:name="six-months.-774-changes.-142-versions."/>
     <w:p>
       <w:pPr>
         <w:pStyle w:val="Heading2"/>
       </w:pPr>
       <w:r>
-        <w:t xml:space="preserve">Six months. 724 changes. 142 versions.</w:t>
+        <w:t xml:space="preserve">Six months. 774 changes. 142 versions.</w:t>
       </w:r>
     </w:p>
     <w:p>
@@ -1103,7 +1103,7 @@
         <w:pStyle w:val="FirstParagraph"/>
       </w:pPr>
       <w:r>
-        <w:t xml:space="preserve">Not a weekend project. Since March it has grown from a single PDF check into a checker for four kinds of files — 284 saved changes in the last 30 days alone, its battery of self-checks grown from about 1,500 in June to 3,011 today. All of it is public, on GitHub:</w:t>
+        <w:t xml:space="preserve">Not a weekend project. Since March it has grown from a single PDF check into a checker for four kinds of files — 334 saved changes in the last 30 days alone, its battery of self-checks grown from about 1,500 in June to 3,011 today. All of it is public, on GitHub:</w:t>
       </w:r>
       <w:r>
         <w:t xml:space="preserve"> </w:t>
@@ -1134,7 +1134,7 @@
         </w:r>
       </w:hyperlink>
       <w:r>
-        <w:t xml:space="preserve">, open for anyone to read. Milestones, newest first: passes its own trap test 124/124 · fixed the outlier that wrongly refused a 246-page annual report — traced to the server, not the file, with proof · made its own grading</w:t>
+        <w:t xml:space="preserve">, open for anyone to read. Milestones, newest first: passes its own trap test 127/127 · fixed the outlier that wrongly refused a 246-page annual report — traced to the server, not the file, with proof · made its own grading</w:t>
       </w:r>
       <w:r>
         <w:t xml:space="preserve"> </w:t>
@@ -1178,7 +1178,7 @@
         <w:t xml:space="preserve"> </w:t>
       </w:r>
       <w:r>
-        <w:t xml:space="preserve">This is real software, battle-tested: 12,365 check-ups for internal and external agencies, 124 trap documents designed to fool it, an independent referee co-signing every report, and a public record of every change — and it is free. Nothing here asks for trust; every claim here is checkable by anyone:</w:t>
+        <w:t xml:space="preserve">This is real software, battle-tested: 12,369 check-ups for internal and external agencies, 127 trap documents designed to fool it, an independent referee co-signing every report, and a public record of every change — and it is free. Nothing here asks for trust; every claim here is checkable by anyone:</w:t>
       </w:r>
     </w:p>
     <w:p>
@@ -1244,7 +1244,7 @@
         <w:t xml:space="preserve"> </w:t>
       </w:r>
       <w:r>
-        <w:t xml:space="preserve">Before anything new goes live, the software re-runs every promise it has ever made — all 3,011 must pass. A single failure stops the release cold: fix it, then run the full battery again from the top. A few of those promises, in plain words: a scanned page with no readable text must score zero (no partial credit for a picture of words); a file with no tables must never be graded on tables; the grade on screen and the grade in the downloaded report must match, digit for digit; an image description made of nothing but blank spaces must be caught as empty; a re-saved copy of a document must receive the identical grade, digit for digit; and all 124 trap documents must still be judged correctly, every release.</w:t>
+        <w:t xml:space="preserve">Before anything new goes live, the software re-runs every promise it has ever made — all 3,011 must pass. A single failure stops the release cold: fix it, then run the full battery again from the top. A few of those promises, in plain words: a scanned page with no readable text must score zero (no partial credit for a picture of words); a file with no tables must never be graded on tables; the grade on screen and the grade in the downloaded report must match, digit for digit; an image description made of nothing but blank spaces must be caught as empty; a re-saved copy of a document must receive the identical grade, digit for digit; and all 127 trap documents must still be judged correctly, every release.</w:t>
       </w:r>
     </w:p>
     <w:p>
@@ -1370,13 +1370,13 @@
       </w:r>
     </w:p>
     <w:bookmarkEnd w:id="21"/>
-    <w:bookmarkStart w:id="22" w:name="appendix-the-124-trap-documents"/>
+    <w:bookmarkStart w:id="22" w:name="appendix-the-127-trap-documents"/>
     <w:p>
       <w:pPr>
         <w:pStyle w:val="Heading2"/>
       </w:pPr>
       <w:r>
-        <w:t xml:space="preserve">Appendix: the 124 trap documents</w:t>
+        <w:t xml:space="preserve">Appendix: the 127 trap documents</w:t>
       </w:r>
     </w:p>
     <w:p>
@@ -5426,6 +5426,114 @@
           <w:iCs/>
         </w:rPr>
         <w:t xml:space="preserve">(found a real bug)</w:t>
+      </w:r>
+    </w:p>
+    <w:p>
+      <w:pPr>
+        <w:pStyle w:val="Compact"/>
+        <w:numPr>
+          <w:ilvl w:val="0"/>
+          <w:numId w:val="1003"/>
+        </w:numPr>
+      </w:pPr>
+      <w:r>
+        <w:rPr>
+          <w:b/>
+          <w:bCs/>
+        </w:rPr>
+        <w:t xml:space="preserve">synthetic-125</w:t>
+      </w:r>
+      <w:r>
+        <w:t xml:space="preserve"> </w:t>
+      </w:r>
+      <w:r>
+        <w:t xml:space="preserve">— Passes WCAG 2.1 outright, and still has three things worth doing — a clean grade beside real advice</w:t>
+      </w:r>
+      <w:r>
+        <w:t xml:space="preserve"> </w:t>
+      </w:r>
+      <w:r>
+        <w:rPr>
+          <w:i/>
+          <w:iCs/>
+        </w:rPr>
+        <w:t xml:space="preserve">(held · scored 100)</w:t>
+      </w:r>
+    </w:p>
+    <w:p>
+      <w:pPr>
+        <w:pStyle w:val="Compact"/>
+        <w:numPr>
+          <w:ilvl w:val="0"/>
+          <w:numId w:val="1003"/>
+        </w:numPr>
+      </w:pPr>
+      <w:r>
+        <w:rPr>
+          <w:b/>
+          <w:bCs/>
+        </w:rPr>
+        <w:t xml:space="preserve">synthetic-126</w:t>
+      </w:r>
+      <w:r>
+        <w:t xml:space="preserve"> </w:t>
+      </w:r>
+      <w:r>
+        <w:t xml:space="preserve">— Word: passes WCAG 2.1, and still skips a heading level and merges a header cell</w:t>
+      </w:r>
+      <w:r>
+        <w:t xml:space="preserve"> </w:t>
+      </w:r>
+      <w:r>
+        <w:rPr>
+          <w:i/>
+          <w:iCs/>
+        </w:rPr>
+        <w:t xml:space="preserve">(held · scored 100)</w:t>
+      </w:r>
+    </w:p>
+    <w:p>
+      <w:pPr>
+        <w:pStyle w:val="Compact"/>
+        <w:numPr>
+          <w:ilvl w:val="0"/>
+          <w:numId w:val="1003"/>
+        </w:numPr>
+      </w:pPr>
+      <w:r>
+        <w:rPr>
+          <w:b/>
+          <w:bCs/>
+        </w:rPr>
+        <w:t xml:space="preserve">synthetic-127</w:t>
+      </w:r>
+      <w:r>
+        <w:t xml:space="preserve"> </w:t>
+      </w:r>
+      <w:r>
+        <w:t xml:space="preserve">— Excel: passes WCAG 2.1, and is still called</w:t>
+      </w:r>
+      <w:r>
+        <w:t xml:space="preserve"> </w:t>
+      </w:r>
+      <w:r>
+        <w:t xml:space="preserve">“Sheet1”</w:t>
+      </w:r>
+      <w:r>
+        <w:t xml:space="preserve"> </w:t>
+      </w:r>
+      <w:r>
+        <w:t xml:space="preserve">with no defined Tables</w:t>
+      </w:r>
+      <w:r>
+        <w:t xml:space="preserve"> </w:t>
+      </w:r>
+      <w:r>
+        <w:rPr>
+          <w:i/>
+          <w:iCs/>
+        </w:rPr>
+        <w:t xml:space="preserve">(held · scored 100)</w:t>
       </w:r>
     </w:p>
     <w:bookmarkEnd w:id="22"/>

--- a/docs/brief/checker-brief.docx
+++ b/docs/brief/checker-brief.docx
@@ -98,7 +98,7 @@
           <w:b/>
           <w:bCs/>
         </w:rPr>
-        <w:t xml:space="preserve">774</w:t>
+        <w:t xml:space="preserve">775</w:t>
       </w:r>
       <w:r>
         <w:t xml:space="preserve"> </w:t>
@@ -1089,13 +1089,13 @@
       </w:r>
     </w:p>
     <w:bookmarkEnd w:id="17"/>
-    <w:bookmarkStart w:id="20" w:name="six-months.-774-changes.-142-versions."/>
+    <w:bookmarkStart w:id="20" w:name="six-months.-775-changes.-142-versions."/>
     <w:p>
       <w:pPr>
         <w:pStyle w:val="Heading2"/>
       </w:pPr>
       <w:r>
-        <w:t xml:space="preserve">Six months. 774 changes. 142 versions.</w:t>
+        <w:t xml:space="preserve">Six months. 775 changes. 142 versions.</w:t>
       </w:r>
     </w:p>
     <w:p>
@@ -1103,7 +1103,7 @@
         <w:pStyle w:val="FirstParagraph"/>
       </w:pPr>
       <w:r>
-        <w:t xml:space="preserve">Not a weekend project. Since March it has grown from a single PDF check into a checker for four kinds of files — 334 saved changes in the last 30 days alone, its battery of self-checks grown from about 1,500 in June to 3,011 today. All of it is public, on GitHub:</w:t>
+        <w:t xml:space="preserve">Not a weekend project. Since March it has grown from a single PDF check into a checker for four kinds of files — 335 saved changes in the last 30 days alone, its battery of self-checks grown from about 1,500 in June to 3,011 today. All of it is public, on GitHub:</w:t>
       </w:r>
       <w:r>
         <w:t xml:space="preserve"> </w:t>

--- a/docs/brief/checker-brief.docx
+++ b/docs/brief/checker-brief.docx
@@ -66,7 +66,7 @@
           <w:b/>
           <w:bCs/>
         </w:rPr>
-        <w:t xml:space="preserve">3,011</w:t>
+        <w:t xml:space="preserve">3,302</w:t>
       </w:r>
       <w:r>
         <w:t xml:space="preserve"> </w:t>
@@ -98,7 +98,7 @@
           <w:b/>
           <w:bCs/>
         </w:rPr>
-        <w:t xml:space="preserve">775</w:t>
+        <w:t xml:space="preserve">776</w:t>
       </w:r>
       <w:r>
         <w:t xml:space="preserve"> </w:t>
@@ -863,7 +863,7 @@
         <w:pStyle w:val="FirstParagraph"/>
       </w:pPr>
       <w:r>
-        <w:t xml:space="preserve">Twelve gates stand between a code change and the live site, run automatically on every change; one failure stops the release cold. On every change: the 3,011 self-checks (every promise ever made, re-tested); the 127 trap documents rebuilt and re-judged; the scoring invariant (the grade shown must always match the score computed); the</w:t>
+        <w:t xml:space="preserve">Twelve gates stand between a code change and the live site, run automatically on every change; one failure stops the release cold. On every change: the 3,302 self-checks (every promise ever made, re-tested); the 127 trap documents rebuilt and re-judged; the scoring invariant (the grade shown must always match the score computed); the</w:t>
       </w:r>
       <w:r>
         <w:t xml:space="preserve"> </w:t>
@@ -1089,13 +1089,13 @@
       </w:r>
     </w:p>
     <w:bookmarkEnd w:id="17"/>
-    <w:bookmarkStart w:id="20" w:name="six-months.-775-changes.-142-versions."/>
+    <w:bookmarkStart w:id="20" w:name="six-months.-776-changes.-143-versions."/>
     <w:p>
       <w:pPr>
         <w:pStyle w:val="Heading2"/>
       </w:pPr>
       <w:r>
-        <w:t xml:space="preserve">Six months. 775 changes. 142 versions.</w:t>
+        <w:t xml:space="preserve">Six months. 776 changes. 143 versions.</w:t>
       </w:r>
     </w:p>
     <w:p>
@@ -1103,7 +1103,7 @@
         <w:pStyle w:val="FirstParagraph"/>
       </w:pPr>
       <w:r>
-        <w:t xml:space="preserve">Not a weekend project. Since March it has grown from a single PDF check into a checker for four kinds of files — 335 saved changes in the last 30 days alone, its battery of self-checks grown from about 1,500 in June to 3,011 today. All of it is public, on GitHub:</w:t>
+        <w:t xml:space="preserve">Not a weekend project. Since March it has grown from a single PDF check into a checker for four kinds of files — 336 saved changes in the last 30 days alone, its battery of self-checks grown from about 1,500 in June to 3,302 today. All of it is public, on GitHub:</w:t>
       </w:r>
       <w:r>
         <w:t xml:space="preserve"> </w:t>
@@ -1238,13 +1238,13 @@
           <w:b/>
           <w:bCs/>
         </w:rPr>
-        <w:t xml:space="preserve">3,011 self-checks.</w:t>
-      </w:r>
-      <w:r>
-        <w:t xml:space="preserve"> </w:t>
-      </w:r>
-      <w:r>
-        <w:t xml:space="preserve">Before anything new goes live, the software re-runs every promise it has ever made — all 3,011 must pass. A single failure stops the release cold: fix it, then run the full battery again from the top. A few of those promises, in plain words: a scanned page with no readable text must score zero (no partial credit for a picture of words); a file with no tables must never be graded on tables; the grade on screen and the grade in the downloaded report must match, digit for digit; an image description made of nothing but blank spaces must be caught as empty; a re-saved copy of a document must receive the identical grade, digit for digit; and all 127 trap documents must still be judged correctly, every release.</w:t>
+        <w:t xml:space="preserve">3,302 self-checks.</w:t>
+      </w:r>
+      <w:r>
+        <w:t xml:space="preserve"> </w:t>
+      </w:r>
+      <w:r>
+        <w:t xml:space="preserve">Before anything new goes live, the software re-runs every promise it has ever made — all 3,302 must pass. A single failure stops the release cold: fix it, then run the full battery again from the top. A few of those promises, in plain words: a scanned page with no readable text must score zero (no partial credit for a picture of words); a file with no tables must never be graded on tables; the grade on screen and the grade in the downloaded report must match, digit for digit; an image description made of nothing but blank spaces must be caught as empty; a re-saved copy of a document must receive the identical grade, digit for digit; and all 127 trap documents must still be judged correctly, every release.</w:t>
       </w:r>
     </w:p>
     <w:p>
@@ -1266,7 +1266,7 @@
         <w:t xml:space="preserve"> </w:t>
       </w:r>
       <w:r>
-        <w:t xml:space="preserve">142 version notes plus a plain-language security log written for records auditors — mistakes included.</w:t>
+        <w:t xml:space="preserve">143 version notes plus a plain-language security log written for records auditors — mistakes included.</w:t>
       </w:r>
     </w:p>
     <w:p>

--- a/docs/brief/checker-brief.docx
+++ b/docs/brief/checker-brief.docx
@@ -66,7 +66,7 @@
           <w:b/>
           <w:bCs/>
         </w:rPr>
-        <w:t xml:space="preserve">3,302</w:t>
+        <w:t xml:space="preserve">3,324</w:t>
       </w:r>
       <w:r>
         <w:t xml:space="preserve"> </w:t>
@@ -98,7 +98,7 @@
           <w:b/>
           <w:bCs/>
         </w:rPr>
-        <w:t xml:space="preserve">776</w:t>
+        <w:t xml:space="preserve">778</w:t>
       </w:r>
       <w:r>
         <w:t xml:space="preserve"> </w:t>
@@ -863,7 +863,7 @@
         <w:pStyle w:val="FirstParagraph"/>
       </w:pPr>
       <w:r>
-        <w:t xml:space="preserve">Twelve gates stand between a code change and the live site, run automatically on every change; one failure stops the release cold. On every change: the 3,302 self-checks (every promise ever made, re-tested); the 127 trap documents rebuilt and re-judged; the scoring invariant (the grade shown must always match the score computed); the</w:t>
+        <w:t xml:space="preserve">Twelve gates stand between a code change and the live site, run automatically on every change; one failure stops the release cold. On every change: the 3,324 self-checks (every promise ever made, re-tested); the 127 trap documents rebuilt and re-judged; the scoring invariant (the grade shown must always match the score computed); the</w:t>
       </w:r>
       <w:r>
         <w:t xml:space="preserve"> </w:t>
@@ -1089,13 +1089,13 @@
       </w:r>
     </w:p>
     <w:bookmarkEnd w:id="17"/>
-    <w:bookmarkStart w:id="20" w:name="six-months.-776-changes.-143-versions."/>
+    <w:bookmarkStart w:id="20" w:name="six-months.-778-changes.-143-versions."/>
     <w:p>
       <w:pPr>
         <w:pStyle w:val="Heading2"/>
       </w:pPr>
       <w:r>
-        <w:t xml:space="preserve">Six months. 776 changes. 143 versions.</w:t>
+        <w:t xml:space="preserve">Six months. 778 changes. 143 versions.</w:t>
       </w:r>
     </w:p>
     <w:p>
@@ -1103,7 +1103,7 @@
         <w:pStyle w:val="FirstParagraph"/>
       </w:pPr>
       <w:r>
-        <w:t xml:space="preserve">Not a weekend project. Since March it has grown from a single PDF check into a checker for four kinds of files — 336 saved changes in the last 30 days alone, its battery of self-checks grown from about 1,500 in June to 3,302 today. All of it is public, on GitHub:</w:t>
+        <w:t xml:space="preserve">Not a weekend project. Since March it has grown from a single PDF check into a checker for four kinds of files — 338 saved changes in the last 30 days alone, its battery of self-checks grown from about 1,500 in June to 3,324 today. All of it is public, on GitHub:</w:t>
       </w:r>
       <w:r>
         <w:t xml:space="preserve"> </w:t>
@@ -1238,13 +1238,13 @@
           <w:b/>
           <w:bCs/>
         </w:rPr>
-        <w:t xml:space="preserve">3,302 self-checks.</w:t>
-      </w:r>
-      <w:r>
-        <w:t xml:space="preserve"> </w:t>
-      </w:r>
-      <w:r>
-        <w:t xml:space="preserve">Before anything new goes live, the software re-runs every promise it has ever made — all 3,302 must pass. A single failure stops the release cold: fix it, then run the full battery again from the top. A few of those promises, in plain words: a scanned page with no readable text must score zero (no partial credit for a picture of words); a file with no tables must never be graded on tables; the grade on screen and the grade in the downloaded report must match, digit for digit; an image description made of nothing but blank spaces must be caught as empty; a re-saved copy of a document must receive the identical grade, digit for digit; and all 127 trap documents must still be judged correctly, every release.</w:t>
+        <w:t xml:space="preserve">3,324 self-checks.</w:t>
+      </w:r>
+      <w:r>
+        <w:t xml:space="preserve"> </w:t>
+      </w:r>
+      <w:r>
+        <w:t xml:space="preserve">Before anything new goes live, the software re-runs every promise it has ever made — all 3,324 must pass. A single failure stops the release cold: fix it, then run the full battery again from the top. A few of those promises, in plain words: a scanned page with no readable text must score zero (no partial credit for a picture of words); a file with no tables must never be graded on tables; the grade on screen and the grade in the downloaded report must match, digit for digit; an image description made of nothing but blank spaces must be caught as empty; a re-saved copy of a document must receive the identical grade, digit for digit; and all 127 trap documents must still be judged correctly, every release.</w:t>
       </w:r>
     </w:p>
     <w:p>

--- a/docs/brief/checker-brief.docx
+++ b/docs/brief/checker-brief.docx
@@ -66,7 +66,7 @@
           <w:b/>
           <w:bCs/>
         </w:rPr>
-        <w:t xml:space="preserve">3,324</w:t>
+        <w:t xml:space="preserve">3,334</w:t>
       </w:r>
       <w:r>
         <w:t xml:space="preserve"> </w:t>
@@ -98,7 +98,7 @@
           <w:b/>
           <w:bCs/>
         </w:rPr>
-        <w:t xml:space="preserve">778</w:t>
+        <w:t xml:space="preserve">780</w:t>
       </w:r>
       <w:r>
         <w:t xml:space="preserve"> </w:t>
@@ -863,7 +863,7 @@
         <w:pStyle w:val="FirstParagraph"/>
       </w:pPr>
       <w:r>
-        <w:t xml:space="preserve">Twelve gates stand between a code change and the live site, run automatically on every change; one failure stops the release cold. On every change: the 3,324 self-checks (every promise ever made, re-tested); the 127 trap documents rebuilt and re-judged; the scoring invariant (the grade shown must always match the score computed); the</w:t>
+        <w:t xml:space="preserve">Twelve gates stand between a code change and the live site, run automatically on every change; one failure stops the release cold. On every change: the 3,334 self-checks (every promise ever made, re-tested); the 127 trap documents rebuilt and re-judged; the scoring invariant (the grade shown must always match the score computed); the</w:t>
       </w:r>
       <w:r>
         <w:t xml:space="preserve"> </w:t>
@@ -1089,13 +1089,13 @@
       </w:r>
     </w:p>
     <w:bookmarkEnd w:id="17"/>
-    <w:bookmarkStart w:id="20" w:name="six-months.-778-changes.-143-versions."/>
+    <w:bookmarkStart w:id="20" w:name="six-months.-780-changes.-143-versions."/>
     <w:p>
       <w:pPr>
         <w:pStyle w:val="Heading2"/>
       </w:pPr>
       <w:r>
-        <w:t xml:space="preserve">Six months. 778 changes. 143 versions.</w:t>
+        <w:t xml:space="preserve">Six months. 780 changes. 143 versions.</w:t>
       </w:r>
     </w:p>
     <w:p>
@@ -1103,7 +1103,7 @@
         <w:pStyle w:val="FirstParagraph"/>
       </w:pPr>
       <w:r>
-        <w:t xml:space="preserve">Not a weekend project. Since March it has grown from a single PDF check into a checker for four kinds of files — 338 saved changes in the last 30 days alone, its battery of self-checks grown from about 1,500 in June to 3,324 today. All of it is public, on GitHub:</w:t>
+        <w:t xml:space="preserve">Not a weekend project. Since March it has grown from a single PDF check into a checker for four kinds of files — 340 saved changes in the last 30 days alone, its battery of self-checks grown from about 1,500 in June to 3,334 today. All of it is public, on GitHub:</w:t>
       </w:r>
       <w:r>
         <w:t xml:space="preserve"> </w:t>
@@ -1238,13 +1238,13 @@
           <w:b/>
           <w:bCs/>
         </w:rPr>
-        <w:t xml:space="preserve">3,324 self-checks.</w:t>
-      </w:r>
-      <w:r>
-        <w:t xml:space="preserve"> </w:t>
-      </w:r>
-      <w:r>
-        <w:t xml:space="preserve">Before anything new goes live, the software re-runs every promise it has ever made — all 3,324 must pass. A single failure stops the release cold: fix it, then run the full battery again from the top. A few of those promises, in plain words: a scanned page with no readable text must score zero (no partial credit for a picture of words); a file with no tables must never be graded on tables; the grade on screen and the grade in the downloaded report must match, digit for digit; an image description made of nothing but blank spaces must be caught as empty; a re-saved copy of a document must receive the identical grade, digit for digit; and all 127 trap documents must still be judged correctly, every release.</w:t>
+        <w:t xml:space="preserve">3,334 self-checks.</w:t>
+      </w:r>
+      <w:r>
+        <w:t xml:space="preserve"> </w:t>
+      </w:r>
+      <w:r>
+        <w:t xml:space="preserve">Before anything new goes live, the software re-runs every promise it has ever made — all 3,334 must pass. A single failure stops the release cold: fix it, then run the full battery again from the top. A few of those promises, in plain words: a scanned page with no readable text must score zero (no partial credit for a picture of words); a file with no tables must never be graded on tables; the grade on screen and the grade in the downloaded report must match, digit for digit; an image description made of nothing but blank spaces must be caught as empty; a re-saved copy of a document must receive the identical grade, digit for digit; and all 127 trap documents must still be judged correctly, every release.</w:t>
       </w:r>
     </w:p>
     <w:p>

--- a/docs/brief/checker-brief.docx
+++ b/docs/brief/checker-brief.docx
@@ -66,7 +66,7 @@
           <w:b/>
           <w:bCs/>
         </w:rPr>
-        <w:t xml:space="preserve">3,334</w:t>
+        <w:t xml:space="preserve">3,367</w:t>
       </w:r>
       <w:r>
         <w:t xml:space="preserve"> </w:t>
@@ -98,7 +98,7 @@
           <w:b/>
           <w:bCs/>
         </w:rPr>
-        <w:t xml:space="preserve">780</w:t>
+        <w:t xml:space="preserve">781</w:t>
       </w:r>
       <w:r>
         <w:t xml:space="preserve"> </w:t>
@@ -863,7 +863,7 @@
         <w:pStyle w:val="FirstParagraph"/>
       </w:pPr>
       <w:r>
-        <w:t xml:space="preserve">Twelve gates stand between a code change and the live site, run automatically on every change; one failure stops the release cold. On every change: the 3,334 self-checks (every promise ever made, re-tested); the 127 trap documents rebuilt and re-judged; the scoring invariant (the grade shown must always match the score computed); the</w:t>
+        <w:t xml:space="preserve">Twelve gates stand between a code change and the live site, run automatically on every change; one failure stops the release cold. On every change: the 3,367 self-checks (every promise ever made, re-tested); the 127 trap documents rebuilt and re-judged; the scoring invariant (the grade shown must always match the score computed); the</w:t>
       </w:r>
       <w:r>
         <w:t xml:space="preserve"> </w:t>
@@ -1089,13 +1089,13 @@
       </w:r>
     </w:p>
     <w:bookmarkEnd w:id="17"/>
-    <w:bookmarkStart w:id="20" w:name="six-months.-780-changes.-143-versions."/>
+    <w:bookmarkStart w:id="20" w:name="six-months.-781-changes.-143-versions."/>
     <w:p>
       <w:pPr>
         <w:pStyle w:val="Heading2"/>
       </w:pPr>
       <w:r>
-        <w:t xml:space="preserve">Six months. 780 changes. 143 versions.</w:t>
+        <w:t xml:space="preserve">Six months. 781 changes. 143 versions.</w:t>
       </w:r>
     </w:p>
     <w:p>
@@ -1103,7 +1103,7 @@
         <w:pStyle w:val="FirstParagraph"/>
       </w:pPr>
       <w:r>
-        <w:t xml:space="preserve">Not a weekend project. Since March it has grown from a single PDF check into a checker for four kinds of files — 340 saved changes in the last 30 days alone, its battery of self-checks grown from about 1,500 in June to 3,334 today. All of it is public, on GitHub:</w:t>
+        <w:t xml:space="preserve">Not a weekend project. Since March it has grown from a single PDF check into a checker for four kinds of files — 341 saved changes in the last 30 days alone, its battery of self-checks grown from about 1,500 in June to 3,367 today. All of it is public, on GitHub:</w:t>
       </w:r>
       <w:r>
         <w:t xml:space="preserve"> </w:t>
@@ -1238,13 +1238,13 @@
           <w:b/>
           <w:bCs/>
         </w:rPr>
-        <w:t xml:space="preserve">3,334 self-checks.</w:t>
-      </w:r>
-      <w:r>
-        <w:t xml:space="preserve"> </w:t>
-      </w:r>
-      <w:r>
-        <w:t xml:space="preserve">Before anything new goes live, the software re-runs every promise it has ever made — all 3,334 must pass. A single failure stops the release cold: fix it, then run the full battery again from the top. A few of those promises, in plain words: a scanned page with no readable text must score zero (no partial credit for a picture of words); a file with no tables must never be graded on tables; the grade on screen and the grade in the downloaded report must match, digit for digit; an image description made of nothing but blank spaces must be caught as empty; a re-saved copy of a document must receive the identical grade, digit for digit; and all 127 trap documents must still be judged correctly, every release.</w:t>
+        <w:t xml:space="preserve">3,367 self-checks.</w:t>
+      </w:r>
+      <w:r>
+        <w:t xml:space="preserve"> </w:t>
+      </w:r>
+      <w:r>
+        <w:t xml:space="preserve">Before anything new goes live, the software re-runs every promise it has ever made — all 3,367 must pass. A single failure stops the release cold: fix it, then run the full battery again from the top. A few of those promises, in plain words: a scanned page with no readable text must score zero (no partial credit for a picture of words); a file with no tables must never be graded on tables; the grade on screen and the grade in the downloaded report must match, digit for digit; an image description made of nothing but blank spaces must be caught as empty; a re-saved copy of a document must receive the identical grade, digit for digit; and all 127 trap documents must still be judged correctly, every release.</w:t>
       </w:r>
     </w:p>
     <w:p>

--- a/docs/brief/checker-brief.docx
+++ b/docs/brief/checker-brief.docx
@@ -20,7 +20,7 @@
           <w:b/>
           <w:bCs/>
         </w:rPr>
-        <w:t xml:space="preserve">REPORT GENERATED: AUGUST 30, 2026 — every number below was pulled live from the running system on this date. Regenerated with fresh numbers at every release.</w:t>
+        <w:t xml:space="preserve">REPORT GENERATED: AUGUST 31, 2026 — every number below was pulled live from the running system on this date. Regenerated with fresh numbers at every release.</w:t>
       </w:r>
     </w:p>
     <w:p>
@@ -50,23 +50,23 @@
           <w:b/>
           <w:bCs/>
         </w:rPr>
-        <w:t xml:space="preserve">12,369</w:t>
-      </w:r>
-      <w:r>
-        <w:t xml:space="preserve"> </w:t>
-      </w:r>
-      <w:r>
-        <w:t xml:space="preserve">check-ups run for internal and external agencies — the quick per-file check-up that has caught on beyond ICJIA: easier than SiteImprove, clearer than PAC. 8,255 in the last 30 days alone. ·</w:t>
-      </w:r>
-      <w:r>
-        <w:t xml:space="preserve"> </w:t>
-      </w:r>
-      <w:r>
-        <w:rPr>
-          <w:b/>
-          <w:bCs/>
-        </w:rPr>
-        <w:t xml:space="preserve">3,367</w:t>
+        <w:t xml:space="preserve">12,373</w:t>
+      </w:r>
+      <w:r>
+        <w:t xml:space="preserve"> </w:t>
+      </w:r>
+      <w:r>
+        <w:t xml:space="preserve">check-ups run for internal and external agencies — the quick per-file check-up that has caught on beyond ICJIA: easier than SiteImprove, clearer than PAC. 8,259 in the last 30 days alone. ·</w:t>
+      </w:r>
+      <w:r>
+        <w:t xml:space="preserve"> </w:t>
+      </w:r>
+      <w:r>
+        <w:rPr>
+          <w:b/>
+          <w:bCs/>
+        </w:rPr>
+        <w:t xml:space="preserve">3,373</w:t>
       </w:r>
       <w:r>
         <w:t xml:space="preserve"> </w:t>
@@ -82,7 +82,7 @@
           <w:b/>
           <w:bCs/>
         </w:rPr>
-        <w:t xml:space="preserve">127 / 127</w:t>
+        <w:t xml:space="preserve">129 / 129</w:t>
       </w:r>
       <w:r>
         <w:t xml:space="preserve"> </w:t>
@@ -98,7 +98,7 @@
           <w:b/>
           <w:bCs/>
         </w:rPr>
-        <w:t xml:space="preserve">781</w:t>
+        <w:t xml:space="preserve">784</w:t>
       </w:r>
       <w:r>
         <w:t xml:space="preserve"> </w:t>
@@ -531,13 +531,13 @@
       </w:r>
     </w:p>
     <w:bookmarkEnd w:id="12"/>
-    <w:bookmarkStart w:id="13" w:name="Xa1c840dd06fdc9450faa797764da0f884364eda"/>
+    <w:bookmarkStart w:id="13" w:name="X74a89550478351896e9a093494c1835ada62b76"/>
     <w:p>
       <w:pPr>
         <w:pStyle w:val="Heading2"/>
       </w:pPr>
       <w:r>
-        <w:t xml:space="preserve">We built 127 documents designed to fool it — PDFs modeled on Canva, InDesign, and Word, plus native Word, PowerPoint, and Excel traps</w:t>
+        <w:t xml:space="preserve">We built 129 documents designed to fool it — PDFs modeled on Canva, InDesign, and Word, plus native Word, PowerPoint, and Excel traps</w:t>
       </w:r>
     </w:p>
     <w:p>
@@ -592,7 +592,7 @@
           <w:b/>
           <w:bCs/>
         </w:rPr>
-        <w:t xml:space="preserve">All 127 held</w:t>
+        <w:t xml:space="preserve">All 129 held</w:t>
       </w:r>
       <w:r>
         <w:t xml:space="preserve"> </w:t>
@@ -635,7 +635,7 @@
           <w:b/>
           <w:bCs/>
         </w:rPr>
-        <w:t xml:space="preserve">The full inventory — 56 designed defects caught, 65 correct or hostile documents passed clean, 6 real bugs found in the checker and fixed</w:t>
+        <w:t xml:space="preserve">The full inventory — 56 designed defects caught, 66 correct or hostile documents passed clean, 6 real bugs found in the checker and fixed</w:t>
       </w:r>
       <w:r>
         <w:t xml:space="preserve"> </w:t>
@@ -863,7 +863,7 @@
         <w:pStyle w:val="FirstParagraph"/>
       </w:pPr>
       <w:r>
-        <w:t xml:space="preserve">Twelve gates stand between a code change and the live site, run automatically on every change; one failure stops the release cold. On every change: the 3,367 self-checks (every promise ever made, re-tested); the 127 trap documents rebuilt and re-judged; the scoring invariant (the grade shown must always match the score computed); the</w:t>
+        <w:t xml:space="preserve">Twelve gates stand between a code change and the live site, run automatically on every change; one failure stops the release cold. On every change: the 3,373 self-checks (every promise ever made, re-tested); the 129 trap documents rebuilt and re-judged; the scoring invariant (the grade shown must always match the score computed); the</w:t>
       </w:r>
       <w:r>
         <w:t xml:space="preserve"> </w:t>
@@ -968,7 +968,7 @@
           <w:b/>
           <w:bCs/>
         </w:rPr>
-        <w:t xml:space="preserve">42 documents came back for a re-check after repairs — and 9 of them climbed all the way to an A</w:t>
+        <w:t xml:space="preserve">43 documents came back for a re-check after repairs — and 9 of them climbed all the way to an A</w:t>
       </w:r>
       <w:r>
         <w:t xml:space="preserve">: failed, fixed, and passed under the same rules. This is the question behind every other question, and the answer no sales pitch can fake: the same file, failed and then passed.</w:t>
@@ -1089,13 +1089,13 @@
       </w:r>
     </w:p>
     <w:bookmarkEnd w:id="17"/>
-    <w:bookmarkStart w:id="20" w:name="six-months.-781-changes.-143-versions."/>
+    <w:bookmarkStart w:id="20" w:name="six-months.-784-changes.-143-versions."/>
     <w:p>
       <w:pPr>
         <w:pStyle w:val="Heading2"/>
       </w:pPr>
       <w:r>
-        <w:t xml:space="preserve">Six months. 781 changes. 143 versions.</w:t>
+        <w:t xml:space="preserve">Six months. 784 changes. 143 versions.</w:t>
       </w:r>
     </w:p>
     <w:p>
@@ -1103,7 +1103,7 @@
         <w:pStyle w:val="FirstParagraph"/>
       </w:pPr>
       <w:r>
-        <w:t xml:space="preserve">Not a weekend project. Since March it has grown from a single PDF check into a checker for four kinds of files — 341 saved changes in the last 30 days alone, its battery of self-checks grown from about 1,500 in June to 3,367 today. All of it is public, on GitHub:</w:t>
+        <w:t xml:space="preserve">Not a weekend project. Since March it has grown from a single PDF check into a checker for four kinds of files — 344 saved changes in the last 30 days alone, its battery of self-checks grown from about 1,500 in June to 3,373 today. All of it is public, on GitHub:</w:t>
       </w:r>
       <w:r>
         <w:t xml:space="preserve"> </w:t>
@@ -1134,7 +1134,7 @@
         </w:r>
       </w:hyperlink>
       <w:r>
-        <w:t xml:space="preserve">, open for anyone to read. Milestones, newest first: passes its own trap test 127/127 · fixed the outlier that wrongly refused a 246-page annual report — traced to the server, not the file, with proof · made its own grading</w:t>
+        <w:t xml:space="preserve">, open for anyone to read. Milestones, newest first: passes its own trap test 129/129 · fixed the outlier that wrongly refused a 246-page annual report — traced to the server, not the file, with proof · made its own grading</w:t>
       </w:r>
       <w:r>
         <w:t xml:space="preserve"> </w:t>
@@ -1178,7 +1178,7 @@
         <w:t xml:space="preserve"> </w:t>
       </w:r>
       <w:r>
-        <w:t xml:space="preserve">This is real software, battle-tested: 12,369 check-ups for internal and external agencies, 127 trap documents designed to fool it, an independent referee co-signing every report, and a public record of every change — and it is free. Nothing here asks for trust; every claim here is checkable by anyone:</w:t>
+        <w:t xml:space="preserve">This is real software, battle-tested: 12,373 check-ups for internal and external agencies, 129 trap documents designed to fool it, an independent referee co-signing every report, and a public record of every change — and it is free. Nothing here asks for trust; every claim here is checkable by anyone:</w:t>
       </w:r>
     </w:p>
     <w:p>
@@ -1238,13 +1238,13 @@
           <w:b/>
           <w:bCs/>
         </w:rPr>
-        <w:t xml:space="preserve">3,367 self-checks.</w:t>
-      </w:r>
-      <w:r>
-        <w:t xml:space="preserve"> </w:t>
-      </w:r>
-      <w:r>
-        <w:t xml:space="preserve">Before anything new goes live, the software re-runs every promise it has ever made — all 3,367 must pass. A single failure stops the release cold: fix it, then run the full battery again from the top. A few of those promises, in plain words: a scanned page with no readable text must score zero (no partial credit for a picture of words); a file with no tables must never be graded on tables; the grade on screen and the grade in the downloaded report must match, digit for digit; an image description made of nothing but blank spaces must be caught as empty; a re-saved copy of a document must receive the identical grade, digit for digit; and all 127 trap documents must still be judged correctly, every release.</w:t>
+        <w:t xml:space="preserve">3,373 self-checks.</w:t>
+      </w:r>
+      <w:r>
+        <w:t xml:space="preserve"> </w:t>
+      </w:r>
+      <w:r>
+        <w:t xml:space="preserve">Before anything new goes live, the software re-runs every promise it has ever made — all 3,373 must pass. A single failure stops the release cold: fix it, then run the full battery again from the top. A few of those promises, in plain words: a scanned page with no readable text must score zero (no partial credit for a picture of words); a file with no tables must never be graded on tables; the grade on screen and the grade in the downloaded report must match, digit for digit; an image description made of nothing but blank spaces must be caught as empty; a re-saved copy of a document must receive the identical grade, digit for digit; and all 129 trap documents must still be judged correctly, every release.</w:t>
       </w:r>
     </w:p>
     <w:p>
@@ -1370,13 +1370,13 @@
       </w:r>
     </w:p>
     <w:bookmarkEnd w:id="21"/>
-    <w:bookmarkStart w:id="22" w:name="appendix-the-127-trap-documents"/>
+    <w:bookmarkStart w:id="22" w:name="appendix-the-129-trap-documents"/>
     <w:p>
       <w:pPr>
         <w:pStyle w:val="Heading2"/>
       </w:pPr>
       <w:r>
-        <w:t xml:space="preserve">Appendix: the 127 trap documents</w:t>
+        <w:t xml:space="preserve">Appendix: the 129 trap documents</w:t>
       </w:r>
     </w:p>
     <w:p>
@@ -5534,6 +5534,70 @@
           <w:iCs/>
         </w:rPr>
         <w:t xml:space="preserve">(held · scored 100)</w:t>
+      </w:r>
+    </w:p>
+    <w:p>
+      <w:pPr>
+        <w:pStyle w:val="Compact"/>
+        <w:numPr>
+          <w:ilvl w:val="0"/>
+          <w:numId w:val="1003"/>
+        </w:numPr>
+      </w:pPr>
+      <w:r>
+        <w:rPr>
+          <w:b/>
+          <w:bCs/>
+        </w:rPr>
+        <w:t xml:space="preserve">synthetic-128</w:t>
+      </w:r>
+      <w:r>
+        <w:t xml:space="preserve"> </w:t>
+      </w:r>
+      <w:r>
+        <w:t xml:space="preserve">— Word: heading styles on blank lines, used as spacing</w:t>
+      </w:r>
+      <w:r>
+        <w:t xml:space="preserve"> </w:t>
+      </w:r>
+      <w:r>
+        <w:rPr>
+          <w:i/>
+          <w:iCs/>
+        </w:rPr>
+        <w:t xml:space="preserve">(passed clean)</w:t>
+      </w:r>
+    </w:p>
+    <w:p>
+      <w:pPr>
+        <w:pStyle w:val="Compact"/>
+        <w:numPr>
+          <w:ilvl w:val="0"/>
+          <w:numId w:val="1003"/>
+        </w:numPr>
+      </w:pPr>
+      <w:r>
+        <w:rPr>
+          <w:b/>
+          <w:bCs/>
+        </w:rPr>
+        <w:t xml:space="preserve">synthetic-129</w:t>
+      </w:r>
+      <w:r>
+        <w:t xml:space="preserve"> </w:t>
+      </w:r>
+      <w:r>
+        <w:t xml:space="preserve">— Word: the same document spaced with ordinary blank paragraphs</w:t>
+      </w:r>
+      <w:r>
+        <w:t xml:space="preserve"> </w:t>
+      </w:r>
+      <w:r>
+        <w:rPr>
+          <w:i/>
+          <w:iCs/>
+        </w:rPr>
+        <w:t xml:space="preserve">(passed clean)</w:t>
       </w:r>
     </w:p>
     <w:bookmarkEnd w:id="22"/>

--- a/docs/brief/checker-brief.docx
+++ b/docs/brief/checker-brief.docx
@@ -82,7 +82,7 @@
           <w:b/>
           <w:bCs/>
         </w:rPr>
-        <w:t xml:space="preserve">129 / 129</w:t>
+        <w:t xml:space="preserve">130 / 130</w:t>
       </w:r>
       <w:r>
         <w:t xml:space="preserve"> </w:t>
@@ -98,7 +98,7 @@
           <w:b/>
           <w:bCs/>
         </w:rPr>
-        <w:t xml:space="preserve">784</w:t>
+        <w:t xml:space="preserve">786</w:t>
       </w:r>
       <w:r>
         <w:t xml:space="preserve"> </w:t>
@@ -248,20 +248,39 @@
         <w:t xml:space="preserve"> </w:t>
       </w:r>
       <w:r>
-        <w:t xml:space="preserve">as the standard, and its compliance deadlines</w:t>
-      </w:r>
-      <w:r>
-        <w:t xml:space="preserve"> </w:t>
-      </w:r>
-      <w:r>
-        <w:rPr>
-          <w:b/>
-          <w:bCs/>
-        </w:rPr>
-        <w:t xml:space="preserve">began in April 2026</w:t>
-      </w:r>
-      <w:r>
-        <w:t xml:space="preserve">.</w:t>
+        <w:t xml:space="preserve">as the standard, and its compliance dates are</w:t>
+      </w:r>
+      <w:r>
+        <w:t xml:space="preserve"> </w:t>
+      </w:r>
+      <w:r>
+        <w:rPr>
+          <w:b/>
+          <w:bCs/>
+        </w:rPr>
+        <w:t xml:space="preserve">April 26, 2027</w:t>
+      </w:r>
+      <w:r>
+        <w:t xml:space="preserve"> </w:t>
+      </w:r>
+      <w:r>
+        <w:t xml:space="preserve">for entities serving 50,000 people or more and</w:t>
+      </w:r>
+      <w:r>
+        <w:t xml:space="preserve"> </w:t>
+      </w:r>
+      <w:r>
+        <w:rPr>
+          <w:b/>
+          <w:bCs/>
+        </w:rPr>
+        <w:t xml:space="preserve">April 26, 2028</w:t>
+      </w:r>
+      <w:r>
+        <w:t xml:space="preserve"> </w:t>
+      </w:r>
+      <w:r>
+        <w:t xml:space="preserve">for smaller ones and special districts.</w:t>
       </w:r>
       <w:r>
         <w:t xml:space="preserve"> </w:t>
@@ -531,13 +550,13 @@
       </w:r>
     </w:p>
     <w:bookmarkEnd w:id="12"/>
-    <w:bookmarkStart w:id="13" w:name="X74a89550478351896e9a093494c1835ada62b76"/>
+    <w:bookmarkStart w:id="13" w:name="Xb4ab0c82b695fae2df939bf3d00262eed54421a"/>
     <w:p>
       <w:pPr>
         <w:pStyle w:val="Heading2"/>
       </w:pPr>
       <w:r>
-        <w:t xml:space="preserve">We built 129 documents designed to fool it — PDFs modeled on Canva, InDesign, and Word, plus native Word, PowerPoint, and Excel traps</w:t>
+        <w:t xml:space="preserve">We built 130 documents designed to fool it — PDFs modeled on Canva, InDesign, and Word, plus native Word, PowerPoint, and Excel traps</w:t>
       </w:r>
     </w:p>
     <w:p>
@@ -592,7 +611,7 @@
           <w:b/>
           <w:bCs/>
         </w:rPr>
-        <w:t xml:space="preserve">All 129 held</w:t>
+        <w:t xml:space="preserve">All 130 held</w:t>
       </w:r>
       <w:r>
         <w:t xml:space="preserve"> </w:t>
@@ -863,7 +882,7 @@
         <w:pStyle w:val="FirstParagraph"/>
       </w:pPr>
       <w:r>
-        <w:t xml:space="preserve">Twelve gates stand between a code change and the live site, run automatically on every change; one failure stops the release cold. On every change: the 3,373 self-checks (every promise ever made, re-tested); the 129 trap documents rebuilt and re-judged; the scoring invariant (the grade shown must always match the score computed); the</w:t>
+        <w:t xml:space="preserve">Twelve gates stand between a code change and the live site, run automatically on every change; one failure stops the release cold. On every change: the 3,373 self-checks (every promise ever made, re-tested); the 130 trap documents rebuilt and re-judged; the scoring invariant (the grade shown must always match the score computed); the</w:t>
       </w:r>
       <w:r>
         <w:t xml:space="preserve"> </w:t>
@@ -1089,13 +1108,13 @@
       </w:r>
     </w:p>
     <w:bookmarkEnd w:id="17"/>
-    <w:bookmarkStart w:id="20" w:name="six-months.-784-changes.-143-versions."/>
+    <w:bookmarkStart w:id="20" w:name="six-months.-786-changes.-143-versions."/>
     <w:p>
       <w:pPr>
         <w:pStyle w:val="Heading2"/>
       </w:pPr>
       <w:r>
-        <w:t xml:space="preserve">Six months. 784 changes. 143 versions.</w:t>
+        <w:t xml:space="preserve">Six months. 786 changes. 143 versions.</w:t>
       </w:r>
     </w:p>
     <w:p>
@@ -1103,7 +1122,7 @@
         <w:pStyle w:val="FirstParagraph"/>
       </w:pPr>
       <w:r>
-        <w:t xml:space="preserve">Not a weekend project. Since March it has grown from a single PDF check into a checker for four kinds of files — 344 saved changes in the last 30 days alone, its battery of self-checks grown from about 1,500 in June to 3,373 today. All of it is public, on GitHub:</w:t>
+        <w:t xml:space="preserve">Not a weekend project. Since March it has grown from a single PDF check into a checker for four kinds of files — 346 saved changes in the last 30 days alone, its battery of self-checks grown from about 1,500 in June to 3,373 today. All of it is public, on GitHub:</w:t>
       </w:r>
       <w:r>
         <w:t xml:space="preserve"> </w:t>
@@ -1134,7 +1153,7 @@
         </w:r>
       </w:hyperlink>
       <w:r>
-        <w:t xml:space="preserve">, open for anyone to read. Milestones, newest first: passes its own trap test 129/129 · fixed the outlier that wrongly refused a 246-page annual report — traced to the server, not the file, with proof · made its own grading</w:t>
+        <w:t xml:space="preserve">, open for anyone to read. Milestones, newest first: passes its own trap test 130/130 · fixed the outlier that wrongly refused a 246-page annual report — traced to the server, not the file, with proof · made its own grading</w:t>
       </w:r>
       <w:r>
         <w:t xml:space="preserve"> </w:t>
@@ -1178,7 +1197,7 @@
         <w:t xml:space="preserve"> </w:t>
       </w:r>
       <w:r>
-        <w:t xml:space="preserve">This is real software, battle-tested: 12,373 check-ups for internal and external agencies, 129 trap documents designed to fool it, an independent referee co-signing every report, and a public record of every change — and it is free. Nothing here asks for trust; every claim here is checkable by anyone:</w:t>
+        <w:t xml:space="preserve">This is real software, battle-tested: 12,373 check-ups for internal and external agencies, 130 trap documents designed to fool it, an independent referee co-signing every report, and a public record of every change — and it is free. Nothing here asks for trust; every claim here is checkable by anyone:</w:t>
       </w:r>
     </w:p>
     <w:p>
@@ -1244,7 +1263,7 @@
         <w:t xml:space="preserve"> </w:t>
       </w:r>
       <w:r>
-        <w:t xml:space="preserve">Before anything new goes live, the software re-runs every promise it has ever made — all 3,373 must pass. A single failure stops the release cold: fix it, then run the full battery again from the top. A few of those promises, in plain words: a scanned page with no readable text must score zero (no partial credit for a picture of words); a file with no tables must never be graded on tables; the grade on screen and the grade in the downloaded report must match, digit for digit; an image description made of nothing but blank spaces must be caught as empty; a re-saved copy of a document must receive the identical grade, digit for digit; and all 129 trap documents must still be judged correctly, every release.</w:t>
+        <w:t xml:space="preserve">Before anything new goes live, the software re-runs every promise it has ever made — all 3,373 must pass. A single failure stops the release cold: fix it, then run the full battery again from the top. A few of those promises, in plain words: a scanned page with no readable text must score zero (no partial credit for a picture of words); a file with no tables must never be graded on tables; the grade on screen and the grade in the downloaded report must match, digit for digit; an image description made of nothing but blank spaces must be caught as empty; a re-saved copy of a document must receive the identical grade, digit for digit; and all 130 trap documents must still be judged correctly, every release.</w:t>
       </w:r>
     </w:p>
     <w:p>
@@ -1370,13 +1389,13 @@
       </w:r>
     </w:p>
     <w:bookmarkEnd w:id="21"/>
-    <w:bookmarkStart w:id="22" w:name="appendix-the-129-trap-documents"/>
+    <w:bookmarkStart w:id="22" w:name="appendix-the-130-trap-documents"/>
     <w:p>
       <w:pPr>
         <w:pStyle w:val="Heading2"/>
       </w:pPr>
       <w:r>
-        <w:t xml:space="preserve">Appendix: the 129 trap documents</w:t>
+        <w:t xml:space="preserve">Appendix: the 130 trap documents</w:t>
       </w:r>
     </w:p>
     <w:p>
@@ -5588,6 +5607,38 @@
       </w:r>
       <w:r>
         <w:t xml:space="preserve">— Word: the same document spaced with ordinary blank paragraphs</w:t>
+      </w:r>
+      <w:r>
+        <w:t xml:space="preserve"> </w:t>
+      </w:r>
+      <w:r>
+        <w:rPr>
+          <w:i/>
+          <w:iCs/>
+        </w:rPr>
+        <w:t xml:space="preserve">(passed clean)</w:t>
+      </w:r>
+    </w:p>
+    <w:p>
+      <w:pPr>
+        <w:pStyle w:val="Compact"/>
+        <w:numPr>
+          <w:ilvl w:val="0"/>
+          <w:numId w:val="1003"/>
+        </w:numPr>
+      </w:pPr>
+      <w:r>
+        <w:rPr>
+          <w:b/>
+          <w:bCs/>
+        </w:rPr>
+        <w:t xml:space="preserve">synthetic-130</w:t>
+      </w:r>
+      <w:r>
+        <w:t xml:space="preserve"> </w:t>
+      </w:r>
+      <w:r>
+        <w:t xml:space="preserve">— Word: headings made of a letterhead picture and a symbol — not blank lines</w:t>
       </w:r>
       <w:r>
         <w:t xml:space="preserve"> </w:t>

--- a/docs/brief/checker-brief.docx
+++ b/docs/brief/checker-brief.docx
@@ -50,23 +50,23 @@
           <w:b/>
           <w:bCs/>
         </w:rPr>
-        <w:t xml:space="preserve">12,373</w:t>
-      </w:r>
-      <w:r>
-        <w:t xml:space="preserve"> </w:t>
-      </w:r>
-      <w:r>
-        <w:t xml:space="preserve">check-ups run for internal and external agencies — the quick per-file check-up that has caught on beyond ICJIA: easier than SiteImprove, clearer than PAC. 8,259 in the last 30 days alone. ·</w:t>
-      </w:r>
-      <w:r>
-        <w:t xml:space="preserve"> </w:t>
-      </w:r>
-      <w:r>
-        <w:rPr>
-          <w:b/>
-          <w:bCs/>
-        </w:rPr>
-        <w:t xml:space="preserve">3,373</w:t>
+        <w:t xml:space="preserve">12,374</w:t>
+      </w:r>
+      <w:r>
+        <w:t xml:space="preserve"> </w:t>
+      </w:r>
+      <w:r>
+        <w:t xml:space="preserve">check-ups run for internal and external agencies — the quick per-file check-up that has caught on beyond ICJIA: easier than SiteImprove, clearer than PAC. 8,260 in the last 30 days alone. ·</w:t>
+      </w:r>
+      <w:r>
+        <w:t xml:space="preserve"> </w:t>
+      </w:r>
+      <w:r>
+        <w:rPr>
+          <w:b/>
+          <w:bCs/>
+        </w:rPr>
+        <w:t xml:space="preserve">3,381</w:t>
       </w:r>
       <w:r>
         <w:t xml:space="preserve"> </w:t>
@@ -98,7 +98,7 @@
           <w:b/>
           <w:bCs/>
         </w:rPr>
-        <w:t xml:space="preserve">786</w:t>
+        <w:t xml:space="preserve">788</w:t>
       </w:r>
       <w:r>
         <w:t xml:space="preserve"> </w:t>
@@ -882,7 +882,7 @@
         <w:pStyle w:val="FirstParagraph"/>
       </w:pPr>
       <w:r>
-        <w:t xml:space="preserve">Twelve gates stand between a code change and the live site, run automatically on every change; one failure stops the release cold. On every change: the 3,373 self-checks (every promise ever made, re-tested); the 130 trap documents rebuilt and re-judged; the scoring invariant (the grade shown must always match the score computed); the</w:t>
+        <w:t xml:space="preserve">Twelve gates stand between a code change and the live site, run automatically on every change; one failure stops the release cold. On every change: the 3,381 self-checks (every promise ever made, re-tested); the 130 trap documents rebuilt and re-judged; the scoring invariant (the grade shown must always match the score computed); the</w:t>
       </w:r>
       <w:r>
         <w:t xml:space="preserve"> </w:t>
@@ -1108,13 +1108,13 @@
       </w:r>
     </w:p>
     <w:bookmarkEnd w:id="17"/>
-    <w:bookmarkStart w:id="20" w:name="six-months.-786-changes.-143-versions."/>
+    <w:bookmarkStart w:id="20" w:name="six-months.-788-changes.-144-versions."/>
     <w:p>
       <w:pPr>
         <w:pStyle w:val="Heading2"/>
       </w:pPr>
       <w:r>
-        <w:t xml:space="preserve">Six months. 786 changes. 143 versions.</w:t>
+        <w:t xml:space="preserve">Six months. 788 changes. 144 versions.</w:t>
       </w:r>
     </w:p>
     <w:p>
@@ -1122,7 +1122,7 @@
         <w:pStyle w:val="FirstParagraph"/>
       </w:pPr>
       <w:r>
-        <w:t xml:space="preserve">Not a weekend project. Since March it has grown from a single PDF check into a checker for four kinds of files — 346 saved changes in the last 30 days alone, its battery of self-checks grown from about 1,500 in June to 3,373 today. All of it is public, on GitHub:</w:t>
+        <w:t xml:space="preserve">Not a weekend project. Since March it has grown from a single PDF check into a checker for four kinds of files — 348 saved changes in the last 30 days alone, its battery of self-checks grown from about 1,500 in June to 3,381 today. All of it is public, on GitHub:</w:t>
       </w:r>
       <w:r>
         <w:t xml:space="preserve"> </w:t>
@@ -1197,7 +1197,7 @@
         <w:t xml:space="preserve"> </w:t>
       </w:r>
       <w:r>
-        <w:t xml:space="preserve">This is real software, battle-tested: 12,373 check-ups for internal and external agencies, 130 trap documents designed to fool it, an independent referee co-signing every report, and a public record of every change — and it is free. Nothing here asks for trust; every claim here is checkable by anyone:</w:t>
+        <w:t xml:space="preserve">This is real software, battle-tested: 12,374 check-ups for internal and external agencies, 130 trap documents designed to fool it, an independent referee co-signing every report, and a public record of every change — and it is free. Nothing here asks for trust; every claim here is checkable by anyone:</w:t>
       </w:r>
     </w:p>
     <w:p>
@@ -1257,13 +1257,13 @@
           <w:b/>
           <w:bCs/>
         </w:rPr>
-        <w:t xml:space="preserve">3,373 self-checks.</w:t>
-      </w:r>
-      <w:r>
-        <w:t xml:space="preserve"> </w:t>
-      </w:r>
-      <w:r>
-        <w:t xml:space="preserve">Before anything new goes live, the software re-runs every promise it has ever made — all 3,373 must pass. A single failure stops the release cold: fix it, then run the full battery again from the top. A few of those promises, in plain words: a scanned page with no readable text must score zero (no partial credit for a picture of words); a file with no tables must never be graded on tables; the grade on screen and the grade in the downloaded report must match, digit for digit; an image description made of nothing but blank spaces must be caught as empty; a re-saved copy of a document must receive the identical grade, digit for digit; and all 130 trap documents must still be judged correctly, every release.</w:t>
+        <w:t xml:space="preserve">3,381 self-checks.</w:t>
+      </w:r>
+      <w:r>
+        <w:t xml:space="preserve"> </w:t>
+      </w:r>
+      <w:r>
+        <w:t xml:space="preserve">Before anything new goes live, the software re-runs every promise it has ever made — all 3,381 must pass. A single failure stops the release cold: fix it, then run the full battery again from the top. A few of those promises, in plain words: a scanned page with no readable text must score zero (no partial credit for a picture of words); a file with no tables must never be graded on tables; the grade on screen and the grade in the downloaded report must match, digit for digit; an image description made of nothing but blank spaces must be caught as empty; a re-saved copy of a document must receive the identical grade, digit for digit; and all 130 trap documents must still be judged correctly, every release.</w:t>
       </w:r>
     </w:p>
     <w:p>
@@ -1285,7 +1285,7 @@
         <w:t xml:space="preserve"> </w:t>
       </w:r>
       <w:r>
-        <w:t xml:space="preserve">143 version notes plus a plain-language security log written for records auditors — mistakes included.</w:t>
+        <w:t xml:space="preserve">144 version notes plus a plain-language security log written for records auditors — mistakes included.</w:t>
       </w:r>
     </w:p>
     <w:p>

--- a/docs/brief/checker-brief.docx
+++ b/docs/brief/checker-brief.docx
@@ -50,13 +50,13 @@
           <w:b/>
           <w:bCs/>
         </w:rPr>
-        <w:t xml:space="preserve">12,374</w:t>
-      </w:r>
-      <w:r>
-        <w:t xml:space="preserve"> </w:t>
-      </w:r>
-      <w:r>
-        <w:t xml:space="preserve">check-ups run for internal and external agencies — the quick per-file check-up that has caught on beyond ICJIA: easier than SiteImprove, clearer than PAC. 8,260 in the last 30 days alone. ·</w:t>
+        <w:t xml:space="preserve">12,378</w:t>
+      </w:r>
+      <w:r>
+        <w:t xml:space="preserve"> </w:t>
+      </w:r>
+      <w:r>
+        <w:t xml:space="preserve">check-ups run for internal and external agencies — the quick per-file check-up that has caught on beyond ICJIA: easier than SiteImprove, clearer than PAC. 8,264 in the last 30 days alone. ·</w:t>
       </w:r>
       <w:r>
         <w:t xml:space="preserve"> </w:t>
@@ -98,7 +98,7 @@
           <w:b/>
           <w:bCs/>
         </w:rPr>
-        <w:t xml:space="preserve">788</w:t>
+        <w:t xml:space="preserve">791</w:t>
       </w:r>
       <w:r>
         <w:t xml:space="preserve"> </w:t>
@@ -1108,13 +1108,13 @@
       </w:r>
     </w:p>
     <w:bookmarkEnd w:id="17"/>
-    <w:bookmarkStart w:id="20" w:name="six-months.-788-changes.-144-versions."/>
+    <w:bookmarkStart w:id="20" w:name="six-months.-791-changes.-144-versions."/>
     <w:p>
       <w:pPr>
         <w:pStyle w:val="Heading2"/>
       </w:pPr>
       <w:r>
-        <w:t xml:space="preserve">Six months. 788 changes. 144 versions.</w:t>
+        <w:t xml:space="preserve">Six months. 791 changes. 144 versions.</w:t>
       </w:r>
     </w:p>
     <w:p>
@@ -1122,7 +1122,7 @@
         <w:pStyle w:val="FirstParagraph"/>
       </w:pPr>
       <w:r>
-        <w:t xml:space="preserve">Not a weekend project. Since March it has grown from a single PDF check into a checker for four kinds of files — 348 saved changes in the last 30 days alone, its battery of self-checks grown from about 1,500 in June to 3,381 today. All of it is public, on GitHub:</w:t>
+        <w:t xml:space="preserve">Not a weekend project. Since March it has grown from a single PDF check into a checker for four kinds of files — 351 saved changes in the last 30 days alone, its battery of self-checks grown from about 1,500 in June to 3,381 today. All of it is public, on GitHub:</w:t>
       </w:r>
       <w:r>
         <w:t xml:space="preserve"> </w:t>
@@ -1197,7 +1197,7 @@
         <w:t xml:space="preserve"> </w:t>
       </w:r>
       <w:r>
-        <w:t xml:space="preserve">This is real software, battle-tested: 12,374 check-ups for internal and external agencies, 130 trap documents designed to fool it, an independent referee co-signing every report, and a public record of every change — and it is free. Nothing here asks for trust; every claim here is checkable by anyone:</w:t>
+        <w:t xml:space="preserve">This is real software, battle-tested: 12,378 check-ups for internal and external agencies, 130 trap documents designed to fool it, an independent referee co-signing every report, and a public record of every change — and it is free. Nothing here asks for trust; every claim here is checkable by anyone:</w:t>
       </w:r>
     </w:p>
     <w:p>

--- a/docs/brief/checker-brief.docx
+++ b/docs/brief/checker-brief.docx
@@ -98,7 +98,7 @@
           <w:b/>
           <w:bCs/>
         </w:rPr>
-        <w:t xml:space="preserve">791</w:t>
+        <w:t xml:space="preserve">793</w:t>
       </w:r>
       <w:r>
         <w:t xml:space="preserve"> </w:t>
@@ -312,23 +312,23 @@
         <w:t xml:space="preserve"> </w:t>
       </w:r>
       <w:r>
-        <w:t xml:space="preserve">(w3.org/WAI/standards-guidelines/wcag) — the Web Content Accessibility Guidelines — is the rulebook both laws point to. This checker tests the newer</w:t>
-      </w:r>
-      <w:r>
-        <w:t xml:space="preserve"> </w:t>
-      </w:r>
-      <w:r>
-        <w:rPr>
-          <w:b/>
-          <w:bCs/>
-        </w:rPr>
-        <w:t xml:space="preserve">WCAG 2.2 AA, which contains everything in 2.1</w:t>
-      </w:r>
-      <w:r>
-        <w:t xml:space="preserve"> </w:t>
-      </w:r>
-      <w:r>
-        <w:t xml:space="preserve">plus the newest requirements: pass here, and you have passed the version the law names. And the grade itself counts</w:t>
+        <w:t xml:space="preserve">(w3.org/WAI/standards-guidelines/wcag) — the Web Content Accessibility Guidelines — is the rulebook both laws point to. This checker tests</w:t>
+      </w:r>
+      <w:r>
+        <w:t xml:space="preserve"> </w:t>
+      </w:r>
+      <w:r>
+        <w:rPr>
+          <w:b/>
+          <w:bCs/>
+        </w:rPr>
+        <w:t xml:space="preserve">WCAG 2.1 AA</w:t>
+      </w:r>
+      <w:r>
+        <w:t xml:space="preserve"> </w:t>
+      </w:r>
+      <w:r>
+        <w:t xml:space="preserve">— the exact version both laws name. WCAG 2.2 exists and adds to it, but nothing 2.2 added can move your grade here. plus the newest requirements: pass here, and you have passed the version the law names. And the grade itself counts</w:t>
       </w:r>
       <w:r>
         <w:t xml:space="preserve"> </w:t>
@@ -1108,13 +1108,13 @@
       </w:r>
     </w:p>
     <w:bookmarkEnd w:id="17"/>
-    <w:bookmarkStart w:id="20" w:name="six-months.-791-changes.-144-versions."/>
+    <w:bookmarkStart w:id="20" w:name="six-months.-793-changes.-144-versions."/>
     <w:p>
       <w:pPr>
         <w:pStyle w:val="Heading2"/>
       </w:pPr>
       <w:r>
-        <w:t xml:space="preserve">Six months. 791 changes. 144 versions.</w:t>
+        <w:t xml:space="preserve">Six months. 793 changes. 144 versions.</w:t>
       </w:r>
     </w:p>
     <w:p>
@@ -1122,7 +1122,7 @@
         <w:pStyle w:val="FirstParagraph"/>
       </w:pPr>
       <w:r>
-        <w:t xml:space="preserve">Not a weekend project. Since March it has grown from a single PDF check into a checker for four kinds of files — 351 saved changes in the last 30 days alone, its battery of self-checks grown from about 1,500 in June to 3,381 today. All of it is public, on GitHub:</w:t>
+        <w:t xml:space="preserve">Not a weekend project. Since March it has grown from a single PDF check into a checker for four kinds of files — 353 saved changes in the last 30 days alone, its battery of self-checks grown from about 1,500 in June to 3,381 today. All of it is public, on GitHub:</w:t>
       </w:r>
       <w:r>
         <w:t xml:space="preserve"> </w:t>

--- a/docs/brief/checker-brief.docx
+++ b/docs/brief/checker-brief.docx
@@ -66,7 +66,7 @@
           <w:b/>
           <w:bCs/>
         </w:rPr>
-        <w:t xml:space="preserve">3,381</w:t>
+        <w:t xml:space="preserve">3,390</w:t>
       </w:r>
       <w:r>
         <w:t xml:space="preserve"> </w:t>
@@ -98,7 +98,7 @@
           <w:b/>
           <w:bCs/>
         </w:rPr>
-        <w:t xml:space="preserve">793</w:t>
+        <w:t xml:space="preserve">794</w:t>
       </w:r>
       <w:r>
         <w:t xml:space="preserve"> </w:t>
@@ -882,7 +882,7 @@
         <w:pStyle w:val="FirstParagraph"/>
       </w:pPr>
       <w:r>
-        <w:t xml:space="preserve">Twelve gates stand between a code change and the live site, run automatically on every change; one failure stops the release cold. On every change: the 3,381 self-checks (every promise ever made, re-tested); the 130 trap documents rebuilt and re-judged; the scoring invariant (the grade shown must always match the score computed); the</w:t>
+        <w:t xml:space="preserve">Twelve gates stand between a code change and the live site, run automatically on every change; one failure stops the release cold. On every change: the 3,390 self-checks (every promise ever made, re-tested); the 130 trap documents rebuilt and re-judged; the scoring invariant (the grade shown must always match the score computed); the</w:t>
       </w:r>
       <w:r>
         <w:t xml:space="preserve"> </w:t>
@@ -1108,13 +1108,13 @@
       </w:r>
     </w:p>
     <w:bookmarkEnd w:id="17"/>
-    <w:bookmarkStart w:id="20" w:name="six-months.-793-changes.-144-versions."/>
+    <w:bookmarkStart w:id="20" w:name="six-months.-794-changes.-145-versions."/>
     <w:p>
       <w:pPr>
         <w:pStyle w:val="Heading2"/>
       </w:pPr>
       <w:r>
-        <w:t xml:space="preserve">Six months. 793 changes. 144 versions.</w:t>
+        <w:t xml:space="preserve">Six months. 794 changes. 145 versions.</w:t>
       </w:r>
     </w:p>
     <w:p>
@@ -1122,7 +1122,7 @@
         <w:pStyle w:val="FirstParagraph"/>
       </w:pPr>
       <w:r>
-        <w:t xml:space="preserve">Not a weekend project. Since March it has grown from a single PDF check into a checker for four kinds of files — 353 saved changes in the last 30 days alone, its battery of self-checks grown from about 1,500 in June to 3,381 today. All of it is public, on GitHub:</w:t>
+        <w:t xml:space="preserve">Not a weekend project. Since March it has grown from a single PDF check into a checker for four kinds of files — 354 saved changes in the last 30 days alone, its battery of self-checks grown from about 1,500 in June to 3,390 today. All of it is public, on GitHub:</w:t>
       </w:r>
       <w:r>
         <w:t xml:space="preserve"> </w:t>
@@ -1257,13 +1257,13 @@
           <w:b/>
           <w:bCs/>
         </w:rPr>
-        <w:t xml:space="preserve">3,381 self-checks.</w:t>
-      </w:r>
-      <w:r>
-        <w:t xml:space="preserve"> </w:t>
-      </w:r>
-      <w:r>
-        <w:t xml:space="preserve">Before anything new goes live, the software re-runs every promise it has ever made — all 3,381 must pass. A single failure stops the release cold: fix it, then run the full battery again from the top. A few of those promises, in plain words: a scanned page with no readable text must score zero (no partial credit for a picture of words); a file with no tables must never be graded on tables; the grade on screen and the grade in the downloaded report must match, digit for digit; an image description made of nothing but blank spaces must be caught as empty; a re-saved copy of a document must receive the identical grade, digit for digit; and all 130 trap documents must still be judged correctly, every release.</w:t>
+        <w:t xml:space="preserve">3,390 self-checks.</w:t>
+      </w:r>
+      <w:r>
+        <w:t xml:space="preserve"> </w:t>
+      </w:r>
+      <w:r>
+        <w:t xml:space="preserve">Before anything new goes live, the software re-runs every promise it has ever made — all 3,390 must pass. A single failure stops the release cold: fix it, then run the full battery again from the top. A few of those promises, in plain words: a scanned page with no readable text must score zero (no partial credit for a picture of words); a file with no tables must never be graded on tables; the grade on screen and the grade in the downloaded report must match, digit for digit; an image description made of nothing but blank spaces must be caught as empty; a re-saved copy of a document must receive the identical grade, digit for digit; and all 130 trap documents must still be judged correctly, every release.</w:t>
       </w:r>
     </w:p>
     <w:p>
@@ -1285,7 +1285,7 @@
         <w:t xml:space="preserve"> </w:t>
       </w:r>
       <w:r>
-        <w:t xml:space="preserve">144 version notes plus a plain-language security log written for records auditors — mistakes included.</w:t>
+        <w:t xml:space="preserve">145 version notes plus a plain-language security log written for records auditors — mistakes included.</w:t>
       </w:r>
     </w:p>
     <w:p>

--- a/docs/brief/checker-brief.docx
+++ b/docs/brief/checker-brief.docx
@@ -50,23 +50,23 @@
           <w:b/>
           <w:bCs/>
         </w:rPr>
-        <w:t xml:space="preserve">12,378</w:t>
-      </w:r>
-      <w:r>
-        <w:t xml:space="preserve"> </w:t>
-      </w:r>
-      <w:r>
-        <w:t xml:space="preserve">check-ups run for internal and external agencies — the quick per-file check-up that has caught on beyond ICJIA: easier than SiteImprove, clearer than PAC. 8,264 in the last 30 days alone. ·</w:t>
-      </w:r>
-      <w:r>
-        <w:t xml:space="preserve"> </w:t>
-      </w:r>
-      <w:r>
-        <w:rPr>
-          <w:b/>
-          <w:bCs/>
-        </w:rPr>
-        <w:t xml:space="preserve">3,390</w:t>
+        <w:t xml:space="preserve">12,385</w:t>
+      </w:r>
+      <w:r>
+        <w:t xml:space="preserve"> </w:t>
+      </w:r>
+      <w:r>
+        <w:t xml:space="preserve">check-ups run for internal and external agencies — the quick per-file check-up that has caught on beyond ICJIA: easier than SiteImprove, clearer than PAC. 8,271 in the last 30 days alone. ·</w:t>
+      </w:r>
+      <w:r>
+        <w:t xml:space="preserve"> </w:t>
+      </w:r>
+      <w:r>
+        <w:rPr>
+          <w:b/>
+          <w:bCs/>
+        </w:rPr>
+        <w:t xml:space="preserve">3,395</w:t>
       </w:r>
       <w:r>
         <w:t xml:space="preserve"> </w:t>
@@ -98,7 +98,7 @@
           <w:b/>
           <w:bCs/>
         </w:rPr>
-        <w:t xml:space="preserve">794</w:t>
+        <w:t xml:space="preserve">800</w:t>
       </w:r>
       <w:r>
         <w:t xml:space="preserve"> </w:t>
@@ -882,7 +882,7 @@
         <w:pStyle w:val="FirstParagraph"/>
       </w:pPr>
       <w:r>
-        <w:t xml:space="preserve">Twelve gates stand between a code change and the live site, run automatically on every change; one failure stops the release cold. On every change: the 3,390 self-checks (every promise ever made, re-tested); the 130 trap documents rebuilt and re-judged; the scoring invariant (the grade shown must always match the score computed); the</w:t>
+        <w:t xml:space="preserve">Twelve gates stand between a code change and the live site, run automatically on every change; one failure stops the release cold. On every change: the 3,395 self-checks (every promise ever made, re-tested); the 130 trap documents rebuilt and re-judged; the scoring invariant (the grade shown must always match the score computed); the</w:t>
       </w:r>
       <w:r>
         <w:t xml:space="preserve"> </w:t>
@@ -987,7 +987,7 @@
           <w:b/>
           <w:bCs/>
         </w:rPr>
-        <w:t xml:space="preserve">43 documents came back for a re-check after repairs — and 9 of them climbed all the way to an A</w:t>
+        <w:t xml:space="preserve">44 documents came back for a re-check after repairs — and 9 of them climbed all the way to an A</w:t>
       </w:r>
       <w:r>
         <w:t xml:space="preserve">: failed, fixed, and passed under the same rules. This is the question behind every other question, and the answer no sales pitch can fake: the same file, failed and then passed.</w:t>
@@ -1108,13 +1108,13 @@
       </w:r>
     </w:p>
     <w:bookmarkEnd w:id="17"/>
-    <w:bookmarkStart w:id="20" w:name="six-months.-794-changes.-145-versions."/>
+    <w:bookmarkStart w:id="20" w:name="six-months.-800-changes.-145-versions."/>
     <w:p>
       <w:pPr>
         <w:pStyle w:val="Heading2"/>
       </w:pPr>
       <w:r>
-        <w:t xml:space="preserve">Six months. 794 changes. 145 versions.</w:t>
+        <w:t xml:space="preserve">Six months. 800 changes. 145 versions.</w:t>
       </w:r>
     </w:p>
     <w:p>
@@ -1122,7 +1122,7 @@
         <w:pStyle w:val="FirstParagraph"/>
       </w:pPr>
       <w:r>
-        <w:t xml:space="preserve">Not a weekend project. Since March it has grown from a single PDF check into a checker for four kinds of files — 354 saved changes in the last 30 days alone, its battery of self-checks grown from about 1,500 in June to 3,390 today. All of it is public, on GitHub:</w:t>
+        <w:t xml:space="preserve">Not a weekend project. Since March it has grown from a single PDF check into a checker for four kinds of files — 360 saved changes in the last 30 days alone, its battery of self-checks grown from about 1,500 in June to 3,395 today. All of it is public, on GitHub:</w:t>
       </w:r>
       <w:r>
         <w:t xml:space="preserve"> </w:t>
@@ -1197,7 +1197,7 @@
         <w:t xml:space="preserve"> </w:t>
       </w:r>
       <w:r>
-        <w:t xml:space="preserve">This is real software, battle-tested: 12,378 check-ups for internal and external agencies, 130 trap documents designed to fool it, an independent referee co-signing every report, and a public record of every change — and it is free. Nothing here asks for trust; every claim here is checkable by anyone:</w:t>
+        <w:t xml:space="preserve">This is real software, battle-tested: 12,385 check-ups for internal and external agencies, 130 trap documents designed to fool it, an independent referee co-signing every report, and a public record of every change — and it is free. Nothing here asks for trust; every claim here is checkable by anyone:</w:t>
       </w:r>
     </w:p>
     <w:p>
@@ -1257,13 +1257,13 @@
           <w:b/>
           <w:bCs/>
         </w:rPr>
-        <w:t xml:space="preserve">3,390 self-checks.</w:t>
-      </w:r>
-      <w:r>
-        <w:t xml:space="preserve"> </w:t>
-      </w:r>
-      <w:r>
-        <w:t xml:space="preserve">Before anything new goes live, the software re-runs every promise it has ever made — all 3,390 must pass. A single failure stops the release cold: fix it, then run the full battery again from the top. A few of those promises, in plain words: a scanned page with no readable text must score zero (no partial credit for a picture of words); a file with no tables must never be graded on tables; the grade on screen and the grade in the downloaded report must match, digit for digit; an image description made of nothing but blank spaces must be caught as empty; a re-saved copy of a document must receive the identical grade, digit for digit; and all 130 trap documents must still be judged correctly, every release.</w:t>
+        <w:t xml:space="preserve">3,395 self-checks.</w:t>
+      </w:r>
+      <w:r>
+        <w:t xml:space="preserve"> </w:t>
+      </w:r>
+      <w:r>
+        <w:t xml:space="preserve">Before anything new goes live, the software re-runs every promise it has ever made — all 3,395 must pass. A single failure stops the release cold: fix it, then run the full battery again from the top. A few of those promises, in plain words: a scanned page with no readable text must score zero (no partial credit for a picture of words); a file with no tables must never be graded on tables; the grade on screen and the grade in the downloaded report must match, digit for digit; an image description made of nothing but blank spaces must be caught as empty; a re-saved copy of a document must receive the identical grade, digit for digit; and all 130 trap documents must still be judged correctly, every release.</w:t>
       </w:r>
     </w:p>
     <w:p>

--- a/docs/brief/checker-brief.docx
+++ b/docs/brief/checker-brief.docx
@@ -50,23 +50,23 @@
           <w:b/>
           <w:bCs/>
         </w:rPr>
-        <w:t xml:space="preserve">12,385</w:t>
-      </w:r>
-      <w:r>
-        <w:t xml:space="preserve"> </w:t>
-      </w:r>
-      <w:r>
-        <w:t xml:space="preserve">check-ups run for internal and external agencies — the quick per-file check-up that has caught on beyond ICJIA: easier than SiteImprove, clearer than PAC. 8,271 in the last 30 days alone. ·</w:t>
-      </w:r>
-      <w:r>
-        <w:t xml:space="preserve"> </w:t>
-      </w:r>
-      <w:r>
-        <w:rPr>
-          <w:b/>
-          <w:bCs/>
-        </w:rPr>
-        <w:t xml:space="preserve">3,395</w:t>
+        <w:t xml:space="preserve">12,391</w:t>
+      </w:r>
+      <w:r>
+        <w:t xml:space="preserve"> </w:t>
+      </w:r>
+      <w:r>
+        <w:t xml:space="preserve">check-ups run for internal and external agencies — the quick per-file check-up that has caught on beyond ICJIA: easier than SiteImprove, clearer than PAC. 8,277 in the last 30 days alone. ·</w:t>
+      </w:r>
+      <w:r>
+        <w:t xml:space="preserve"> </w:t>
+      </w:r>
+      <w:r>
+        <w:rPr>
+          <w:b/>
+          <w:bCs/>
+        </w:rPr>
+        <w:t xml:space="preserve">3,400</w:t>
       </w:r>
       <w:r>
         <w:t xml:space="preserve"> </w:t>
@@ -98,7 +98,7 @@
           <w:b/>
           <w:bCs/>
         </w:rPr>
-        <w:t xml:space="preserve">800</w:t>
+        <w:t xml:space="preserve">802</w:t>
       </w:r>
       <w:r>
         <w:t xml:space="preserve"> </w:t>
@@ -882,7 +882,7 @@
         <w:pStyle w:val="FirstParagraph"/>
       </w:pPr>
       <w:r>
-        <w:t xml:space="preserve">Twelve gates stand between a code change and the live site, run automatically on every change; one failure stops the release cold. On every change: the 3,395 self-checks (every promise ever made, re-tested); the 130 trap documents rebuilt and re-judged; the scoring invariant (the grade shown must always match the score computed); the</w:t>
+        <w:t xml:space="preserve">Twelve gates stand between a code change and the live site, run automatically on every change; one failure stops the release cold. On every change: the 3,400 self-checks (every promise ever made, re-tested); the 130 trap documents rebuilt and re-judged; the scoring invariant (the grade shown must always match the score computed); the</w:t>
       </w:r>
       <w:r>
         <w:t xml:space="preserve"> </w:t>
@@ -987,7 +987,7 @@
           <w:b/>
           <w:bCs/>
         </w:rPr>
-        <w:t xml:space="preserve">44 documents came back for a re-check after repairs — and 9 of them climbed all the way to an A</w:t>
+        <w:t xml:space="preserve">46 documents came back for a re-check after repairs — and 9 of them climbed all the way to an A</w:t>
       </w:r>
       <w:r>
         <w:t xml:space="preserve">: failed, fixed, and passed under the same rules. This is the question behind every other question, and the answer no sales pitch can fake: the same file, failed and then passed.</w:t>
@@ -1108,13 +1108,13 @@
       </w:r>
     </w:p>
     <w:bookmarkEnd w:id="17"/>
-    <w:bookmarkStart w:id="20" w:name="six-months.-800-changes.-145-versions."/>
+    <w:bookmarkStart w:id="20" w:name="six-months.-802-changes.-145-versions."/>
     <w:p>
       <w:pPr>
         <w:pStyle w:val="Heading2"/>
       </w:pPr>
       <w:r>
-        <w:t xml:space="preserve">Six months. 800 changes. 145 versions.</w:t>
+        <w:t xml:space="preserve">Six months. 802 changes. 145 versions.</w:t>
       </w:r>
     </w:p>
     <w:p>
@@ -1122,7 +1122,7 @@
         <w:pStyle w:val="FirstParagraph"/>
       </w:pPr>
       <w:r>
-        <w:t xml:space="preserve">Not a weekend project. Since March it has grown from a single PDF check into a checker for four kinds of files — 360 saved changes in the last 30 days alone, its battery of self-checks grown from about 1,500 in June to 3,395 today. All of it is public, on GitHub:</w:t>
+        <w:t xml:space="preserve">Not a weekend project. Since March it has grown from a single PDF check into a checker for four kinds of files — 362 saved changes in the last 30 days alone, its battery of self-checks grown from about 1,500 in June to 3,400 today. All of it is public, on GitHub:</w:t>
       </w:r>
       <w:r>
         <w:t xml:space="preserve"> </w:t>
@@ -1197,7 +1197,7 @@
         <w:t xml:space="preserve"> </w:t>
       </w:r>
       <w:r>
-        <w:t xml:space="preserve">This is real software, battle-tested: 12,385 check-ups for internal and external agencies, 130 trap documents designed to fool it, an independent referee co-signing every report, and a public record of every change — and it is free. Nothing here asks for trust; every claim here is checkable by anyone:</w:t>
+        <w:t xml:space="preserve">This is real software, battle-tested: 12,391 check-ups for internal and external agencies, 130 trap documents designed to fool it, an independent referee co-signing every report, and a public record of every change — and it is free. Nothing here asks for trust; every claim here is checkable by anyone:</w:t>
       </w:r>
     </w:p>
     <w:p>
@@ -1257,13 +1257,13 @@
           <w:b/>
           <w:bCs/>
         </w:rPr>
-        <w:t xml:space="preserve">3,395 self-checks.</w:t>
-      </w:r>
-      <w:r>
-        <w:t xml:space="preserve"> </w:t>
-      </w:r>
-      <w:r>
-        <w:t xml:space="preserve">Before anything new goes live, the software re-runs every promise it has ever made — all 3,395 must pass. A single failure stops the release cold: fix it, then run the full battery again from the top. A few of those promises, in plain words: a scanned page with no readable text must score zero (no partial credit for a picture of words); a file with no tables must never be graded on tables; the grade on screen and the grade in the downloaded report must match, digit for digit; an image description made of nothing but blank spaces must be caught as empty; a re-saved copy of a document must receive the identical grade, digit for digit; and all 130 trap documents must still be judged correctly, every release.</w:t>
+        <w:t xml:space="preserve">3,400 self-checks.</w:t>
+      </w:r>
+      <w:r>
+        <w:t xml:space="preserve"> </w:t>
+      </w:r>
+      <w:r>
+        <w:t xml:space="preserve">Before anything new goes live, the software re-runs every promise it has ever made — all 3,400 must pass. A single failure stops the release cold: fix it, then run the full battery again from the top. A few of those promises, in plain words: a scanned page with no readable text must score zero (no partial credit for a picture of words); a file with no tables must never be graded on tables; the grade on screen and the grade in the downloaded report must match, digit for digit; an image description made of nothing but blank spaces must be caught as empty; a re-saved copy of a document must receive the identical grade, digit for digit; and all 130 trap documents must still be judged correctly, every release.</w:t>
       </w:r>
     </w:p>
     <w:p>

--- a/docs/brief/checker-brief.docx
+++ b/docs/brief/checker-brief.docx
@@ -66,7 +66,7 @@
           <w:b/>
           <w:bCs/>
         </w:rPr>
-        <w:t xml:space="preserve">3,400</w:t>
+        <w:t xml:space="preserve">3,399</w:t>
       </w:r>
       <w:r>
         <w:t xml:space="preserve"> </w:t>
@@ -82,7 +82,7 @@
           <w:b/>
           <w:bCs/>
         </w:rPr>
-        <w:t xml:space="preserve">130 / 130</w:t>
+        <w:t xml:space="preserve">131 / 131</w:t>
       </w:r>
       <w:r>
         <w:t xml:space="preserve"> </w:t>
@@ -98,7 +98,7 @@
           <w:b/>
           <w:bCs/>
         </w:rPr>
-        <w:t xml:space="preserve">802</w:t>
+        <w:t xml:space="preserve">803</w:t>
       </w:r>
       <w:r>
         <w:t xml:space="preserve"> </w:t>
@@ -550,13 +550,13 @@
       </w:r>
     </w:p>
     <w:bookmarkEnd w:id="12"/>
-    <w:bookmarkStart w:id="13" w:name="Xb4ab0c82b695fae2df939bf3d00262eed54421a"/>
+    <w:bookmarkStart w:id="13" w:name="X6eebcc88cbf2d236717f616a9ff23d840ff050b"/>
     <w:p>
       <w:pPr>
         <w:pStyle w:val="Heading2"/>
       </w:pPr>
       <w:r>
-        <w:t xml:space="preserve">We built 130 documents designed to fool it — PDFs modeled on Canva, InDesign, and Word, plus native Word, PowerPoint, and Excel traps</w:t>
+        <w:t xml:space="preserve">We built 131 documents designed to fool it — PDFs modeled on Canva, InDesign, and Word, plus native Word, PowerPoint, and Excel traps</w:t>
       </w:r>
     </w:p>
     <w:p>
@@ -611,7 +611,7 @@
           <w:b/>
           <w:bCs/>
         </w:rPr>
-        <w:t xml:space="preserve">All 130 held</w:t>
+        <w:t xml:space="preserve">All 131 held</w:t>
       </w:r>
       <w:r>
         <w:t xml:space="preserve"> </w:t>
@@ -654,7 +654,7 @@
           <w:b/>
           <w:bCs/>
         </w:rPr>
-        <w:t xml:space="preserve">The full inventory — 56 designed defects caught, 66 correct or hostile documents passed clean, 6 real bugs found in the checker and fixed</w:t>
+        <w:t xml:space="preserve">The full inventory — 58 designed defects caught, 67 correct or hostile documents passed clean, 6 real bugs found in the checker and fixed</w:t>
       </w:r>
       <w:r>
         <w:t xml:space="preserve"> </w:t>
@@ -882,7 +882,7 @@
         <w:pStyle w:val="FirstParagraph"/>
       </w:pPr>
       <w:r>
-        <w:t xml:space="preserve">Twelve gates stand between a code change and the live site, run automatically on every change; one failure stops the release cold. On every change: the 3,400 self-checks (every promise ever made, re-tested); the 130 trap documents rebuilt and re-judged; the scoring invariant (the grade shown must always match the score computed); the</w:t>
+        <w:t xml:space="preserve">Twelve gates stand between a code change and the live site, run automatically on every change; one failure stops the release cold. On every change: the 3,399 self-checks (every promise ever made, re-tested); the 131 trap documents rebuilt and re-judged; the scoring invariant (the grade shown must always match the score computed); the</w:t>
       </w:r>
       <w:r>
         <w:t xml:space="preserve"> </w:t>
@@ -1108,13 +1108,13 @@
       </w:r>
     </w:p>
     <w:bookmarkEnd w:id="17"/>
-    <w:bookmarkStart w:id="20" w:name="six-months.-802-changes.-145-versions."/>
+    <w:bookmarkStart w:id="20" w:name="six-months.-803-changes.-145-versions."/>
     <w:p>
       <w:pPr>
         <w:pStyle w:val="Heading2"/>
       </w:pPr>
       <w:r>
-        <w:t xml:space="preserve">Six months. 802 changes. 145 versions.</w:t>
+        <w:t xml:space="preserve">Six months. 803 changes. 145 versions.</w:t>
       </w:r>
     </w:p>
     <w:p>
@@ -1122,7 +1122,7 @@
         <w:pStyle w:val="FirstParagraph"/>
       </w:pPr>
       <w:r>
-        <w:t xml:space="preserve">Not a weekend project. Since March it has grown from a single PDF check into a checker for four kinds of files — 362 saved changes in the last 30 days alone, its battery of self-checks grown from about 1,500 in June to 3,400 today. All of it is public, on GitHub:</w:t>
+        <w:t xml:space="preserve">Not a weekend project. Since March it has grown from a single PDF check into a checker for four kinds of files — 363 saved changes in the last 30 days alone, its battery of self-checks grown from about 1,500 in June to 3,399 today. All of it is public, on GitHub:</w:t>
       </w:r>
       <w:r>
         <w:t xml:space="preserve"> </w:t>
@@ -1153,7 +1153,7 @@
         </w:r>
       </w:hyperlink>
       <w:r>
-        <w:t xml:space="preserve">, open for anyone to read. Milestones, newest first: passes its own trap test 130/130 · fixed the outlier that wrongly refused a 246-page annual report — traced to the server, not the file, with proof · made its own grading</w:t>
+        <w:t xml:space="preserve">, open for anyone to read. Milestones, newest first: passes its own trap test 131/131 · fixed the outlier that wrongly refused a 246-page annual report — traced to the server, not the file, with proof · made its own grading</w:t>
       </w:r>
       <w:r>
         <w:t xml:space="preserve"> </w:t>
@@ -1169,7 +1169,7 @@
         <w:t xml:space="preserve"> </w:t>
       </w:r>
       <w:r>
-        <w:t xml:space="preserve">on itself · lost public arguments to outside experts and fixed every one — each is now a trap document · covered all 31 industry checkpoints · removed all accounts and identity (nothing stored about who uses it) · adopted WCAG 2.2 AA — everything in the 2.1 version Title II and IITAA name, plus the newest requirements.</w:t>
+        <w:t xml:space="preserve">on itself · lost public arguments to outside experts and fixed every one — each is now a trap document · covered all 31 industry checkpoints · removed all accounts and identity (nothing stored about who uses it) · settled on WCAG 2.1 AA — the version Title II and the IITAA name; what WCAG 2.2 adds is reported, never counted toward a grade.</w:t>
       </w:r>
     </w:p>
     <w:bookmarkEnd w:id="20"/>
@@ -1197,7 +1197,7 @@
         <w:t xml:space="preserve"> </w:t>
       </w:r>
       <w:r>
-        <w:t xml:space="preserve">This is real software, battle-tested: 12,391 check-ups for internal and external agencies, 130 trap documents designed to fool it, an independent referee co-signing every report, and a public record of every change — and it is free. Nothing here asks for trust; every claim here is checkable by anyone:</w:t>
+        <w:t xml:space="preserve">This is real software, battle-tested: 12,391 check-ups for internal and external agencies, 131 trap documents designed to fool it, an independent referee co-signing every report, and a public record of every change — and it is free. Nothing here asks for trust; every claim here is checkable by anyone:</w:t>
       </w:r>
     </w:p>
     <w:p>
@@ -1257,13 +1257,13 @@
           <w:b/>
           <w:bCs/>
         </w:rPr>
-        <w:t xml:space="preserve">3,400 self-checks.</w:t>
-      </w:r>
-      <w:r>
-        <w:t xml:space="preserve"> </w:t>
-      </w:r>
-      <w:r>
-        <w:t xml:space="preserve">Before anything new goes live, the software re-runs every promise it has ever made — all 3,400 must pass. A single failure stops the release cold: fix it, then run the full battery again from the top. A few of those promises, in plain words: a scanned page with no readable text must score zero (no partial credit for a picture of words); a file with no tables must never be graded on tables; the grade on screen and the grade in the downloaded report must match, digit for digit; an image description made of nothing but blank spaces must be caught as empty; a re-saved copy of a document must receive the identical grade, digit for digit; and all 130 trap documents must still be judged correctly, every release.</w:t>
+        <w:t xml:space="preserve">3,399 self-checks.</w:t>
+      </w:r>
+      <w:r>
+        <w:t xml:space="preserve"> </w:t>
+      </w:r>
+      <w:r>
+        <w:t xml:space="preserve">Before anything new goes live, the software re-runs every promise it has ever made — all 3,399 must pass. A single failure stops the release cold: fix it, then run the full battery again from the top. A few of those promises, in plain words: a scanned page with no readable text must score zero (no partial credit for a picture of words); a file with no tables must never be graded on tables; the grade on screen and the grade in the downloaded report must match, digit for digit; an image description made of nothing but blank spaces must be caught as empty; a re-saved copy of a document must receive the identical grade, digit for digit; and all 131 trap documents must still be judged correctly, every release.</w:t>
       </w:r>
     </w:p>
     <w:p>
@@ -1389,13 +1389,13 @@
       </w:r>
     </w:p>
     <w:bookmarkEnd w:id="21"/>
-    <w:bookmarkStart w:id="22" w:name="appendix-the-130-trap-documents"/>
+    <w:bookmarkStart w:id="22" w:name="appendix-the-131-trap-documents"/>
     <w:p>
       <w:pPr>
         <w:pStyle w:val="Heading2"/>
       </w:pPr>
       <w:r>
-        <w:t xml:space="preserve">Appendix: the 130 trap documents</w:t>
+        <w:t xml:space="preserve">Appendix: the 131 trap documents</w:t>
       </w:r>
     </w:p>
     <w:p>
@@ -5584,6 +5584,38 @@
           <w:i/>
           <w:iCs/>
         </w:rPr>
+        <w:t xml:space="preserve">(caught)</w:t>
+      </w:r>
+    </w:p>
+    <w:p>
+      <w:pPr>
+        <w:pStyle w:val="Compact"/>
+        <w:numPr>
+          <w:ilvl w:val="0"/>
+          <w:numId w:val="1003"/>
+        </w:numPr>
+      </w:pPr>
+      <w:r>
+        <w:rPr>
+          <w:b/>
+          <w:bCs/>
+        </w:rPr>
+        <w:t xml:space="preserve">synthetic-129</w:t>
+      </w:r>
+      <w:r>
+        <w:t xml:space="preserve"> </w:t>
+      </w:r>
+      <w:r>
+        <w:t xml:space="preserve">— Word: the same document spaced with ordinary blank paragraphs</w:t>
+      </w:r>
+      <w:r>
+        <w:t xml:space="preserve"> </w:t>
+      </w:r>
+      <w:r>
+        <w:rPr>
+          <w:i/>
+          <w:iCs/>
+        </w:rPr>
         <w:t xml:space="preserve">(passed clean)</w:t>
       </w:r>
     </w:p>
@@ -5600,13 +5632,13 @@
           <w:b/>
           <w:bCs/>
         </w:rPr>
-        <w:t xml:space="preserve">synthetic-129</w:t>
-      </w:r>
-      <w:r>
-        <w:t xml:space="preserve"> </w:t>
-      </w:r>
-      <w:r>
-        <w:t xml:space="preserve">— Word: the same document spaced with ordinary blank paragraphs</w:t>
+        <w:t xml:space="preserve">synthetic-130</w:t>
+      </w:r>
+      <w:r>
+        <w:t xml:space="preserve"> </w:t>
+      </w:r>
+      <w:r>
+        <w:t xml:space="preserve">— Word: headings made of a letterhead picture and a symbol — not blank lines</w:t>
       </w:r>
       <w:r>
         <w:t xml:space="preserve"> </w:t>
@@ -5632,23 +5664,23 @@
           <w:b/>
           <w:bCs/>
         </w:rPr>
-        <w:t xml:space="preserve">synthetic-130</w:t>
-      </w:r>
-      <w:r>
-        <w:t xml:space="preserve"> </w:t>
-      </w:r>
-      <w:r>
-        <w:t xml:space="preserve">— Word: headings made of a letterhead picture and a symbol — not blank lines</w:t>
-      </w:r>
-      <w:r>
-        <w:t xml:space="preserve"> </w:t>
-      </w:r>
-      <w:r>
-        <w:rPr>
-          <w:i/>
-          <w:iCs/>
-        </w:rPr>
-        <w:t xml:space="preserve">(passed clean)</w:t>
+        <w:t xml:space="preserve">synthetic-131</w:t>
+      </w:r>
+      <w:r>
+        <w:t xml:space="preserve"> </w:t>
+      </w:r>
+      <w:r>
+        <w:t xml:space="preserve">— Word: a document whose only headings are blank lines — nothing else</w:t>
+      </w:r>
+      <w:r>
+        <w:t xml:space="preserve"> </w:t>
+      </w:r>
+      <w:r>
+        <w:rPr>
+          <w:i/>
+          <w:iCs/>
+        </w:rPr>
+        <w:t xml:space="preserve">(caught)</w:t>
       </w:r>
     </w:p>
     <w:bookmarkEnd w:id="22"/>

--- a/docs/brief/checker-brief.docx
+++ b/docs/brief/checker-brief.docx
@@ -82,7 +82,7 @@
           <w:b/>
           <w:bCs/>
         </w:rPr>
-        <w:t xml:space="preserve">131 / 131</w:t>
+        <w:t xml:space="preserve">137 / 137</w:t>
       </w:r>
       <w:r>
         <w:t xml:space="preserve"> </w:t>
@@ -98,7 +98,7 @@
           <w:b/>
           <w:bCs/>
         </w:rPr>
-        <w:t xml:space="preserve">803</w:t>
+        <w:t xml:space="preserve">804</w:t>
       </w:r>
       <w:r>
         <w:t xml:space="preserve"> </w:t>
@@ -550,13 +550,13 @@
       </w:r>
     </w:p>
     <w:bookmarkEnd w:id="12"/>
-    <w:bookmarkStart w:id="13" w:name="X6eebcc88cbf2d236717f616a9ff23d840ff050b"/>
+    <w:bookmarkStart w:id="13" w:name="X3ec124e3dae1f31da5343d8349a9456f0d6dd7a"/>
     <w:p>
       <w:pPr>
         <w:pStyle w:val="Heading2"/>
       </w:pPr>
       <w:r>
-        <w:t xml:space="preserve">We built 131 documents designed to fool it — PDFs modeled on Canva, InDesign, and Word, plus native Word, PowerPoint, and Excel traps</w:t>
+        <w:t xml:space="preserve">We built 137 documents designed to fool it — PDFs modeled on Canva, InDesign, and Word, plus native Word, PowerPoint, and Excel traps</w:t>
       </w:r>
     </w:p>
     <w:p>
@@ -611,7 +611,7 @@
           <w:b/>
           <w:bCs/>
         </w:rPr>
-        <w:t xml:space="preserve">All 131 held</w:t>
+        <w:t xml:space="preserve">All 137 held</w:t>
       </w:r>
       <w:r>
         <w:t xml:space="preserve"> </w:t>
@@ -654,7 +654,7 @@
           <w:b/>
           <w:bCs/>
         </w:rPr>
-        <w:t xml:space="preserve">The full inventory — 58 designed defects caught, 67 correct or hostile documents passed clean, 6 real bugs found in the checker and fixed</w:t>
+        <w:t xml:space="preserve">The full inventory — 61 designed defects caught, 70 correct or hostile documents passed clean, 6 real bugs found in the checker and fixed</w:t>
       </w:r>
       <w:r>
         <w:t xml:space="preserve"> </w:t>
@@ -882,7 +882,7 @@
         <w:pStyle w:val="FirstParagraph"/>
       </w:pPr>
       <w:r>
-        <w:t xml:space="preserve">Twelve gates stand between a code change and the live site, run automatically on every change; one failure stops the release cold. On every change: the 3,399 self-checks (every promise ever made, re-tested); the 131 trap documents rebuilt and re-judged; the scoring invariant (the grade shown must always match the score computed); the</w:t>
+        <w:t xml:space="preserve">Twelve gates stand between a code change and the live site, run automatically on every change; one failure stops the release cold. On every change: the 3,399 self-checks (every promise ever made, re-tested); the 137 trap documents rebuilt and re-judged; the scoring invariant (the grade shown must always match the score computed); the</w:t>
       </w:r>
       <w:r>
         <w:t xml:space="preserve"> </w:t>
@@ -1108,13 +1108,13 @@
       </w:r>
     </w:p>
     <w:bookmarkEnd w:id="17"/>
-    <w:bookmarkStart w:id="20" w:name="six-months.-803-changes.-145-versions."/>
+    <w:bookmarkStart w:id="20" w:name="six-months.-804-changes.-145-versions."/>
     <w:p>
       <w:pPr>
         <w:pStyle w:val="Heading2"/>
       </w:pPr>
       <w:r>
-        <w:t xml:space="preserve">Six months. 803 changes. 145 versions.</w:t>
+        <w:t xml:space="preserve">Six months. 804 changes. 145 versions.</w:t>
       </w:r>
     </w:p>
     <w:p>
@@ -1122,7 +1122,7 @@
         <w:pStyle w:val="FirstParagraph"/>
       </w:pPr>
       <w:r>
-        <w:t xml:space="preserve">Not a weekend project. Since March it has grown from a single PDF check into a checker for four kinds of files — 363 saved changes in the last 30 days alone, its battery of self-checks grown from about 1,500 in June to 3,399 today. All of it is public, on GitHub:</w:t>
+        <w:t xml:space="preserve">Not a weekend project. Since March it has grown from a single PDF check into a checker for four kinds of files — 364 saved changes in the last 30 days alone, its battery of self-checks grown from about 1,500 in June to 3,399 today. All of it is public, on GitHub:</w:t>
       </w:r>
       <w:r>
         <w:t xml:space="preserve"> </w:t>
@@ -1153,7 +1153,7 @@
         </w:r>
       </w:hyperlink>
       <w:r>
-        <w:t xml:space="preserve">, open for anyone to read. Milestones, newest first: passes its own trap test 131/131 · fixed the outlier that wrongly refused a 246-page annual report — traced to the server, not the file, with proof · made its own grading</w:t>
+        <w:t xml:space="preserve">, open for anyone to read. Milestones, newest first: passes its own trap test 137/137 · fixed the outlier that wrongly refused a 246-page annual report — traced to the server, not the file, with proof · made its own grading</w:t>
       </w:r>
       <w:r>
         <w:t xml:space="preserve"> </w:t>
@@ -1197,7 +1197,7 @@
         <w:t xml:space="preserve"> </w:t>
       </w:r>
       <w:r>
-        <w:t xml:space="preserve">This is real software, battle-tested: 12,391 check-ups for internal and external agencies, 131 trap documents designed to fool it, an independent referee co-signing every report, and a public record of every change — and it is free. Nothing here asks for trust; every claim here is checkable by anyone:</w:t>
+        <w:t xml:space="preserve">This is real software, battle-tested: 12,391 check-ups for internal and external agencies, 137 trap documents designed to fool it, an independent referee co-signing every report, and a public record of every change — and it is free. Nothing here asks for trust; every claim here is checkable by anyone:</w:t>
       </w:r>
     </w:p>
     <w:p>
@@ -1263,7 +1263,7 @@
         <w:t xml:space="preserve"> </w:t>
       </w:r>
       <w:r>
-        <w:t xml:space="preserve">Before anything new goes live, the software re-runs every promise it has ever made — all 3,399 must pass. A single failure stops the release cold: fix it, then run the full battery again from the top. A few of those promises, in plain words: a scanned page with no readable text must score zero (no partial credit for a picture of words); a file with no tables must never be graded on tables; the grade on screen and the grade in the downloaded report must match, digit for digit; an image description made of nothing but blank spaces must be caught as empty; a re-saved copy of a document must receive the identical grade, digit for digit; and all 131 trap documents must still be judged correctly, every release.</w:t>
+        <w:t xml:space="preserve">Before anything new goes live, the software re-runs every promise it has ever made — all 3,399 must pass. A single failure stops the release cold: fix it, then run the full battery again from the top. A few of those promises, in plain words: a scanned page with no readable text must score zero (no partial credit for a picture of words); a file with no tables must never be graded on tables; the grade on screen and the grade in the downloaded report must match, digit for digit; an image description made of nothing but blank spaces must be caught as empty; a re-saved copy of a document must receive the identical grade, digit for digit; and all 137 trap documents must still be judged correctly, every release.</w:t>
       </w:r>
     </w:p>
     <w:p>
@@ -1389,13 +1389,13 @@
       </w:r>
     </w:p>
     <w:bookmarkEnd w:id="21"/>
-    <w:bookmarkStart w:id="22" w:name="appendix-the-131-trap-documents"/>
+    <w:bookmarkStart w:id="22" w:name="appendix-the-137-trap-documents"/>
     <w:p>
       <w:pPr>
         <w:pStyle w:val="Heading2"/>
       </w:pPr>
       <w:r>
-        <w:t xml:space="preserve">Appendix: the 131 trap documents</w:t>
+        <w:t xml:space="preserve">Appendix: the 137 trap documents</w:t>
       </w:r>
     </w:p>
     <w:p>
@@ -5681,6 +5681,198 @@
           <w:iCs/>
         </w:rPr>
         <w:t xml:space="preserve">(caught)</w:t>
+      </w:r>
+    </w:p>
+    <w:p>
+      <w:pPr>
+        <w:pStyle w:val="Compact"/>
+        <w:numPr>
+          <w:ilvl w:val="0"/>
+          <w:numId w:val="1003"/>
+        </w:numPr>
+      </w:pPr>
+      <w:r>
+        <w:rPr>
+          <w:b/>
+          <w:bCs/>
+        </w:rPr>
+        <w:t xml:space="preserve">synthetic-132</w:t>
+      </w:r>
+      <w:r>
+        <w:t xml:space="preserve"> </w:t>
+      </w:r>
+      <w:r>
+        <w:t xml:space="preserve">— Word: a titled document that declares no language at all</w:t>
+      </w:r>
+      <w:r>
+        <w:t xml:space="preserve"> </w:t>
+      </w:r>
+      <w:r>
+        <w:rPr>
+          <w:i/>
+          <w:iCs/>
+        </w:rPr>
+        <w:t xml:space="preserve">(caught)</w:t>
+      </w:r>
+    </w:p>
+    <w:p>
+      <w:pPr>
+        <w:pStyle w:val="Compact"/>
+        <w:numPr>
+          <w:ilvl w:val="0"/>
+          <w:numId w:val="1003"/>
+        </w:numPr>
+      </w:pPr>
+      <w:r>
+        <w:rPr>
+          <w:b/>
+          <w:bCs/>
+        </w:rPr>
+        <w:t xml:space="preserve">synthetic-133</w:t>
+      </w:r>
+      <w:r>
+        <w:t xml:space="preserve"> </w:t>
+      </w:r>
+      <w:r>
+        <w:t xml:space="preserve">— Word: the same document with its language declared</w:t>
+      </w:r>
+      <w:r>
+        <w:t xml:space="preserve"> </w:t>
+      </w:r>
+      <w:r>
+        <w:rPr>
+          <w:i/>
+          <w:iCs/>
+        </w:rPr>
+        <w:t xml:space="preserve">(passed clean)</w:t>
+      </w:r>
+    </w:p>
+    <w:p>
+      <w:pPr>
+        <w:pStyle w:val="Compact"/>
+        <w:numPr>
+          <w:ilvl w:val="0"/>
+          <w:numId w:val="1003"/>
+        </w:numPr>
+      </w:pPr>
+      <w:r>
+        <w:rPr>
+          <w:b/>
+          <w:bCs/>
+        </w:rPr>
+        <w:t xml:space="preserve">synthetic-134</w:t>
+      </w:r>
+      <w:r>
+        <w:t xml:space="preserve"> </w:t>
+      </w:r>
+      <w:r>
+        <w:t xml:space="preserve">— PowerPoint: a slide whose title is read after its body text</w:t>
+      </w:r>
+      <w:r>
+        <w:t xml:space="preserve"> </w:t>
+      </w:r>
+      <w:r>
+        <w:rPr>
+          <w:i/>
+          <w:iCs/>
+        </w:rPr>
+        <w:t xml:space="preserve">(caught)</w:t>
+      </w:r>
+    </w:p>
+    <w:p>
+      <w:pPr>
+        <w:pStyle w:val="Compact"/>
+        <w:numPr>
+          <w:ilvl w:val="0"/>
+          <w:numId w:val="1003"/>
+        </w:numPr>
+      </w:pPr>
+      <w:r>
+        <w:rPr>
+          <w:b/>
+          <w:bCs/>
+        </w:rPr>
+        <w:t xml:space="preserve">synthetic-135</w:t>
+      </w:r>
+      <w:r>
+        <w:t xml:space="preserve"> </w:t>
+      </w:r>
+      <w:r>
+        <w:t xml:space="preserve">— PowerPoint: the same deck with every title read first</w:t>
+      </w:r>
+      <w:r>
+        <w:t xml:space="preserve"> </w:t>
+      </w:r>
+      <w:r>
+        <w:rPr>
+          <w:i/>
+          <w:iCs/>
+        </w:rPr>
+        <w:t xml:space="preserve">(passed clean)</w:t>
+      </w:r>
+    </w:p>
+    <w:p>
+      <w:pPr>
+        <w:pStyle w:val="Compact"/>
+        <w:numPr>
+          <w:ilvl w:val="0"/>
+          <w:numId w:val="1003"/>
+        </w:numPr>
+      </w:pPr>
+      <w:r>
+        <w:rPr>
+          <w:b/>
+          <w:bCs/>
+        </w:rPr>
+        <w:t xml:space="preserve">synthetic-136</w:t>
+      </w:r>
+      <w:r>
+        <w:t xml:space="preserve"> </w:t>
+      </w:r>
+      <w:r>
+        <w:t xml:space="preserve">— Excel: a defined table created with “my table has no headers” ticked</w:t>
+      </w:r>
+      <w:r>
+        <w:t xml:space="preserve"> </w:t>
+      </w:r>
+      <w:r>
+        <w:rPr>
+          <w:i/>
+          <w:iCs/>
+        </w:rPr>
+        <w:t xml:space="preserve">(caught)</w:t>
+      </w:r>
+    </w:p>
+    <w:p>
+      <w:pPr>
+        <w:pStyle w:val="Compact"/>
+        <w:numPr>
+          <w:ilvl w:val="0"/>
+          <w:numId w:val="1003"/>
+        </w:numPr>
+      </w:pPr>
+      <w:r>
+        <w:rPr>
+          <w:b/>
+          <w:bCs/>
+        </w:rPr>
+        <w:t xml:space="preserve">synthetic-137</w:t>
+      </w:r>
+      <w:r>
+        <w:t xml:space="preserve"> </w:t>
+      </w:r>
+      <w:r>
+        <w:t xml:space="preserve">— Excel: the same table with its header row marked</w:t>
+      </w:r>
+      <w:r>
+        <w:t xml:space="preserve"> </w:t>
+      </w:r>
+      <w:r>
+        <w:rPr>
+          <w:i/>
+          <w:iCs/>
+        </w:rPr>
+        <w:t xml:space="preserve">(passed clean)</w:t>
       </w:r>
     </w:p>
     <w:bookmarkEnd w:id="22"/>

--- a/docs/brief/checker-brief.docx
+++ b/docs/brief/checker-brief.docx
@@ -82,7 +82,7 @@
           <w:b/>
           <w:bCs/>
         </w:rPr>
-        <w:t xml:space="preserve">137 / 137</w:t>
+        <w:t xml:space="preserve">141 / 141</w:t>
       </w:r>
       <w:r>
         <w:t xml:space="preserve"> </w:t>
@@ -98,7 +98,7 @@
           <w:b/>
           <w:bCs/>
         </w:rPr>
-        <w:t xml:space="preserve">804</w:t>
+        <w:t xml:space="preserve">805</w:t>
       </w:r>
       <w:r>
         <w:t xml:space="preserve"> </w:t>
@@ -550,13 +550,13 @@
       </w:r>
     </w:p>
     <w:bookmarkEnd w:id="12"/>
-    <w:bookmarkStart w:id="13" w:name="X3ec124e3dae1f31da5343d8349a9456f0d6dd7a"/>
+    <w:bookmarkStart w:id="13" w:name="X02876d43d448fadf879d57e578c62d145c48b40"/>
     <w:p>
       <w:pPr>
         <w:pStyle w:val="Heading2"/>
       </w:pPr>
       <w:r>
-        <w:t xml:space="preserve">We built 137 documents designed to fool it — PDFs modeled on Canva, InDesign, and Word, plus native Word, PowerPoint, and Excel traps</w:t>
+        <w:t xml:space="preserve">We built 141 documents designed to fool it — PDFs modeled on Canva, InDesign, and Word, plus native Word, PowerPoint, and Excel traps</w:t>
       </w:r>
     </w:p>
     <w:p>
@@ -611,7 +611,7 @@
           <w:b/>
           <w:bCs/>
         </w:rPr>
-        <w:t xml:space="preserve">All 137 held</w:t>
+        <w:t xml:space="preserve">All 141 held</w:t>
       </w:r>
       <w:r>
         <w:t xml:space="preserve"> </w:t>
@@ -654,7 +654,7 @@
           <w:b/>
           <w:bCs/>
         </w:rPr>
-        <w:t xml:space="preserve">The full inventory — 61 designed defects caught, 70 correct or hostile documents passed clean, 6 real bugs found in the checker and fixed</w:t>
+        <w:t xml:space="preserve">The full inventory — 63 designed defects caught, 72 correct or hostile documents passed clean, 6 real bugs found in the checker and fixed</w:t>
       </w:r>
       <w:r>
         <w:t xml:space="preserve"> </w:t>
@@ -882,7 +882,7 @@
         <w:pStyle w:val="FirstParagraph"/>
       </w:pPr>
       <w:r>
-        <w:t xml:space="preserve">Twelve gates stand between a code change and the live site, run automatically on every change; one failure stops the release cold. On every change: the 3,399 self-checks (every promise ever made, re-tested); the 137 trap documents rebuilt and re-judged; the scoring invariant (the grade shown must always match the score computed); the</w:t>
+        <w:t xml:space="preserve">Twelve gates stand between a code change and the live site, run automatically on every change; one failure stops the release cold. On every change: the 3,399 self-checks (every promise ever made, re-tested); the 141 trap documents rebuilt and re-judged; the scoring invariant (the grade shown must always match the score computed); the</w:t>
       </w:r>
       <w:r>
         <w:t xml:space="preserve"> </w:t>
@@ -1108,13 +1108,13 @@
       </w:r>
     </w:p>
     <w:bookmarkEnd w:id="17"/>
-    <w:bookmarkStart w:id="20" w:name="six-months.-804-changes.-145-versions."/>
+    <w:bookmarkStart w:id="20" w:name="six-months.-805-changes.-145-versions."/>
     <w:p>
       <w:pPr>
         <w:pStyle w:val="Heading2"/>
       </w:pPr>
       <w:r>
-        <w:t xml:space="preserve">Six months. 804 changes. 145 versions.</w:t>
+        <w:t xml:space="preserve">Six months. 805 changes. 145 versions.</w:t>
       </w:r>
     </w:p>
     <w:p>
@@ -1122,7 +1122,7 @@
         <w:pStyle w:val="FirstParagraph"/>
       </w:pPr>
       <w:r>
-        <w:t xml:space="preserve">Not a weekend project. Since March it has grown from a single PDF check into a checker for four kinds of files — 364 saved changes in the last 30 days alone, its battery of self-checks grown from about 1,500 in June to 3,399 today. All of it is public, on GitHub:</w:t>
+        <w:t xml:space="preserve">Not a weekend project. Since March it has grown from a single PDF check into a checker for four kinds of files — 365 saved changes in the last 30 days alone, its battery of self-checks grown from about 1,500 in June to 3,399 today. All of it is public, on GitHub:</w:t>
       </w:r>
       <w:r>
         <w:t xml:space="preserve"> </w:t>
@@ -1153,7 +1153,7 @@
         </w:r>
       </w:hyperlink>
       <w:r>
-        <w:t xml:space="preserve">, open for anyone to read. Milestones, newest first: passes its own trap test 137/137 · fixed the outlier that wrongly refused a 246-page annual report — traced to the server, not the file, with proof · made its own grading</w:t>
+        <w:t xml:space="preserve">, open for anyone to read. Milestones, newest first: passes its own trap test 141/141 · fixed the outlier that wrongly refused a 246-page annual report — traced to the server, not the file, with proof · made its own grading</w:t>
       </w:r>
       <w:r>
         <w:t xml:space="preserve"> </w:t>
@@ -1197,7 +1197,7 @@
         <w:t xml:space="preserve"> </w:t>
       </w:r>
       <w:r>
-        <w:t xml:space="preserve">This is real software, battle-tested: 12,391 check-ups for internal and external agencies, 137 trap documents designed to fool it, an independent referee co-signing every report, and a public record of every change — and it is free. Nothing here asks for trust; every claim here is checkable by anyone:</w:t>
+        <w:t xml:space="preserve">This is real software, battle-tested: 12,391 check-ups for internal and external agencies, 141 trap documents designed to fool it, an independent referee co-signing every report, and a public record of every change — and it is free. Nothing here asks for trust; every claim here is checkable by anyone:</w:t>
       </w:r>
     </w:p>
     <w:p>
@@ -1263,7 +1263,7 @@
         <w:t xml:space="preserve"> </w:t>
       </w:r>
       <w:r>
-        <w:t xml:space="preserve">Before anything new goes live, the software re-runs every promise it has ever made — all 3,399 must pass. A single failure stops the release cold: fix it, then run the full battery again from the top. A few of those promises, in plain words: a scanned page with no readable text must score zero (no partial credit for a picture of words); a file with no tables must never be graded on tables; the grade on screen and the grade in the downloaded report must match, digit for digit; an image description made of nothing but blank spaces must be caught as empty; a re-saved copy of a document must receive the identical grade, digit for digit; and all 137 trap documents must still be judged correctly, every release.</w:t>
+        <w:t xml:space="preserve">Before anything new goes live, the software re-runs every promise it has ever made — all 3,399 must pass. A single failure stops the release cold: fix it, then run the full battery again from the top. A few of those promises, in plain words: a scanned page with no readable text must score zero (no partial credit for a picture of words); a file with no tables must never be graded on tables; the grade on screen and the grade in the downloaded report must match, digit for digit; an image description made of nothing but blank spaces must be caught as empty; a re-saved copy of a document must receive the identical grade, digit for digit; and all 141 trap documents must still be judged correctly, every release.</w:t>
       </w:r>
     </w:p>
     <w:p>
@@ -1389,13 +1389,13 @@
       </w:r>
     </w:p>
     <w:bookmarkEnd w:id="21"/>
-    <w:bookmarkStart w:id="22" w:name="appendix-the-137-trap-documents"/>
+    <w:bookmarkStart w:id="22" w:name="appendix-the-141-trap-documents"/>
     <w:p>
       <w:pPr>
         <w:pStyle w:val="Heading2"/>
       </w:pPr>
       <w:r>
-        <w:t xml:space="preserve">Appendix: the 137 trap documents</w:t>
+        <w:t xml:space="preserve">Appendix: the 141 trap documents</w:t>
       </w:r>
     </w:p>
     <w:p>
@@ -5863,6 +5863,134 @@
       </w:r>
       <w:r>
         <w:t xml:space="preserve">— Excel: the same table with its header row marked</w:t>
+      </w:r>
+      <w:r>
+        <w:t xml:space="preserve"> </w:t>
+      </w:r>
+      <w:r>
+        <w:rPr>
+          <w:i/>
+          <w:iCs/>
+        </w:rPr>
+        <w:t xml:space="preserve">(passed clean)</w:t>
+      </w:r>
+    </w:p>
+    <w:p>
+      <w:pPr>
+        <w:pStyle w:val="Compact"/>
+        <w:numPr>
+          <w:ilvl w:val="0"/>
+          <w:numId w:val="1003"/>
+        </w:numPr>
+      </w:pPr>
+      <w:r>
+        <w:rPr>
+          <w:b/>
+          <w:bCs/>
+        </w:rPr>
+        <w:t xml:space="preserve">synthetic-138</w:t>
+      </w:r>
+      <w:r>
+        <w:t xml:space="preserve"> </w:t>
+      </w:r>
+      <w:r>
+        <w:t xml:space="preserve">— Word: body text in yellow on a white page</w:t>
+      </w:r>
+      <w:r>
+        <w:t xml:space="preserve"> </w:t>
+      </w:r>
+      <w:r>
+        <w:rPr>
+          <w:i/>
+          <w:iCs/>
+        </w:rPr>
+        <w:t xml:space="preserve">(caught)</w:t>
+      </w:r>
+    </w:p>
+    <w:p>
+      <w:pPr>
+        <w:pStyle w:val="Compact"/>
+        <w:numPr>
+          <w:ilvl w:val="0"/>
+          <w:numId w:val="1003"/>
+        </w:numPr>
+      </w:pPr>
+      <w:r>
+        <w:rPr>
+          <w:b/>
+          <w:bCs/>
+        </w:rPr>
+        <w:t xml:space="preserve">synthetic-139</w:t>
+      </w:r>
+      <w:r>
+        <w:t xml:space="preserve"> </w:t>
+      </w:r>
+      <w:r>
+        <w:t xml:space="preserve">— Word: the same notice in near-black on white</w:t>
+      </w:r>
+      <w:r>
+        <w:t xml:space="preserve"> </w:t>
+      </w:r>
+      <w:r>
+        <w:rPr>
+          <w:i/>
+          <w:iCs/>
+        </w:rPr>
+        <w:t xml:space="preserve">(passed clean)</w:t>
+      </w:r>
+    </w:p>
+    <w:p>
+      <w:pPr>
+        <w:pStyle w:val="Compact"/>
+        <w:numPr>
+          <w:ilvl w:val="0"/>
+          <w:numId w:val="1003"/>
+        </w:numPr>
+      </w:pPr>
+      <w:r>
+        <w:rPr>
+          <w:b/>
+          <w:bCs/>
+        </w:rPr>
+        <w:t xml:space="preserve">synthetic-140</w:t>
+      </w:r>
+      <w:r>
+        <w:t xml:space="preserve"> </w:t>
+      </w:r>
+      <w:r>
+        <w:t xml:space="preserve">— Word: a list typed with bullet characters instead of list formatting</w:t>
+      </w:r>
+      <w:r>
+        <w:t xml:space="preserve"> </w:t>
+      </w:r>
+      <w:r>
+        <w:rPr>
+          <w:i/>
+          <w:iCs/>
+        </w:rPr>
+        <w:t xml:space="preserve">(caught)</w:t>
+      </w:r>
+    </w:p>
+    <w:p>
+      <w:pPr>
+        <w:pStyle w:val="Compact"/>
+        <w:numPr>
+          <w:ilvl w:val="0"/>
+          <w:numId w:val="1003"/>
+        </w:numPr>
+      </w:pPr>
+      <w:r>
+        <w:rPr>
+          <w:b/>
+          <w:bCs/>
+        </w:rPr>
+        <w:t xml:space="preserve">synthetic-141</w:t>
+      </w:r>
+      <w:r>
+        <w:t xml:space="preserve"> </w:t>
+      </w:r>
+      <w:r>
+        <w:t xml:space="preserve">— Word: the same list built with Word’s numbering</w:t>
       </w:r>
       <w:r>
         <w:t xml:space="preserve"> </w:t>

--- a/docs/brief/checker-brief.docx
+++ b/docs/brief/checker-brief.docx
@@ -66,7 +66,7 @@
           <w:b/>
           <w:bCs/>
         </w:rPr>
-        <w:t xml:space="preserve">3,399</w:t>
+        <w:t xml:space="preserve">3,401</w:t>
       </w:r>
       <w:r>
         <w:t xml:space="preserve"> </w:t>
@@ -82,7 +82,7 @@
           <w:b/>
           <w:bCs/>
         </w:rPr>
-        <w:t xml:space="preserve">141 / 141</w:t>
+        <w:t xml:space="preserve">144 / 144</w:t>
       </w:r>
       <w:r>
         <w:t xml:space="preserve"> </w:t>
@@ -98,7 +98,7 @@
           <w:b/>
           <w:bCs/>
         </w:rPr>
-        <w:t xml:space="preserve">805</w:t>
+        <w:t xml:space="preserve">806</w:t>
       </w:r>
       <w:r>
         <w:t xml:space="preserve"> </w:t>
@@ -550,13 +550,13 @@
       </w:r>
     </w:p>
     <w:bookmarkEnd w:id="12"/>
-    <w:bookmarkStart w:id="13" w:name="X02876d43d448fadf879d57e578c62d145c48b40"/>
+    <w:bookmarkStart w:id="13" w:name="X0e00940fa0bcc8e559df8da31cf621d2d4a5664"/>
     <w:p>
       <w:pPr>
         <w:pStyle w:val="Heading2"/>
       </w:pPr>
       <w:r>
-        <w:t xml:space="preserve">We built 141 documents designed to fool it — PDFs modeled on Canva, InDesign, and Word, plus native Word, PowerPoint, and Excel traps</w:t>
+        <w:t xml:space="preserve">We built 144 documents designed to fool it — PDFs modeled on Canva, InDesign, and Word, plus native Word, PowerPoint, and Excel traps</w:t>
       </w:r>
     </w:p>
     <w:p>
@@ -611,7 +611,7 @@
           <w:b/>
           <w:bCs/>
         </w:rPr>
-        <w:t xml:space="preserve">All 141 held</w:t>
+        <w:t xml:space="preserve">All 144 held</w:t>
       </w:r>
       <w:r>
         <w:t xml:space="preserve"> </w:t>
@@ -654,7 +654,7 @@
           <w:b/>
           <w:bCs/>
         </w:rPr>
-        <w:t xml:space="preserve">The full inventory — 63 designed defects caught, 72 correct or hostile documents passed clean, 6 real bugs found in the checker and fixed</w:t>
+        <w:t xml:space="preserve">The full inventory — 64 designed defects caught, 74 correct or hostile documents passed clean, 6 real bugs found in the checker and fixed</w:t>
       </w:r>
       <w:r>
         <w:t xml:space="preserve"> </w:t>
@@ -882,7 +882,7 @@
         <w:pStyle w:val="FirstParagraph"/>
       </w:pPr>
       <w:r>
-        <w:t xml:space="preserve">Twelve gates stand between a code change and the live site, run automatically on every change; one failure stops the release cold. On every change: the 3,399 self-checks (every promise ever made, re-tested); the 141 trap documents rebuilt and re-judged; the scoring invariant (the grade shown must always match the score computed); the</w:t>
+        <w:t xml:space="preserve">Twelve gates stand between a code change and the live site, run automatically on every change; one failure stops the release cold. On every change: the 3,401 self-checks (every promise ever made, re-tested); the 144 trap documents rebuilt and re-judged; the scoring invariant (the grade shown must always match the score computed); the</w:t>
       </w:r>
       <w:r>
         <w:t xml:space="preserve"> </w:t>
@@ -1108,13 +1108,13 @@
       </w:r>
     </w:p>
     <w:bookmarkEnd w:id="17"/>
-    <w:bookmarkStart w:id="20" w:name="six-months.-805-changes.-145-versions."/>
+    <w:bookmarkStart w:id="20" w:name="six-months.-806-changes.-145-versions."/>
     <w:p>
       <w:pPr>
         <w:pStyle w:val="Heading2"/>
       </w:pPr>
       <w:r>
-        <w:t xml:space="preserve">Six months. 805 changes. 145 versions.</w:t>
+        <w:t xml:space="preserve">Six months. 806 changes. 145 versions.</w:t>
       </w:r>
     </w:p>
     <w:p>
@@ -1122,7 +1122,7 @@
         <w:pStyle w:val="FirstParagraph"/>
       </w:pPr>
       <w:r>
-        <w:t xml:space="preserve">Not a weekend project. Since March it has grown from a single PDF check into a checker for four kinds of files — 365 saved changes in the last 30 days alone, its battery of self-checks grown from about 1,500 in June to 3,399 today. All of it is public, on GitHub:</w:t>
+        <w:t xml:space="preserve">Not a weekend project. Since March it has grown from a single PDF check into a checker for four kinds of files — 366 saved changes in the last 30 days alone, its battery of self-checks grown from about 1,500 in June to 3,401 today. All of it is public, on GitHub:</w:t>
       </w:r>
       <w:r>
         <w:t xml:space="preserve"> </w:t>
@@ -1153,7 +1153,7 @@
         </w:r>
       </w:hyperlink>
       <w:r>
-        <w:t xml:space="preserve">, open for anyone to read. Milestones, newest first: passes its own trap test 141/141 · fixed the outlier that wrongly refused a 246-page annual report — traced to the server, not the file, with proof · made its own grading</w:t>
+        <w:t xml:space="preserve">, open for anyone to read. Milestones, newest first: passes its own trap test 144/144 · fixed the outlier that wrongly refused a 246-page annual report — traced to the server, not the file, with proof · made its own grading</w:t>
       </w:r>
       <w:r>
         <w:t xml:space="preserve"> </w:t>
@@ -1197,7 +1197,7 @@
         <w:t xml:space="preserve"> </w:t>
       </w:r>
       <w:r>
-        <w:t xml:space="preserve">This is real software, battle-tested: 12,391 check-ups for internal and external agencies, 141 trap documents designed to fool it, an independent referee co-signing every report, and a public record of every change — and it is free. Nothing here asks for trust; every claim here is checkable by anyone:</w:t>
+        <w:t xml:space="preserve">This is real software, battle-tested: 12,391 check-ups for internal and external agencies, 144 trap documents designed to fool it, an independent referee co-signing every report, and a public record of every change — and it is free. Nothing here asks for trust; every claim here is checkable by anyone:</w:t>
       </w:r>
     </w:p>
     <w:p>
@@ -1257,13 +1257,13 @@
           <w:b/>
           <w:bCs/>
         </w:rPr>
-        <w:t xml:space="preserve">3,399 self-checks.</w:t>
-      </w:r>
-      <w:r>
-        <w:t xml:space="preserve"> </w:t>
-      </w:r>
-      <w:r>
-        <w:t xml:space="preserve">Before anything new goes live, the software re-runs every promise it has ever made — all 3,399 must pass. A single failure stops the release cold: fix it, then run the full battery again from the top. A few of those promises, in plain words: a scanned page with no readable text must score zero (no partial credit for a picture of words); a file with no tables must never be graded on tables; the grade on screen and the grade in the downloaded report must match, digit for digit; an image description made of nothing but blank spaces must be caught as empty; a re-saved copy of a document must receive the identical grade, digit for digit; and all 141 trap documents must still be judged correctly, every release.</w:t>
+        <w:t xml:space="preserve">3,401 self-checks.</w:t>
+      </w:r>
+      <w:r>
+        <w:t xml:space="preserve"> </w:t>
+      </w:r>
+      <w:r>
+        <w:t xml:space="preserve">Before anything new goes live, the software re-runs every promise it has ever made — all 3,401 must pass. A single failure stops the release cold: fix it, then run the full battery again from the top. A few of those promises, in plain words: a scanned page with no readable text must score zero (no partial credit for a picture of words); a file with no tables must never be graded on tables; the grade on screen and the grade in the downloaded report must match, digit for digit; an image description made of nothing but blank spaces must be caught as empty; a re-saved copy of a document must receive the identical grade, digit for digit; and all 144 trap documents must still be judged correctly, every release.</w:t>
       </w:r>
     </w:p>
     <w:p>
@@ -1389,13 +1389,13 @@
       </w:r>
     </w:p>
     <w:bookmarkEnd w:id="21"/>
-    <w:bookmarkStart w:id="22" w:name="appendix-the-141-trap-documents"/>
+    <w:bookmarkStart w:id="22" w:name="appendix-the-144-trap-documents"/>
     <w:p>
       <w:pPr>
         <w:pStyle w:val="Heading2"/>
       </w:pPr>
       <w:r>
-        <w:t xml:space="preserve">Appendix: the 141 trap documents</w:t>
+        <w:t xml:space="preserve">Appendix: the 144 trap documents</w:t>
       </w:r>
     </w:p>
     <w:p>
@@ -5991,6 +5991,102 @@
       </w:r>
       <w:r>
         <w:t xml:space="preserve">— Word: the same list built with Word’s numbering</w:t>
+      </w:r>
+      <w:r>
+        <w:t xml:space="preserve"> </w:t>
+      </w:r>
+      <w:r>
+        <w:rPr>
+          <w:i/>
+          <w:iCs/>
+        </w:rPr>
+        <w:t xml:space="preserve">(passed clean)</w:t>
+      </w:r>
+    </w:p>
+    <w:p>
+      <w:pPr>
+        <w:pStyle w:val="Compact"/>
+        <w:numPr>
+          <w:ilvl w:val="0"/>
+          <w:numId w:val="1003"/>
+        </w:numPr>
+      </w:pPr>
+      <w:r>
+        <w:rPr>
+          <w:b/>
+          <w:bCs/>
+        </w:rPr>
+        <w:t xml:space="preserve">synthetic-142</w:t>
+      </w:r>
+      <w:r>
+        <w:t xml:space="preserve"> </w:t>
+      </w:r>
+      <w:r>
+        <w:t xml:space="preserve">— Word: links reading “click here” and “read more”</w:t>
+      </w:r>
+      <w:r>
+        <w:t xml:space="preserve"> </w:t>
+      </w:r>
+      <w:r>
+        <w:rPr>
+          <w:i/>
+          <w:iCs/>
+        </w:rPr>
+        <w:t xml:space="preserve">(passed clean)</w:t>
+      </w:r>
+    </w:p>
+    <w:p>
+      <w:pPr>
+        <w:pStyle w:val="Compact"/>
+        <w:numPr>
+          <w:ilvl w:val="0"/>
+          <w:numId w:val="1003"/>
+        </w:numPr>
+      </w:pPr>
+      <w:r>
+        <w:rPr>
+          <w:b/>
+          <w:bCs/>
+        </w:rPr>
+        <w:t xml:space="preserve">synthetic-143</w:t>
+      </w:r>
+      <w:r>
+        <w:t xml:space="preserve"> </w:t>
+      </w:r>
+      <w:r>
+        <w:t xml:space="preserve">— Word: a link with no link text at all</w:t>
+      </w:r>
+      <w:r>
+        <w:t xml:space="preserve"> </w:t>
+      </w:r>
+      <w:r>
+        <w:rPr>
+          <w:i/>
+          <w:iCs/>
+        </w:rPr>
+        <w:t xml:space="preserve">(caught)</w:t>
+      </w:r>
+    </w:p>
+    <w:p>
+      <w:pPr>
+        <w:pStyle w:val="Compact"/>
+        <w:numPr>
+          <w:ilvl w:val="0"/>
+          <w:numId w:val="1003"/>
+        </w:numPr>
+      </w:pPr>
+      <w:r>
+        <w:rPr>
+          <w:b/>
+          <w:bCs/>
+        </w:rPr>
+        <w:t xml:space="preserve">synthetic-144</w:t>
+      </w:r>
+      <w:r>
+        <w:t xml:space="preserve"> </w:t>
+      </w:r>
+      <w:r>
+        <w:t xml:space="preserve">— Word: the same page with both links described</w:t>
       </w:r>
       <w:r>
         <w:t xml:space="preserve"> </w:t>

--- a/docs/brief/checker-brief.docx
+++ b/docs/brief/checker-brief.docx
@@ -98,7 +98,7 @@
           <w:b/>
           <w:bCs/>
         </w:rPr>
-        <w:t xml:space="preserve">806</w:t>
+        <w:t xml:space="preserve">808</w:t>
       </w:r>
       <w:r>
         <w:t xml:space="preserve"> </w:t>
@@ -1108,13 +1108,13 @@
       </w:r>
     </w:p>
     <w:bookmarkEnd w:id="17"/>
-    <w:bookmarkStart w:id="20" w:name="six-months.-806-changes.-145-versions."/>
+    <w:bookmarkStart w:id="20" w:name="six-months.-808-changes.-146-versions."/>
     <w:p>
       <w:pPr>
         <w:pStyle w:val="Heading2"/>
       </w:pPr>
       <w:r>
-        <w:t xml:space="preserve">Six months. 806 changes. 145 versions.</w:t>
+        <w:t xml:space="preserve">Six months. 808 changes. 146 versions.</w:t>
       </w:r>
     </w:p>
     <w:p>
@@ -1122,7 +1122,7 @@
         <w:pStyle w:val="FirstParagraph"/>
       </w:pPr>
       <w:r>
-        <w:t xml:space="preserve">Not a weekend project. Since March it has grown from a single PDF check into a checker for four kinds of files — 366 saved changes in the last 30 days alone, its battery of self-checks grown from about 1,500 in June to 3,401 today. All of it is public, on GitHub:</w:t>
+        <w:t xml:space="preserve">Not a weekend project. Since March it has grown from a single PDF check into a checker for four kinds of files — 368 saved changes in the last 30 days alone, its battery of self-checks grown from about 1,500 in June to 3,401 today. All of it is public, on GitHub:</w:t>
       </w:r>
       <w:r>
         <w:t xml:space="preserve"> </w:t>
@@ -1285,7 +1285,7 @@
         <w:t xml:space="preserve"> </w:t>
       </w:r>
       <w:r>
-        <w:t xml:space="preserve">145 version notes plus a plain-language security log written for records auditors — mistakes included.</w:t>
+        <w:t xml:space="preserve">146 version notes plus a plain-language security log written for records auditors — mistakes included.</w:t>
       </w:r>
     </w:p>
     <w:p>

--- a/docs/brief/checker-brief.docx
+++ b/docs/brief/checker-brief.docx
@@ -50,13 +50,13 @@
           <w:b/>
           <w:bCs/>
         </w:rPr>
-        <w:t xml:space="preserve">12,391</w:t>
-      </w:r>
-      <w:r>
-        <w:t xml:space="preserve"> </w:t>
-      </w:r>
-      <w:r>
-        <w:t xml:space="preserve">check-ups run for internal and external agencies — the quick per-file check-up that has caught on beyond ICJIA: easier than SiteImprove, clearer than PAC. 8,277 in the last 30 days alone. ·</w:t>
+        <w:t xml:space="preserve">12,396</w:t>
+      </w:r>
+      <w:r>
+        <w:t xml:space="preserve"> </w:t>
+      </w:r>
+      <w:r>
+        <w:t xml:space="preserve">check-ups run for internal and external agencies — the quick per-file check-up that has caught on beyond ICJIA: easier than SiteImprove, clearer than PAC. 8,282 in the last 30 days alone. ·</w:t>
       </w:r>
       <w:r>
         <w:t xml:space="preserve"> </w:t>
@@ -98,7 +98,7 @@
           <w:b/>
           <w:bCs/>
         </w:rPr>
-        <w:t xml:space="preserve">808</w:t>
+        <w:t xml:space="preserve">809</w:t>
       </w:r>
       <w:r>
         <w:t xml:space="preserve"> </w:t>
@@ -930,7 +930,7 @@
         <w:t xml:space="preserve"> </w:t>
       </w:r>
       <w:r>
-        <w:t xml:space="preserve">(sentinel documents audited five times, three at once — identical results even under load); real-pipeline integration on actual PDFs; the wiring checks (pages must render what the data claims); and the type, lint, and build guards. Before each release: the 136-document corpus sweep (36 real + 100 traps). After each deploy:</w:t>
+        <w:t xml:space="preserve">(sentinel documents audited five times, three at once — identical results even under load); real-pipeline integration on actual PDFs; the wiring checks (pages must render what the data claims); and the type, lint, and build guards. Before each release: the full corpus sweep — every real agency document alongside every trap, each checked against the same invariants. After each deploy:</w:t>
       </w:r>
       <w:r>
         <w:t xml:space="preserve"> </w:t>
@@ -987,7 +987,7 @@
           <w:b/>
           <w:bCs/>
         </w:rPr>
-        <w:t xml:space="preserve">46 documents came back for a re-check after repairs — and 9 of them climbed all the way to an A</w:t>
+        <w:t xml:space="preserve">47 documents came back for a re-check after repairs — and 9 of them climbed all the way to an A</w:t>
       </w:r>
       <w:r>
         <w:t xml:space="preserve">: failed, fixed, and passed under the same rules. This is the question behind every other question, and the answer no sales pitch can fake: the same file, failed and then passed.</w:t>
@@ -1108,13 +1108,13 @@
       </w:r>
     </w:p>
     <w:bookmarkEnd w:id="17"/>
-    <w:bookmarkStart w:id="20" w:name="six-months.-808-changes.-146-versions."/>
+    <w:bookmarkStart w:id="20" w:name="six-months.-809-changes.-146-versions."/>
     <w:p>
       <w:pPr>
         <w:pStyle w:val="Heading2"/>
       </w:pPr>
       <w:r>
-        <w:t xml:space="preserve">Six months. 808 changes. 146 versions.</w:t>
+        <w:t xml:space="preserve">Six months. 809 changes. 146 versions.</w:t>
       </w:r>
     </w:p>
     <w:p>
@@ -1122,7 +1122,7 @@
         <w:pStyle w:val="FirstParagraph"/>
       </w:pPr>
       <w:r>
-        <w:t xml:space="preserve">Not a weekend project. Since March it has grown from a single PDF check into a checker for four kinds of files — 368 saved changes in the last 30 days alone, its battery of self-checks grown from about 1,500 in June to 3,401 today. All of it is public, on GitHub:</w:t>
+        <w:t xml:space="preserve">Not a weekend project. Since March it has grown from a single PDF check into a checker for four kinds of files — 369 saved changes in the last 30 days alone, its battery of self-checks grown from about 1,500 in June to 3,401 today. All of it is public, on GitHub:</w:t>
       </w:r>
       <w:r>
         <w:t xml:space="preserve"> </w:t>
@@ -1197,7 +1197,7 @@
         <w:t xml:space="preserve"> </w:t>
       </w:r>
       <w:r>
-        <w:t xml:space="preserve">This is real software, battle-tested: 12,391 check-ups for internal and external agencies, 144 trap documents designed to fool it, an independent referee co-signing every report, and a public record of every change — and it is free. Nothing here asks for trust; every claim here is checkable by anyone:</w:t>
+        <w:t xml:space="preserve">This is real software, battle-tested: 12,396 check-ups for internal and external agencies, 144 trap documents designed to fool it, an independent referee co-signing every report, and a public record of every change — and it is free. Nothing here asks for trust; every claim here is checkable by anyone:</w:t>
       </w:r>
     </w:p>
     <w:p>

--- a/docs/brief/checker-brief.docx
+++ b/docs/brief/checker-brief.docx
@@ -66,7 +66,7 @@
           <w:b/>
           <w:bCs/>
         </w:rPr>
-        <w:t xml:space="preserve">3,401</w:t>
+        <w:t xml:space="preserve">3,418</w:t>
       </w:r>
       <w:r>
         <w:t xml:space="preserve"> </w:t>
@@ -98,7 +98,7 @@
           <w:b/>
           <w:bCs/>
         </w:rPr>
-        <w:t xml:space="preserve">809</w:t>
+        <w:t xml:space="preserve">812</w:t>
       </w:r>
       <w:r>
         <w:t xml:space="preserve"> </w:t>
@@ -882,7 +882,7 @@
         <w:pStyle w:val="FirstParagraph"/>
       </w:pPr>
       <w:r>
-        <w:t xml:space="preserve">Twelve gates stand between a code change and the live site, run automatically on every change; one failure stops the release cold. On every change: the 3,401 self-checks (every promise ever made, re-tested); the 144 trap documents rebuilt and re-judged; the scoring invariant (the grade shown must always match the score computed); the</w:t>
+        <w:t xml:space="preserve">Twelve gates stand between a code change and the live site, run automatically on every change; one failure stops the release cold. On every change: the 3,418 self-checks (every promise ever made, re-tested); the 144 trap documents rebuilt and re-judged; the scoring invariant (the grade shown must always match the score computed); the</w:t>
       </w:r>
       <w:r>
         <w:t xml:space="preserve"> </w:t>
@@ -1108,13 +1108,13 @@
       </w:r>
     </w:p>
     <w:bookmarkEnd w:id="17"/>
-    <w:bookmarkStart w:id="20" w:name="six-months.-809-changes.-146-versions."/>
+    <w:bookmarkStart w:id="20" w:name="six-months.-812-changes.-147-versions."/>
     <w:p>
       <w:pPr>
         <w:pStyle w:val="Heading2"/>
       </w:pPr>
       <w:r>
-        <w:t xml:space="preserve">Six months. 809 changes. 146 versions.</w:t>
+        <w:t xml:space="preserve">Six months. 812 changes. 147 versions.</w:t>
       </w:r>
     </w:p>
     <w:p>
@@ -1122,7 +1122,7 @@
         <w:pStyle w:val="FirstParagraph"/>
       </w:pPr>
       <w:r>
-        <w:t xml:space="preserve">Not a weekend project. Since March it has grown from a single PDF check into a checker for four kinds of files — 369 saved changes in the last 30 days alone, its battery of self-checks grown from about 1,500 in June to 3,401 today. All of it is public, on GitHub:</w:t>
+        <w:t xml:space="preserve">Not a weekend project. Since March it has grown from a single PDF check into a checker for four kinds of files — 372 saved changes in the last 30 days alone, its battery of self-checks grown from about 1,500 in June to 3,418 today. All of it is public, on GitHub:</w:t>
       </w:r>
       <w:r>
         <w:t xml:space="preserve"> </w:t>
@@ -1257,13 +1257,13 @@
           <w:b/>
           <w:bCs/>
         </w:rPr>
-        <w:t xml:space="preserve">3,401 self-checks.</w:t>
-      </w:r>
-      <w:r>
-        <w:t xml:space="preserve"> </w:t>
-      </w:r>
-      <w:r>
-        <w:t xml:space="preserve">Before anything new goes live, the software re-runs every promise it has ever made — all 3,401 must pass. A single failure stops the release cold: fix it, then run the full battery again from the top. A few of those promises, in plain words: a scanned page with no readable text must score zero (no partial credit for a picture of words); a file with no tables must never be graded on tables; the grade on screen and the grade in the downloaded report must match, digit for digit; an image description made of nothing but blank spaces must be caught as empty; a re-saved copy of a document must receive the identical grade, digit for digit; and all 144 trap documents must still be judged correctly, every release.</w:t>
+        <w:t xml:space="preserve">3,418 self-checks.</w:t>
+      </w:r>
+      <w:r>
+        <w:t xml:space="preserve"> </w:t>
+      </w:r>
+      <w:r>
+        <w:t xml:space="preserve">Before anything new goes live, the software re-runs every promise it has ever made — all 3,418 must pass. A single failure stops the release cold: fix it, then run the full battery again from the top. A few of those promises, in plain words: a scanned page with no readable text must score zero (no partial credit for a picture of words); a file with no tables must never be graded on tables; the grade on screen and the grade in the downloaded report must match, digit for digit; an image description made of nothing but blank spaces must be caught as empty; a re-saved copy of a document must receive the identical grade, digit for digit; and all 144 trap documents must still be judged correctly, every release.</w:t>
       </w:r>
     </w:p>
     <w:p>
@@ -1285,7 +1285,7 @@
         <w:t xml:space="preserve"> </w:t>
       </w:r>
       <w:r>
-        <w:t xml:space="preserve">146 version notes plus a plain-language security log written for records auditors — mistakes included.</w:t>
+        <w:t xml:space="preserve">147 version notes plus a plain-language security log written for records auditors — mistakes included.</w:t>
       </w:r>
     </w:p>
     <w:p>

--- a/docs/brief/checker-brief.docx
+++ b/docs/brief/checker-brief.docx
@@ -50,23 +50,23 @@
           <w:b/>
           <w:bCs/>
         </w:rPr>
-        <w:t xml:space="preserve">12,396</w:t>
-      </w:r>
-      <w:r>
-        <w:t xml:space="preserve"> </w:t>
-      </w:r>
-      <w:r>
-        <w:t xml:space="preserve">check-ups run for internal and external agencies — the quick per-file check-up that has caught on beyond ICJIA: easier than SiteImprove, clearer than PAC. 8,282 in the last 30 days alone. ·</w:t>
-      </w:r>
-      <w:r>
-        <w:t xml:space="preserve"> </w:t>
-      </w:r>
-      <w:r>
-        <w:rPr>
-          <w:b/>
-          <w:bCs/>
-        </w:rPr>
-        <w:t xml:space="preserve">3,418</w:t>
+        <w:t xml:space="preserve">12,397</w:t>
+      </w:r>
+      <w:r>
+        <w:t xml:space="preserve"> </w:t>
+      </w:r>
+      <w:r>
+        <w:t xml:space="preserve">check-ups run for internal and external agencies — the quick per-file check-up that has caught on beyond ICJIA: easier than SiteImprove, clearer than PAC. 8,283 in the last 30 days alone. ·</w:t>
+      </w:r>
+      <w:r>
+        <w:t xml:space="preserve"> </w:t>
+      </w:r>
+      <w:r>
+        <w:rPr>
+          <w:b/>
+          <w:bCs/>
+        </w:rPr>
+        <w:t xml:space="preserve">3,424</w:t>
       </w:r>
       <w:r>
         <w:t xml:space="preserve"> </w:t>
@@ -98,7 +98,7 @@
           <w:b/>
           <w:bCs/>
         </w:rPr>
-        <w:t xml:space="preserve">812</w:t>
+        <w:t xml:space="preserve">815</w:t>
       </w:r>
       <w:r>
         <w:t xml:space="preserve"> </w:t>
@@ -882,7 +882,7 @@
         <w:pStyle w:val="FirstParagraph"/>
       </w:pPr>
       <w:r>
-        <w:t xml:space="preserve">Twelve gates stand between a code change and the live site, run automatically on every change; one failure stops the release cold. On every change: the 3,418 self-checks (every promise ever made, re-tested); the 144 trap documents rebuilt and re-judged; the scoring invariant (the grade shown must always match the score computed); the</w:t>
+        <w:t xml:space="preserve">Twelve gates stand between a code change and the live site, run automatically on every change; one failure stops the release cold. On every change: the 3,424 self-checks (every promise ever made, re-tested); the 144 trap documents rebuilt and re-judged; the scoring invariant (the grade shown must always match the score computed); the</w:t>
       </w:r>
       <w:r>
         <w:t xml:space="preserve"> </w:t>
@@ -1108,13 +1108,13 @@
       </w:r>
     </w:p>
     <w:bookmarkEnd w:id="17"/>
-    <w:bookmarkStart w:id="20" w:name="six-months.-812-changes.-147-versions."/>
+    <w:bookmarkStart w:id="20" w:name="six-months.-815-changes.-148-versions."/>
     <w:p>
       <w:pPr>
         <w:pStyle w:val="Heading2"/>
       </w:pPr>
       <w:r>
-        <w:t xml:space="preserve">Six months. 812 changes. 147 versions.</w:t>
+        <w:t xml:space="preserve">Six months. 815 changes. 148 versions.</w:t>
       </w:r>
     </w:p>
     <w:p>
@@ -1122,7 +1122,7 @@
         <w:pStyle w:val="FirstParagraph"/>
       </w:pPr>
       <w:r>
-        <w:t xml:space="preserve">Not a weekend project. Since March it has grown from a single PDF check into a checker for four kinds of files — 372 saved changes in the last 30 days alone, its battery of self-checks grown from about 1,500 in June to 3,418 today. All of it is public, on GitHub:</w:t>
+        <w:t xml:space="preserve">Not a weekend project. Since March it has grown from a single PDF check into a checker for four kinds of files — 375 saved changes in the last 30 days alone, its battery of self-checks grown from about 1,500 in June to 3,424 today. All of it is public, on GitHub:</w:t>
       </w:r>
       <w:r>
         <w:t xml:space="preserve"> </w:t>
@@ -1197,7 +1197,7 @@
         <w:t xml:space="preserve"> </w:t>
       </w:r>
       <w:r>
-        <w:t xml:space="preserve">This is real software, battle-tested: 12,396 check-ups for internal and external agencies, 144 trap documents designed to fool it, an independent referee co-signing every report, and a public record of every change — and it is free. Nothing here asks for trust; every claim here is checkable by anyone:</w:t>
+        <w:t xml:space="preserve">This is real software, battle-tested: 12,397 check-ups for internal and external agencies, 144 trap documents designed to fool it, an independent referee co-signing every report, and a public record of every change — and it is free. Nothing here asks for trust; every claim here is checkable by anyone:</w:t>
       </w:r>
     </w:p>
     <w:p>
@@ -1257,13 +1257,13 @@
           <w:b/>
           <w:bCs/>
         </w:rPr>
-        <w:t xml:space="preserve">3,418 self-checks.</w:t>
-      </w:r>
-      <w:r>
-        <w:t xml:space="preserve"> </w:t>
-      </w:r>
-      <w:r>
-        <w:t xml:space="preserve">Before anything new goes live, the software re-runs every promise it has ever made — all 3,418 must pass. A single failure stops the release cold: fix it, then run the full battery again from the top. A few of those promises, in plain words: a scanned page with no readable text must score zero (no partial credit for a picture of words); a file with no tables must never be graded on tables; the grade on screen and the grade in the downloaded report must match, digit for digit; an image description made of nothing but blank spaces must be caught as empty; a re-saved copy of a document must receive the identical grade, digit for digit; and all 144 trap documents must still be judged correctly, every release.</w:t>
+        <w:t xml:space="preserve">3,424 self-checks.</w:t>
+      </w:r>
+      <w:r>
+        <w:t xml:space="preserve"> </w:t>
+      </w:r>
+      <w:r>
+        <w:t xml:space="preserve">Before anything new goes live, the software re-runs every promise it has ever made — all 3,424 must pass. A single failure stops the release cold: fix it, then run the full battery again from the top. A few of those promises, in plain words: a scanned page with no readable text must score zero (no partial credit for a picture of words); a file with no tables must never be graded on tables; the grade on screen and the grade in the downloaded report must match, digit for digit; an image description made of nothing but blank spaces must be caught as empty; a re-saved copy of a document must receive the identical grade, digit for digit; and all 144 trap documents must still be judged correctly, every release.</w:t>
       </w:r>
     </w:p>
     <w:p>
@@ -1285,7 +1285,7 @@
         <w:t xml:space="preserve"> </w:t>
       </w:r>
       <w:r>
-        <w:t xml:space="preserve">147 version notes plus a plain-language security log written for records auditors — mistakes included.</w:t>
+        <w:t xml:space="preserve">148 version notes plus a plain-language security log written for records auditors — mistakes included.</w:t>
       </w:r>
     </w:p>
     <w:p>

--- a/docs/brief/checker-brief.docx
+++ b/docs/brief/checker-brief.docx
@@ -50,23 +50,23 @@
           <w:b/>
           <w:bCs/>
         </w:rPr>
-        <w:t xml:space="preserve">12,397</w:t>
-      </w:r>
-      <w:r>
-        <w:t xml:space="preserve"> </w:t>
-      </w:r>
-      <w:r>
-        <w:t xml:space="preserve">check-ups run for internal and external agencies — the quick per-file check-up that has caught on beyond ICJIA: easier than SiteImprove, clearer than PAC. 8,283 in the last 30 days alone. ·</w:t>
-      </w:r>
-      <w:r>
-        <w:t xml:space="preserve"> </w:t>
-      </w:r>
-      <w:r>
-        <w:rPr>
-          <w:b/>
-          <w:bCs/>
-        </w:rPr>
-        <w:t xml:space="preserve">3,424</w:t>
+        <w:t xml:space="preserve">12,398</w:t>
+      </w:r>
+      <w:r>
+        <w:t xml:space="preserve"> </w:t>
+      </w:r>
+      <w:r>
+        <w:t xml:space="preserve">check-ups run for internal and external agencies — the quick per-file check-up that has caught on beyond ICJIA: easier than SiteImprove, clearer than PAC. 8,284 in the last 30 days alone. ·</w:t>
+      </w:r>
+      <w:r>
+        <w:t xml:space="preserve"> </w:t>
+      </w:r>
+      <w:r>
+        <w:rPr>
+          <w:b/>
+          <w:bCs/>
+        </w:rPr>
+        <w:t xml:space="preserve">3,422</w:t>
       </w:r>
       <w:r>
         <w:t xml:space="preserve"> </w:t>
@@ -98,7 +98,7 @@
           <w:b/>
           <w:bCs/>
         </w:rPr>
-        <w:t xml:space="preserve">815</w:t>
+        <w:t xml:space="preserve">816</w:t>
       </w:r>
       <w:r>
         <w:t xml:space="preserve"> </w:t>
@@ -882,7 +882,7 @@
         <w:pStyle w:val="FirstParagraph"/>
       </w:pPr>
       <w:r>
-        <w:t xml:space="preserve">Twelve gates stand between a code change and the live site, run automatically on every change; one failure stops the release cold. On every change: the 3,424 self-checks (every promise ever made, re-tested); the 144 trap documents rebuilt and re-judged; the scoring invariant (the grade shown must always match the score computed); the</w:t>
+        <w:t xml:space="preserve">Twelve gates stand between a code change and the live site, run automatically on every change; one failure stops the release cold. On every change: the 3,422 self-checks (every promise ever made, re-tested); the 144 trap documents rebuilt and re-judged; the scoring invariant (the grade shown must always match the score computed); the</w:t>
       </w:r>
       <w:r>
         <w:t xml:space="preserve"> </w:t>
@@ -987,7 +987,7 @@
           <w:b/>
           <w:bCs/>
         </w:rPr>
-        <w:t xml:space="preserve">47 documents came back for a re-check after repairs — and 9 of them climbed all the way to an A</w:t>
+        <w:t xml:space="preserve">48 documents came back for a re-check after repairs — and 9 of them climbed all the way to an A</w:t>
       </w:r>
       <w:r>
         <w:t xml:space="preserve">: failed, fixed, and passed under the same rules. This is the question behind every other question, and the answer no sales pitch can fake: the same file, failed and then passed.</w:t>
@@ -1108,13 +1108,13 @@
       </w:r>
     </w:p>
     <w:bookmarkEnd w:id="17"/>
-    <w:bookmarkStart w:id="20" w:name="six-months.-815-changes.-148-versions."/>
+    <w:bookmarkStart w:id="20" w:name="six-months.-816-changes.-148-versions."/>
     <w:p>
       <w:pPr>
         <w:pStyle w:val="Heading2"/>
       </w:pPr>
       <w:r>
-        <w:t xml:space="preserve">Six months. 815 changes. 148 versions.</w:t>
+        <w:t xml:space="preserve">Six months. 816 changes. 148 versions.</w:t>
       </w:r>
     </w:p>
     <w:p>
@@ -1122,7 +1122,7 @@
         <w:pStyle w:val="FirstParagraph"/>
       </w:pPr>
       <w:r>
-        <w:t xml:space="preserve">Not a weekend project. Since March it has grown from a single PDF check into a checker for four kinds of files — 375 saved changes in the last 30 days alone, its battery of self-checks grown from about 1,500 in June to 3,424 today. All of it is public, on GitHub:</w:t>
+        <w:t xml:space="preserve">Not a weekend project. Since March it has grown from a single PDF check into a checker for four kinds of files — 376 saved changes in the last 30 days alone, its battery of self-checks grown from about 1,500 in June to 3,422 today. All of it is public, on GitHub:</w:t>
       </w:r>
       <w:r>
         <w:t xml:space="preserve"> </w:t>
@@ -1197,7 +1197,7 @@
         <w:t xml:space="preserve"> </w:t>
       </w:r>
       <w:r>
-        <w:t xml:space="preserve">This is real software, battle-tested: 12,397 check-ups for internal and external agencies, 144 trap documents designed to fool it, an independent referee co-signing every report, and a public record of every change — and it is free. Nothing here asks for trust; every claim here is checkable by anyone:</w:t>
+        <w:t xml:space="preserve">This is real software, battle-tested: 12,398 check-ups for internal and external agencies, 144 trap documents designed to fool it, an independent referee co-signing every report, and a public record of every change — and it is free. Nothing here asks for trust; every claim here is checkable by anyone:</w:t>
       </w:r>
     </w:p>
     <w:p>
@@ -1257,13 +1257,13 @@
           <w:b/>
           <w:bCs/>
         </w:rPr>
-        <w:t xml:space="preserve">3,424 self-checks.</w:t>
-      </w:r>
-      <w:r>
-        <w:t xml:space="preserve"> </w:t>
-      </w:r>
-      <w:r>
-        <w:t xml:space="preserve">Before anything new goes live, the software re-runs every promise it has ever made — all 3,424 must pass. A single failure stops the release cold: fix it, then run the full battery again from the top. A few of those promises, in plain words: a scanned page with no readable text must score zero (no partial credit for a picture of words); a file with no tables must never be graded on tables; the grade on screen and the grade in the downloaded report must match, digit for digit; an image description made of nothing but blank spaces must be caught as empty; a re-saved copy of a document must receive the identical grade, digit for digit; and all 144 trap documents must still be judged correctly, every release.</w:t>
+        <w:t xml:space="preserve">3,422 self-checks.</w:t>
+      </w:r>
+      <w:r>
+        <w:t xml:space="preserve"> </w:t>
+      </w:r>
+      <w:r>
+        <w:t xml:space="preserve">Before anything new goes live, the software re-runs every promise it has ever made — all 3,422 must pass. A single failure stops the release cold: fix it, then run the full battery again from the top. A few of those promises, in plain words: a scanned page with no readable text must score zero (no partial credit for a picture of words); a file with no tables must never be graded on tables; the grade on screen and the grade in the downloaded report must match, digit for digit; an image description made of nothing but blank spaces must be caught as empty; a re-saved copy of a document must receive the identical grade, digit for digit; and all 144 trap documents must still be judged correctly, every release.</w:t>
       </w:r>
     </w:p>
     <w:p>

--- a/docs/brief/checker-brief.docx
+++ b/docs/brief/checker-brief.docx
@@ -50,23 +50,23 @@
           <w:b/>
           <w:bCs/>
         </w:rPr>
-        <w:t xml:space="preserve">12,398</w:t>
-      </w:r>
-      <w:r>
-        <w:t xml:space="preserve"> </w:t>
-      </w:r>
-      <w:r>
-        <w:t xml:space="preserve">check-ups run for internal and external agencies — the quick per-file check-up that has caught on beyond ICJIA: easier than SiteImprove, clearer than PAC. 8,284 in the last 30 days alone. ·</w:t>
-      </w:r>
-      <w:r>
-        <w:t xml:space="preserve"> </w:t>
-      </w:r>
-      <w:r>
-        <w:rPr>
-          <w:b/>
-          <w:bCs/>
-        </w:rPr>
-        <w:t xml:space="preserve">3,422</w:t>
+        <w:t xml:space="preserve">12,399</w:t>
+      </w:r>
+      <w:r>
+        <w:t xml:space="preserve"> </w:t>
+      </w:r>
+      <w:r>
+        <w:t xml:space="preserve">check-ups run for internal and external agencies — the quick per-file check-up that has caught on beyond ICJIA: easier than SiteImprove, clearer than PAC. 8,285 in the last 30 days alone. ·</w:t>
+      </w:r>
+      <w:r>
+        <w:t xml:space="preserve"> </w:t>
+      </w:r>
+      <w:r>
+        <w:rPr>
+          <w:b/>
+          <w:bCs/>
+        </w:rPr>
+        <w:t xml:space="preserve">3,412</w:t>
       </w:r>
       <w:r>
         <w:t xml:space="preserve"> </w:t>
@@ -98,7 +98,7 @@
           <w:b/>
           <w:bCs/>
         </w:rPr>
-        <w:t xml:space="preserve">816</w:t>
+        <w:t xml:space="preserve">817</w:t>
       </w:r>
       <w:r>
         <w:t xml:space="preserve"> </w:t>
@@ -882,7 +882,7 @@
         <w:pStyle w:val="FirstParagraph"/>
       </w:pPr>
       <w:r>
-        <w:t xml:space="preserve">Twelve gates stand between a code change and the live site, run automatically on every change; one failure stops the release cold. On every change: the 3,422 self-checks (every promise ever made, re-tested); the 144 trap documents rebuilt and re-judged; the scoring invariant (the grade shown must always match the score computed); the</w:t>
+        <w:t xml:space="preserve">Twelve gates stand between a code change and the live site, run automatically on every change; one failure stops the release cold. On every change: the 3,412 self-checks (every promise ever made, re-tested); the 144 trap documents rebuilt and re-judged; the scoring invariant (the grade shown must always match the score computed); the</w:t>
       </w:r>
       <w:r>
         <w:t xml:space="preserve"> </w:t>
@@ -1108,13 +1108,13 @@
       </w:r>
     </w:p>
     <w:bookmarkEnd w:id="17"/>
-    <w:bookmarkStart w:id="20" w:name="six-months.-816-changes.-148-versions."/>
+    <w:bookmarkStart w:id="20" w:name="six-months.-817-changes.-148-versions."/>
     <w:p>
       <w:pPr>
         <w:pStyle w:val="Heading2"/>
       </w:pPr>
       <w:r>
-        <w:t xml:space="preserve">Six months. 816 changes. 148 versions.</w:t>
+        <w:t xml:space="preserve">Six months. 817 changes. 148 versions.</w:t>
       </w:r>
     </w:p>
     <w:p>
@@ -1122,7 +1122,7 @@
         <w:pStyle w:val="FirstParagraph"/>
       </w:pPr>
       <w:r>
-        <w:t xml:space="preserve">Not a weekend project. Since March it has grown from a single PDF check into a checker for four kinds of files — 376 saved changes in the last 30 days alone, its battery of self-checks grown from about 1,500 in June to 3,422 today. All of it is public, on GitHub:</w:t>
+        <w:t xml:space="preserve">Not a weekend project. Since March it has grown from a single PDF check into a checker for four kinds of files — 377 saved changes in the last 30 days alone, its battery of self-checks grown from about 1,500 in June to 3,412 today. All of it is public, on GitHub:</w:t>
       </w:r>
       <w:r>
         <w:t xml:space="preserve"> </w:t>
@@ -1197,7 +1197,7 @@
         <w:t xml:space="preserve"> </w:t>
       </w:r>
       <w:r>
-        <w:t xml:space="preserve">This is real software, battle-tested: 12,398 check-ups for internal and external agencies, 144 trap documents designed to fool it, an independent referee co-signing every report, and a public record of every change — and it is free. Nothing here asks for trust; every claim here is checkable by anyone:</w:t>
+        <w:t xml:space="preserve">This is real software, battle-tested: 12,399 check-ups for internal and external agencies, 144 trap documents designed to fool it, an independent referee co-signing every report, and a public record of every change — and it is free. Nothing here asks for trust; every claim here is checkable by anyone:</w:t>
       </w:r>
     </w:p>
     <w:p>
@@ -1257,13 +1257,13 @@
           <w:b/>
           <w:bCs/>
         </w:rPr>
-        <w:t xml:space="preserve">3,422 self-checks.</w:t>
-      </w:r>
-      <w:r>
-        <w:t xml:space="preserve"> </w:t>
-      </w:r>
-      <w:r>
-        <w:t xml:space="preserve">Before anything new goes live, the software re-runs every promise it has ever made — all 3,422 must pass. A single failure stops the release cold: fix it, then run the full battery again from the top. A few of those promises, in plain words: a scanned page with no readable text must score zero (no partial credit for a picture of words); a file with no tables must never be graded on tables; the grade on screen and the grade in the downloaded report must match, digit for digit; an image description made of nothing but blank spaces must be caught as empty; a re-saved copy of a document must receive the identical grade, digit for digit; and all 144 trap documents must still be judged correctly, every release.</w:t>
+        <w:t xml:space="preserve">3,412 self-checks.</w:t>
+      </w:r>
+      <w:r>
+        <w:t xml:space="preserve"> </w:t>
+      </w:r>
+      <w:r>
+        <w:t xml:space="preserve">Before anything new goes live, the software re-runs every promise it has ever made — all 3,412 must pass. A single failure stops the release cold: fix it, then run the full battery again from the top. A few of those promises, in plain words: a scanned page with no readable text must score zero (no partial credit for a picture of words); a file with no tables must never be graded on tables; the grade on screen and the grade in the downloaded report must match, digit for digit; an image description made of nothing but blank spaces must be caught as empty; a re-saved copy of a document must receive the identical grade, digit for digit; and all 144 trap documents must still be judged correctly, every release.</w:t>
       </w:r>
     </w:p>
     <w:p>

--- a/docs/brief/checker-brief.docx
+++ b/docs/brief/checker-brief.docx
@@ -50,13 +50,13 @@
           <w:b/>
           <w:bCs/>
         </w:rPr>
-        <w:t xml:space="preserve">12,399</w:t>
-      </w:r>
-      <w:r>
-        <w:t xml:space="preserve"> </w:t>
-      </w:r>
-      <w:r>
-        <w:t xml:space="preserve">check-ups run for internal and external agencies — the quick per-file check-up that has caught on beyond ICJIA: easier than SiteImprove, clearer than PAC. 8,285 in the last 30 days alone. ·</w:t>
+        <w:t xml:space="preserve">12,403</w:t>
+      </w:r>
+      <w:r>
+        <w:t xml:space="preserve"> </w:t>
+      </w:r>
+      <w:r>
+        <w:t xml:space="preserve">check-ups run for internal and external agencies — the quick per-file check-up that has caught on beyond ICJIA: easier than SiteImprove, clearer than PAC. 8,289 in the last 30 days alone. ·</w:t>
       </w:r>
       <w:r>
         <w:t xml:space="preserve"> </w:t>
@@ -98,7 +98,7 @@
           <w:b/>
           <w:bCs/>
         </w:rPr>
-        <w:t xml:space="preserve">817</w:t>
+        <w:t xml:space="preserve">818</w:t>
       </w:r>
       <w:r>
         <w:t xml:space="preserve"> </w:t>
@@ -1108,13 +1108,13 @@
       </w:r>
     </w:p>
     <w:bookmarkEnd w:id="17"/>
-    <w:bookmarkStart w:id="20" w:name="six-months.-817-changes.-148-versions."/>
+    <w:bookmarkStart w:id="20" w:name="six-months.-818-changes.-148-versions."/>
     <w:p>
       <w:pPr>
         <w:pStyle w:val="Heading2"/>
       </w:pPr>
       <w:r>
-        <w:t xml:space="preserve">Six months. 817 changes. 148 versions.</w:t>
+        <w:t xml:space="preserve">Six months. 818 changes. 148 versions.</w:t>
       </w:r>
     </w:p>
     <w:p>
@@ -1122,7 +1122,7 @@
         <w:pStyle w:val="FirstParagraph"/>
       </w:pPr>
       <w:r>
-        <w:t xml:space="preserve">Not a weekend project. Since March it has grown from a single PDF check into a checker for four kinds of files — 377 saved changes in the last 30 days alone, its battery of self-checks grown from about 1,500 in June to 3,412 today. All of it is public, on GitHub:</w:t>
+        <w:t xml:space="preserve">Not a weekend project. Since March it has grown from a single PDF check into a checker for four kinds of files — 378 saved changes in the last 30 days alone, its battery of self-checks grown from about 1,500 in June to 3,412 today. All of it is public, on GitHub:</w:t>
       </w:r>
       <w:r>
         <w:t xml:space="preserve"> </w:t>
@@ -1197,7 +1197,7 @@
         <w:t xml:space="preserve"> </w:t>
       </w:r>
       <w:r>
-        <w:t xml:space="preserve">This is real software, battle-tested: 12,399 check-ups for internal and external agencies, 144 trap documents designed to fool it, an independent referee co-signing every report, and a public record of every change — and it is free. Nothing here asks for trust; every claim here is checkable by anyone:</w:t>
+        <w:t xml:space="preserve">This is real software, battle-tested: 12,403 check-ups for internal and external agencies, 144 trap documents designed to fool it, an independent referee co-signing every report, and a public record of every change — and it is free. Nothing here asks for trust; every claim here is checkable by anyone:</w:t>
       </w:r>
     </w:p>
     <w:p>

--- a/docs/brief/checker-brief.docx
+++ b/docs/brief/checker-brief.docx
@@ -50,23 +50,23 @@
           <w:b/>
           <w:bCs/>
         </w:rPr>
-        <w:t xml:space="preserve">12,403</w:t>
-      </w:r>
-      <w:r>
-        <w:t xml:space="preserve"> </w:t>
-      </w:r>
-      <w:r>
-        <w:t xml:space="preserve">check-ups run for internal and external agencies — the quick per-file check-up that has caught on beyond ICJIA: easier than SiteImprove, clearer than PAC. 8,289 in the last 30 days alone. ·</w:t>
-      </w:r>
-      <w:r>
-        <w:t xml:space="preserve"> </w:t>
-      </w:r>
-      <w:r>
-        <w:rPr>
-          <w:b/>
-          <w:bCs/>
-        </w:rPr>
-        <w:t xml:space="preserve">3,412</w:t>
+        <w:t xml:space="preserve">12,407</w:t>
+      </w:r>
+      <w:r>
+        <w:t xml:space="preserve"> </w:t>
+      </w:r>
+      <w:r>
+        <w:t xml:space="preserve">check-ups run for internal and external agencies — the quick per-file check-up that has caught on beyond ICJIA: easier than SiteImprove, clearer than PAC. 8,293 in the last 30 days alone. ·</w:t>
+      </w:r>
+      <w:r>
+        <w:t xml:space="preserve"> </w:t>
+      </w:r>
+      <w:r>
+        <w:rPr>
+          <w:b/>
+          <w:bCs/>
+        </w:rPr>
+        <w:t xml:space="preserve">3,418</w:t>
       </w:r>
       <w:r>
         <w:t xml:space="preserve"> </w:t>
@@ -98,7 +98,7 @@
           <w:b/>
           <w:bCs/>
         </w:rPr>
-        <w:t xml:space="preserve">818</w:t>
+        <w:t xml:space="preserve">819</w:t>
       </w:r>
       <w:r>
         <w:t xml:space="preserve"> </w:t>
@@ -882,7 +882,7 @@
         <w:pStyle w:val="FirstParagraph"/>
       </w:pPr>
       <w:r>
-        <w:t xml:space="preserve">Twelve gates stand between a code change and the live site, run automatically on every change; one failure stops the release cold. On every change: the 3,412 self-checks (every promise ever made, re-tested); the 144 trap documents rebuilt and re-judged; the scoring invariant (the grade shown must always match the score computed); the</w:t>
+        <w:t xml:space="preserve">Twelve gates stand between a code change and the live site, run automatically on every change; one failure stops the release cold. On every change: the 3,418 self-checks (every promise ever made, re-tested); the 144 trap documents rebuilt and re-judged; the scoring invariant (the grade shown must always match the score computed); the</w:t>
       </w:r>
       <w:r>
         <w:t xml:space="preserve"> </w:t>
@@ -1108,13 +1108,13 @@
       </w:r>
     </w:p>
     <w:bookmarkEnd w:id="17"/>
-    <w:bookmarkStart w:id="20" w:name="six-months.-818-changes.-148-versions."/>
+    <w:bookmarkStart w:id="20" w:name="six-months.-819-changes.-149-versions."/>
     <w:p>
       <w:pPr>
         <w:pStyle w:val="Heading2"/>
       </w:pPr>
       <w:r>
-        <w:t xml:space="preserve">Six months. 818 changes. 148 versions.</w:t>
+        <w:t xml:space="preserve">Six months. 819 changes. 149 versions.</w:t>
       </w:r>
     </w:p>
     <w:p>
@@ -1122,7 +1122,7 @@
         <w:pStyle w:val="FirstParagraph"/>
       </w:pPr>
       <w:r>
-        <w:t xml:space="preserve">Not a weekend project. Since March it has grown from a single PDF check into a checker for four kinds of files — 378 saved changes in the last 30 days alone, its battery of self-checks grown from about 1,500 in June to 3,412 today. All of it is public, on GitHub:</w:t>
+        <w:t xml:space="preserve">Not a weekend project. Since March it has grown from a single PDF check into a checker for four kinds of files — 379 saved changes in the last 30 days alone, its battery of self-checks grown from about 1,500 in June to 3,418 today. All of it is public, on GitHub:</w:t>
       </w:r>
       <w:r>
         <w:t xml:space="preserve"> </w:t>
@@ -1197,7 +1197,7 @@
         <w:t xml:space="preserve"> </w:t>
       </w:r>
       <w:r>
-        <w:t xml:space="preserve">This is real software, battle-tested: 12,403 check-ups for internal and external agencies, 144 trap documents designed to fool it, an independent referee co-signing every report, and a public record of every change — and it is free. Nothing here asks for trust; every claim here is checkable by anyone:</w:t>
+        <w:t xml:space="preserve">This is real software, battle-tested: 12,407 check-ups for internal and external agencies, 144 trap documents designed to fool it, an independent referee co-signing every report, and a public record of every change — and it is free. Nothing here asks for trust; every claim here is checkable by anyone:</w:t>
       </w:r>
     </w:p>
     <w:p>
@@ -1257,13 +1257,13 @@
           <w:b/>
           <w:bCs/>
         </w:rPr>
-        <w:t xml:space="preserve">3,412 self-checks.</w:t>
-      </w:r>
-      <w:r>
-        <w:t xml:space="preserve"> </w:t>
-      </w:r>
-      <w:r>
-        <w:t xml:space="preserve">Before anything new goes live, the software re-runs every promise it has ever made — all 3,412 must pass. A single failure stops the release cold: fix it, then run the full battery again from the top. A few of those promises, in plain words: a scanned page with no readable text must score zero (no partial credit for a picture of words); a file with no tables must never be graded on tables; the grade on screen and the grade in the downloaded report must match, digit for digit; an image description made of nothing but blank spaces must be caught as empty; a re-saved copy of a document must receive the identical grade, digit for digit; and all 144 trap documents must still be judged correctly, every release.</w:t>
+        <w:t xml:space="preserve">3,418 self-checks.</w:t>
+      </w:r>
+      <w:r>
+        <w:t xml:space="preserve"> </w:t>
+      </w:r>
+      <w:r>
+        <w:t xml:space="preserve">Before anything new goes live, the software re-runs every promise it has ever made — all 3,418 must pass. A single failure stops the release cold: fix it, then run the full battery again from the top. A few of those promises, in plain words: a scanned page with no readable text must score zero (no partial credit for a picture of words); a file with no tables must never be graded on tables; the grade on screen and the grade in the downloaded report must match, digit for digit; an image description made of nothing but blank spaces must be caught as empty; a re-saved copy of a document must receive the identical grade, digit for digit; and all 144 trap documents must still be judged correctly, every release.</w:t>
       </w:r>
     </w:p>
     <w:p>
@@ -1285,7 +1285,7 @@
         <w:t xml:space="preserve"> </w:t>
       </w:r>
       <w:r>
-        <w:t xml:space="preserve">148 version notes plus a plain-language security log written for records auditors — mistakes included.</w:t>
+        <w:t xml:space="preserve">149 version notes plus a plain-language security log written for records auditors — mistakes included.</w:t>
       </w:r>
     </w:p>
     <w:p>

--- a/docs/brief/checker-brief.docx
+++ b/docs/brief/checker-brief.docx
@@ -50,23 +50,23 @@
           <w:b/>
           <w:bCs/>
         </w:rPr>
-        <w:t xml:space="preserve">12,407</w:t>
-      </w:r>
-      <w:r>
-        <w:t xml:space="preserve"> </w:t>
-      </w:r>
-      <w:r>
-        <w:t xml:space="preserve">check-ups run for internal and external agencies — the quick per-file check-up that has caught on beyond ICJIA: easier than SiteImprove, clearer than PAC. 8,293 in the last 30 days alone. ·</w:t>
-      </w:r>
-      <w:r>
-        <w:t xml:space="preserve"> </w:t>
-      </w:r>
-      <w:r>
-        <w:rPr>
-          <w:b/>
-          <w:bCs/>
-        </w:rPr>
-        <w:t xml:space="preserve">3,418</w:t>
+        <w:t xml:space="preserve">12,413</w:t>
+      </w:r>
+      <w:r>
+        <w:t xml:space="preserve"> </w:t>
+      </w:r>
+      <w:r>
+        <w:t xml:space="preserve">check-ups run for internal and external agencies — the quick per-file check-up that has caught on beyond ICJIA: easier than SiteImprove, clearer than PAC. 8,299 in the last 30 days alone. ·</w:t>
+      </w:r>
+      <w:r>
+        <w:t xml:space="preserve"> </w:t>
+      </w:r>
+      <w:r>
+        <w:rPr>
+          <w:b/>
+          <w:bCs/>
+        </w:rPr>
+        <w:t xml:space="preserve">3,421</w:t>
       </w:r>
       <w:r>
         <w:t xml:space="preserve"> </w:t>
@@ -98,7 +98,7 @@
           <w:b/>
           <w:bCs/>
         </w:rPr>
-        <w:t xml:space="preserve">819</w:t>
+        <w:t xml:space="preserve">820</w:t>
       </w:r>
       <w:r>
         <w:t xml:space="preserve"> </w:t>
@@ -882,7 +882,7 @@
         <w:pStyle w:val="FirstParagraph"/>
       </w:pPr>
       <w:r>
-        <w:t xml:space="preserve">Twelve gates stand between a code change and the live site, run automatically on every change; one failure stops the release cold. On every change: the 3,418 self-checks (every promise ever made, re-tested); the 144 trap documents rebuilt and re-judged; the scoring invariant (the grade shown must always match the score computed); the</w:t>
+        <w:t xml:space="preserve">Twelve gates stand between a code change and the live site, run automatically on every change; one failure stops the release cold. On every change: the 3,421 self-checks (every promise ever made, re-tested); the 144 trap documents rebuilt and re-judged; the scoring invariant (the grade shown must always match the score computed); the</w:t>
       </w:r>
       <w:r>
         <w:t xml:space="preserve"> </w:t>
@@ -1108,13 +1108,13 @@
       </w:r>
     </w:p>
     <w:bookmarkEnd w:id="17"/>
-    <w:bookmarkStart w:id="20" w:name="six-months.-819-changes.-149-versions."/>
+    <w:bookmarkStart w:id="20" w:name="six-months.-820-changes.-149-versions."/>
     <w:p>
       <w:pPr>
         <w:pStyle w:val="Heading2"/>
       </w:pPr>
       <w:r>
-        <w:t xml:space="preserve">Six months. 819 changes. 149 versions.</w:t>
+        <w:t xml:space="preserve">Six months. 820 changes. 149 versions.</w:t>
       </w:r>
     </w:p>
     <w:p>
@@ -1122,7 +1122,7 @@
         <w:pStyle w:val="FirstParagraph"/>
       </w:pPr>
       <w:r>
-        <w:t xml:space="preserve">Not a weekend project. Since March it has grown from a single PDF check into a checker for four kinds of files — 379 saved changes in the last 30 days alone, its battery of self-checks grown from about 1,500 in June to 3,418 today. All of it is public, on GitHub:</w:t>
+        <w:t xml:space="preserve">Not a weekend project. Since March it has grown from a single PDF check into a checker for four kinds of files — 380 saved changes in the last 30 days alone, its battery of self-checks grown from about 1,500 in June to 3,421 today. All of it is public, on GitHub:</w:t>
       </w:r>
       <w:r>
         <w:t xml:space="preserve"> </w:t>
@@ -1197,7 +1197,7 @@
         <w:t xml:space="preserve"> </w:t>
       </w:r>
       <w:r>
-        <w:t xml:space="preserve">This is real software, battle-tested: 12,407 check-ups for internal and external agencies, 144 trap documents designed to fool it, an independent referee co-signing every report, and a public record of every change — and it is free. Nothing here asks for trust; every claim here is checkable by anyone:</w:t>
+        <w:t xml:space="preserve">This is real software, battle-tested: 12,413 check-ups for internal and external agencies, 144 trap documents designed to fool it, an independent referee co-signing every report, and a public record of every change — and it is free. Nothing here asks for trust; every claim here is checkable by anyone:</w:t>
       </w:r>
     </w:p>
     <w:p>
@@ -1257,13 +1257,13 @@
           <w:b/>
           <w:bCs/>
         </w:rPr>
-        <w:t xml:space="preserve">3,418 self-checks.</w:t>
-      </w:r>
-      <w:r>
-        <w:t xml:space="preserve"> </w:t>
-      </w:r>
-      <w:r>
-        <w:t xml:space="preserve">Before anything new goes live, the software re-runs every promise it has ever made — all 3,418 must pass. A single failure stops the release cold: fix it, then run the full battery again from the top. A few of those promises, in plain words: a scanned page with no readable text must score zero (no partial credit for a picture of words); a file with no tables must never be graded on tables; the grade on screen and the grade in the downloaded report must match, digit for digit; an image description made of nothing but blank spaces must be caught as empty; a re-saved copy of a document must receive the identical grade, digit for digit; and all 144 trap documents must still be judged correctly, every release.</w:t>
+        <w:t xml:space="preserve">3,421 self-checks.</w:t>
+      </w:r>
+      <w:r>
+        <w:t xml:space="preserve"> </w:t>
+      </w:r>
+      <w:r>
+        <w:t xml:space="preserve">Before anything new goes live, the software re-runs every promise it has ever made — all 3,421 must pass. A single failure stops the release cold: fix it, then run the full battery again from the top. A few of those promises, in plain words: a scanned page with no readable text must score zero (no partial credit for a picture of words); a file with no tables must never be graded on tables; the grade on screen and the grade in the downloaded report must match, digit for digit; an image description made of nothing but blank spaces must be caught as empty; a re-saved copy of a document must receive the identical grade, digit for digit; and all 144 trap documents must still be judged correctly, every release.</w:t>
       </w:r>
     </w:p>
     <w:p>

--- a/docs/brief/checker-brief.docx
+++ b/docs/brief/checker-brief.docx
@@ -50,23 +50,23 @@
           <w:b/>
           <w:bCs/>
         </w:rPr>
-        <w:t xml:space="preserve">12,413</w:t>
-      </w:r>
-      <w:r>
-        <w:t xml:space="preserve"> </w:t>
-      </w:r>
-      <w:r>
-        <w:t xml:space="preserve">check-ups run for internal and external agencies — the quick per-file check-up that has caught on beyond ICJIA: easier than SiteImprove, clearer than PAC. 8,299 in the last 30 days alone. ·</w:t>
-      </w:r>
-      <w:r>
-        <w:t xml:space="preserve"> </w:t>
-      </w:r>
-      <w:r>
-        <w:rPr>
-          <w:b/>
-          <w:bCs/>
-        </w:rPr>
-        <w:t xml:space="preserve">3,421</w:t>
+        <w:t xml:space="preserve">12,418</w:t>
+      </w:r>
+      <w:r>
+        <w:t xml:space="preserve"> </w:t>
+      </w:r>
+      <w:r>
+        <w:t xml:space="preserve">check-ups run for internal and external agencies — the quick per-file check-up that has caught on beyond ICJIA: easier than SiteImprove, clearer than PAC. 8,304 in the last 30 days alone. ·</w:t>
+      </w:r>
+      <w:r>
+        <w:t xml:space="preserve"> </w:t>
+      </w:r>
+      <w:r>
+        <w:rPr>
+          <w:b/>
+          <w:bCs/>
+        </w:rPr>
+        <w:t xml:space="preserve">3,424</w:t>
       </w:r>
       <w:r>
         <w:t xml:space="preserve"> </w:t>
@@ -82,7 +82,7 @@
           <w:b/>
           <w:bCs/>
         </w:rPr>
-        <w:t xml:space="preserve">144 / 144</w:t>
+        <w:t xml:space="preserve">147 / 147</w:t>
       </w:r>
       <w:r>
         <w:t xml:space="preserve"> </w:t>
@@ -98,7 +98,7 @@
           <w:b/>
           <w:bCs/>
         </w:rPr>
-        <w:t xml:space="preserve">820</w:t>
+        <w:t xml:space="preserve">824</w:t>
       </w:r>
       <w:r>
         <w:t xml:space="preserve"> </w:t>
@@ -550,13 +550,13 @@
       </w:r>
     </w:p>
     <w:bookmarkEnd w:id="12"/>
-    <w:bookmarkStart w:id="13" w:name="X0e00940fa0bcc8e559df8da31cf621d2d4a5664"/>
+    <w:bookmarkStart w:id="13" w:name="X624f4b31a4534f0e4015d3577667b4ca3b828de"/>
     <w:p>
       <w:pPr>
         <w:pStyle w:val="Heading2"/>
       </w:pPr>
       <w:r>
-        <w:t xml:space="preserve">We built 144 documents designed to fool it — PDFs modeled on Canva, InDesign, and Word, plus native Word, PowerPoint, and Excel traps</w:t>
+        <w:t xml:space="preserve">We built 147 documents designed to fool it — PDFs modeled on Canva, InDesign, and Word, plus native Word, PowerPoint, and Excel traps</w:t>
       </w:r>
     </w:p>
     <w:p>
@@ -611,7 +611,7 @@
           <w:b/>
           <w:bCs/>
         </w:rPr>
-        <w:t xml:space="preserve">All 144 held</w:t>
+        <w:t xml:space="preserve">All 147 held</w:t>
       </w:r>
       <w:r>
         <w:t xml:space="preserve"> </w:t>
@@ -654,7 +654,7 @@
           <w:b/>
           <w:bCs/>
         </w:rPr>
-        <w:t xml:space="preserve">The full inventory — 64 designed defects caught, 74 correct or hostile documents passed clean, 6 real bugs found in the checker and fixed</w:t>
+        <w:t xml:space="preserve">The full inventory — 65 designed defects caught, 76 correct or hostile documents passed clean, 6 real bugs found in the checker and fixed</w:t>
       </w:r>
       <w:r>
         <w:t xml:space="preserve"> </w:t>
@@ -882,7 +882,7 @@
         <w:pStyle w:val="FirstParagraph"/>
       </w:pPr>
       <w:r>
-        <w:t xml:space="preserve">Twelve gates stand between a code change and the live site, run automatically on every change; one failure stops the release cold. On every change: the 3,421 self-checks (every promise ever made, re-tested); the 144 trap documents rebuilt and re-judged; the scoring invariant (the grade shown must always match the score computed); the</w:t>
+        <w:t xml:space="preserve">Twelve gates stand between a code change and the live site, run automatically on every change; one failure stops the release cold. On every change: the 3,424 self-checks (every promise ever made, re-tested); the 147 trap documents rebuilt and re-judged; the scoring invariant (the grade shown must always match the score computed); the</w:t>
       </w:r>
       <w:r>
         <w:t xml:space="preserve"> </w:t>
@@ -987,7 +987,7 @@
           <w:b/>
           <w:bCs/>
         </w:rPr>
-        <w:t xml:space="preserve">48 documents came back for a re-check after repairs — and 9 of them climbed all the way to an A</w:t>
+        <w:t xml:space="preserve">49 documents came back for a re-check after repairs — and 9 of them climbed all the way to an A</w:t>
       </w:r>
       <w:r>
         <w:t xml:space="preserve">: failed, fixed, and passed under the same rules. This is the question behind every other question, and the answer no sales pitch can fake: the same file, failed and then passed.</w:t>
@@ -1108,13 +1108,13 @@
       </w:r>
     </w:p>
     <w:bookmarkEnd w:id="17"/>
-    <w:bookmarkStart w:id="20" w:name="six-months.-820-changes.-149-versions."/>
+    <w:bookmarkStart w:id="20" w:name="six-months.-824-changes.-150-versions."/>
     <w:p>
       <w:pPr>
         <w:pStyle w:val="Heading2"/>
       </w:pPr>
       <w:r>
-        <w:t xml:space="preserve">Six months. 820 changes. 149 versions.</w:t>
+        <w:t xml:space="preserve">Six months. 824 changes. 150 versions.</w:t>
       </w:r>
     </w:p>
     <w:p>
@@ -1122,7 +1122,7 @@
         <w:pStyle w:val="FirstParagraph"/>
       </w:pPr>
       <w:r>
-        <w:t xml:space="preserve">Not a weekend project. Since March it has grown from a single PDF check into a checker for four kinds of files — 380 saved changes in the last 30 days alone, its battery of self-checks grown from about 1,500 in June to 3,421 today. All of it is public, on GitHub:</w:t>
+        <w:t xml:space="preserve">Not a weekend project. Since March it has grown from a single PDF check into a checker for four kinds of files — 384 saved changes in the last 30 days alone, its battery of self-checks grown from about 1,500 in June to 3,424 today. All of it is public, on GitHub:</w:t>
       </w:r>
       <w:r>
         <w:t xml:space="preserve"> </w:t>
@@ -1153,7 +1153,7 @@
         </w:r>
       </w:hyperlink>
       <w:r>
-        <w:t xml:space="preserve">, open for anyone to read. Milestones, newest first: passes its own trap test 144/144 · fixed the outlier that wrongly refused a 246-page annual report — traced to the server, not the file, with proof · made its own grading</w:t>
+        <w:t xml:space="preserve">, open for anyone to read. Milestones, newest first: passes its own trap test 147/147 · fixed the outlier that wrongly refused a 246-page annual report — traced to the server, not the file, with proof · made its own grading</w:t>
       </w:r>
       <w:r>
         <w:t xml:space="preserve"> </w:t>
@@ -1197,7 +1197,7 @@
         <w:t xml:space="preserve"> </w:t>
       </w:r>
       <w:r>
-        <w:t xml:space="preserve">This is real software, battle-tested: 12,413 check-ups for internal and external agencies, 144 trap documents designed to fool it, an independent referee co-signing every report, and a public record of every change — and it is free. Nothing here asks for trust; every claim here is checkable by anyone:</w:t>
+        <w:t xml:space="preserve">This is real software, battle-tested: 12,418 check-ups for internal and external agencies, 147 trap documents designed to fool it, an independent referee co-signing every report, and a public record of every change — and it is free. Nothing here asks for trust; every claim here is checkable by anyone:</w:t>
       </w:r>
     </w:p>
     <w:p>
@@ -1257,13 +1257,13 @@
           <w:b/>
           <w:bCs/>
         </w:rPr>
-        <w:t xml:space="preserve">3,421 self-checks.</w:t>
-      </w:r>
-      <w:r>
-        <w:t xml:space="preserve"> </w:t>
-      </w:r>
-      <w:r>
-        <w:t xml:space="preserve">Before anything new goes live, the software re-runs every promise it has ever made — all 3,421 must pass. A single failure stops the release cold: fix it, then run the full battery again from the top. A few of those promises, in plain words: a scanned page with no readable text must score zero (no partial credit for a picture of words); a file with no tables must never be graded on tables; the grade on screen and the grade in the downloaded report must match, digit for digit; an image description made of nothing but blank spaces must be caught as empty; a re-saved copy of a document must receive the identical grade, digit for digit; and all 144 trap documents must still be judged correctly, every release.</w:t>
+        <w:t xml:space="preserve">3,424 self-checks.</w:t>
+      </w:r>
+      <w:r>
+        <w:t xml:space="preserve"> </w:t>
+      </w:r>
+      <w:r>
+        <w:t xml:space="preserve">Before anything new goes live, the software re-runs every promise it has ever made — all 3,424 must pass. A single failure stops the release cold: fix it, then run the full battery again from the top. A few of those promises, in plain words: a scanned page with no readable text must score zero (no partial credit for a picture of words); a file with no tables must never be graded on tables; the grade on screen and the grade in the downloaded report must match, digit for digit; an image description made of nothing but blank spaces must be caught as empty; a re-saved copy of a document must receive the identical grade, digit for digit; and all 147 trap documents must still be judged correctly, every release.</w:t>
       </w:r>
     </w:p>
     <w:p>
@@ -1285,7 +1285,7 @@
         <w:t xml:space="preserve"> </w:t>
       </w:r>
       <w:r>
-        <w:t xml:space="preserve">149 version notes plus a plain-language security log written for records auditors — mistakes included.</w:t>
+        <w:t xml:space="preserve">150 version notes plus a plain-language security log written for records auditors — mistakes included.</w:t>
       </w:r>
     </w:p>
     <w:p>
@@ -1389,13 +1389,13 @@
       </w:r>
     </w:p>
     <w:bookmarkEnd w:id="21"/>
-    <w:bookmarkStart w:id="22" w:name="appendix-the-144-trap-documents"/>
+    <w:bookmarkStart w:id="22" w:name="appendix-the-147-trap-documents"/>
     <w:p>
       <w:pPr>
         <w:pStyle w:val="Heading2"/>
       </w:pPr>
       <w:r>
-        <w:t xml:space="preserve">Appendix: the 144 trap documents</w:t>
+        <w:t xml:space="preserve">Appendix: the 147 trap documents</w:t>
       </w:r>
     </w:p>
     <w:p>
@@ -6087,6 +6087,102 @@
       </w:r>
       <w:r>
         <w:t xml:space="preserve">— Word: the same page with both links described</w:t>
+      </w:r>
+      <w:r>
+        <w:t xml:space="preserve"> </w:t>
+      </w:r>
+      <w:r>
+        <w:rPr>
+          <w:i/>
+          <w:iCs/>
+        </w:rPr>
+        <w:t xml:space="preserve">(passed clean)</w:t>
+      </w:r>
+    </w:p>
+    <w:p>
+      <w:pPr>
+        <w:pStyle w:val="Compact"/>
+        <w:numPr>
+          <w:ilvl w:val="0"/>
+          <w:numId w:val="1003"/>
+        </w:numPr>
+      </w:pPr>
+      <w:r>
+        <w:rPr>
+          <w:b/>
+          <w:bCs/>
+        </w:rPr>
+        <w:t xml:space="preserve">synthetic-145</w:t>
+      </w:r>
+      <w:r>
+        <w:t xml:space="preserve"> </w:t>
+      </w:r>
+      <w:r>
+        <w:t xml:space="preserve">— PowerPoint: headings typed into text boxes instead of title placeholders</w:t>
+      </w:r>
+      <w:r>
+        <w:t xml:space="preserve"> </w:t>
+      </w:r>
+      <w:r>
+        <w:rPr>
+          <w:i/>
+          <w:iCs/>
+        </w:rPr>
+        <w:t xml:space="preserve">(caught)</w:t>
+      </w:r>
+    </w:p>
+    <w:p>
+      <w:pPr>
+        <w:pStyle w:val="Compact"/>
+        <w:numPr>
+          <w:ilvl w:val="0"/>
+          <w:numId w:val="1003"/>
+        </w:numPr>
+      </w:pPr>
+      <w:r>
+        <w:rPr>
+          <w:b/>
+          <w:bCs/>
+        </w:rPr>
+        <w:t xml:space="preserve">synthetic-146</w:t>
+      </w:r>
+      <w:r>
+        <w:t xml:space="preserve"> </w:t>
+      </w:r>
+      <w:r>
+        <w:t xml:space="preserve">— PowerPoint: the same slides with real title placeholders</w:t>
+      </w:r>
+      <w:r>
+        <w:t xml:space="preserve"> </w:t>
+      </w:r>
+      <w:r>
+        <w:rPr>
+          <w:i/>
+          <w:iCs/>
+        </w:rPr>
+        <w:t xml:space="preserve">(passed clean)</w:t>
+      </w:r>
+    </w:p>
+    <w:p>
+      <w:pPr>
+        <w:pStyle w:val="Compact"/>
+        <w:numPr>
+          <w:ilvl w:val="0"/>
+          <w:numId w:val="1003"/>
+        </w:numPr>
+      </w:pPr>
+      <w:r>
+        <w:rPr>
+          <w:b/>
+          <w:bCs/>
+        </w:rPr>
+        <w:t xml:space="preserve">synthetic-147</w:t>
+      </w:r>
+      <w:r>
+        <w:t xml:space="preserve"> </w:t>
+      </w:r>
+      <w:r>
+        <w:t xml:space="preserve">— PowerPoint: a slide with no heading at all — AAA, and not scored</w:t>
       </w:r>
       <w:r>
         <w:t xml:space="preserve"> </w:t>

--- a/docs/brief/checker-brief.docx
+++ b/docs/brief/checker-brief.docx
@@ -50,23 +50,23 @@
           <w:b/>
           <w:bCs/>
         </w:rPr>
-        <w:t xml:space="preserve">12,418</w:t>
-      </w:r>
-      <w:r>
-        <w:t xml:space="preserve"> </w:t>
-      </w:r>
-      <w:r>
-        <w:t xml:space="preserve">check-ups run for internal and external agencies — the quick per-file check-up that has caught on beyond ICJIA: easier than SiteImprove, clearer than PAC. 8,304 in the last 30 days alone. ·</w:t>
-      </w:r>
-      <w:r>
-        <w:t xml:space="preserve"> </w:t>
-      </w:r>
-      <w:r>
-        <w:rPr>
-          <w:b/>
-          <w:bCs/>
-        </w:rPr>
-        <w:t xml:space="preserve">3,424</w:t>
+        <w:t xml:space="preserve">12,421</w:t>
+      </w:r>
+      <w:r>
+        <w:t xml:space="preserve"> </w:t>
+      </w:r>
+      <w:r>
+        <w:t xml:space="preserve">check-ups run for internal and external agencies — the quick per-file check-up that has caught on beyond ICJIA: easier than SiteImprove, clearer than PAC. 8,307 in the last 30 days alone. ·</w:t>
+      </w:r>
+      <w:r>
+        <w:t xml:space="preserve"> </w:t>
+      </w:r>
+      <w:r>
+        <w:rPr>
+          <w:b/>
+          <w:bCs/>
+        </w:rPr>
+        <w:t xml:space="preserve">3,427</w:t>
       </w:r>
       <w:r>
         <w:t xml:space="preserve"> </w:t>
@@ -82,7 +82,7 @@
           <w:b/>
           <w:bCs/>
         </w:rPr>
-        <w:t xml:space="preserve">147 / 147</w:t>
+        <w:t xml:space="preserve">149 / 149</w:t>
       </w:r>
       <w:r>
         <w:t xml:space="preserve"> </w:t>
@@ -98,7 +98,7 @@
           <w:b/>
           <w:bCs/>
         </w:rPr>
-        <w:t xml:space="preserve">824</w:t>
+        <w:t xml:space="preserve">825</w:t>
       </w:r>
       <w:r>
         <w:t xml:space="preserve"> </w:t>
@@ -550,13 +550,13 @@
       </w:r>
     </w:p>
     <w:bookmarkEnd w:id="12"/>
-    <w:bookmarkStart w:id="13" w:name="X624f4b31a4534f0e4015d3577667b4ca3b828de"/>
+    <w:bookmarkStart w:id="13" w:name="Xb6f20f0fc3c8612eb5112ce1a3b56fd07560d9c"/>
     <w:p>
       <w:pPr>
         <w:pStyle w:val="Heading2"/>
       </w:pPr>
       <w:r>
-        <w:t xml:space="preserve">We built 147 documents designed to fool it — PDFs modeled on Canva, InDesign, and Word, plus native Word, PowerPoint, and Excel traps</w:t>
+        <w:t xml:space="preserve">We built 149 documents designed to fool it — PDFs modeled on Canva, InDesign, and Word, plus native Word, PowerPoint, and Excel traps</w:t>
       </w:r>
     </w:p>
     <w:p>
@@ -611,7 +611,7 @@
           <w:b/>
           <w:bCs/>
         </w:rPr>
-        <w:t xml:space="preserve">All 147 held</w:t>
+        <w:t xml:space="preserve">All 149 held</w:t>
       </w:r>
       <w:r>
         <w:t xml:space="preserve"> </w:t>
@@ -654,7 +654,7 @@
           <w:b/>
           <w:bCs/>
         </w:rPr>
-        <w:t xml:space="preserve">The full inventory — 65 designed defects caught, 76 correct or hostile documents passed clean, 6 real bugs found in the checker and fixed</w:t>
+        <w:t xml:space="preserve">The full inventory — 65 designed defects caught, 78 correct or hostile documents passed clean, 6 real bugs found in the checker and fixed</w:t>
       </w:r>
       <w:r>
         <w:t xml:space="preserve"> </w:t>
@@ -864,7 +864,7 @@
         <w:pStyle w:val="FirstParagraph"/>
       </w:pPr>
       <w:r>
-        <w:t xml:space="preserve">Software that only pretends to work can’t afford to lose an argument in public. This one has — three times — and got better every time. Two of the four it won on the evidence; every one was settled by reading the file, not by defending the tool.</w:t>
+        <w:t xml:space="preserve">Software that only pretends to work can’t afford to lose an argument in public. This one has — three times — and got better every time. One of the four it won on the evidence; every one was settled by reading the file, not by defending the tool.</w:t>
       </w:r>
     </w:p>
     <w:bookmarkEnd w:id="14"/>
@@ -882,7 +882,7 @@
         <w:pStyle w:val="FirstParagraph"/>
       </w:pPr>
       <w:r>
-        <w:t xml:space="preserve">Twelve gates stand between a code change and the live site, run automatically on every change; one failure stops the release cold. On every change: the 3,424 self-checks (every promise ever made, re-tested); the 147 trap documents rebuilt and re-judged; the scoring invariant (the grade shown must always match the score computed); the</w:t>
+        <w:t xml:space="preserve">Twelve gates stand between a code change and the live site, run automatically on every change; one failure stops the release cold. On every change: the 3,427 self-checks (every promise ever made, re-tested); the 149 trap documents rebuilt and re-judged; the scoring invariant (the grade shown must always match the score computed); the</w:t>
       </w:r>
       <w:r>
         <w:t xml:space="preserve"> </w:t>
@@ -1108,13 +1108,13 @@
       </w:r>
     </w:p>
     <w:bookmarkEnd w:id="17"/>
-    <w:bookmarkStart w:id="20" w:name="six-months.-824-changes.-150-versions."/>
+    <w:bookmarkStart w:id="20" w:name="six-months.-825-changes.-150-versions."/>
     <w:p>
       <w:pPr>
         <w:pStyle w:val="Heading2"/>
       </w:pPr>
       <w:r>
-        <w:t xml:space="preserve">Six months. 824 changes. 150 versions.</w:t>
+        <w:t xml:space="preserve">Six months. 825 changes. 150 versions.</w:t>
       </w:r>
     </w:p>
     <w:p>
@@ -1122,7 +1122,7 @@
         <w:pStyle w:val="FirstParagraph"/>
       </w:pPr>
       <w:r>
-        <w:t xml:space="preserve">Not a weekend project. Since March it has grown from a single PDF check into a checker for four kinds of files — 384 saved changes in the last 30 days alone, its battery of self-checks grown from about 1,500 in June to 3,424 today. All of it is public, on GitHub:</w:t>
+        <w:t xml:space="preserve">Not a weekend project. Since March it has grown from a single PDF check into a checker for four kinds of files — 385 saved changes in the last 30 days alone, its battery of self-checks grown from about 1,500 in June to 3,427 today. All of it is public, on GitHub:</w:t>
       </w:r>
       <w:r>
         <w:t xml:space="preserve"> </w:t>
@@ -1153,7 +1153,7 @@
         </w:r>
       </w:hyperlink>
       <w:r>
-        <w:t xml:space="preserve">, open for anyone to read. Milestones, newest first: passes its own trap test 147/147 · fixed the outlier that wrongly refused a 246-page annual report — traced to the server, not the file, with proof · made its own grading</w:t>
+        <w:t xml:space="preserve">, open for anyone to read. Milestones, newest first: passes its own trap test 149/149 · fixed the outlier that wrongly refused a 246-page annual report — traced to the server, not the file, with proof · made its own grading</w:t>
       </w:r>
       <w:r>
         <w:t xml:space="preserve"> </w:t>
@@ -1197,7 +1197,7 @@
         <w:t xml:space="preserve"> </w:t>
       </w:r>
       <w:r>
-        <w:t xml:space="preserve">This is real software, battle-tested: 12,418 check-ups for internal and external agencies, 147 trap documents designed to fool it, an independent referee co-signing every report, and a public record of every change — and it is free. Nothing here asks for trust; every claim here is checkable by anyone:</w:t>
+        <w:t xml:space="preserve">This is real software, battle-tested: 12,421 check-ups for internal and external agencies, 149 trap documents designed to fool it, an independent referee co-signing every report, and a public record of every change — and it is free. Nothing here asks for trust; every claim here is checkable by anyone:</w:t>
       </w:r>
     </w:p>
     <w:p>
@@ -1257,13 +1257,13 @@
           <w:b/>
           <w:bCs/>
         </w:rPr>
-        <w:t xml:space="preserve">3,424 self-checks.</w:t>
-      </w:r>
-      <w:r>
-        <w:t xml:space="preserve"> </w:t>
-      </w:r>
-      <w:r>
-        <w:t xml:space="preserve">Before anything new goes live, the software re-runs every promise it has ever made — all 3,424 must pass. A single failure stops the release cold: fix it, then run the full battery again from the top. A few of those promises, in plain words: a scanned page with no readable text must score zero (no partial credit for a picture of words); a file with no tables must never be graded on tables; the grade on screen and the grade in the downloaded report must match, digit for digit; an image description made of nothing but blank spaces must be caught as empty; a re-saved copy of a document must receive the identical grade, digit for digit; and all 147 trap documents must still be judged correctly, every release.</w:t>
+        <w:t xml:space="preserve">3,427 self-checks.</w:t>
+      </w:r>
+      <w:r>
+        <w:t xml:space="preserve"> </w:t>
+      </w:r>
+      <w:r>
+        <w:t xml:space="preserve">Before anything new goes live, the software re-runs every promise it has ever made — all 3,427 must pass. A single failure stops the release cold: fix it, then run the full battery again from the top. A few of those promises, in plain words: a scanned page with no readable text must score zero (no partial credit for a picture of words); a file with no tables must never be graded on tables; the grade on screen and the grade in the downloaded report must match, digit for digit; an image description made of nothing but blank spaces must be caught as empty; a re-saved copy of a document must receive the identical grade, digit for digit; and all 149 trap documents must still be judged correctly, every release.</w:t>
       </w:r>
     </w:p>
     <w:p>
@@ -1389,13 +1389,13 @@
       </w:r>
     </w:p>
     <w:bookmarkEnd w:id="21"/>
-    <w:bookmarkStart w:id="22" w:name="appendix-the-147-trap-documents"/>
+    <w:bookmarkStart w:id="22" w:name="appendix-the-149-trap-documents"/>
     <w:p>
       <w:pPr>
         <w:pStyle w:val="Heading2"/>
       </w:pPr>
       <w:r>
-        <w:t xml:space="preserve">Appendix: the 147 trap documents</w:t>
+        <w:t xml:space="preserve">Appendix: the 149 trap documents</w:t>
       </w:r>
     </w:p>
     <w:p>
@@ -6183,6 +6183,70 @@
       </w:r>
       <w:r>
         <w:t xml:space="preserve">— PowerPoint: a slide with no heading at all — AAA, and not scored</w:t>
+      </w:r>
+      <w:r>
+        <w:t xml:space="preserve"> </w:t>
+      </w:r>
+      <w:r>
+        <w:rPr>
+          <w:i/>
+          <w:iCs/>
+        </w:rPr>
+        <w:t xml:space="preserve">(passed clean)</w:t>
+      </w:r>
+    </w:p>
+    <w:p>
+      <w:pPr>
+        <w:pStyle w:val="Compact"/>
+        <w:numPr>
+          <w:ilvl w:val="0"/>
+          <w:numId w:val="1003"/>
+        </w:numPr>
+      </w:pPr>
+      <w:r>
+        <w:rPr>
+          <w:b/>
+          <w:bCs/>
+        </w:rPr>
+        <w:t xml:space="preserve">synthetic-148</w:t>
+      </w:r>
+      <w:r>
+        <w:t xml:space="preserve"> </w:t>
+      </w:r>
+      <w:r>
+        <w:t xml:space="preserve">— PowerPoint: a big statistic in a body placeholder — content, not a heading</w:t>
+      </w:r>
+      <w:r>
+        <w:t xml:space="preserve"> </w:t>
+      </w:r>
+      <w:r>
+        <w:rPr>
+          <w:i/>
+          <w:iCs/>
+        </w:rPr>
+        <w:t xml:space="preserve">(passed clean)</w:t>
+      </w:r>
+    </w:p>
+    <w:p>
+      <w:pPr>
+        <w:pStyle w:val="Compact"/>
+        <w:numPr>
+          <w:ilvl w:val="0"/>
+          <w:numId w:val="1003"/>
+        </w:numPr>
+      </w:pPr>
+      <w:r>
+        <w:rPr>
+          <w:b/>
+          <w:bCs/>
+        </w:rPr>
+        <w:t xml:space="preserve">synthetic-149</w:t>
+      </w:r>
+      <w:r>
+        <w:t xml:space="preserve"> </w:t>
+      </w:r>
+      <w:r>
+        <w:t xml:space="preserve">— PowerPoint: a long sentence set large — emphasis, not a heading</w:t>
       </w:r>
       <w:r>
         <w:t xml:space="preserve"> </w:t>

--- a/docs/brief/checker-brief.docx
+++ b/docs/brief/checker-brief.docx
@@ -50,13 +50,13 @@
           <w:b/>
           <w:bCs/>
         </w:rPr>
-        <w:t xml:space="preserve">12,421</w:t>
-      </w:r>
-      <w:r>
-        <w:t xml:space="preserve"> </w:t>
-      </w:r>
-      <w:r>
-        <w:t xml:space="preserve">check-ups run for internal and external agencies — the quick per-file check-up that has caught on beyond ICJIA: easier than SiteImprove, clearer than PAC. 8,307 in the last 30 days alone. ·</w:t>
+        <w:t xml:space="preserve">12,422</w:t>
+      </w:r>
+      <w:r>
+        <w:t xml:space="preserve"> </w:t>
+      </w:r>
+      <w:r>
+        <w:t xml:space="preserve">check-ups run for internal and external agencies — the quick per-file check-up that has caught on beyond ICJIA: easier than SiteImprove, clearer than PAC. 8,308 in the last 30 days alone. ·</w:t>
       </w:r>
       <w:r>
         <w:t xml:space="preserve"> </w:t>
@@ -98,7 +98,7 @@
           <w:b/>
           <w:bCs/>
         </w:rPr>
-        <w:t xml:space="preserve">825</w:t>
+        <w:t xml:space="preserve">826</w:t>
       </w:r>
       <w:r>
         <w:t xml:space="preserve"> </w:t>
@@ -1108,13 +1108,13 @@
       </w:r>
     </w:p>
     <w:bookmarkEnd w:id="17"/>
-    <w:bookmarkStart w:id="20" w:name="six-months.-825-changes.-150-versions."/>
+    <w:bookmarkStart w:id="20" w:name="six-months.-826-changes.-150-versions."/>
     <w:p>
       <w:pPr>
         <w:pStyle w:val="Heading2"/>
       </w:pPr>
       <w:r>
-        <w:t xml:space="preserve">Six months. 825 changes. 150 versions.</w:t>
+        <w:t xml:space="preserve">Six months. 826 changes. 150 versions.</w:t>
       </w:r>
     </w:p>
     <w:p>
@@ -1122,7 +1122,7 @@
         <w:pStyle w:val="FirstParagraph"/>
       </w:pPr>
       <w:r>
-        <w:t xml:space="preserve">Not a weekend project. Since March it has grown from a single PDF check into a checker for four kinds of files — 385 saved changes in the last 30 days alone, its battery of self-checks grown from about 1,500 in June to 3,427 today. All of it is public, on GitHub:</w:t>
+        <w:t xml:space="preserve">Not a weekend project. Since March it has grown from a single PDF check into a checker for four kinds of files — 386 saved changes in the last 30 days alone, its battery of self-checks grown from about 1,500 in June to 3,427 today. All of it is public, on GitHub:</w:t>
       </w:r>
       <w:r>
         <w:t xml:space="preserve"> </w:t>
@@ -1197,7 +1197,7 @@
         <w:t xml:space="preserve"> </w:t>
       </w:r>
       <w:r>
-        <w:t xml:space="preserve">This is real software, battle-tested: 12,421 check-ups for internal and external agencies, 149 trap documents designed to fool it, an independent referee co-signing every report, and a public record of every change — and it is free. Nothing here asks for trust; every claim here is checkable by anyone:</w:t>
+        <w:t xml:space="preserve">This is real software, battle-tested: 12,422 check-ups for internal and external agencies, 149 trap documents designed to fool it, an independent referee co-signing every report, and a public record of every change — and it is free. Nothing here asks for trust; every claim here is checkable by anyone:</w:t>
       </w:r>
     </w:p>
     <w:p>

--- a/docs/brief/checker-brief.docx
+++ b/docs/brief/checker-brief.docx
@@ -98,7 +98,7 @@
           <w:b/>
           <w:bCs/>
         </w:rPr>
-        <w:t xml:space="preserve">826</w:t>
+        <w:t xml:space="preserve">827</w:t>
       </w:r>
       <w:r>
         <w:t xml:space="preserve"> </w:t>
@@ -1108,13 +1108,13 @@
       </w:r>
     </w:p>
     <w:bookmarkEnd w:id="17"/>
-    <w:bookmarkStart w:id="20" w:name="six-months.-826-changes.-150-versions."/>
+    <w:bookmarkStart w:id="20" w:name="six-months.-827-changes.-150-versions."/>
     <w:p>
       <w:pPr>
         <w:pStyle w:val="Heading2"/>
       </w:pPr>
       <w:r>
-        <w:t xml:space="preserve">Six months. 826 changes. 150 versions.</w:t>
+        <w:t xml:space="preserve">Six months. 827 changes. 150 versions.</w:t>
       </w:r>
     </w:p>
     <w:p>
@@ -1122,7 +1122,7 @@
         <w:pStyle w:val="FirstParagraph"/>
       </w:pPr>
       <w:r>
-        <w:t xml:space="preserve">Not a weekend project. Since March it has grown from a single PDF check into a checker for four kinds of files — 386 saved changes in the last 30 days alone, its battery of self-checks grown from about 1,500 in June to 3,427 today. All of it is public, on GitHub:</w:t>
+        <w:t xml:space="preserve">Not a weekend project. Since March it has grown from a single PDF check into a checker for four kinds of files — 387 saved changes in the last 30 days alone, its battery of self-checks grown from about 1,500 in June to 3,427 today. All of it is public, on GitHub:</w:t>
       </w:r>
       <w:r>
         <w:t xml:space="preserve"> </w:t>

--- a/docs/brief/checker-brief.docx
+++ b/docs/brief/checker-brief.docx
@@ -66,7 +66,7 @@
           <w:b/>
           <w:bCs/>
         </w:rPr>
-        <w:t xml:space="preserve">3,427</w:t>
+        <w:t xml:space="preserve">3,431</w:t>
       </w:r>
       <w:r>
         <w:t xml:space="preserve"> </w:t>
@@ -98,7 +98,7 @@
           <w:b/>
           <w:bCs/>
         </w:rPr>
-        <w:t xml:space="preserve">827</w:t>
+        <w:t xml:space="preserve">829</w:t>
       </w:r>
       <w:r>
         <w:t xml:space="preserve"> </w:t>
@@ -882,7 +882,7 @@
         <w:pStyle w:val="FirstParagraph"/>
       </w:pPr>
       <w:r>
-        <w:t xml:space="preserve">Twelve gates stand between a code change and the live site, run automatically on every change; one failure stops the release cold. On every change: the 3,427 self-checks (every promise ever made, re-tested); the 149 trap documents rebuilt and re-judged; the scoring invariant (the grade shown must always match the score computed); the</w:t>
+        <w:t xml:space="preserve">Twelve gates stand between a code change and the live site, run automatically on every change; one failure stops the release cold. On every change: the 3,431 self-checks (every promise ever made, re-tested); the 149 trap documents rebuilt and re-judged; the scoring invariant (the grade shown must always match the score computed); the</w:t>
       </w:r>
       <w:r>
         <w:t xml:space="preserve"> </w:t>
@@ -1108,13 +1108,13 @@
       </w:r>
     </w:p>
     <w:bookmarkEnd w:id="17"/>
-    <w:bookmarkStart w:id="20" w:name="six-months.-827-changes.-150-versions."/>
+    <w:bookmarkStart w:id="20" w:name="six-months.-829-changes.-151-versions."/>
     <w:p>
       <w:pPr>
         <w:pStyle w:val="Heading2"/>
       </w:pPr>
       <w:r>
-        <w:t xml:space="preserve">Six months. 827 changes. 150 versions.</w:t>
+        <w:t xml:space="preserve">Six months. 829 changes. 151 versions.</w:t>
       </w:r>
     </w:p>
     <w:p>
@@ -1122,7 +1122,7 @@
         <w:pStyle w:val="FirstParagraph"/>
       </w:pPr>
       <w:r>
-        <w:t xml:space="preserve">Not a weekend project. Since March it has grown from a single PDF check into a checker for four kinds of files — 387 saved changes in the last 30 days alone, its battery of self-checks grown from about 1,500 in June to 3,427 today. All of it is public, on GitHub:</w:t>
+        <w:t xml:space="preserve">Not a weekend project. Since March it has grown from a single PDF check into a checker for four kinds of files — 389 saved changes in the last 30 days alone, its battery of self-checks grown from about 1,500 in June to 3,431 today. All of it is public, on GitHub:</w:t>
       </w:r>
       <w:r>
         <w:t xml:space="preserve"> </w:t>
@@ -1257,13 +1257,13 @@
           <w:b/>
           <w:bCs/>
         </w:rPr>
-        <w:t xml:space="preserve">3,427 self-checks.</w:t>
-      </w:r>
-      <w:r>
-        <w:t xml:space="preserve"> </w:t>
-      </w:r>
-      <w:r>
-        <w:t xml:space="preserve">Before anything new goes live, the software re-runs every promise it has ever made — all 3,427 must pass. A single failure stops the release cold: fix it, then run the full battery again from the top. A few of those promises, in plain words: a scanned page with no readable text must score zero (no partial credit for a picture of words); a file with no tables must never be graded on tables; the grade on screen and the grade in the downloaded report must match, digit for digit; an image description made of nothing but blank spaces must be caught as empty; a re-saved copy of a document must receive the identical grade, digit for digit; and all 149 trap documents must still be judged correctly, every release.</w:t>
+        <w:t xml:space="preserve">3,431 self-checks.</w:t>
+      </w:r>
+      <w:r>
+        <w:t xml:space="preserve"> </w:t>
+      </w:r>
+      <w:r>
+        <w:t xml:space="preserve">Before anything new goes live, the software re-runs every promise it has ever made — all 3,431 must pass. A single failure stops the release cold: fix it, then run the full battery again from the top. A few of those promises, in plain words: a scanned page with no readable text must score zero (no partial credit for a picture of words); a file with no tables must never be graded on tables; the grade on screen and the grade in the downloaded report must match, digit for digit; an image description made of nothing but blank spaces must be caught as empty; a re-saved copy of a document must receive the identical grade, digit for digit; and all 149 trap documents must still be judged correctly, every release.</w:t>
       </w:r>
     </w:p>
     <w:p>
@@ -1285,7 +1285,7 @@
         <w:t xml:space="preserve"> </w:t>
       </w:r>
       <w:r>
-        <w:t xml:space="preserve">150 version notes plus a plain-language security log written for records auditors — mistakes included.</w:t>
+        <w:t xml:space="preserve">151 version notes plus a plain-language security log written for records auditors — mistakes included.</w:t>
       </w:r>
     </w:p>
     <w:p>

--- a/docs/brief/checker-brief.docx
+++ b/docs/brief/checker-brief.docx
@@ -50,13 +50,13 @@
           <w:b/>
           <w:bCs/>
         </w:rPr>
-        <w:t xml:space="preserve">12,422</w:t>
-      </w:r>
-      <w:r>
-        <w:t xml:space="preserve"> </w:t>
-      </w:r>
-      <w:r>
-        <w:t xml:space="preserve">check-ups run for internal and external agencies — the quick per-file check-up that has caught on beyond ICJIA: easier than SiteImprove, clearer than PAC. 8,308 in the last 30 days alone. ·</w:t>
+        <w:t xml:space="preserve">12,426</w:t>
+      </w:r>
+      <w:r>
+        <w:t xml:space="preserve"> </w:t>
+      </w:r>
+      <w:r>
+        <w:t xml:space="preserve">check-ups run for internal and external agencies — the quick per-file check-up that has caught on beyond ICJIA: easier than SiteImprove, clearer than PAC. 8,312 in the last 30 days alone. ·</w:t>
       </w:r>
       <w:r>
         <w:t xml:space="preserve"> </w:t>
@@ -98,7 +98,7 @@
           <w:b/>
           <w:bCs/>
         </w:rPr>
-        <w:t xml:space="preserve">829</w:t>
+        <w:t xml:space="preserve">830</w:t>
       </w:r>
       <w:r>
         <w:t xml:space="preserve"> </w:t>
@@ -1108,13 +1108,13 @@
       </w:r>
     </w:p>
     <w:bookmarkEnd w:id="17"/>
-    <w:bookmarkStart w:id="20" w:name="six-months.-829-changes.-151-versions."/>
+    <w:bookmarkStart w:id="20" w:name="six-months.-830-changes.-151-versions."/>
     <w:p>
       <w:pPr>
         <w:pStyle w:val="Heading2"/>
       </w:pPr>
       <w:r>
-        <w:t xml:space="preserve">Six months. 829 changes. 151 versions.</w:t>
+        <w:t xml:space="preserve">Six months. 830 changes. 151 versions.</w:t>
       </w:r>
     </w:p>
     <w:p>
@@ -1122,7 +1122,7 @@
         <w:pStyle w:val="FirstParagraph"/>
       </w:pPr>
       <w:r>
-        <w:t xml:space="preserve">Not a weekend project. Since March it has grown from a single PDF check into a checker for four kinds of files — 389 saved changes in the last 30 days alone, its battery of self-checks grown from about 1,500 in June to 3,431 today. All of it is public, on GitHub:</w:t>
+        <w:t xml:space="preserve">Not a weekend project. Since March it has grown from a single PDF check into a checker for four kinds of files — 390 saved changes in the last 30 days alone, its battery of self-checks grown from about 1,500 in June to 3,431 today. All of it is public, on GitHub:</w:t>
       </w:r>
       <w:r>
         <w:t xml:space="preserve"> </w:t>
@@ -1197,7 +1197,7 @@
         <w:t xml:space="preserve"> </w:t>
       </w:r>
       <w:r>
-        <w:t xml:space="preserve">This is real software, battle-tested: 12,422 check-ups for internal and external agencies, 149 trap documents designed to fool it, an independent referee co-signing every report, and a public record of every change — and it is free. Nothing here asks for trust; every claim here is checkable by anyone:</w:t>
+        <w:t xml:space="preserve">This is real software, battle-tested: 12,426 check-ups for internal and external agencies, 149 trap documents designed to fool it, an independent referee co-signing every report, and a public record of every change — and it is free. Nothing here asks for trust; every claim here is checkable by anyone:</w:t>
       </w:r>
     </w:p>
     <w:p>

--- a/docs/brief/checker-brief.docx
+++ b/docs/brief/checker-brief.docx
@@ -50,23 +50,23 @@
           <w:b/>
           <w:bCs/>
         </w:rPr>
-        <w:t xml:space="preserve">12,426</w:t>
-      </w:r>
-      <w:r>
-        <w:t xml:space="preserve"> </w:t>
-      </w:r>
-      <w:r>
-        <w:t xml:space="preserve">check-ups run for internal and external agencies — the quick per-file check-up that has caught on beyond ICJIA: easier than SiteImprove, clearer than PAC. 8,312 in the last 30 days alone. ·</w:t>
-      </w:r>
-      <w:r>
-        <w:t xml:space="preserve"> </w:t>
-      </w:r>
-      <w:r>
-        <w:rPr>
-          <w:b/>
-          <w:bCs/>
-        </w:rPr>
-        <w:t xml:space="preserve">3,431</w:t>
+        <w:t xml:space="preserve">12,436</w:t>
+      </w:r>
+      <w:r>
+        <w:t xml:space="preserve"> </w:t>
+      </w:r>
+      <w:r>
+        <w:t xml:space="preserve">check-ups run for internal and external agencies — the quick per-file check-up that has caught on beyond ICJIA: easier than SiteImprove, clearer than PAC. 8,322 in the last 30 days alone. ·</w:t>
+      </w:r>
+      <w:r>
+        <w:t xml:space="preserve"> </w:t>
+      </w:r>
+      <w:r>
+        <w:rPr>
+          <w:b/>
+          <w:bCs/>
+        </w:rPr>
+        <w:t xml:space="preserve">3,437</w:t>
       </w:r>
       <w:r>
         <w:t xml:space="preserve"> </w:t>
@@ -98,7 +98,7 @@
           <w:b/>
           <w:bCs/>
         </w:rPr>
-        <w:t xml:space="preserve">830</w:t>
+        <w:t xml:space="preserve">831</w:t>
       </w:r>
       <w:r>
         <w:t xml:space="preserve"> </w:t>
@@ -882,7 +882,7 @@
         <w:pStyle w:val="FirstParagraph"/>
       </w:pPr>
       <w:r>
-        <w:t xml:space="preserve">Twelve gates stand between a code change and the live site, run automatically on every change; one failure stops the release cold. On every change: the 3,431 self-checks (every promise ever made, re-tested); the 149 trap documents rebuilt and re-judged; the scoring invariant (the grade shown must always match the score computed); the</w:t>
+        <w:t xml:space="preserve">Twelve gates stand between a code change and the live site, run automatically on every change; one failure stops the release cold. On every change: the 3,437 self-checks (every promise ever made, re-tested); the 149 trap documents rebuilt and re-judged; the scoring invariant (the grade shown must always match the score computed); the</w:t>
       </w:r>
       <w:r>
         <w:t xml:space="preserve"> </w:t>
@@ -1108,13 +1108,13 @@
       </w:r>
     </w:p>
     <w:bookmarkEnd w:id="17"/>
-    <w:bookmarkStart w:id="20" w:name="six-months.-830-changes.-151-versions."/>
+    <w:bookmarkStart w:id="20" w:name="six-months.-831-changes.-152-versions."/>
     <w:p>
       <w:pPr>
         <w:pStyle w:val="Heading2"/>
       </w:pPr>
       <w:r>
-        <w:t xml:space="preserve">Six months. 830 changes. 151 versions.</w:t>
+        <w:t xml:space="preserve">Six months. 831 changes. 152 versions.</w:t>
       </w:r>
     </w:p>
     <w:p>
@@ -1122,7 +1122,7 @@
         <w:pStyle w:val="FirstParagraph"/>
       </w:pPr>
       <w:r>
-        <w:t xml:space="preserve">Not a weekend project. Since March it has grown from a single PDF check into a checker for four kinds of files — 390 saved changes in the last 30 days alone, its battery of self-checks grown from about 1,500 in June to 3,431 today. All of it is public, on GitHub:</w:t>
+        <w:t xml:space="preserve">Not a weekend project. Since March it has grown from a single PDF check into a checker for four kinds of files — 391 saved changes in the last 30 days alone, its battery of self-checks grown from about 1,500 in June to 3,437 today. All of it is public, on GitHub:</w:t>
       </w:r>
       <w:r>
         <w:t xml:space="preserve"> </w:t>
@@ -1197,7 +1197,7 @@
         <w:t xml:space="preserve"> </w:t>
       </w:r>
       <w:r>
-        <w:t xml:space="preserve">This is real software, battle-tested: 12,426 check-ups for internal and external agencies, 149 trap documents designed to fool it, an independent referee co-signing every report, and a public record of every change — and it is free. Nothing here asks for trust; every claim here is checkable by anyone:</w:t>
+        <w:t xml:space="preserve">This is real software, battle-tested: 12,436 check-ups for internal and external agencies, 149 trap documents designed to fool it, an independent referee co-signing every report, and a public record of every change — and it is free. Nothing here asks for trust; every claim here is checkable by anyone:</w:t>
       </w:r>
     </w:p>
     <w:p>
@@ -1257,13 +1257,13 @@
           <w:b/>
           <w:bCs/>
         </w:rPr>
-        <w:t xml:space="preserve">3,431 self-checks.</w:t>
-      </w:r>
-      <w:r>
-        <w:t xml:space="preserve"> </w:t>
-      </w:r>
-      <w:r>
-        <w:t xml:space="preserve">Before anything new goes live, the software re-runs every promise it has ever made — all 3,431 must pass. A single failure stops the release cold: fix it, then run the full battery again from the top. A few of those promises, in plain words: a scanned page with no readable text must score zero (no partial credit for a picture of words); a file with no tables must never be graded on tables; the grade on screen and the grade in the downloaded report must match, digit for digit; an image description made of nothing but blank spaces must be caught as empty; a re-saved copy of a document must receive the identical grade, digit for digit; and all 149 trap documents must still be judged correctly, every release.</w:t>
+        <w:t xml:space="preserve">3,437 self-checks.</w:t>
+      </w:r>
+      <w:r>
+        <w:t xml:space="preserve"> </w:t>
+      </w:r>
+      <w:r>
+        <w:t xml:space="preserve">Before anything new goes live, the software re-runs every promise it has ever made — all 3,437 must pass. A single failure stops the release cold: fix it, then run the full battery again from the top. A few of those promises, in plain words: a scanned page with no readable text must score zero (no partial credit for a picture of words); a file with no tables must never be graded on tables; the grade on screen and the grade in the downloaded report must match, digit for digit; an image description made of nothing but blank spaces must be caught as empty; a re-saved copy of a document must receive the identical grade, digit for digit; and all 149 trap documents must still be judged correctly, every release.</w:t>
       </w:r>
     </w:p>
     <w:p>
@@ -1285,7 +1285,7 @@
         <w:t xml:space="preserve"> </w:t>
       </w:r>
       <w:r>
-        <w:t xml:space="preserve">151 version notes plus a plain-language security log written for records auditors — mistakes included.</w:t>
+        <w:t xml:space="preserve">152 version notes plus a plain-language security log written for records auditors — mistakes included.</w:t>
       </w:r>
     </w:p>
     <w:p>

--- a/docs/brief/checker-brief.docx
+++ b/docs/brief/checker-brief.docx
@@ -20,7 +20,7 @@
           <w:b/>
           <w:bCs/>
         </w:rPr>
-        <w:t xml:space="preserve">REPORT GENERATED: AUGUST 31, 2026 — every number below was pulled live from the running system on this date. Regenerated with fresh numbers at every release.</w:t>
+        <w:t xml:space="preserve">REPORT GENERATED: SEPTEMBER 1, 2026 — every number below was pulled live from the running system on this date. Regenerated with fresh numbers at every release.</w:t>
       </w:r>
     </w:p>
     <w:p>
@@ -50,23 +50,23 @@
           <w:b/>
           <w:bCs/>
         </w:rPr>
-        <w:t xml:space="preserve">12,436</w:t>
-      </w:r>
-      <w:r>
-        <w:t xml:space="preserve"> </w:t>
-      </w:r>
-      <w:r>
-        <w:t xml:space="preserve">check-ups run for internal and external agencies — the quick per-file check-up that has caught on beyond ICJIA: easier than SiteImprove, clearer than PAC. 8,322 in the last 30 days alone. ·</w:t>
-      </w:r>
-      <w:r>
-        <w:t xml:space="preserve"> </w:t>
-      </w:r>
-      <w:r>
-        <w:rPr>
-          <w:b/>
-          <w:bCs/>
-        </w:rPr>
-        <w:t xml:space="preserve">3,437</w:t>
+        <w:t xml:space="preserve">12,455</w:t>
+      </w:r>
+      <w:r>
+        <w:t xml:space="preserve"> </w:t>
+      </w:r>
+      <w:r>
+        <w:t xml:space="preserve">check-ups run for internal and external agencies — the quick per-file check-up that has caught on beyond ICJIA: easier than SiteImprove, clearer than PAC. 8,341 in the last 30 days alone. ·</w:t>
+      </w:r>
+      <w:r>
+        <w:t xml:space="preserve"> </w:t>
+      </w:r>
+      <w:r>
+        <w:rPr>
+          <w:b/>
+          <w:bCs/>
+        </w:rPr>
+        <w:t xml:space="preserve">3,531</w:t>
       </w:r>
       <w:r>
         <w:t xml:space="preserve"> </w:t>
@@ -82,7 +82,7 @@
           <w:b/>
           <w:bCs/>
         </w:rPr>
-        <w:t xml:space="preserve">149 / 149</w:t>
+        <w:t xml:space="preserve">153 / 153</w:t>
       </w:r>
       <w:r>
         <w:t xml:space="preserve"> </w:t>
@@ -98,13 +98,13 @@
           <w:b/>
           <w:bCs/>
         </w:rPr>
-        <w:t xml:space="preserve">831</w:t>
-      </w:r>
-      <w:r>
-        <w:t xml:space="preserve"> </w:t>
-      </w:r>
-      <w:r>
-        <w:t xml:space="preserve">saved, dated, public changes over 25 weeks.</w:t>
+        <w:t xml:space="preserve">845</w:t>
+      </w:r>
+      <w:r>
+        <w:t xml:space="preserve"> </w:t>
+      </w:r>
+      <w:r>
+        <w:t xml:space="preserve">saved, dated, public changes over 26 weeks.</w:t>
       </w:r>
     </w:p>
     <w:bookmarkStart w:id="9" w:name="what-it-does"/>
@@ -550,13 +550,13 @@
       </w:r>
     </w:p>
     <w:bookmarkEnd w:id="12"/>
-    <w:bookmarkStart w:id="13" w:name="Xb6f20f0fc3c8612eb5112ce1a3b56fd07560d9c"/>
+    <w:bookmarkStart w:id="13" w:name="X94f996e721b45b51ed026cb66244b78865a820e"/>
     <w:p>
       <w:pPr>
         <w:pStyle w:val="Heading2"/>
       </w:pPr>
       <w:r>
-        <w:t xml:space="preserve">We built 149 documents designed to fool it — PDFs modeled on Canva, InDesign, and Word, plus native Word, PowerPoint, and Excel traps</w:t>
+        <w:t xml:space="preserve">We built 153 documents designed to fool it — PDFs modeled on Canva, InDesign, and Word, plus native Word, PowerPoint, and Excel traps</w:t>
       </w:r>
     </w:p>
     <w:p>
@@ -611,7 +611,7 @@
           <w:b/>
           <w:bCs/>
         </w:rPr>
-        <w:t xml:space="preserve">All 149 held</w:t>
+        <w:t xml:space="preserve">All 153 held</w:t>
       </w:r>
       <w:r>
         <w:t xml:space="preserve"> </w:t>
@@ -654,7 +654,7 @@
           <w:b/>
           <w:bCs/>
         </w:rPr>
-        <w:t xml:space="preserve">The full inventory — 65 designed defects caught, 78 correct or hostile documents passed clean, 6 real bugs found in the checker and fixed</w:t>
+        <w:t xml:space="preserve">The full inventory — 67 designed defects caught, 80 correct or hostile documents passed clean, 6 real bugs found in the checker and fixed</w:t>
       </w:r>
       <w:r>
         <w:t xml:space="preserve"> </w:t>
@@ -882,7 +882,7 @@
         <w:pStyle w:val="FirstParagraph"/>
       </w:pPr>
       <w:r>
-        <w:t xml:space="preserve">Twelve gates stand between a code change and the live site, run automatically on every change; one failure stops the release cold. On every change: the 3,437 self-checks (every promise ever made, re-tested); the 149 trap documents rebuilt and re-judged; the scoring invariant (the grade shown must always match the score computed); the</w:t>
+        <w:t xml:space="preserve">Twelve gates stand between a code change and the live site, run automatically on every change; one failure stops the release cold. On every change: the 3,531 self-checks (every promise ever made, re-tested); the 153 trap documents rebuilt and re-judged; the scoring invariant (the grade shown must always match the score computed); the</w:t>
       </w:r>
       <w:r>
         <w:t xml:space="preserve"> </w:t>
@@ -987,7 +987,7 @@
           <w:b/>
           <w:bCs/>
         </w:rPr>
-        <w:t xml:space="preserve">49 documents came back for a re-check after repairs — and 9 of them climbed all the way to an A</w:t>
+        <w:t xml:space="preserve">51 documents came back for a re-check after repairs — and 10 of them climbed all the way to an A</w:t>
       </w:r>
       <w:r>
         <w:t xml:space="preserve">: failed, fixed, and passed under the same rules. This is the question behind every other question, and the answer no sales pitch can fake: the same file, failed and then passed.</w:t>
@@ -1108,13 +1108,13 @@
       </w:r>
     </w:p>
     <w:bookmarkEnd w:id="17"/>
-    <w:bookmarkStart w:id="20" w:name="six-months.-831-changes.-152-versions."/>
+    <w:bookmarkStart w:id="20" w:name="six-months.-845-changes.-152-versions."/>
     <w:p>
       <w:pPr>
         <w:pStyle w:val="Heading2"/>
       </w:pPr>
       <w:r>
-        <w:t xml:space="preserve">Six months. 831 changes. 152 versions.</w:t>
+        <w:t xml:space="preserve">Six months. 845 changes. 152 versions.</w:t>
       </w:r>
     </w:p>
     <w:p>
@@ -1122,7 +1122,7 @@
         <w:pStyle w:val="FirstParagraph"/>
       </w:pPr>
       <w:r>
-        <w:t xml:space="preserve">Not a weekend project. Since March it has grown from a single PDF check into a checker for four kinds of files — 391 saved changes in the last 30 days alone, its battery of self-checks grown from about 1,500 in June to 3,437 today. All of it is public, on GitHub:</w:t>
+        <w:t xml:space="preserve">Not a weekend project. Since March it has grown from a single PDF check into a checker for four kinds of files — 405 saved changes in the last 30 days alone, its battery of self-checks grown from about 1,500 in June to 3,531 today. All of it is public, on GitHub:</w:t>
       </w:r>
       <w:r>
         <w:t xml:space="preserve"> </w:t>
@@ -1153,7 +1153,7 @@
         </w:r>
       </w:hyperlink>
       <w:r>
-        <w:t xml:space="preserve">, open for anyone to read. Milestones, newest first: passes its own trap test 149/149 · fixed the outlier that wrongly refused a 246-page annual report — traced to the server, not the file, with proof · made its own grading</w:t>
+        <w:t xml:space="preserve">, open for anyone to read. Milestones, newest first: passes its own trap test 153/153 · fixed the outlier that wrongly refused a 246-page annual report — traced to the server, not the file, with proof · made its own grading</w:t>
       </w:r>
       <w:r>
         <w:t xml:space="preserve"> </w:t>
@@ -1197,7 +1197,7 @@
         <w:t xml:space="preserve"> </w:t>
       </w:r>
       <w:r>
-        <w:t xml:space="preserve">This is real software, battle-tested: 12,436 check-ups for internal and external agencies, 149 trap documents designed to fool it, an independent referee co-signing every report, and a public record of every change — and it is free. Nothing here asks for trust; every claim here is checkable by anyone:</w:t>
+        <w:t xml:space="preserve">This is real software, battle-tested: 12,455 check-ups for internal and external agencies, 153 trap documents designed to fool it, an independent referee co-signing every report, and a public record of every change — and it is free. Nothing here asks for trust; every claim here is checkable by anyone:</w:t>
       </w:r>
     </w:p>
     <w:p>
@@ -1257,13 +1257,13 @@
           <w:b/>
           <w:bCs/>
         </w:rPr>
-        <w:t xml:space="preserve">3,437 self-checks.</w:t>
-      </w:r>
-      <w:r>
-        <w:t xml:space="preserve"> </w:t>
-      </w:r>
-      <w:r>
-        <w:t xml:space="preserve">Before anything new goes live, the software re-runs every promise it has ever made — all 3,437 must pass. A single failure stops the release cold: fix it, then run the full battery again from the top. A few of those promises, in plain words: a scanned page with no readable text must score zero (no partial credit for a picture of words); a file with no tables must never be graded on tables; the grade on screen and the grade in the downloaded report must match, digit for digit; an image description made of nothing but blank spaces must be caught as empty; a re-saved copy of a document must receive the identical grade, digit for digit; and all 149 trap documents must still be judged correctly, every release.</w:t>
+        <w:t xml:space="preserve">3,531 self-checks.</w:t>
+      </w:r>
+      <w:r>
+        <w:t xml:space="preserve"> </w:t>
+      </w:r>
+      <w:r>
+        <w:t xml:space="preserve">Before anything new goes live, the software re-runs every promise it has ever made — all 3,531 must pass. A single failure stops the release cold: fix it, then run the full battery again from the top. A few of those promises, in plain words: a scanned page with no readable text must score zero (no partial credit for a picture of words); a file with no tables must never be graded on tables; the grade on screen and the grade in the downloaded report must match, digit for digit; an image description made of nothing but blank spaces must be caught as empty; a re-saved copy of a document must receive the identical grade, digit for digit; and all 153 trap documents must still be judged correctly, every release.</w:t>
       </w:r>
     </w:p>
     <w:p>
@@ -1389,13 +1389,13 @@
       </w:r>
     </w:p>
     <w:bookmarkEnd w:id="21"/>
-    <w:bookmarkStart w:id="22" w:name="appendix-the-149-trap-documents"/>
+    <w:bookmarkStart w:id="22" w:name="appendix-the-153-trap-documents"/>
     <w:p>
       <w:pPr>
         <w:pStyle w:val="Heading2"/>
       </w:pPr>
       <w:r>
-        <w:t xml:space="preserve">Appendix: the 149 trap documents</w:t>
+        <w:t xml:space="preserve">Appendix: the 153 trap documents</w:t>
       </w:r>
     </w:p>
     <w:p>
@@ -5466,7 +5466,7 @@
         <w:t xml:space="preserve"> </w:t>
       </w:r>
       <w:r>
-        <w:t xml:space="preserve">— Passes WCAG 2.1 outright, and still has three things worth doing — a clean grade beside real advice</w:t>
+        <w:t xml:space="preserve">— Passes WCAG 2.1 outright, and still has two things worth doing — a clean grade beside real advice</w:t>
       </w:r>
       <w:r>
         <w:t xml:space="preserve"> </w:t>
@@ -6247,6 +6247,134 @@
       </w:r>
       <w:r>
         <w:t xml:space="preserve">— PowerPoint: a long sentence set large — emphasis, not a heading</w:t>
+      </w:r>
+      <w:r>
+        <w:t xml:space="preserve"> </w:t>
+      </w:r>
+      <w:r>
+        <w:rPr>
+          <w:i/>
+          <w:iCs/>
+        </w:rPr>
+        <w:t xml:space="preserve">(passed clean)</w:t>
+      </w:r>
+    </w:p>
+    <w:p>
+      <w:pPr>
+        <w:pStyle w:val="Compact"/>
+        <w:numPr>
+          <w:ilvl w:val="0"/>
+          <w:numId w:val="1003"/>
+        </w:numPr>
+      </w:pPr>
+      <w:r>
+        <w:rPr>
+          <w:b/>
+          <w:bCs/>
+        </w:rPr>
+        <w:t xml:space="preserve">synthetic-150</w:t>
+      </w:r>
+      <w:r>
+        <w:t xml:space="preserve"> </w:t>
+      </w:r>
+      <w:r>
+        <w:t xml:space="preserve">— PowerPoint: a white title on a white slide — genuinely invisible text</w:t>
+      </w:r>
+      <w:r>
+        <w:t xml:space="preserve"> </w:t>
+      </w:r>
+      <w:r>
+        <w:rPr>
+          <w:i/>
+          <w:iCs/>
+        </w:rPr>
+        <w:t xml:space="preserve">(caught)</w:t>
+      </w:r>
+    </w:p>
+    <w:p>
+      <w:pPr>
+        <w:pStyle w:val="Compact"/>
+        <w:numPr>
+          <w:ilvl w:val="0"/>
+          <w:numId w:val="1003"/>
+        </w:numPr>
+      </w:pPr>
+      <w:r>
+        <w:rPr>
+          <w:b/>
+          <w:bCs/>
+        </w:rPr>
+        <w:t xml:space="preserve">synthetic-151</w:t>
+      </w:r>
+      <w:r>
+        <w:t xml:space="preserve"> </w:t>
+      </w:r>
+      <w:r>
+        <w:t xml:space="preserve">— PowerPoint: the same white title on a dark banner — readable, and no longer accused</w:t>
+      </w:r>
+      <w:r>
+        <w:t xml:space="preserve"> </w:t>
+      </w:r>
+      <w:r>
+        <w:rPr>
+          <w:i/>
+          <w:iCs/>
+        </w:rPr>
+        <w:t xml:space="preserve">(passed clean)</w:t>
+      </w:r>
+    </w:p>
+    <w:p>
+      <w:pPr>
+        <w:pStyle w:val="Compact"/>
+        <w:numPr>
+          <w:ilvl w:val="0"/>
+          <w:numId w:val="1003"/>
+        </w:numPr>
+      </w:pPr>
+      <w:r>
+        <w:rPr>
+          <w:b/>
+          <w:bCs/>
+        </w:rPr>
+        <w:t xml:space="preserve">synthetic-152</w:t>
+      </w:r>
+      <w:r>
+        <w:t xml:space="preserve"> </w:t>
+      </w:r>
+      <w:r>
+        <w:t xml:space="preserve">— PowerPoint: agenda points typed with dashes instead of real bullets</w:t>
+      </w:r>
+      <w:r>
+        <w:t xml:space="preserve"> </w:t>
+      </w:r>
+      <w:r>
+        <w:rPr>
+          <w:i/>
+          <w:iCs/>
+        </w:rPr>
+        <w:t xml:space="preserve">(caught)</w:t>
+      </w:r>
+    </w:p>
+    <w:p>
+      <w:pPr>
+        <w:pStyle w:val="Compact"/>
+        <w:numPr>
+          <w:ilvl w:val="0"/>
+          <w:numId w:val="1003"/>
+        </w:numPr>
+      </w:pPr>
+      <w:r>
+        <w:rPr>
+          <w:b/>
+          <w:bCs/>
+        </w:rPr>
+        <w:t xml:space="preserve">synthetic-153</w:t>
+      </w:r>
+      <w:r>
+        <w:t xml:space="preserve"> </w:t>
+      </w:r>
+      <w:r>
+        <w:t xml:space="preserve">— PowerPoint: the same agenda as a real bulleted list</w:t>
       </w:r>
       <w:r>
         <w:t xml:space="preserve"> </w:t>

--- a/docs/brief/checker-brief.docx
+++ b/docs/brief/checker-brief.docx
@@ -50,13 +50,13 @@
           <w:b/>
           <w:bCs/>
         </w:rPr>
-        <w:t xml:space="preserve">12,455</w:t>
-      </w:r>
-      <w:r>
-        <w:t xml:space="preserve"> </w:t>
-      </w:r>
-      <w:r>
-        <w:t xml:space="preserve">check-ups run for internal and external agencies — the quick per-file check-up that has caught on beyond ICJIA: easier than SiteImprove, clearer than PAC. 8,341 in the last 30 days alone. ·</w:t>
+        <w:t xml:space="preserve">12,457</w:t>
+      </w:r>
+      <w:r>
+        <w:t xml:space="preserve"> </w:t>
+      </w:r>
+      <w:r>
+        <w:t xml:space="preserve">check-ups run for internal and external agencies — the quick per-file check-up that has caught on beyond ICJIA: easier than SiteImprove, clearer than PAC. 8,343 in the last 30 days alone. ·</w:t>
       </w:r>
       <w:r>
         <w:t xml:space="preserve"> </w:t>
@@ -98,7 +98,7 @@
           <w:b/>
           <w:bCs/>
         </w:rPr>
-        <w:t xml:space="preserve">845</w:t>
+        <w:t xml:space="preserve">846</w:t>
       </w:r>
       <w:r>
         <w:t xml:space="preserve"> </w:t>
@@ -1108,13 +1108,13 @@
       </w:r>
     </w:p>
     <w:bookmarkEnd w:id="17"/>
-    <w:bookmarkStart w:id="20" w:name="six-months.-845-changes.-152-versions."/>
+    <w:bookmarkStart w:id="20" w:name="six-months.-846-changes.-153-versions."/>
     <w:p>
       <w:pPr>
         <w:pStyle w:val="Heading2"/>
       </w:pPr>
       <w:r>
-        <w:t xml:space="preserve">Six months. 845 changes. 152 versions.</w:t>
+        <w:t xml:space="preserve">Six months. 846 changes. 153 versions.</w:t>
       </w:r>
     </w:p>
     <w:p>
@@ -1122,7 +1122,7 @@
         <w:pStyle w:val="FirstParagraph"/>
       </w:pPr>
       <w:r>
-        <w:t xml:space="preserve">Not a weekend project. Since March it has grown from a single PDF check into a checker for four kinds of files — 405 saved changes in the last 30 days alone, its battery of self-checks grown from about 1,500 in June to 3,531 today. All of it is public, on GitHub:</w:t>
+        <w:t xml:space="preserve">Not a weekend project. Since March it has grown from a single PDF check into a checker for four kinds of files — 406 saved changes in the last 30 days alone, its battery of self-checks grown from about 1,500 in June to 3,531 today. All of it is public, on GitHub:</w:t>
       </w:r>
       <w:r>
         <w:t xml:space="preserve"> </w:t>
@@ -1197,7 +1197,7 @@
         <w:t xml:space="preserve"> </w:t>
       </w:r>
       <w:r>
-        <w:t xml:space="preserve">This is real software, battle-tested: 12,455 check-ups for internal and external agencies, 153 trap documents designed to fool it, an independent referee co-signing every report, and a public record of every change — and it is free. Nothing here asks for trust; every claim here is checkable by anyone:</w:t>
+        <w:t xml:space="preserve">This is real software, battle-tested: 12,457 check-ups for internal and external agencies, 153 trap documents designed to fool it, an independent referee co-signing every report, and a public record of every change — and it is free. Nothing here asks for trust; every claim here is checkable by anyone:</w:t>
       </w:r>
     </w:p>
     <w:p>
@@ -1285,7 +1285,7 @@
         <w:t xml:space="preserve"> </w:t>
       </w:r>
       <w:r>
-        <w:t xml:space="preserve">152 version notes plus a plain-language security log written for records auditors — mistakes included.</w:t>
+        <w:t xml:space="preserve">153 version notes plus a plain-language security log written for records auditors — mistakes included.</w:t>
       </w:r>
     </w:p>
     <w:p>

--- a/docs/brief/checker-brief.docx
+++ b/docs/brief/checker-brief.docx
@@ -50,23 +50,23 @@
           <w:b/>
           <w:bCs/>
         </w:rPr>
-        <w:t xml:space="preserve">12,457</w:t>
-      </w:r>
-      <w:r>
-        <w:t xml:space="preserve"> </w:t>
-      </w:r>
-      <w:r>
-        <w:t xml:space="preserve">check-ups run for internal and external agencies — the quick per-file check-up that has caught on beyond ICJIA: easier than SiteImprove, clearer than PAC. 8,343 in the last 30 days alone. ·</w:t>
-      </w:r>
-      <w:r>
-        <w:t xml:space="preserve"> </w:t>
-      </w:r>
-      <w:r>
-        <w:rPr>
-          <w:b/>
-          <w:bCs/>
-        </w:rPr>
-        <w:t xml:space="preserve">3,531</w:t>
+        <w:t xml:space="preserve">12,468</w:t>
+      </w:r>
+      <w:r>
+        <w:t xml:space="preserve"> </w:t>
+      </w:r>
+      <w:r>
+        <w:t xml:space="preserve">check-ups run for internal and external agencies — the quick per-file check-up that has caught on beyond ICJIA: easier than SiteImprove, clearer than PAC. 8,354 in the last 30 days alone. ·</w:t>
+      </w:r>
+      <w:r>
+        <w:t xml:space="preserve"> </w:t>
+      </w:r>
+      <w:r>
+        <w:rPr>
+          <w:b/>
+          <w:bCs/>
+        </w:rPr>
+        <w:t xml:space="preserve">3,568</w:t>
       </w:r>
       <w:r>
         <w:t xml:space="preserve"> </w:t>
@@ -98,7 +98,7 @@
           <w:b/>
           <w:bCs/>
         </w:rPr>
-        <w:t xml:space="preserve">846</w:t>
+        <w:t xml:space="preserve">849</w:t>
       </w:r>
       <w:r>
         <w:t xml:space="preserve"> </w:t>
@@ -882,7 +882,7 @@
         <w:pStyle w:val="FirstParagraph"/>
       </w:pPr>
       <w:r>
-        <w:t xml:space="preserve">Twelve gates stand between a code change and the live site, run automatically on every change; one failure stops the release cold. On every change: the 3,531 self-checks (every promise ever made, re-tested); the 153 trap documents rebuilt and re-judged; the scoring invariant (the grade shown must always match the score computed); the</w:t>
+        <w:t xml:space="preserve">Twelve gates stand between a code change and the live site, run automatically on every change; one failure stops the release cold. On every change: the 3,568 self-checks (every promise ever made, re-tested); the 153 trap documents rebuilt and re-judged; the scoring invariant (the grade shown must always match the score computed); the</w:t>
       </w:r>
       <w:r>
         <w:t xml:space="preserve"> </w:t>
@@ -987,7 +987,7 @@
           <w:b/>
           <w:bCs/>
         </w:rPr>
-        <w:t xml:space="preserve">51 documents came back for a re-check after repairs — and 10 of them climbed all the way to an A</w:t>
+        <w:t xml:space="preserve">53 documents came back for a re-check after repairs — and 10 of them climbed all the way to an A</w:t>
       </w:r>
       <w:r>
         <w:t xml:space="preserve">: failed, fixed, and passed under the same rules. This is the question behind every other question, and the answer no sales pitch can fake: the same file, failed and then passed.</w:t>
@@ -1108,13 +1108,13 @@
       </w:r>
     </w:p>
     <w:bookmarkEnd w:id="17"/>
-    <w:bookmarkStart w:id="20" w:name="six-months.-846-changes.-153-versions."/>
+    <w:bookmarkStart w:id="20" w:name="six-months.-849-changes.-154-versions."/>
     <w:p>
       <w:pPr>
         <w:pStyle w:val="Heading2"/>
       </w:pPr>
       <w:r>
-        <w:t xml:space="preserve">Six months. 846 changes. 153 versions.</w:t>
+        <w:t xml:space="preserve">Six months. 849 changes. 154 versions.</w:t>
       </w:r>
     </w:p>
     <w:p>
@@ -1122,7 +1122,7 @@
         <w:pStyle w:val="FirstParagraph"/>
       </w:pPr>
       <w:r>
-        <w:t xml:space="preserve">Not a weekend project. Since March it has grown from a single PDF check into a checker for four kinds of files — 406 saved changes in the last 30 days alone, its battery of self-checks grown from about 1,500 in June to 3,531 today. All of it is public, on GitHub:</w:t>
+        <w:t xml:space="preserve">Not a weekend project. Since March it has grown from a single PDF check into a checker for four kinds of files — 409 saved changes in the last 30 days alone, its battery of self-checks grown from about 1,500 in June to 3,568 today. All of it is public, on GitHub:</w:t>
       </w:r>
       <w:r>
         <w:t xml:space="preserve"> </w:t>
@@ -1197,7 +1197,7 @@
         <w:t xml:space="preserve"> </w:t>
       </w:r>
       <w:r>
-        <w:t xml:space="preserve">This is real software, battle-tested: 12,457 check-ups for internal and external agencies, 153 trap documents designed to fool it, an independent referee co-signing every report, and a public record of every change — and it is free. Nothing here asks for trust; every claim here is checkable by anyone:</w:t>
+        <w:t xml:space="preserve">This is real software, battle-tested: 12,468 check-ups for internal and external agencies, 153 trap documents designed to fool it, an independent referee co-signing every report, and a public record of every change — and it is free. Nothing here asks for trust; every claim here is checkable by anyone:</w:t>
       </w:r>
     </w:p>
     <w:p>
@@ -1257,13 +1257,13 @@
           <w:b/>
           <w:bCs/>
         </w:rPr>
-        <w:t xml:space="preserve">3,531 self-checks.</w:t>
-      </w:r>
-      <w:r>
-        <w:t xml:space="preserve"> </w:t>
-      </w:r>
-      <w:r>
-        <w:t xml:space="preserve">Before anything new goes live, the software re-runs every promise it has ever made — all 3,531 must pass. A single failure stops the release cold: fix it, then run the full battery again from the top. A few of those promises, in plain words: a scanned page with no readable text must score zero (no partial credit for a picture of words); a file with no tables must never be graded on tables; the grade on screen and the grade in the downloaded report must match, digit for digit; an image description made of nothing but blank spaces must be caught as empty; a re-saved copy of a document must receive the identical grade, digit for digit; and all 153 trap documents must still be judged correctly, every release.</w:t>
+        <w:t xml:space="preserve">3,568 self-checks.</w:t>
+      </w:r>
+      <w:r>
+        <w:t xml:space="preserve"> </w:t>
+      </w:r>
+      <w:r>
+        <w:t xml:space="preserve">Before anything new goes live, the software re-runs every promise it has ever made — all 3,568 must pass. A single failure stops the release cold: fix it, then run the full battery again from the top. A few of those promises, in plain words: a scanned page with no readable text must score zero (no partial credit for a picture of words); a file with no tables must never be graded on tables; the grade on screen and the grade in the downloaded report must match, digit for digit; an image description made of nothing but blank spaces must be caught as empty; a re-saved copy of a document must receive the identical grade, digit for digit; and all 153 trap documents must still be judged correctly, every release.</w:t>
       </w:r>
     </w:p>
     <w:p>
@@ -1285,7 +1285,7 @@
         <w:t xml:space="preserve"> </w:t>
       </w:r>
       <w:r>
-        <w:t xml:space="preserve">153 version notes plus a plain-language security log written for records auditors — mistakes included.</w:t>
+        <w:t xml:space="preserve">154 version notes plus a plain-language security log written for records auditors — mistakes included.</w:t>
       </w:r>
     </w:p>
     <w:p>

--- a/docs/brief/checker-brief.docx
+++ b/docs/brief/checker-brief.docx
@@ -20,7 +20,7 @@
           <w:b/>
           <w:bCs/>
         </w:rPr>
-        <w:t xml:space="preserve">REPORT GENERATED: SEPTEMBER 1, 2026 — every number below was pulled live from the running system on this date. Regenerated with fresh numbers at every release.</w:t>
+        <w:t xml:space="preserve">REPORT GENERATED: SEPTEMBER 2, 2026 — every number below was pulled live from the running system on this date. Regenerated with fresh numbers at every release.</w:t>
       </w:r>
     </w:p>
     <w:p>
@@ -50,23 +50,23 @@
           <w:b/>
           <w:bCs/>
         </w:rPr>
-        <w:t xml:space="preserve">12,468</w:t>
-      </w:r>
-      <w:r>
-        <w:t xml:space="preserve"> </w:t>
-      </w:r>
-      <w:r>
-        <w:t xml:space="preserve">check-ups run for internal and external agencies — the quick per-file check-up that has caught on beyond ICJIA: easier than SiteImprove, clearer than PAC. 8,354 in the last 30 days alone. ·</w:t>
-      </w:r>
-      <w:r>
-        <w:t xml:space="preserve"> </w:t>
-      </w:r>
-      <w:r>
-        <w:rPr>
-          <w:b/>
-          <w:bCs/>
-        </w:rPr>
-        <w:t xml:space="preserve">3,568</w:t>
+        <w:t xml:space="preserve">12,477</w:t>
+      </w:r>
+      <w:r>
+        <w:t xml:space="preserve"> </w:t>
+      </w:r>
+      <w:r>
+        <w:t xml:space="preserve">check-ups run for internal and external agencies — the quick per-file check-up that has caught on beyond ICJIA: easier than SiteImprove, clearer than PAC. 8,363 in the last 30 days alone. ·</w:t>
+      </w:r>
+      <w:r>
+        <w:t xml:space="preserve"> </w:t>
+      </w:r>
+      <w:r>
+        <w:rPr>
+          <w:b/>
+          <w:bCs/>
+        </w:rPr>
+        <w:t xml:space="preserve">3,700</w:t>
       </w:r>
       <w:r>
         <w:t xml:space="preserve"> </w:t>
@@ -82,7 +82,7 @@
           <w:b/>
           <w:bCs/>
         </w:rPr>
-        <w:t xml:space="preserve">153 / 153</w:t>
+        <w:t xml:space="preserve">156 / 156</w:t>
       </w:r>
       <w:r>
         <w:t xml:space="preserve"> </w:t>
@@ -98,7 +98,7 @@
           <w:b/>
           <w:bCs/>
         </w:rPr>
-        <w:t xml:space="preserve">849</w:t>
+        <w:t xml:space="preserve">850</w:t>
       </w:r>
       <w:r>
         <w:t xml:space="preserve"> </w:t>
@@ -550,13 +550,13 @@
       </w:r>
     </w:p>
     <w:bookmarkEnd w:id="12"/>
-    <w:bookmarkStart w:id="13" w:name="X94f996e721b45b51ed026cb66244b78865a820e"/>
+    <w:bookmarkStart w:id="13" w:name="Xa47f841d6dd418cb099ba3f42e9b9af47811974"/>
     <w:p>
       <w:pPr>
         <w:pStyle w:val="Heading2"/>
       </w:pPr>
       <w:r>
-        <w:t xml:space="preserve">We built 153 documents designed to fool it — PDFs modeled on Canva, InDesign, and Word, plus native Word, PowerPoint, and Excel traps</w:t>
+        <w:t xml:space="preserve">We built 156 documents designed to fool it — PDFs modeled on Canva, InDesign, and Word, plus native Word, PowerPoint, and Excel traps</w:t>
       </w:r>
     </w:p>
     <w:p>
@@ -611,7 +611,7 @@
           <w:b/>
           <w:bCs/>
         </w:rPr>
-        <w:t xml:space="preserve">All 153 held</w:t>
+        <w:t xml:space="preserve">All 156 held</w:t>
       </w:r>
       <w:r>
         <w:t xml:space="preserve"> </w:t>
@@ -654,7 +654,7 @@
           <w:b/>
           <w:bCs/>
         </w:rPr>
-        <w:t xml:space="preserve">The full inventory — 67 designed defects caught, 80 correct or hostile documents passed clean, 6 real bugs found in the checker and fixed</w:t>
+        <w:t xml:space="preserve">The full inventory — 67 designed defects caught, 83 correct or hostile documents passed clean, 6 real bugs found in the checker and fixed</w:t>
       </w:r>
       <w:r>
         <w:t xml:space="preserve"> </w:t>
@@ -882,7 +882,7 @@
         <w:pStyle w:val="FirstParagraph"/>
       </w:pPr>
       <w:r>
-        <w:t xml:space="preserve">Twelve gates stand between a code change and the live site, run automatically on every change; one failure stops the release cold. On every change: the 3,568 self-checks (every promise ever made, re-tested); the 153 trap documents rebuilt and re-judged; the scoring invariant (the grade shown must always match the score computed); the</w:t>
+        <w:t xml:space="preserve">Twelve gates stand between a code change and the live site, run automatically on every change; one failure stops the release cold. On every change: the 3,700 self-checks (every promise ever made, re-tested); the 156 trap documents rebuilt and re-judged; the scoring invariant (the grade shown must always match the score computed); the</w:t>
       </w:r>
       <w:r>
         <w:t xml:space="preserve"> </w:t>
@@ -987,7 +987,7 @@
           <w:b/>
           <w:bCs/>
         </w:rPr>
-        <w:t xml:space="preserve">53 documents came back for a re-check after repairs — and 10 of them climbed all the way to an A</w:t>
+        <w:t xml:space="preserve">55 documents came back for a re-check after repairs — and 10 of them climbed all the way to an A</w:t>
       </w:r>
       <w:r>
         <w:t xml:space="preserve">: failed, fixed, and passed under the same rules. This is the question behind every other question, and the answer no sales pitch can fake: the same file, failed and then passed.</w:t>
@@ -1108,13 +1108,13 @@
       </w:r>
     </w:p>
     <w:bookmarkEnd w:id="17"/>
-    <w:bookmarkStart w:id="20" w:name="six-months.-849-changes.-154-versions."/>
+    <w:bookmarkStart w:id="20" w:name="six-months.-850-changes.-155-versions."/>
     <w:p>
       <w:pPr>
         <w:pStyle w:val="Heading2"/>
       </w:pPr>
       <w:r>
-        <w:t xml:space="preserve">Six months. 849 changes. 154 versions.</w:t>
+        <w:t xml:space="preserve">Six months. 850 changes. 155 versions.</w:t>
       </w:r>
     </w:p>
     <w:p>
@@ -1122,7 +1122,7 @@
         <w:pStyle w:val="FirstParagraph"/>
       </w:pPr>
       <w:r>
-        <w:t xml:space="preserve">Not a weekend project. Since March it has grown from a single PDF check into a checker for four kinds of files — 409 saved changes in the last 30 days alone, its battery of self-checks grown from about 1,500 in June to 3,568 today. All of it is public, on GitHub:</w:t>
+        <w:t xml:space="preserve">Not a weekend project. Since March it has grown from a single PDF check into a checker for four kinds of files — 405 saved changes in the last 30 days alone, its battery of self-checks grown from about 1,500 in June to 3,700 today. All of it is public, on GitHub:</w:t>
       </w:r>
       <w:r>
         <w:t xml:space="preserve"> </w:t>
@@ -1153,7 +1153,7 @@
         </w:r>
       </w:hyperlink>
       <w:r>
-        <w:t xml:space="preserve">, open for anyone to read. Milestones, newest first: passes its own trap test 153/153 · fixed the outlier that wrongly refused a 246-page annual report — traced to the server, not the file, with proof · made its own grading</w:t>
+        <w:t xml:space="preserve">, open for anyone to read. Milestones, newest first: passes its own trap test 156/156 · fixed the outlier that wrongly refused a 246-page annual report — traced to the server, not the file, with proof · made its own grading</w:t>
       </w:r>
       <w:r>
         <w:t xml:space="preserve"> </w:t>
@@ -1197,7 +1197,7 @@
         <w:t xml:space="preserve"> </w:t>
       </w:r>
       <w:r>
-        <w:t xml:space="preserve">This is real software, battle-tested: 12,468 check-ups for internal and external agencies, 153 trap documents designed to fool it, an independent referee co-signing every report, and a public record of every change — and it is free. Nothing here asks for trust; every claim here is checkable by anyone:</w:t>
+        <w:t xml:space="preserve">This is real software, battle-tested: 12,477 check-ups for internal and external agencies, 156 trap documents designed to fool it, an independent referee co-signing every report, and a public record of every change — and it is free. Nothing here asks for trust; every claim here is checkable by anyone:</w:t>
       </w:r>
     </w:p>
     <w:p>
@@ -1257,13 +1257,13 @@
           <w:b/>
           <w:bCs/>
         </w:rPr>
-        <w:t xml:space="preserve">3,568 self-checks.</w:t>
-      </w:r>
-      <w:r>
-        <w:t xml:space="preserve"> </w:t>
-      </w:r>
-      <w:r>
-        <w:t xml:space="preserve">Before anything new goes live, the software re-runs every promise it has ever made — all 3,568 must pass. A single failure stops the release cold: fix it, then run the full battery again from the top. A few of those promises, in plain words: a scanned page with no readable text must score zero (no partial credit for a picture of words); a file with no tables must never be graded on tables; the grade on screen and the grade in the downloaded report must match, digit for digit; an image description made of nothing but blank spaces must be caught as empty; a re-saved copy of a document must receive the identical grade, digit for digit; and all 153 trap documents must still be judged correctly, every release.</w:t>
+        <w:t xml:space="preserve">3,700 self-checks.</w:t>
+      </w:r>
+      <w:r>
+        <w:t xml:space="preserve"> </w:t>
+      </w:r>
+      <w:r>
+        <w:t xml:space="preserve">Before anything new goes live, the software re-runs every promise it has ever made — all 3,700 must pass. A single failure stops the release cold: fix it, then run the full battery again from the top. A few of those promises, in plain words: a scanned page with no readable text must score zero (no partial credit for a picture of words); a file with no tables must never be graded on tables; the grade on screen and the grade in the downloaded report must match, digit for digit; an image description made of nothing but blank spaces must be caught as empty; a re-saved copy of a document must receive the identical grade, digit for digit; and all 156 trap documents must still be judged correctly, every release.</w:t>
       </w:r>
     </w:p>
     <w:p>
@@ -1285,7 +1285,7 @@
         <w:t xml:space="preserve"> </w:t>
       </w:r>
       <w:r>
-        <w:t xml:space="preserve">154 version notes plus a plain-language security log written for records auditors — mistakes included.</w:t>
+        <w:t xml:space="preserve">155 version notes plus a plain-language security log written for records auditors — mistakes included.</w:t>
       </w:r>
     </w:p>
     <w:p>
@@ -1389,13 +1389,13 @@
       </w:r>
     </w:p>
     <w:bookmarkEnd w:id="21"/>
-    <w:bookmarkStart w:id="22" w:name="appendix-the-153-trap-documents"/>
+    <w:bookmarkStart w:id="22" w:name="appendix-the-156-trap-documents"/>
     <w:p>
       <w:pPr>
         <w:pStyle w:val="Heading2"/>
       </w:pPr>
       <w:r>
-        <w:t xml:space="preserve">Appendix: the 153 trap documents</w:t>
+        <w:t xml:space="preserve">Appendix: the 156 trap documents</w:t>
       </w:r>
     </w:p>
     <w:p>
@@ -6375,6 +6375,102 @@
       </w:r>
       <w:r>
         <w:t xml:space="preserve">— PowerPoint: the same agenda as a real bulleted list</w:t>
+      </w:r>
+      <w:r>
+        <w:t xml:space="preserve"> </w:t>
+      </w:r>
+      <w:r>
+        <w:rPr>
+          <w:i/>
+          <w:iCs/>
+        </w:rPr>
+        <w:t xml:space="preserve">(passed clean)</w:t>
+      </w:r>
+    </w:p>
+    <w:p>
+      <w:pPr>
+        <w:pStyle w:val="Compact"/>
+        <w:numPr>
+          <w:ilvl w:val="0"/>
+          <w:numId w:val="1003"/>
+        </w:numPr>
+      </w:pPr>
+      <w:r>
+        <w:rPr>
+          <w:b/>
+          <w:bCs/>
+        </w:rPr>
+        <w:t xml:space="preserve">synthetic-154</w:t>
+      </w:r>
+      <w:r>
+        <w:t xml:space="preserve"> </w:t>
+      </w:r>
+      <w:r>
+        <w:t xml:space="preserve">— Twelve pages of plain prose, no headings to tag — not accused</w:t>
+      </w:r>
+      <w:r>
+        <w:t xml:space="preserve"> </w:t>
+      </w:r>
+      <w:r>
+        <w:rPr>
+          <w:i/>
+          <w:iCs/>
+        </w:rPr>
+        <w:t xml:space="preserve">(passed clean)</w:t>
+      </w:r>
+    </w:p>
+    <w:p>
+      <w:pPr>
+        <w:pStyle w:val="Compact"/>
+        <w:numPr>
+          <w:ilvl w:val="0"/>
+          <w:numId w:val="1003"/>
+        </w:numPr>
+      </w:pPr>
+      <w:r>
+        <w:rPr>
+          <w:b/>
+          <w:bCs/>
+        </w:rPr>
+        <w:t xml:space="preserve">synthetic-155</w:t>
+      </w:r>
+      <w:r>
+        <w:t xml:space="preserve"> </w:t>
+      </w:r>
+      <w:r>
+        <w:t xml:space="preserve">— A real title with a download timestamp glued on — not a failure</w:t>
+      </w:r>
+      <w:r>
+        <w:t xml:space="preserve"> </w:t>
+      </w:r>
+      <w:r>
+        <w:rPr>
+          <w:i/>
+          <w:iCs/>
+        </w:rPr>
+        <w:t xml:space="preserve">(passed clean)</w:t>
+      </w:r>
+    </w:p>
+    <w:p>
+      <w:pPr>
+        <w:pStyle w:val="Compact"/>
+        <w:numPr>
+          <w:ilvl w:val="0"/>
+          <w:numId w:val="1003"/>
+        </w:numPr>
+      </w:pPr>
+      <w:r>
+        <w:rPr>
+          <w:b/>
+          <w:bCs/>
+        </w:rPr>
+        <w:t xml:space="preserve">synthetic-156</w:t>
+      </w:r>
+      <w:r>
+        <w:t xml:space="preserve"> </w:t>
+      </w:r>
+      <w:r>
+        <w:t xml:space="preserve">— A one-page chart with one bookmark — one title is not sections</w:t>
       </w:r>
       <w:r>
         <w:t xml:space="preserve"> </w:t>

--- a/docs/brief/checker-brief.docx
+++ b/docs/brief/checker-brief.docx
@@ -98,7 +98,7 @@
           <w:b/>
           <w:bCs/>
         </w:rPr>
-        <w:t xml:space="preserve">850</w:t>
+        <w:t xml:space="preserve">851</w:t>
       </w:r>
       <w:r>
         <w:t xml:space="preserve"> </w:t>
@@ -1108,13 +1108,13 @@
       </w:r>
     </w:p>
     <w:bookmarkEnd w:id="17"/>
-    <w:bookmarkStart w:id="20" w:name="six-months.-850-changes.-155-versions."/>
+    <w:bookmarkStart w:id="20" w:name="six-months.-851-changes.-155-versions."/>
     <w:p>
       <w:pPr>
         <w:pStyle w:val="Heading2"/>
       </w:pPr>
       <w:r>
-        <w:t xml:space="preserve">Six months. 850 changes. 155 versions.</w:t>
+        <w:t xml:space="preserve">Six months. 851 changes. 155 versions.</w:t>
       </w:r>
     </w:p>
     <w:p>

--- a/docs/brief/checker-brief.docx
+++ b/docs/brief/checker-brief.docx
@@ -50,23 +50,23 @@
           <w:b/>
           <w:bCs/>
         </w:rPr>
-        <w:t xml:space="preserve">12,477</w:t>
-      </w:r>
-      <w:r>
-        <w:t xml:space="preserve"> </w:t>
-      </w:r>
-      <w:r>
-        <w:t xml:space="preserve">check-ups run for internal and external agencies — the quick per-file check-up that has caught on beyond ICJIA: easier than SiteImprove, clearer than PAC. 8,363 in the last 30 days alone. ·</w:t>
-      </w:r>
-      <w:r>
-        <w:t xml:space="preserve"> </w:t>
-      </w:r>
-      <w:r>
-        <w:rPr>
-          <w:b/>
-          <w:bCs/>
-        </w:rPr>
-        <w:t xml:space="preserve">3,700</w:t>
+        <w:t xml:space="preserve">12,483</w:t>
+      </w:r>
+      <w:r>
+        <w:t xml:space="preserve"> </w:t>
+      </w:r>
+      <w:r>
+        <w:t xml:space="preserve">check-ups run for internal and external agencies — the quick per-file check-up that has caught on beyond ICJIA: easier than SiteImprove, clearer than PAC. 8,367 in the last 30 days alone. ·</w:t>
+      </w:r>
+      <w:r>
+        <w:t xml:space="preserve"> </w:t>
+      </w:r>
+      <w:r>
+        <w:rPr>
+          <w:b/>
+          <w:bCs/>
+        </w:rPr>
+        <w:t xml:space="preserve">3,715</w:t>
       </w:r>
       <w:r>
         <w:t xml:space="preserve"> </w:t>
@@ -98,7 +98,7 @@
           <w:b/>
           <w:bCs/>
         </w:rPr>
-        <w:t xml:space="preserve">851</w:t>
+        <w:t xml:space="preserve">852</w:t>
       </w:r>
       <w:r>
         <w:t xml:space="preserve"> </w:t>
@@ -882,7 +882,7 @@
         <w:pStyle w:val="FirstParagraph"/>
       </w:pPr>
       <w:r>
-        <w:t xml:space="preserve">Twelve gates stand between a code change and the live site, run automatically on every change; one failure stops the release cold. On every change: the 3,700 self-checks (every promise ever made, re-tested); the 156 trap documents rebuilt and re-judged; the scoring invariant (the grade shown must always match the score computed); the</w:t>
+        <w:t xml:space="preserve">Twelve gates stand between a code change and the live site, run automatically on every change; one failure stops the release cold. On every change: the 3,715 self-checks (every promise ever made, re-tested); the 156 trap documents rebuilt and re-judged; the scoring invariant (the grade shown must always match the score computed); the</w:t>
       </w:r>
       <w:r>
         <w:t xml:space="preserve"> </w:t>
@@ -1108,13 +1108,13 @@
       </w:r>
     </w:p>
     <w:bookmarkEnd w:id="17"/>
-    <w:bookmarkStart w:id="20" w:name="six-months.-851-changes.-155-versions."/>
+    <w:bookmarkStart w:id="20" w:name="six-months.-852-changes.-155-versions."/>
     <w:p>
       <w:pPr>
         <w:pStyle w:val="Heading2"/>
       </w:pPr>
       <w:r>
-        <w:t xml:space="preserve">Six months. 851 changes. 155 versions.</w:t>
+        <w:t xml:space="preserve">Six months. 852 changes. 155 versions.</w:t>
       </w:r>
     </w:p>
     <w:p>
@@ -1122,7 +1122,7 @@
         <w:pStyle w:val="FirstParagraph"/>
       </w:pPr>
       <w:r>
-        <w:t xml:space="preserve">Not a weekend project. Since March it has grown from a single PDF check into a checker for four kinds of files — 405 saved changes in the last 30 days alone, its battery of self-checks grown from about 1,500 in June to 3,700 today. All of it is public, on GitHub:</w:t>
+        <w:t xml:space="preserve">Not a weekend project. Since March it has grown from a single PDF check into a checker for four kinds of files — 405 saved changes in the last 30 days alone, its battery of self-checks grown from about 1,500 in June to 3,715 today. All of it is public, on GitHub:</w:t>
       </w:r>
       <w:r>
         <w:t xml:space="preserve"> </w:t>
@@ -1197,7 +1197,7 @@
         <w:t xml:space="preserve"> </w:t>
       </w:r>
       <w:r>
-        <w:t xml:space="preserve">This is real software, battle-tested: 12,477 check-ups for internal and external agencies, 156 trap documents designed to fool it, an independent referee co-signing every report, and a public record of every change — and it is free. Nothing here asks for trust; every claim here is checkable by anyone:</w:t>
+        <w:t xml:space="preserve">This is real software, battle-tested: 12,483 check-ups for internal and external agencies, 156 trap documents designed to fool it, an independent referee co-signing every report, and a public record of every change — and it is free. Nothing here asks for trust; every claim here is checkable by anyone:</w:t>
       </w:r>
     </w:p>
     <w:p>
@@ -1257,13 +1257,13 @@
           <w:b/>
           <w:bCs/>
         </w:rPr>
-        <w:t xml:space="preserve">3,700 self-checks.</w:t>
-      </w:r>
-      <w:r>
-        <w:t xml:space="preserve"> </w:t>
-      </w:r>
-      <w:r>
-        <w:t xml:space="preserve">Before anything new goes live, the software re-runs every promise it has ever made — all 3,700 must pass. A single failure stops the release cold: fix it, then run the full battery again from the top. A few of those promises, in plain words: a scanned page with no readable text must score zero (no partial credit for a picture of words); a file with no tables must never be graded on tables; the grade on screen and the grade in the downloaded report must match, digit for digit; an image description made of nothing but blank spaces must be caught as empty; a re-saved copy of a document must receive the identical grade, digit for digit; and all 156 trap documents must still be judged correctly, every release.</w:t>
+        <w:t xml:space="preserve">3,715 self-checks.</w:t>
+      </w:r>
+      <w:r>
+        <w:t xml:space="preserve"> </w:t>
+      </w:r>
+      <w:r>
+        <w:t xml:space="preserve">Before anything new goes live, the software re-runs every promise it has ever made — all 3,715 must pass. A single failure stops the release cold: fix it, then run the full battery again from the top. A few of those promises, in plain words: a scanned page with no readable text must score zero (no partial credit for a picture of words); a file with no tables must never be graded on tables; the grade on screen and the grade in the downloaded report must match, digit for digit; an image description made of nothing but blank spaces must be caught as empty; a re-saved copy of a document must receive the identical grade, digit for digit; and all 156 trap documents must still be judged correctly, every release.</w:t>
       </w:r>
     </w:p>
     <w:p>

--- a/docs/brief/checker-brief.docx
+++ b/docs/brief/checker-brief.docx
@@ -20,7 +20,7 @@
           <w:b/>
           <w:bCs/>
         </w:rPr>
-        <w:t xml:space="preserve">REPORT GENERATED: SEPTEMBER 2, 2026 — every number below was pulled live from the running system on this date. Regenerated with fresh numbers at every release.</w:t>
+        <w:t xml:space="preserve">REPORT GENERATED: SEPTEMBER 8, 2026 — every number below was pulled live from the running system on this date. Regenerated with fresh numbers at every release.</w:t>
       </w:r>
     </w:p>
     <w:p>
@@ -50,23 +50,23 @@
           <w:b/>
           <w:bCs/>
         </w:rPr>
-        <w:t xml:space="preserve">12,483</w:t>
-      </w:r>
-      <w:r>
-        <w:t xml:space="preserve"> </w:t>
-      </w:r>
-      <w:r>
-        <w:t xml:space="preserve">check-ups run for internal and external agencies — the quick per-file check-up that has caught on beyond ICJIA: easier than SiteImprove, clearer than PAC. 8,367 in the last 30 days alone. ·</w:t>
-      </w:r>
-      <w:r>
-        <w:t xml:space="preserve"> </w:t>
-      </w:r>
-      <w:r>
-        <w:rPr>
-          <w:b/>
-          <w:bCs/>
-        </w:rPr>
-        <w:t xml:space="preserve">3,715</w:t>
+        <w:t xml:space="preserve">12,514</w:t>
+      </w:r>
+      <w:r>
+        <w:t xml:space="preserve"> </w:t>
+      </w:r>
+      <w:r>
+        <w:t xml:space="preserve">check-ups run for internal and external agencies — the quick per-file check-up that has caught on beyond ICJIA: easier than SiteImprove, clearer than PAC. 8,301 in the last 30 days alone. ·</w:t>
+      </w:r>
+      <w:r>
+        <w:t xml:space="preserve"> </w:t>
+      </w:r>
+      <w:r>
+        <w:rPr>
+          <w:b/>
+          <w:bCs/>
+        </w:rPr>
+        <w:t xml:space="preserve">3,736</w:t>
       </w:r>
       <w:r>
         <w:t xml:space="preserve"> </w:t>
@@ -98,13 +98,13 @@
           <w:b/>
           <w:bCs/>
         </w:rPr>
-        <w:t xml:space="preserve">852</w:t>
-      </w:r>
-      <w:r>
-        <w:t xml:space="preserve"> </w:t>
-      </w:r>
-      <w:r>
-        <w:t xml:space="preserve">saved, dated, public changes over 26 weeks.</w:t>
+        <w:t xml:space="preserve">855</w:t>
+      </w:r>
+      <w:r>
+        <w:t xml:space="preserve"> </w:t>
+      </w:r>
+      <w:r>
+        <w:t xml:space="preserve">saved, dated, public changes over 27 weeks.</w:t>
       </w:r>
     </w:p>
     <w:bookmarkStart w:id="9" w:name="what-it-does"/>
@@ -882,7 +882,7 @@
         <w:pStyle w:val="FirstParagraph"/>
       </w:pPr>
       <w:r>
-        <w:t xml:space="preserve">Twelve gates stand between a code change and the live site, run automatically on every change; one failure stops the release cold. On every change: the 3,715 self-checks (every promise ever made, re-tested); the 156 trap documents rebuilt and re-judged; the scoring invariant (the grade shown must always match the score computed); the</w:t>
+        <w:t xml:space="preserve">Twelve gates stand between a code change and the live site, run automatically on every change; one failure stops the release cold. On every change: the 3,736 self-checks (every promise ever made, re-tested); the 156 trap documents rebuilt and re-judged; the scoring invariant (the grade shown must always match the score computed); the</w:t>
       </w:r>
       <w:r>
         <w:t xml:space="preserve"> </w:t>
@@ -987,7 +987,7 @@
           <w:b/>
           <w:bCs/>
         </w:rPr>
-        <w:t xml:space="preserve">55 documents came back for a re-check after repairs — and 10 of them climbed all the way to an A</w:t>
+        <w:t xml:space="preserve">61 documents came back for a re-check after repairs — and 11 of them climbed all the way to an A</w:t>
       </w:r>
       <w:r>
         <w:t xml:space="preserve">: failed, fixed, and passed under the same rules. This is the question behind every other question, and the answer no sales pitch can fake: the same file, failed and then passed.</w:t>
@@ -1108,13 +1108,13 @@
       </w:r>
     </w:p>
     <w:bookmarkEnd w:id="17"/>
-    <w:bookmarkStart w:id="20" w:name="six-months.-852-changes.-155-versions."/>
+    <w:bookmarkStart w:id="20" w:name="six-months.-855-changes.-156-versions."/>
     <w:p>
       <w:pPr>
         <w:pStyle w:val="Heading2"/>
       </w:pPr>
       <w:r>
-        <w:t xml:space="preserve">Six months. 852 changes. 155 versions.</w:t>
+        <w:t xml:space="preserve">Six months. 855 changes. 156 versions.</w:t>
       </w:r>
     </w:p>
     <w:p>
@@ -1122,7 +1122,7 @@
         <w:pStyle w:val="FirstParagraph"/>
       </w:pPr>
       <w:r>
-        <w:t xml:space="preserve">Not a weekend project. Since March it has grown from a single PDF check into a checker for four kinds of files — 405 saved changes in the last 30 days alone, its battery of self-checks grown from about 1,500 in June to 3,715 today. All of it is public, on GitHub:</w:t>
+        <w:t xml:space="preserve">Not a weekend project. Since March it has grown from a single PDF check into a checker for four kinds of files — 304 saved changes in the last 30 days alone, its battery of self-checks grown from about 1,500 in June to 3,736 today. All of it is public, on GitHub:</w:t>
       </w:r>
       <w:r>
         <w:t xml:space="preserve"> </w:t>
@@ -1197,7 +1197,7 @@
         <w:t xml:space="preserve"> </w:t>
       </w:r>
       <w:r>
-        <w:t xml:space="preserve">This is real software, battle-tested: 12,483 check-ups for internal and external agencies, 156 trap documents designed to fool it, an independent referee co-signing every report, and a public record of every change — and it is free. Nothing here asks for trust; every claim here is checkable by anyone:</w:t>
+        <w:t xml:space="preserve">This is real software, battle-tested: 12,514 check-ups for internal and external agencies, 156 trap documents designed to fool it, an independent referee co-signing every report, and a public record of every change — and it is free. Nothing here asks for trust; every claim here is checkable by anyone:</w:t>
       </w:r>
     </w:p>
     <w:p>
@@ -1257,13 +1257,13 @@
           <w:b/>
           <w:bCs/>
         </w:rPr>
-        <w:t xml:space="preserve">3,715 self-checks.</w:t>
-      </w:r>
-      <w:r>
-        <w:t xml:space="preserve"> </w:t>
-      </w:r>
-      <w:r>
-        <w:t xml:space="preserve">Before anything new goes live, the software re-runs every promise it has ever made — all 3,715 must pass. A single failure stops the release cold: fix it, then run the full battery again from the top. A few of those promises, in plain words: a scanned page with no readable text must score zero (no partial credit for a picture of words); a file with no tables must never be graded on tables; the grade on screen and the grade in the downloaded report must match, digit for digit; an image description made of nothing but blank spaces must be caught as empty; a re-saved copy of a document must receive the identical grade, digit for digit; and all 156 trap documents must still be judged correctly, every release.</w:t>
+        <w:t xml:space="preserve">3,736 self-checks.</w:t>
+      </w:r>
+      <w:r>
+        <w:t xml:space="preserve"> </w:t>
+      </w:r>
+      <w:r>
+        <w:t xml:space="preserve">Before anything new goes live, the software re-runs every promise it has ever made — all 3,736 must pass. A single failure stops the release cold: fix it, then run the full battery again from the top. A few of those promises, in plain words: a scanned page with no readable text must score zero (no partial credit for a picture of words); a file with no tables must never be graded on tables; the grade on screen and the grade in the downloaded report must match, digit for digit; an image description made of nothing but blank spaces must be caught as empty; a re-saved copy of a document must receive the identical grade, digit for digit; and all 156 trap documents must still be judged correctly, every release.</w:t>
       </w:r>
     </w:p>
     <w:p>
@@ -1285,7 +1285,7 @@
         <w:t xml:space="preserve"> </w:t>
       </w:r>
       <w:r>
-        <w:t xml:space="preserve">155 version notes plus a plain-language security log written for records auditors — mistakes included.</w:t>
+        <w:t xml:space="preserve">156 version notes plus a plain-language security log written for records auditors — mistakes included.</w:t>
       </w:r>
     </w:p>
     <w:p>

--- a/docs/brief/checker-brief.docx
+++ b/docs/brief/checker-brief.docx
@@ -50,23 +50,23 @@
           <w:b/>
           <w:bCs/>
         </w:rPr>
-        <w:t xml:space="preserve">12,514</w:t>
-      </w:r>
-      <w:r>
-        <w:t xml:space="preserve"> </w:t>
-      </w:r>
-      <w:r>
-        <w:t xml:space="preserve">check-ups run for internal and external agencies — the quick per-file check-up that has caught on beyond ICJIA: easier than SiteImprove, clearer than PAC. 8,301 in the last 30 days alone. ·</w:t>
-      </w:r>
-      <w:r>
-        <w:t xml:space="preserve"> </w:t>
-      </w:r>
-      <w:r>
-        <w:rPr>
-          <w:b/>
-          <w:bCs/>
-        </w:rPr>
-        <w:t xml:space="preserve">3,736</w:t>
+        <w:t xml:space="preserve">12,521</w:t>
+      </w:r>
+      <w:r>
+        <w:t xml:space="preserve"> </w:t>
+      </w:r>
+      <w:r>
+        <w:t xml:space="preserve">check-ups run for internal and external agencies — the quick per-file check-up that has caught on beyond ICJIA: easier than SiteImprove, clearer than PAC. 8,308 in the last 30 days alone. ·</w:t>
+      </w:r>
+      <w:r>
+        <w:t xml:space="preserve"> </w:t>
+      </w:r>
+      <w:r>
+        <w:rPr>
+          <w:b/>
+          <w:bCs/>
+        </w:rPr>
+        <w:t xml:space="preserve">3,737</w:t>
       </w:r>
       <w:r>
         <w:t xml:space="preserve"> </w:t>
@@ -98,7 +98,7 @@
           <w:b/>
           <w:bCs/>
         </w:rPr>
-        <w:t xml:space="preserve">855</w:t>
+        <w:t xml:space="preserve">859</w:t>
       </w:r>
       <w:r>
         <w:t xml:space="preserve"> </w:t>
@@ -882,7 +882,7 @@
         <w:pStyle w:val="FirstParagraph"/>
       </w:pPr>
       <w:r>
-        <w:t xml:space="preserve">Twelve gates stand between a code change and the live site, run automatically on every change; one failure stops the release cold. On every change: the 3,736 self-checks (every promise ever made, re-tested); the 156 trap documents rebuilt and re-judged; the scoring invariant (the grade shown must always match the score computed); the</w:t>
+        <w:t xml:space="preserve">Twelve gates stand between a code change and the live site, run automatically on every change; one failure stops the release cold. On every change: the 3,737 self-checks (every promise ever made, re-tested); the 156 trap documents rebuilt and re-judged; the scoring invariant (the grade shown must always match the score computed); the</w:t>
       </w:r>
       <w:r>
         <w:t xml:space="preserve"> </w:t>
@@ -1108,13 +1108,13 @@
       </w:r>
     </w:p>
     <w:bookmarkEnd w:id="17"/>
-    <w:bookmarkStart w:id="20" w:name="six-months.-855-changes.-156-versions."/>
+    <w:bookmarkStart w:id="20" w:name="six-months.-859-changes.-156-versions."/>
     <w:p>
       <w:pPr>
         <w:pStyle w:val="Heading2"/>
       </w:pPr>
       <w:r>
-        <w:t xml:space="preserve">Six months. 855 changes. 156 versions.</w:t>
+        <w:t xml:space="preserve">Six months. 859 changes. 156 versions.</w:t>
       </w:r>
     </w:p>
     <w:p>
@@ -1122,7 +1122,7 @@
         <w:pStyle w:val="FirstParagraph"/>
       </w:pPr>
       <w:r>
-        <w:t xml:space="preserve">Not a weekend project. Since March it has grown from a single PDF check into a checker for four kinds of files — 304 saved changes in the last 30 days alone, its battery of self-checks grown from about 1,500 in June to 3,736 today. All of it is public, on GitHub:</w:t>
+        <w:t xml:space="preserve">Not a weekend project. Since March it has grown from a single PDF check into a checker for four kinds of files — 303 saved changes in the last 30 days alone, its battery of self-checks grown from about 1,500 in June to 3,737 today. All of it is public, on GitHub:</w:t>
       </w:r>
       <w:r>
         <w:t xml:space="preserve"> </w:t>
@@ -1197,7 +1197,7 @@
         <w:t xml:space="preserve"> </w:t>
       </w:r>
       <w:r>
-        <w:t xml:space="preserve">This is real software, battle-tested: 12,514 check-ups for internal and external agencies, 156 trap documents designed to fool it, an independent referee co-signing every report, and a public record of every change — and it is free. Nothing here asks for trust; every claim here is checkable by anyone:</w:t>
+        <w:t xml:space="preserve">This is real software, battle-tested: 12,521 check-ups for internal and external agencies, 156 trap documents designed to fool it, an independent referee co-signing every report, and a public record of every change — and it is free. Nothing here asks for trust; every claim here is checkable by anyone:</w:t>
       </w:r>
     </w:p>
     <w:p>
@@ -1257,13 +1257,13 @@
           <w:b/>
           <w:bCs/>
         </w:rPr>
-        <w:t xml:space="preserve">3,736 self-checks.</w:t>
-      </w:r>
-      <w:r>
-        <w:t xml:space="preserve"> </w:t>
-      </w:r>
-      <w:r>
-        <w:t xml:space="preserve">Before anything new goes live, the software re-runs every promise it has ever made — all 3,736 must pass. A single failure stops the release cold: fix it, then run the full battery again from the top. A few of those promises, in plain words: a scanned page with no readable text must score zero (no partial credit for a picture of words); a file with no tables must never be graded on tables; the grade on screen and the grade in the downloaded report must match, digit for digit; an image description made of nothing but blank spaces must be caught as empty; a re-saved copy of a document must receive the identical grade, digit for digit; and all 156 trap documents must still be judged correctly, every release.</w:t>
+        <w:t xml:space="preserve">3,737 self-checks.</w:t>
+      </w:r>
+      <w:r>
+        <w:t xml:space="preserve"> </w:t>
+      </w:r>
+      <w:r>
+        <w:t xml:space="preserve">Before anything new goes live, the software re-runs every promise it has ever made — all 3,737 must pass. A single failure stops the release cold: fix it, then run the full battery again from the top. A few of those promises, in plain words: a scanned page with no readable text must score zero (no partial credit for a picture of words); a file with no tables must never be graded on tables; the grade on screen and the grade in the downloaded report must match, digit for digit; an image description made of nothing but blank spaces must be caught as empty; a re-saved copy of a document must receive the identical grade, digit for digit; and all 156 trap documents must still be judged correctly, every release.</w:t>
       </w:r>
     </w:p>
     <w:p>

--- a/docs/brief/checker-brief.docx
+++ b/docs/brief/checker-brief.docx
@@ -50,13 +50,13 @@
           <w:b/>
           <w:bCs/>
         </w:rPr>
-        <w:t xml:space="preserve">12,521</w:t>
-      </w:r>
-      <w:r>
-        <w:t xml:space="preserve"> </w:t>
-      </w:r>
-      <w:r>
-        <w:t xml:space="preserve">check-ups run for internal and external agencies — the quick per-file check-up that has caught on beyond ICJIA: easier than SiteImprove, clearer than PAC. 8,308 in the last 30 days alone. ·</w:t>
+        <w:t xml:space="preserve">12,524</w:t>
+      </w:r>
+      <w:r>
+        <w:t xml:space="preserve"> </w:t>
+      </w:r>
+      <w:r>
+        <w:t xml:space="preserve">check-ups run for internal and external agencies — the quick per-file check-up that has caught on beyond ICJIA: easier than SiteImprove, clearer than PAC. 8,311 in the last 30 days alone. ·</w:t>
       </w:r>
       <w:r>
         <w:t xml:space="preserve"> </w:t>
@@ -98,7 +98,7 @@
           <w:b/>
           <w:bCs/>
         </w:rPr>
-        <w:t xml:space="preserve">859</w:t>
+        <w:t xml:space="preserve">860</w:t>
       </w:r>
       <w:r>
         <w:t xml:space="preserve"> </w:t>
@@ -1108,13 +1108,13 @@
       </w:r>
     </w:p>
     <w:bookmarkEnd w:id="17"/>
-    <w:bookmarkStart w:id="20" w:name="six-months.-859-changes.-156-versions."/>
+    <w:bookmarkStart w:id="20" w:name="six-months.-860-changes.-156-versions."/>
     <w:p>
       <w:pPr>
         <w:pStyle w:val="Heading2"/>
       </w:pPr>
       <w:r>
-        <w:t xml:space="preserve">Six months. 859 changes. 156 versions.</w:t>
+        <w:t xml:space="preserve">Six months. 860 changes. 156 versions.</w:t>
       </w:r>
     </w:p>
     <w:p>
@@ -1122,7 +1122,7 @@
         <w:pStyle w:val="FirstParagraph"/>
       </w:pPr>
       <w:r>
-        <w:t xml:space="preserve">Not a weekend project. Since March it has grown from a single PDF check into a checker for four kinds of files — 303 saved changes in the last 30 days alone, its battery of self-checks grown from about 1,500 in June to 3,737 today. All of it is public, on GitHub:</w:t>
+        <w:t xml:space="preserve">Not a weekend project. Since March it has grown from a single PDF check into a checker for four kinds of files — 304 saved changes in the last 30 days alone, its battery of self-checks grown from about 1,500 in June to 3,737 today. All of it is public, on GitHub:</w:t>
       </w:r>
       <w:r>
         <w:t xml:space="preserve"> </w:t>
@@ -1197,7 +1197,7 @@
         <w:t xml:space="preserve"> </w:t>
       </w:r>
       <w:r>
-        <w:t xml:space="preserve">This is real software, battle-tested: 12,521 check-ups for internal and external agencies, 156 trap documents designed to fool it, an independent referee co-signing every report, and a public record of every change — and it is free. Nothing here asks for trust; every claim here is checkable by anyone:</w:t>
+        <w:t xml:space="preserve">This is real software, battle-tested: 12,524 check-ups for internal and external agencies, 156 trap documents designed to fool it, an independent referee co-signing every report, and a public record of every change — and it is free. Nothing here asks for trust; every claim here is checkable by anyone:</w:t>
       </w:r>
     </w:p>
     <w:p>

--- a/docs/brief/checker-brief.docx
+++ b/docs/brief/checker-brief.docx
@@ -20,7 +20,7 @@
           <w:b/>
           <w:bCs/>
         </w:rPr>
-        <w:t xml:space="preserve">REPORT GENERATED: SEPTEMBER 8, 2026 — every number below was pulled live from the running system on this date. Regenerated with fresh numbers at every release.</w:t>
+        <w:t xml:space="preserve">REPORT GENERATED: SEPTEMBER 11, 2026 — every number below was pulled live from the running system on this date. Regenerated with fresh numbers at every release.</w:t>
       </w:r>
     </w:p>
     <w:p>
@@ -50,23 +50,23 @@
           <w:b/>
           <w:bCs/>
         </w:rPr>
-        <w:t xml:space="preserve">12,524</w:t>
-      </w:r>
-      <w:r>
-        <w:t xml:space="preserve"> </w:t>
-      </w:r>
-      <w:r>
-        <w:t xml:space="preserve">check-ups run for internal and external agencies — the quick per-file check-up that has caught on beyond ICJIA: easier than SiteImprove, clearer than PAC. 8,311 in the last 30 days alone. ·</w:t>
-      </w:r>
-      <w:r>
-        <w:t xml:space="preserve"> </w:t>
-      </w:r>
-      <w:r>
-        <w:rPr>
-          <w:b/>
-          <w:bCs/>
-        </w:rPr>
-        <w:t xml:space="preserve">3,737</w:t>
+        <w:t xml:space="preserve">12,531</w:t>
+      </w:r>
+      <w:r>
+        <w:t xml:space="preserve"> </w:t>
+      </w:r>
+      <w:r>
+        <w:t xml:space="preserve">check-ups run for internal and external agencies — the quick per-file check-up that has caught on beyond ICJIA: easier than SiteImprove, clearer than PAC. 8,280 in the last 30 days alone. ·</w:t>
+      </w:r>
+      <w:r>
+        <w:t xml:space="preserve"> </w:t>
+      </w:r>
+      <w:r>
+        <w:rPr>
+          <w:b/>
+          <w:bCs/>
+        </w:rPr>
+        <w:t xml:space="preserve">3,740</w:t>
       </w:r>
       <w:r>
         <w:t xml:space="preserve"> </w:t>
@@ -98,7 +98,7 @@
           <w:b/>
           <w:bCs/>
         </w:rPr>
-        <w:t xml:space="preserve">860</w:t>
+        <w:t xml:space="preserve">862</w:t>
       </w:r>
       <w:r>
         <w:t xml:space="preserve"> </w:t>
@@ -882,7 +882,7 @@
         <w:pStyle w:val="FirstParagraph"/>
       </w:pPr>
       <w:r>
-        <w:t xml:space="preserve">Twelve gates stand between a code change and the live site, run automatically on every change; one failure stops the release cold. On every change: the 3,737 self-checks (every promise ever made, re-tested); the 156 trap documents rebuilt and re-judged; the scoring invariant (the grade shown must always match the score computed); the</w:t>
+        <w:t xml:space="preserve">Twelve gates stand between a code change and the live site, run automatically on every change; one failure stops the release cold. On every change: the 3,740 self-checks (every promise ever made, re-tested); the 156 trap documents rebuilt and re-judged; the scoring invariant (the grade shown must always match the score computed); the</w:t>
       </w:r>
       <w:r>
         <w:t xml:space="preserve"> </w:t>
@@ -987,7 +987,7 @@
           <w:b/>
           <w:bCs/>
         </w:rPr>
-        <w:t xml:space="preserve">61 documents came back for a re-check after repairs — and 11 of them climbed all the way to an A</w:t>
+        <w:t xml:space="preserve">62 documents came back for a re-check after repairs — and 12 of them climbed all the way to an A</w:t>
       </w:r>
       <w:r>
         <w:t xml:space="preserve">: failed, fixed, and passed under the same rules. This is the question behind every other question, and the answer no sales pitch can fake: the same file, failed and then passed.</w:t>
@@ -1108,13 +1108,13 @@
       </w:r>
     </w:p>
     <w:bookmarkEnd w:id="17"/>
-    <w:bookmarkStart w:id="20" w:name="six-months.-860-changes.-156-versions."/>
+    <w:bookmarkStart w:id="20" w:name="six-months.-862-changes.-156-versions."/>
     <w:p>
       <w:pPr>
         <w:pStyle w:val="Heading2"/>
       </w:pPr>
       <w:r>
-        <w:t xml:space="preserve">Six months. 860 changes. 156 versions.</w:t>
+        <w:t xml:space="preserve">Six months. 862 changes. 156 versions.</w:t>
       </w:r>
     </w:p>
     <w:p>
@@ -1122,7 +1122,7 @@
         <w:pStyle w:val="FirstParagraph"/>
       </w:pPr>
       <w:r>
-        <w:t xml:space="preserve">Not a weekend project. Since March it has grown from a single PDF check into a checker for four kinds of files — 304 saved changes in the last 30 days alone, its battery of self-checks grown from about 1,500 in June to 3,737 today. All of it is public, on GitHub:</w:t>
+        <w:t xml:space="preserve">Not a weekend project. Since March it has grown from a single PDF check into a checker for four kinds of files — 304 saved changes in the last 30 days alone, its battery of self-checks grown from about 1,500 in June to 3,740 today. All of it is public, on GitHub:</w:t>
       </w:r>
       <w:r>
         <w:t xml:space="preserve"> </w:t>
@@ -1197,7 +1197,7 @@
         <w:t xml:space="preserve"> </w:t>
       </w:r>
       <w:r>
-        <w:t xml:space="preserve">This is real software, battle-tested: 12,524 check-ups for internal and external agencies, 156 trap documents designed to fool it, an independent referee co-signing every report, and a public record of every change — and it is free. Nothing here asks for trust; every claim here is checkable by anyone:</w:t>
+        <w:t xml:space="preserve">This is real software, battle-tested: 12,531 check-ups for internal and external agencies, 156 trap documents designed to fool it, an independent referee co-signing every report, and a public record of every change — and it is free. Nothing here asks for trust; every claim here is checkable by anyone:</w:t>
       </w:r>
     </w:p>
     <w:p>
@@ -1257,13 +1257,13 @@
           <w:b/>
           <w:bCs/>
         </w:rPr>
-        <w:t xml:space="preserve">3,737 self-checks.</w:t>
-      </w:r>
-      <w:r>
-        <w:t xml:space="preserve"> </w:t>
-      </w:r>
-      <w:r>
-        <w:t xml:space="preserve">Before anything new goes live, the software re-runs every promise it has ever made — all 3,737 must pass. A single failure stops the release cold: fix it, then run the full battery again from the top. A few of those promises, in plain words: a scanned page with no readable text must score zero (no partial credit for a picture of words); a file with no tables must never be graded on tables; the grade on screen and the grade in the downloaded report must match, digit for digit; an image description made of nothing but blank spaces must be caught as empty; a re-saved copy of a document must receive the identical grade, digit for digit; and all 156 trap documents must still be judged correctly, every release.</w:t>
+        <w:t xml:space="preserve">3,740 self-checks.</w:t>
+      </w:r>
+      <w:r>
+        <w:t xml:space="preserve"> </w:t>
+      </w:r>
+      <w:r>
+        <w:t xml:space="preserve">Before anything new goes live, the software re-runs every promise it has ever made — all 3,740 must pass. A single failure stops the release cold: fix it, then run the full battery again from the top. A few of those promises, in plain words: a scanned page with no readable text must score zero (no partial credit for a picture of words); a file with no tables must never be graded on tables; the grade on screen and the grade in the downloaded report must match, digit for digit; an image description made of nothing but blank spaces must be caught as empty; a re-saved copy of a document must receive the identical grade, digit for digit; and all 156 trap documents must still be judged correctly, every release.</w:t>
       </w:r>
     </w:p>
     <w:p>

--- a/docs/brief/checker-brief.docx
+++ b/docs/brief/checker-brief.docx
@@ -66,7 +66,7 @@
           <w:b/>
           <w:bCs/>
         </w:rPr>
-        <w:t xml:space="preserve">3,740</w:t>
+        <w:t xml:space="preserve">3,751</w:t>
       </w:r>
       <w:r>
         <w:t xml:space="preserve"> </w:t>
@@ -98,7 +98,7 @@
           <w:b/>
           <w:bCs/>
         </w:rPr>
-        <w:t xml:space="preserve">862</w:t>
+        <w:t xml:space="preserve">864</w:t>
       </w:r>
       <w:r>
         <w:t xml:space="preserve"> </w:t>
@@ -882,7 +882,7 @@
         <w:pStyle w:val="FirstParagraph"/>
       </w:pPr>
       <w:r>
-        <w:t xml:space="preserve">Twelve gates stand between a code change and the live site, run automatically on every change; one failure stops the release cold. On every change: the 3,740 self-checks (every promise ever made, re-tested); the 156 trap documents rebuilt and re-judged; the scoring invariant (the grade shown must always match the score computed); the</w:t>
+        <w:t xml:space="preserve">Twelve gates stand between a code change and the live site, run automatically on every change; one failure stops the release cold. On every change: the 3,751 self-checks (every promise ever made, re-tested); the 156 trap documents rebuilt and re-judged; the scoring invariant (the grade shown must always match the score computed); the</w:t>
       </w:r>
       <w:r>
         <w:t xml:space="preserve"> </w:t>
@@ -1108,13 +1108,13 @@
       </w:r>
     </w:p>
     <w:bookmarkEnd w:id="17"/>
-    <w:bookmarkStart w:id="20" w:name="six-months.-862-changes.-156-versions."/>
+    <w:bookmarkStart w:id="20" w:name="six-months.-864-changes.-156-versions."/>
     <w:p>
       <w:pPr>
         <w:pStyle w:val="Heading2"/>
       </w:pPr>
       <w:r>
-        <w:t xml:space="preserve">Six months. 862 changes. 156 versions.</w:t>
+        <w:t xml:space="preserve">Six months. 864 changes. 156 versions.</w:t>
       </w:r>
     </w:p>
     <w:p>
@@ -1122,7 +1122,7 @@
         <w:pStyle w:val="FirstParagraph"/>
       </w:pPr>
       <w:r>
-        <w:t xml:space="preserve">Not a weekend project. Since March it has grown from a single PDF check into a checker for four kinds of files — 304 saved changes in the last 30 days alone, its battery of self-checks grown from about 1,500 in June to 3,740 today. All of it is public, on GitHub:</w:t>
+        <w:t xml:space="preserve">Not a weekend project. Since March it has grown from a single PDF check into a checker for four kinds of files — 306 saved changes in the last 30 days alone, its battery of self-checks grown from about 1,500 in June to 3,751 today. All of it is public, on GitHub:</w:t>
       </w:r>
       <w:r>
         <w:t xml:space="preserve"> </w:t>
@@ -1257,13 +1257,13 @@
           <w:b/>
           <w:bCs/>
         </w:rPr>
-        <w:t xml:space="preserve">3,740 self-checks.</w:t>
-      </w:r>
-      <w:r>
-        <w:t xml:space="preserve"> </w:t>
-      </w:r>
-      <w:r>
-        <w:t xml:space="preserve">Before anything new goes live, the software re-runs every promise it has ever made — all 3,740 must pass. A single failure stops the release cold: fix it, then run the full battery again from the top. A few of those promises, in plain words: a scanned page with no readable text must score zero (no partial credit for a picture of words); a file with no tables must never be graded on tables; the grade on screen and the grade in the downloaded report must match, digit for digit; an image description made of nothing but blank spaces must be caught as empty; a re-saved copy of a document must receive the identical grade, digit for digit; and all 156 trap documents must still be judged correctly, every release.</w:t>
+        <w:t xml:space="preserve">3,751 self-checks.</w:t>
+      </w:r>
+      <w:r>
+        <w:t xml:space="preserve"> </w:t>
+      </w:r>
+      <w:r>
+        <w:t xml:space="preserve">Before anything new goes live, the software re-runs every promise it has ever made — all 3,751 must pass. A single failure stops the release cold: fix it, then run the full battery again from the top. A few of those promises, in plain words: a scanned page with no readable text must score zero (no partial credit for a picture of words); a file with no tables must never be graded on tables; the grade on screen and the grade in the downloaded report must match, digit for digit; an image description made of nothing but blank spaces must be caught as empty; a re-saved copy of a document must receive the identical grade, digit for digit; and all 156 trap documents must still be judged correctly, every release.</w:t>
       </w:r>
     </w:p>
     <w:p>
